--- a/worksheets/PR_L09_Subprograms_Worksheet.docx
+++ b/worksheets/PR_L09_Subprograms_Worksheet.docx
@@ -59,7 +59,7 @@
                 <w:sz w:val="38"/>
                 <w:szCs w:val="38"/>
               </w:rPr>
-              <w:t xml:space="preserve">Subprograms: procedures and functions</w:t>
+              <w:t xml:space="preserve">Subprograms</w:t>
             </w:r>
           </w:p>
           <w:p>
@@ -340,7 +340,7 @@
                 <w:sz w:val="21"/>
                 <w:szCs w:val="21"/>
               </w:rPr>
-              <w:t xml:space="preserve"> you tap the badge.</w:t>
+              <w:t xml:space="preserve"> you start the programs.</w:t>
             </w:r>
           </w:p>
           <w:p>
@@ -363,7 +363,7 @@
                 <w:sz w:val="21"/>
                 <w:szCs w:val="21"/>
               </w:rPr>
-              <w:t xml:space="preserve">Tap the badge and answer the questions on screen. Your first answer is the one that counts.</w:t>
+              <w:t xml:space="preserve">Plan the task on this sheet, then write the program in the editor and press Run to try it.</w:t>
             </w:r>
           </w:p>
           <w:p>
@@ -386,77 +386,30 @@
                 <w:sz w:val="21"/>
                 <w:szCs w:val="21"/>
               </w:rPr>
-              <w:t xml:space="preserve">When the score screen appears, copy your score into the yellow box straight away.</w:t>
+              <w:t xml:space="preserve">Press Check to mark it. You can change your program and check again as often as you like - your best mark is the one that is kept.</w:t>
             </w:r>
           </w:p>
           <w:p>
             <w:pPr>
-              <w:spacing w:after="60" w:before="160"/>
+              <w:spacing w:after="60" w:before="60"/>
             </w:pPr>
             <w:r>
               <w:rPr>
                 <w:rFonts w:ascii="Arial" w:cs="Arial" w:eastAsia="Arial" w:hAnsi="Arial"/>
                 <w:b/>
                 <w:bCs/>
-                <w:color w:val="1C2C4A"/>
                 <w:sz w:val="21"/>
                 <w:szCs w:val="21"/>
               </w:rPr>
-              <w:t xml:space="preserve">By the end of the lesson I will:</w:t>
-            </w:r>
-          </w:p>
-          <w:p>
-            <w:pPr>
-              <w:pStyle w:val="ListParagraph"/>
-              <w:numPr>
-                <w:ilvl w:val="0"/>
-                <w:numId w:val="2"/>
-              </w:numPr>
-              <w:spacing w:after="20" w:before="20"/>
-            </w:pPr>
+              <w:t xml:space="preserve">5.  </w:t>
+            </w:r>
             <w:r>
               <w:rPr>
                 <w:rFonts w:ascii="Arial" w:cs="Arial" w:eastAsia="Arial" w:hAnsi="Arial"/>
                 <w:sz w:val="21"/>
                 <w:szCs w:val="21"/>
               </w:rPr>
-              <w:t xml:space="preserve">know how to define a subprogram with def and how to call it</w:t>
-            </w:r>
-          </w:p>
-          <w:p>
-            <w:pPr>
-              <w:pStyle w:val="ListParagraph"/>
-              <w:numPr>
-                <w:ilvl w:val="0"/>
-                <w:numId w:val="2"/>
-              </w:numPr>
-              <w:spacing w:after="20" w:before="20"/>
-            </w:pPr>
-            <w:r>
-              <w:rPr>
-                <w:rFonts w:ascii="Arial" w:cs="Arial" w:eastAsia="Arial" w:hAnsi="Arial"/>
-                <w:sz w:val="21"/>
-                <w:szCs w:val="21"/>
-              </w:rPr>
-              <w:t xml:space="preserve">understand how a parameter passes a value into a subprogram and how return passes one back out</w:t>
-            </w:r>
-          </w:p>
-          <w:p>
-            <w:pPr>
-              <w:pStyle w:val="ListParagraph"/>
-              <w:numPr>
-                <w:ilvl w:val="0"/>
-                <w:numId w:val="2"/>
-              </w:numPr>
-              <w:spacing w:after="20" w:before="20"/>
-            </w:pPr>
-            <w:r>
-              <w:rPr>
-                <w:rFonts w:ascii="Arial" w:cs="Arial" w:eastAsia="Arial" w:hAnsi="Arial"/>
-                <w:sz w:val="21"/>
-                <w:szCs w:val="21"/>
-              </w:rPr>
-              <w:t xml:space="preserve">know the difference between a local variable and a global one</w:t>
+              <w:t xml:space="preserve">Read the tests that failed: each one says what was expected and what your program printed.</w:t>
             </w:r>
           </w:p>
         </w:tc>
@@ -1364,7 +1317,7 @@
                 <w:sz w:val="21"/>
                 <w:szCs w:val="21"/>
               </w:rPr>
-              <w:t xml:space="preserve">Writing a job once and calling it many times has a name of its own: code reuse.</w:t>
+              <w:t xml:space="preserve">Writing a job once and then calling it as often as you like is known as...</w:t>
             </w:r>
           </w:p>
           <w:tbl>
@@ -2144,7 +2097,7 @@
                 <w:sz w:val="21"/>
                 <w:szCs w:val="21"/>
               </w:rPr>
-              <w:t xml:space="preserve">The names in the definition are the parameters; the values handed over when it is called are the arguments.</w:t>
+              <w:t xml:space="preserve">The names in the brackets of the definition are the parameters, and the values handed over at the call are the...</w:t>
             </w:r>
           </w:p>
           <w:tbl>
@@ -2924,7 +2877,7 @@
                 <w:sz w:val="21"/>
                 <w:szCs w:val="21"/>
               </w:rPr>
-              <w:t xml:space="preserve">return ends the subprogram there and then, so any line written after it never runs.</w:t>
+              <w:t xml:space="preserve">return hands the value back and ends the subprogram on the spot, so a line written after it...</w:t>
             </w:r>
           </w:p>
           <w:tbl>
@@ -3810,7 +3763,7 @@
                 <w:sz w:val="21"/>
                 <w:szCs w:val="21"/>
               </w:rPr>
-              <w:t xml:space="preserve">The exam marks this difference, so say 'function' only when a value actually comes back.</w:t>
+              <w:t xml:space="preserve">The one thing that makes a subprogram a function rather than a procedure is that it...</w:t>
             </w:r>
           </w:p>
           <w:tbl>
@@ -4590,7 +4543,7 @@
                 <w:sz w:val="21"/>
                 <w:szCs w:val="21"/>
               </w:rPr>
-              <w:t xml:space="preserve">Keeping variables local is good practice: it stops one part of a program quietly breaking another.</w:t>
+              <w:t xml:space="preserve">Keeping a variable local stops one part of a program quietly breaking...</w:t>
             </w:r>
           </w:p>
           <w:tbl>
@@ -5476,7 +5429,7 @@
                 <w:sz w:val="21"/>
                 <w:szCs w:val="21"/>
               </w:rPr>
-              <w:t xml:space="preserve">Breaking a problem into named parts is decomposition, which you met in topic 2.1.</w:t>
+              <w:t xml:space="preserve">Breaking a problem down into small named parts has a name you met in topic 2.1:...</w:t>
             </w:r>
           </w:p>
           <w:tbl>
@@ -5556,7 +5509,7 @@
                 <w:sz w:val="21"/>
                 <w:szCs w:val="21"/>
               </w:rPr>
-              <w:t xml:space="preserve">Plan which parts of a booking receipt program should become subprograms.</w:t>
+              <w:t xml:space="preserve">Which parts of a long program are worth turning into subprograms, and which must return a value?</w:t>
             </w:r>
           </w:p>
           <w:tbl>
@@ -7321,7 +7274,7 @@
                 <w:sz w:val="21"/>
                 <w:szCs w:val="21"/>
               </w:rPr>
-              <w:t xml:space="preserve">a)  A subprogram called vat takes an amount and its last line is print(amount * 0.2). The main program writes tax = vat(50) and then prints tax, which shows None. Explain why, and write the change needed inside the subprogram.  </w:t>
+              <w:t xml:space="preserve">a)  A function called double holds one line, print(n * 2). The main program writes answer = double(7) and then prints answer, which shows None. Explain why None is printed, and write the line inside double corrected.  </w:t>
             </w:r>
             <w:r>
               <w:rPr>
@@ -7547,7 +7500,7 @@
                 <w:sz w:val="21"/>
                 <w:szCs w:val="21"/>
               </w:rPr>
-              <w:t xml:space="preserve">b)  Write a function that takes a length and a width in metres and returns the area, and a main program that uses it to print the area of two different rooms.  </w:t>
+              <w:t xml:space="preserve">b)  Write a function that takes two whole numbers and returns the larger of them, and a main program that reads two numbers and prints the value the function hands back.  </w:t>
             </w:r>
             <w:r>
               <w:rPr>
@@ -7995,7 +7948,7 @@
                 <w:sz w:val="21"/>
                 <w:szCs w:val="21"/>
               </w:rPr>
-              <w:t xml:space="preserve">c)  Write a procedure that takes a pupil's name and a score and prints one tidy line of a results table, then call it for three different pupils.  </w:t>
+              <w:t xml:space="preserve">c)  Write a procedure that takes a word and a whole number and prints them on one line with a single space between them, then call it for three different pairs of values.  </w:t>
             </w:r>
             <w:r>
               <w:rPr>
@@ -9112,7 +9065,7 @@
         <w:sz w:val="16"/>
         <w:szCs w:val="16"/>
       </w:rPr>
-      <w:t xml:space="preserve">PY Lesson 9: Subprograms: procedures and functions  |  Page </w:t>
+      <w:t xml:space="preserve">PY Lesson 9: Subprograms  |  Page </w:t>
     </w:r>
     <w:r>
       <w:rPr>
@@ -9267,12 +9220,6 @@
   </w:abstractNum>
   <w:num w:numId="1">
     <w:abstractNumId w:val="1"/>
-    <w:lvlOverride w:ilvl="0">
-      <w:startOverride w:val="1"/>
-    </w:lvlOverride>
-  </w:num>
-  <w:num w:numId="2">
-    <w:abstractNumId w:val="2"/>
     <w:lvlOverride w:ilvl="0">
       <w:startOverride w:val="1"/>
     </w:lvlOverride>

--- a/worksheets/PR_L09_Subprograms_Worksheet.docx
+++ b/worksheets/PR_L09_Subprograms_Worksheet.docx
@@ -363,7 +363,7 @@
                 <w:sz w:val="21"/>
                 <w:szCs w:val="21"/>
               </w:rPr>
-              <w:t xml:space="preserve">Plan the task on this sheet, then write the program in the editor and press Run to try it.</w:t>
+              <w:t xml:space="preserve">The What to do column says what each activity asks of you: run a program, say what it will display, change one thing, fill in a gap, fix a mistake, or write it yourself.</w:t>
             </w:r>
           </w:p>
           <w:p>
@@ -386,7 +386,7 @@
                 <w:sz w:val="21"/>
                 <w:szCs w:val="21"/>
               </w:rPr>
-              <w:t xml:space="preserve">Press Check to mark it. You can change your program and check again as often as you like - your best mark is the one that is kept.</w:t>
+              <w:t xml:space="preserve">Plan the ones you write on this sheet, then type the program in the editor and press Run to try it. Run never marks anything, so try things out freely.</w:t>
             </w:r>
           </w:p>
           <w:p>
@@ -409,7 +409,53 @@
                 <w:sz w:val="21"/>
                 <w:szCs w:val="21"/>
               </w:rPr>
-              <w:t xml:space="preserve">Read the tests that failed: each one says what was expected and what your program printed.</w:t>
+              <w:t xml:space="preserve">Press Check to mark it. You can change your program and check again as often as you like - your best mark is the one that is kept.</w:t>
+            </w:r>
+          </w:p>
+          <w:p>
+            <w:pPr>
+              <w:spacing w:after="60" w:before="60"/>
+            </w:pPr>
+            <w:r>
+              <w:rPr>
+                <w:rFonts w:ascii="Arial" w:cs="Arial" w:eastAsia="Arial" w:hAnsi="Arial"/>
+                <w:b/>
+                <w:bCs/>
+                <w:sz w:val="21"/>
+                <w:szCs w:val="21"/>
+              </w:rPr>
+              <w:t xml:space="preserve">6.  </w:t>
+            </w:r>
+            <w:r>
+              <w:rPr>
+                <w:rFonts w:ascii="Arial" w:cs="Arial" w:eastAsia="Arial" w:hAnsi="Arial"/>
+                <w:sz w:val="21"/>
+                <w:szCs w:val="21"/>
+              </w:rPr>
+              <w:t xml:space="preserve">Read the tests that failed: each one says what was expected and what your program displayed. If you are stuck, the Hint button gives you one step at a time.</w:t>
+            </w:r>
+          </w:p>
+          <w:p>
+            <w:pPr>
+              <w:spacing w:after="60" w:before="60"/>
+            </w:pPr>
+            <w:r>
+              <w:rPr>
+                <w:rFonts w:ascii="Arial" w:cs="Arial" w:eastAsia="Arial" w:hAnsi="Arial"/>
+                <w:b/>
+                <w:bCs/>
+                <w:sz w:val="21"/>
+                <w:szCs w:val="21"/>
+              </w:rPr>
+              <w:t xml:space="preserve">7.  </w:t>
+            </w:r>
+            <w:r>
+              <w:rPr>
+                <w:rFonts w:ascii="Arial" w:cs="Arial" w:eastAsia="Arial" w:hAnsi="Arial"/>
+                <w:sz w:val="21"/>
+                <w:szCs w:val="21"/>
+              </w:rPr>
+              <w:t xml:space="preserve">The activities marked Challenge are optional. Finish the rest of a station first, and come back to them if you have time.</w:t>
             </w:r>
           </w:p>
         </w:tc>
@@ -1503,12 +1549,12 @@
                 <w:sz w:val="21"/>
                 <w:szCs w:val="21"/>
               </w:rPr>
-              <w:t xml:space="preserve">Tick each one off as its tests pass in the editor</w:t>
+              <w:t xml:space="preserve">Tick each one off as you finish it in the editor</w:t>
             </w:r>
           </w:p>
           <w:tbl>
             <w:tblPr>
-              <w:tblW w:type="dxa" w:w="10026"/>
+              <w:tblW w:type="dxa" w:w="10024"/>
               <w:tblBorders>
                 <w:top w:val="single" w:color="auto" w:sz="4"/>
                 <w:left w:val="single" w:color="auto" w:sz="4"/>
@@ -1519,9 +1565,10 @@
               </w:tblBorders>
             </w:tblPr>
             <w:tblGrid>
-              <w:gridCol w:w="3342"/>
-              <w:gridCol w:w="3342"/>
-              <w:gridCol w:w="3342"/>
+              <w:gridCol w:w="2506"/>
+              <w:gridCol w:w="2506"/>
+              <w:gridCol w:w="2506"/>
+              <w:gridCol w:w="2506"/>
             </w:tblGrid>
             <w:tr>
               <w:trPr>
@@ -1530,7 +1577,7 @@
               </w:trPr>
               <w:tc>
                 <w:tcPr>
-                  <w:tcW w:type="dxa" w:w="3342"/>
+                  <w:tcW w:type="dxa" w:w="2506"/>
                   <w:tcBorders>
                     <w:top w:val="single" w:color="B7C2D1" w:sz="4"/>
                     <w:left w:val="single" w:color="B7C2D1" w:sz="4"/>
@@ -1558,13 +1605,13 @@
                       <w:sz w:val="20"/>
                       <w:szCs w:val="20"/>
                     </w:rPr>
-                    <w:t xml:space="preserve">Program</w:t>
-                  </w:r>
-                </w:p>
-              </w:tc>
-              <w:tc>
-                <w:tcPr>
-                  <w:tcW w:type="dxa" w:w="3342"/>
+                    <w:t xml:space="preserve">Activity</w:t>
+                  </w:r>
+                </w:p>
+              </w:tc>
+              <w:tc>
+                <w:tcPr>
+                  <w:tcW w:type="dxa" w:w="2506"/>
                   <w:tcBorders>
                     <w:top w:val="single" w:color="B7C2D1" w:sz="4"/>
                     <w:left w:val="single" w:color="B7C2D1" w:sz="4"/>
@@ -1592,13 +1639,47 @@
                       <w:sz w:val="20"/>
                       <w:szCs w:val="20"/>
                     </w:rPr>
+                    <w:t xml:space="preserve">What to do</w:t>
+                  </w:r>
+                </w:p>
+              </w:tc>
+              <w:tc>
+                <w:tcPr>
+                  <w:tcW w:type="dxa" w:w="2506"/>
+                  <w:tcBorders>
+                    <w:top w:val="single" w:color="B7C2D1" w:sz="4"/>
+                    <w:left w:val="single" w:color="B7C2D1" w:sz="4"/>
+                    <w:bottom w:val="single" w:color="B7C2D1" w:sz="4"/>
+                    <w:right w:val="single" w:color="B7C2D1" w:sz="4"/>
+                  </w:tcBorders>
+                  <w:shd w:fill="E6ECF5" w:color="auto" w:val="clear"/>
+                  <w:tcMar>
+                    <w:top w:type="dxa" w:w="80"/>
+                    <w:left w:type="dxa" w:w="120"/>
+                    <w:bottom w:type="dxa" w:w="80"/>
+                    <w:right w:type="dxa" w:w="120"/>
+                  </w:tcMar>
+                  <w:vAlign w:val="center"/>
+                </w:tcPr>
+                <w:p>
+                  <w:pPr>
+                    <w:spacing w:after="0" w:before="0"/>
+                  </w:pPr>
+                  <w:r>
+                    <w:rPr>
+                      <w:rFonts w:ascii="Arial" w:cs="Arial" w:eastAsia="Arial" w:hAnsi="Arial"/>
+                      <w:b/>
+                      <w:bCs/>
+                      <w:sz w:val="20"/>
+                      <w:szCs w:val="20"/>
+                    </w:rPr>
                     <w:t xml:space="preserve">Marks</w:t>
                   </w:r>
                 </w:p>
               </w:tc>
               <w:tc>
                 <w:tcPr>
-                  <w:tcW w:type="dxa" w:w="3342"/>
+                  <w:tcW w:type="dxa" w:w="2506"/>
                   <w:tcBorders>
                     <w:top w:val="single" w:color="B7C2D1" w:sz="4"/>
                     <w:left w:val="single" w:color="B7C2D1" w:sz="4"/>
@@ -1638,73 +1719,107 @@
               </w:trPr>
               <w:tc>
                 <w:tcPr>
-                  <w:tcW w:type="dxa" w:w="3342"/>
-                  <w:tcBorders>
-                    <w:top w:val="single" w:color="B7C2D1" w:sz="4"/>
-                    <w:left w:val="single" w:color="B7C2D1" w:sz="4"/>
-                    <w:bottom w:val="single" w:color="B7C2D1" w:sz="4"/>
-                    <w:right w:val="single" w:color="B7C2D1" w:sz="4"/>
-                  </w:tcBorders>
-                  <w:shd w:fill="FFFFFF" w:color="auto" w:val="clear"/>
-                  <w:tcMar>
-                    <w:top w:type="dxa" w:w="80"/>
-                    <w:left w:type="dxa" w:w="120"/>
-                    <w:bottom w:type="dxa" w:w="80"/>
-                    <w:right w:type="dxa" w:w="120"/>
-                  </w:tcMar>
-                  <w:vAlign w:val="center"/>
-                </w:tcPr>
-                <w:p>
-                  <w:pPr>
-                    <w:spacing w:after="0" w:before="0"/>
-                  </w:pPr>
-                  <w:r>
-                    <w:rPr>
-                      <w:rFonts w:ascii="Arial" w:cs="Arial" w:eastAsia="Arial" w:hAnsi="Arial"/>
-                      <w:sz w:val="21"/>
-                      <w:szCs w:val="21"/>
-                    </w:rPr>
-                    <w:t xml:space="preserve">Ask the user for a word. Write a procedure called finish that prints done. Display [word]. Then call finish, so the word is printed first.</w:t>
-                  </w:r>
-                </w:p>
-              </w:tc>
-              <w:tc>
-                <w:tcPr>
-                  <w:tcW w:type="dxa" w:w="3342"/>
-                  <w:tcBorders>
-                    <w:top w:val="single" w:color="B7C2D1" w:sz="4"/>
-                    <w:left w:val="single" w:color="B7C2D1" w:sz="4"/>
-                    <w:bottom w:val="single" w:color="B7C2D1" w:sz="4"/>
-                    <w:right w:val="single" w:color="B7C2D1" w:sz="4"/>
-                  </w:tcBorders>
-                  <w:shd w:fill="FFFFFF" w:color="auto" w:val="clear"/>
-                  <w:tcMar>
-                    <w:top w:type="dxa" w:w="80"/>
-                    <w:left w:type="dxa" w:w="120"/>
-                    <w:bottom w:type="dxa" w:w="80"/>
-                    <w:right w:type="dxa" w:w="120"/>
-                  </w:tcMar>
-                  <w:vAlign w:val="center"/>
-                </w:tcPr>
-                <w:p>
-                  <w:pPr>
-                    <w:spacing w:after="0" w:before="0"/>
-                  </w:pPr>
-                  <w:r>
-                    <w:rPr>
-                      <w:rFonts w:ascii="Arial" w:cs="Arial" w:eastAsia="Arial" w:hAnsi="Arial"/>
-                      <w:b w:val="false"/>
-                      <w:bCs w:val="false"/>
-                      <w:sz w:val="21"/>
-                      <w:szCs w:val="21"/>
-                    </w:rPr>
-                    <w:t xml:space="preserve">2</w:t>
-                  </w:r>
-                </w:p>
-              </w:tc>
-              <w:tc>
-                <w:tcPr>
-                  <w:tcW w:type="dxa" w:w="3342"/>
+                  <w:tcW w:type="dxa" w:w="2506"/>
+                  <w:tcBorders>
+                    <w:top w:val="single" w:color="B7C2D1" w:sz="4"/>
+                    <w:left w:val="single" w:color="B7C2D1" w:sz="4"/>
+                    <w:bottom w:val="single" w:color="B7C2D1" w:sz="4"/>
+                    <w:right w:val="single" w:color="B7C2D1" w:sz="4"/>
+                  </w:tcBorders>
+                  <w:shd w:fill="FFFFFF" w:color="auto" w:val="clear"/>
+                  <w:tcMar>
+                    <w:top w:type="dxa" w:w="80"/>
+                    <w:left w:type="dxa" w:w="120"/>
+                    <w:bottom w:type="dxa" w:w="80"/>
+                    <w:right w:type="dxa" w:w="120"/>
+                  </w:tcMar>
+                  <w:vAlign w:val="center"/>
+                </w:tcPr>
+                <w:p>
+                  <w:pPr>
+                    <w:spacing w:after="0" w:before="0"/>
+                  </w:pPr>
+                  <w:r>
+                    <w:rPr>
+                      <w:rFonts w:ascii="Arial" w:cs="Arial" w:eastAsia="Arial" w:hAnsi="Arial"/>
+                      <w:sz w:val="21"/>
+                      <w:szCs w:val="21"/>
+                    </w:rPr>
+                    <w:t xml:space="preserve">Press Run. The same two lines are displayed twice, from one piece of code.</w:t>
+                  </w:r>
+                </w:p>
+              </w:tc>
+              <w:tc>
+                <w:tcPr>
+                  <w:tcW w:type="dxa" w:w="2506"/>
+                  <w:tcBorders>
+                    <w:top w:val="single" w:color="B7C2D1" w:sz="4"/>
+                    <w:left w:val="single" w:color="B7C2D1" w:sz="4"/>
+                    <w:bottom w:val="single" w:color="B7C2D1" w:sz="4"/>
+                    <w:right w:val="single" w:color="B7C2D1" w:sz="4"/>
+                  </w:tcBorders>
+                  <w:shd w:fill="FFFFFF" w:color="auto" w:val="clear"/>
+                  <w:tcMar>
+                    <w:top w:type="dxa" w:w="80"/>
+                    <w:left w:type="dxa" w:w="120"/>
+                    <w:bottom w:type="dxa" w:w="80"/>
+                    <w:right w:type="dxa" w:w="120"/>
+                  </w:tcMar>
+                  <w:vAlign w:val="center"/>
+                </w:tcPr>
+                <w:p>
+                  <w:pPr>
+                    <w:spacing w:after="0" w:before="0"/>
+                  </w:pPr>
+                  <w:r>
+                    <w:rPr>
+                      <w:rFonts w:ascii="Arial" w:cs="Arial" w:eastAsia="Arial" w:hAnsi="Arial"/>
+                      <w:b w:val="false"/>
+                      <w:bCs w:val="false"/>
+                      <w:sz w:val="21"/>
+                      <w:szCs w:val="21"/>
+                    </w:rPr>
+                    <w:t xml:space="preserve">Run it</w:t>
+                  </w:r>
+                </w:p>
+              </w:tc>
+              <w:tc>
+                <w:tcPr>
+                  <w:tcW w:type="dxa" w:w="2506"/>
+                  <w:tcBorders>
+                    <w:top w:val="single" w:color="B7C2D1" w:sz="4"/>
+                    <w:left w:val="single" w:color="B7C2D1" w:sz="4"/>
+                    <w:bottom w:val="single" w:color="B7C2D1" w:sz="4"/>
+                    <w:right w:val="single" w:color="B7C2D1" w:sz="4"/>
+                  </w:tcBorders>
+                  <w:shd w:fill="FFFFFF" w:color="auto" w:val="clear"/>
+                  <w:tcMar>
+                    <w:top w:type="dxa" w:w="80"/>
+                    <w:left w:type="dxa" w:w="120"/>
+                    <w:bottom w:type="dxa" w:w="80"/>
+                    <w:right w:type="dxa" w:w="120"/>
+                  </w:tcMar>
+                  <w:vAlign w:val="center"/>
+                </w:tcPr>
+                <w:p>
+                  <w:pPr>
+                    <w:spacing w:after="0" w:before="0"/>
+                  </w:pPr>
+                  <w:r>
+                    <w:rPr>
+                      <w:rFonts w:ascii="Arial" w:cs="Arial" w:eastAsia="Arial" w:hAnsi="Arial"/>
+                      <w:b w:val="false"/>
+                      <w:bCs w:val="false"/>
+                      <w:sz w:val="21"/>
+                      <w:szCs w:val="21"/>
+                    </w:rPr>
+                    <w:t xml:space="preserve">1</w:t>
+                  </w:r>
+                </w:p>
+              </w:tc>
+              <w:tc>
+                <w:tcPr>
+                  <w:tcW w:type="dxa" w:w="2506"/>
                   <w:tcBorders>
                     <w:top w:val="single" w:color="B7C2D1" w:sz="4"/>
                     <w:left w:val="single" w:color="B7C2D1" w:sz="4"/>
@@ -1744,39 +1859,773 @@
               </w:trPr>
               <w:tc>
                 <w:tcPr>
-                  <w:tcW w:type="dxa" w:w="3342"/>
-                  <w:tcBorders>
-                    <w:top w:val="single" w:color="B7C2D1" w:sz="4"/>
-                    <w:left w:val="single" w:color="B7C2D1" w:sz="4"/>
-                    <w:bottom w:val="single" w:color="B7C2D1" w:sz="4"/>
-                    <w:right w:val="single" w:color="B7C2D1" w:sz="4"/>
-                  </w:tcBorders>
-                  <w:shd w:fill="FFFFFF" w:color="auto" w:val="clear"/>
-                  <w:tcMar>
-                    <w:top w:type="dxa" w:w="80"/>
-                    <w:left w:type="dxa" w:w="120"/>
-                    <w:bottom w:type="dxa" w:w="80"/>
-                    <w:right w:type="dxa" w:w="120"/>
-                  </w:tcMar>
-                  <w:vAlign w:val="center"/>
-                </w:tcPr>
-                <w:p>
-                  <w:pPr>
-                    <w:spacing w:after="0" w:before="0"/>
-                  </w:pPr>
-                  <w:r>
-                    <w:rPr>
-                      <w:rFonts w:ascii="Arial" w:cs="Arial" w:eastAsia="Arial" w:hAnsi="Arial"/>
-                      <w:sz w:val="21"/>
-                      <w:szCs w:val="21"/>
-                    </w:rPr>
-                    <w:t xml:space="preserve">Ask the user for two words, one on each line. Write a procedure called rule that prints =====. Call rule, so the first line is the rule. Then display the first word on the next line. Then call rule again. Then display the second word on the next line. Then call rule a third time.</w:t>
-                  </w:r>
-                </w:p>
-              </w:tc>
-              <w:tc>
-                <w:tcPr>
-                  <w:tcW w:type="dxa" w:w="3342"/>
+                  <w:tcW w:type="dxa" w:w="2506"/>
+                  <w:tcBorders>
+                    <w:top w:val="single" w:color="B7C2D1" w:sz="4"/>
+                    <w:left w:val="single" w:color="B7C2D1" w:sz="4"/>
+                    <w:bottom w:val="single" w:color="B7C2D1" w:sz="4"/>
+                    <w:right w:val="single" w:color="B7C2D1" w:sz="4"/>
+                  </w:tcBorders>
+                  <w:shd w:fill="FFFFFF" w:color="auto" w:val="clear"/>
+                  <w:tcMar>
+                    <w:top w:type="dxa" w:w="80"/>
+                    <w:left w:type="dxa" w:w="120"/>
+                    <w:bottom w:type="dxa" w:w="80"/>
+                    <w:right w:type="dxa" w:w="120"/>
+                  </w:tcMar>
+                  <w:vAlign w:val="center"/>
+                </w:tcPr>
+                <w:p>
+                  <w:pPr>
+                    <w:spacing w:after="0" w:before="0"/>
+                  </w:pPr>
+                  <w:r>
+                    <w:rPr>
+                      <w:rFonts w:ascii="Arial" w:cs="Arial" w:eastAsia="Arial" w:hAnsi="Arial"/>
+                      <w:sz w:val="21"/>
+                      <w:szCs w:val="21"/>
+                    </w:rPr>
+                    <w:t xml:space="preserve">What will this program display?</w:t>
+                  </w:r>
+                </w:p>
+              </w:tc>
+              <w:tc>
+                <w:tcPr>
+                  <w:tcW w:type="dxa" w:w="2506"/>
+                  <w:tcBorders>
+                    <w:top w:val="single" w:color="B7C2D1" w:sz="4"/>
+                    <w:left w:val="single" w:color="B7C2D1" w:sz="4"/>
+                    <w:bottom w:val="single" w:color="B7C2D1" w:sz="4"/>
+                    <w:right w:val="single" w:color="B7C2D1" w:sz="4"/>
+                  </w:tcBorders>
+                  <w:shd w:fill="FFFFFF" w:color="auto" w:val="clear"/>
+                  <w:tcMar>
+                    <w:top w:type="dxa" w:w="80"/>
+                    <w:left w:type="dxa" w:w="120"/>
+                    <w:bottom w:type="dxa" w:w="80"/>
+                    <w:right w:type="dxa" w:w="120"/>
+                  </w:tcMar>
+                  <w:vAlign w:val="center"/>
+                </w:tcPr>
+                <w:p>
+                  <w:pPr>
+                    <w:spacing w:after="0" w:before="0"/>
+                  </w:pPr>
+                  <w:r>
+                    <w:rPr>
+                      <w:rFonts w:ascii="Arial" w:cs="Arial" w:eastAsia="Arial" w:hAnsi="Arial"/>
+                      <w:b w:val="false"/>
+                      <w:bCs w:val="false"/>
+                      <w:sz w:val="21"/>
+                      <w:szCs w:val="21"/>
+                    </w:rPr>
+                    <w:t xml:space="preserve">Predict</w:t>
+                  </w:r>
+                </w:p>
+              </w:tc>
+              <w:tc>
+                <w:tcPr>
+                  <w:tcW w:type="dxa" w:w="2506"/>
+                  <w:tcBorders>
+                    <w:top w:val="single" w:color="B7C2D1" w:sz="4"/>
+                    <w:left w:val="single" w:color="B7C2D1" w:sz="4"/>
+                    <w:bottom w:val="single" w:color="B7C2D1" w:sz="4"/>
+                    <w:right w:val="single" w:color="B7C2D1" w:sz="4"/>
+                  </w:tcBorders>
+                  <w:shd w:fill="FFFFFF" w:color="auto" w:val="clear"/>
+                  <w:tcMar>
+                    <w:top w:type="dxa" w:w="80"/>
+                    <w:left w:type="dxa" w:w="120"/>
+                    <w:bottom w:type="dxa" w:w="80"/>
+                    <w:right w:type="dxa" w:w="120"/>
+                  </w:tcMar>
+                  <w:vAlign w:val="center"/>
+                </w:tcPr>
+                <w:p>
+                  <w:pPr>
+                    <w:spacing w:after="0" w:before="0"/>
+                  </w:pPr>
+                  <w:r>
+                    <w:rPr>
+                      <w:rFonts w:ascii="Arial" w:cs="Arial" w:eastAsia="Arial" w:hAnsi="Arial"/>
+                      <w:b w:val="false"/>
+                      <w:bCs w:val="false"/>
+                      <w:sz w:val="21"/>
+                      <w:szCs w:val="21"/>
+                    </w:rPr>
+                    <w:t xml:space="preserve">1</w:t>
+                  </w:r>
+                </w:p>
+              </w:tc>
+              <w:tc>
+                <w:tcPr>
+                  <w:tcW w:type="dxa" w:w="2506"/>
+                  <w:tcBorders>
+                    <w:top w:val="single" w:color="B7C2D1" w:sz="4"/>
+                    <w:left w:val="single" w:color="B7C2D1" w:sz="4"/>
+                    <w:bottom w:val="single" w:color="B7C2D1" w:sz="4"/>
+                    <w:right w:val="single" w:color="B7C2D1" w:sz="4"/>
+                  </w:tcBorders>
+                  <w:shd w:fill="FFFFFF" w:color="auto" w:val="clear"/>
+                  <w:tcMar>
+                    <w:top w:type="dxa" w:w="80"/>
+                    <w:left w:type="dxa" w:w="120"/>
+                    <w:bottom w:type="dxa" w:w="80"/>
+                    <w:right w:type="dxa" w:w="120"/>
+                  </w:tcMar>
+                  <w:vAlign w:val="center"/>
+                </w:tcPr>
+                <w:p>
+                  <w:pPr>
+                    <w:spacing w:after="0" w:before="0"/>
+                  </w:pPr>
+                  <w:r>
+                    <w:rPr>
+                      <w:rFonts w:ascii="Arial" w:cs="Arial" w:eastAsia="Arial" w:hAnsi="Arial"/>
+                      <w:b w:val="false"/>
+                      <w:bCs w:val="false"/>
+                      <w:sz w:val="21"/>
+                      <w:szCs w:val="21"/>
+                    </w:rPr>
+                    <w:t xml:space="preserve"/>
+                  </w:r>
+                </w:p>
+              </w:tc>
+            </w:tr>
+            <w:tr>
+              <w:trPr>
+                <w:cantSplit/>
+                <w:trHeight w:val="360" w:hRule="atLeast"/>
+              </w:trPr>
+              <w:tc>
+                <w:tcPr>
+                  <w:tcW w:type="dxa" w:w="2506"/>
+                  <w:tcBorders>
+                    <w:top w:val="single" w:color="B7C2D1" w:sz="4"/>
+                    <w:left w:val="single" w:color="B7C2D1" w:sz="4"/>
+                    <w:bottom w:val="single" w:color="B7C2D1" w:sz="4"/>
+                    <w:right w:val="single" w:color="B7C2D1" w:sz="4"/>
+                  </w:tcBorders>
+                  <w:shd w:fill="FFFFFF" w:color="auto" w:val="clear"/>
+                  <w:tcMar>
+                    <w:top w:type="dxa" w:w="80"/>
+                    <w:left w:type="dxa" w:w="120"/>
+                    <w:bottom w:type="dxa" w:w="80"/>
+                    <w:right w:type="dxa" w:w="120"/>
+                  </w:tcMar>
+                  <w:vAlign w:val="center"/>
+                </w:tcPr>
+                <w:p>
+                  <w:pPr>
+                    <w:spacing w:after="0" w:before="0"/>
+                  </w:pPr>
+                  <w:r>
+                    <w:rPr>
+                      <w:rFonts w:ascii="Arial" w:cs="Arial" w:eastAsia="Arial" w:hAnsi="Arial"/>
+                      <w:sz w:val="21"/>
+                      <w:szCs w:val="21"/>
+                    </w:rPr>
+                    <w:t xml:space="preserve">Change the program so the line of dashes is displayed three times.</w:t>
+                  </w:r>
+                </w:p>
+              </w:tc>
+              <w:tc>
+                <w:tcPr>
+                  <w:tcW w:type="dxa" w:w="2506"/>
+                  <w:tcBorders>
+                    <w:top w:val="single" w:color="B7C2D1" w:sz="4"/>
+                    <w:left w:val="single" w:color="B7C2D1" w:sz="4"/>
+                    <w:bottom w:val="single" w:color="B7C2D1" w:sz="4"/>
+                    <w:right w:val="single" w:color="B7C2D1" w:sz="4"/>
+                  </w:tcBorders>
+                  <w:shd w:fill="FFFFFF" w:color="auto" w:val="clear"/>
+                  <w:tcMar>
+                    <w:top w:type="dxa" w:w="80"/>
+                    <w:left w:type="dxa" w:w="120"/>
+                    <w:bottom w:type="dxa" w:w="80"/>
+                    <w:right w:type="dxa" w:w="120"/>
+                  </w:tcMar>
+                  <w:vAlign w:val="center"/>
+                </w:tcPr>
+                <w:p>
+                  <w:pPr>
+                    <w:spacing w:after="0" w:before="0"/>
+                  </w:pPr>
+                  <w:r>
+                    <w:rPr>
+                      <w:rFonts w:ascii="Arial" w:cs="Arial" w:eastAsia="Arial" w:hAnsi="Arial"/>
+                      <w:b w:val="false"/>
+                      <w:bCs w:val="false"/>
+                      <w:sz w:val="21"/>
+                      <w:szCs w:val="21"/>
+                    </w:rPr>
+                    <w:t xml:space="preserve">Change it</w:t>
+                  </w:r>
+                </w:p>
+              </w:tc>
+              <w:tc>
+                <w:tcPr>
+                  <w:tcW w:type="dxa" w:w="2506"/>
+                  <w:tcBorders>
+                    <w:top w:val="single" w:color="B7C2D1" w:sz="4"/>
+                    <w:left w:val="single" w:color="B7C2D1" w:sz="4"/>
+                    <w:bottom w:val="single" w:color="B7C2D1" w:sz="4"/>
+                    <w:right w:val="single" w:color="B7C2D1" w:sz="4"/>
+                  </w:tcBorders>
+                  <w:shd w:fill="FFFFFF" w:color="auto" w:val="clear"/>
+                  <w:tcMar>
+                    <w:top w:type="dxa" w:w="80"/>
+                    <w:left w:type="dxa" w:w="120"/>
+                    <w:bottom w:type="dxa" w:w="80"/>
+                    <w:right w:type="dxa" w:w="120"/>
+                  </w:tcMar>
+                  <w:vAlign w:val="center"/>
+                </w:tcPr>
+                <w:p>
+                  <w:pPr>
+                    <w:spacing w:after="0" w:before="0"/>
+                  </w:pPr>
+                  <w:r>
+                    <w:rPr>
+                      <w:rFonts w:ascii="Arial" w:cs="Arial" w:eastAsia="Arial" w:hAnsi="Arial"/>
+                      <w:b w:val="false"/>
+                      <w:bCs w:val="false"/>
+                      <w:sz w:val="21"/>
+                      <w:szCs w:val="21"/>
+                    </w:rPr>
+                    <w:t xml:space="preserve">1</w:t>
+                  </w:r>
+                </w:p>
+              </w:tc>
+              <w:tc>
+                <w:tcPr>
+                  <w:tcW w:type="dxa" w:w="2506"/>
+                  <w:tcBorders>
+                    <w:top w:val="single" w:color="B7C2D1" w:sz="4"/>
+                    <w:left w:val="single" w:color="B7C2D1" w:sz="4"/>
+                    <w:bottom w:val="single" w:color="B7C2D1" w:sz="4"/>
+                    <w:right w:val="single" w:color="B7C2D1" w:sz="4"/>
+                  </w:tcBorders>
+                  <w:shd w:fill="FFFFFF" w:color="auto" w:val="clear"/>
+                  <w:tcMar>
+                    <w:top w:type="dxa" w:w="80"/>
+                    <w:left w:type="dxa" w:w="120"/>
+                    <w:bottom w:type="dxa" w:w="80"/>
+                    <w:right w:type="dxa" w:w="120"/>
+                  </w:tcMar>
+                  <w:vAlign w:val="center"/>
+                </w:tcPr>
+                <w:p>
+                  <w:pPr>
+                    <w:spacing w:after="0" w:before="0"/>
+                  </w:pPr>
+                  <w:r>
+                    <w:rPr>
+                      <w:rFonts w:ascii="Arial" w:cs="Arial" w:eastAsia="Arial" w:hAnsi="Arial"/>
+                      <w:b w:val="false"/>
+                      <w:bCs w:val="false"/>
+                      <w:sz w:val="21"/>
+                      <w:szCs w:val="21"/>
+                    </w:rPr>
+                    <w:t xml:space="preserve"/>
+                  </w:r>
+                </w:p>
+              </w:tc>
+            </w:tr>
+            <w:tr>
+              <w:trPr>
+                <w:cantSplit/>
+                <w:trHeight w:val="360" w:hRule="atLeast"/>
+              </w:trPr>
+              <w:tc>
+                <w:tcPr>
+                  <w:tcW w:type="dxa" w:w="2506"/>
+                  <w:tcBorders>
+                    <w:top w:val="single" w:color="B7C2D1" w:sz="4"/>
+                    <w:left w:val="single" w:color="B7C2D1" w:sz="4"/>
+                    <w:bottom w:val="single" w:color="B7C2D1" w:sz="4"/>
+                    <w:right w:val="single" w:color="B7C2D1" w:sz="4"/>
+                  </w:tcBorders>
+                  <w:shd w:fill="FFFFFF" w:color="auto" w:val="clear"/>
+                  <w:tcMar>
+                    <w:top w:type="dxa" w:w="80"/>
+                    <w:left w:type="dxa" w:w="120"/>
+                    <w:bottom w:type="dxa" w:w="80"/>
+                    <w:right w:type="dxa" w:w="120"/>
+                  </w:tcMar>
+                  <w:vAlign w:val="center"/>
+                </w:tcPr>
+                <w:p>
+                  <w:pPr>
+                    <w:spacing w:after="0" w:before="0"/>
+                  </w:pPr>
+                  <w:r>
+                    <w:rPr>
+                      <w:rFonts w:ascii="Arial" w:cs="Arial" w:eastAsia="Arial" w:hAnsi="Arial"/>
+                      <w:sz w:val="21"/>
+                      <w:szCs w:val="21"/>
+                    </w:rPr>
+                    <w:t xml:space="preserve">Finish the program so the procedure actually runs.</w:t>
+                  </w:r>
+                </w:p>
+              </w:tc>
+              <w:tc>
+                <w:tcPr>
+                  <w:tcW w:type="dxa" w:w="2506"/>
+                  <w:tcBorders>
+                    <w:top w:val="single" w:color="B7C2D1" w:sz="4"/>
+                    <w:left w:val="single" w:color="B7C2D1" w:sz="4"/>
+                    <w:bottom w:val="single" w:color="B7C2D1" w:sz="4"/>
+                    <w:right w:val="single" w:color="B7C2D1" w:sz="4"/>
+                  </w:tcBorders>
+                  <w:shd w:fill="FFFFFF" w:color="auto" w:val="clear"/>
+                  <w:tcMar>
+                    <w:top w:type="dxa" w:w="80"/>
+                    <w:left w:type="dxa" w:w="120"/>
+                    <w:bottom w:type="dxa" w:w="80"/>
+                    <w:right w:type="dxa" w:w="120"/>
+                  </w:tcMar>
+                  <w:vAlign w:val="center"/>
+                </w:tcPr>
+                <w:p>
+                  <w:pPr>
+                    <w:spacing w:after="0" w:before="0"/>
+                  </w:pPr>
+                  <w:r>
+                    <w:rPr>
+                      <w:rFonts w:ascii="Arial" w:cs="Arial" w:eastAsia="Arial" w:hAnsi="Arial"/>
+                      <w:b w:val="false"/>
+                      <w:bCs w:val="false"/>
+                      <w:sz w:val="21"/>
+                      <w:szCs w:val="21"/>
+                    </w:rPr>
+                    <w:t xml:space="preserve">Complete it</w:t>
+                  </w:r>
+                </w:p>
+              </w:tc>
+              <w:tc>
+                <w:tcPr>
+                  <w:tcW w:type="dxa" w:w="2506"/>
+                  <w:tcBorders>
+                    <w:top w:val="single" w:color="B7C2D1" w:sz="4"/>
+                    <w:left w:val="single" w:color="B7C2D1" w:sz="4"/>
+                    <w:bottom w:val="single" w:color="B7C2D1" w:sz="4"/>
+                    <w:right w:val="single" w:color="B7C2D1" w:sz="4"/>
+                  </w:tcBorders>
+                  <w:shd w:fill="FFFFFF" w:color="auto" w:val="clear"/>
+                  <w:tcMar>
+                    <w:top w:type="dxa" w:w="80"/>
+                    <w:left w:type="dxa" w:w="120"/>
+                    <w:bottom w:type="dxa" w:w="80"/>
+                    <w:right w:type="dxa" w:w="120"/>
+                  </w:tcMar>
+                  <w:vAlign w:val="center"/>
+                </w:tcPr>
+                <w:p>
+                  <w:pPr>
+                    <w:spacing w:after="0" w:before="0"/>
+                  </w:pPr>
+                  <w:r>
+                    <w:rPr>
+                      <w:rFonts w:ascii="Arial" w:cs="Arial" w:eastAsia="Arial" w:hAnsi="Arial"/>
+                      <w:b w:val="false"/>
+                      <w:bCs w:val="false"/>
+                      <w:sz w:val="21"/>
+                      <w:szCs w:val="21"/>
+                    </w:rPr>
+                    <w:t xml:space="preserve">2</w:t>
+                  </w:r>
+                </w:p>
+              </w:tc>
+              <w:tc>
+                <w:tcPr>
+                  <w:tcW w:type="dxa" w:w="2506"/>
+                  <w:tcBorders>
+                    <w:top w:val="single" w:color="B7C2D1" w:sz="4"/>
+                    <w:left w:val="single" w:color="B7C2D1" w:sz="4"/>
+                    <w:bottom w:val="single" w:color="B7C2D1" w:sz="4"/>
+                    <w:right w:val="single" w:color="B7C2D1" w:sz="4"/>
+                  </w:tcBorders>
+                  <w:shd w:fill="FFFFFF" w:color="auto" w:val="clear"/>
+                  <w:tcMar>
+                    <w:top w:type="dxa" w:w="80"/>
+                    <w:left w:type="dxa" w:w="120"/>
+                    <w:bottom w:type="dxa" w:w="80"/>
+                    <w:right w:type="dxa" w:w="120"/>
+                  </w:tcMar>
+                  <w:vAlign w:val="center"/>
+                </w:tcPr>
+                <w:p>
+                  <w:pPr>
+                    <w:spacing w:after="0" w:before="0"/>
+                  </w:pPr>
+                  <w:r>
+                    <w:rPr>
+                      <w:rFonts w:ascii="Arial" w:cs="Arial" w:eastAsia="Arial" w:hAnsi="Arial"/>
+                      <w:b w:val="false"/>
+                      <w:bCs w:val="false"/>
+                      <w:sz w:val="21"/>
+                      <w:szCs w:val="21"/>
+                    </w:rPr>
+                    <w:t xml:space="preserve"/>
+                  </w:r>
+                </w:p>
+              </w:tc>
+            </w:tr>
+            <w:tr>
+              <w:trPr>
+                <w:cantSplit/>
+                <w:trHeight w:val="360" w:hRule="atLeast"/>
+              </w:trPr>
+              <w:tc>
+                <w:tcPr>
+                  <w:tcW w:type="dxa" w:w="2506"/>
+                  <w:tcBorders>
+                    <w:top w:val="single" w:color="B7C2D1" w:sz="4"/>
+                    <w:left w:val="single" w:color="B7C2D1" w:sz="4"/>
+                    <w:bottom w:val="single" w:color="B7C2D1" w:sz="4"/>
+                    <w:right w:val="single" w:color="B7C2D1" w:sz="4"/>
+                  </w:tcBorders>
+                  <w:shd w:fill="FFFFFF" w:color="auto" w:val="clear"/>
+                  <w:tcMar>
+                    <w:top w:type="dxa" w:w="80"/>
+                    <w:left w:type="dxa" w:w="120"/>
+                    <w:bottom w:type="dxa" w:w="80"/>
+                    <w:right w:type="dxa" w:w="120"/>
+                  </w:tcMar>
+                  <w:vAlign w:val="center"/>
+                </w:tcPr>
+                <w:p>
+                  <w:pPr>
+                    <w:spacing w:after="0" w:before="0"/>
+                  </w:pPr>
+                  <w:r>
+                    <w:rPr>
+                      <w:rFonts w:ascii="Arial" w:cs="Arial" w:eastAsia="Arial" w:hAnsi="Arial"/>
+                      <w:sz w:val="21"/>
+                      <w:szCs w:val="21"/>
+                    </w:rPr>
+                    <w:t xml:space="preserve">Ask the user for a word. Write a procedure called rule that displays five dashes. Use rule to put a line of dashes above the word and another below it.</w:t>
+                  </w:r>
+                </w:p>
+              </w:tc>
+              <w:tc>
+                <w:tcPr>
+                  <w:tcW w:type="dxa" w:w="2506"/>
+                  <w:tcBorders>
+                    <w:top w:val="single" w:color="B7C2D1" w:sz="4"/>
+                    <w:left w:val="single" w:color="B7C2D1" w:sz="4"/>
+                    <w:bottom w:val="single" w:color="B7C2D1" w:sz="4"/>
+                    <w:right w:val="single" w:color="B7C2D1" w:sz="4"/>
+                  </w:tcBorders>
+                  <w:shd w:fill="FFFFFF" w:color="auto" w:val="clear"/>
+                  <w:tcMar>
+                    <w:top w:type="dxa" w:w="80"/>
+                    <w:left w:type="dxa" w:w="120"/>
+                    <w:bottom w:type="dxa" w:w="80"/>
+                    <w:right w:type="dxa" w:w="120"/>
+                  </w:tcMar>
+                  <w:vAlign w:val="center"/>
+                </w:tcPr>
+                <w:p>
+                  <w:pPr>
+                    <w:spacing w:after="0" w:before="0"/>
+                  </w:pPr>
+                  <w:r>
+                    <w:rPr>
+                      <w:rFonts w:ascii="Arial" w:cs="Arial" w:eastAsia="Arial" w:hAnsi="Arial"/>
+                      <w:b w:val="false"/>
+                      <w:bCs w:val="false"/>
+                      <w:sz w:val="21"/>
+                      <w:szCs w:val="21"/>
+                    </w:rPr>
+                    <w:t xml:space="preserve">Write it</w:t>
+                  </w:r>
+                </w:p>
+              </w:tc>
+              <w:tc>
+                <w:tcPr>
+                  <w:tcW w:type="dxa" w:w="2506"/>
+                  <w:tcBorders>
+                    <w:top w:val="single" w:color="B7C2D1" w:sz="4"/>
+                    <w:left w:val="single" w:color="B7C2D1" w:sz="4"/>
+                    <w:bottom w:val="single" w:color="B7C2D1" w:sz="4"/>
+                    <w:right w:val="single" w:color="B7C2D1" w:sz="4"/>
+                  </w:tcBorders>
+                  <w:shd w:fill="FFFFFF" w:color="auto" w:val="clear"/>
+                  <w:tcMar>
+                    <w:top w:type="dxa" w:w="80"/>
+                    <w:left w:type="dxa" w:w="120"/>
+                    <w:bottom w:type="dxa" w:w="80"/>
+                    <w:right w:type="dxa" w:w="120"/>
+                  </w:tcMar>
+                  <w:vAlign w:val="center"/>
+                </w:tcPr>
+                <w:p>
+                  <w:pPr>
+                    <w:spacing w:after="0" w:before="0"/>
+                  </w:pPr>
+                  <w:r>
+                    <w:rPr>
+                      <w:rFonts w:ascii="Arial" w:cs="Arial" w:eastAsia="Arial" w:hAnsi="Arial"/>
+                      <w:b w:val="false"/>
+                      <w:bCs w:val="false"/>
+                      <w:sz w:val="21"/>
+                      <w:szCs w:val="21"/>
+                    </w:rPr>
+                    <w:t xml:space="preserve">2</w:t>
+                  </w:r>
+                </w:p>
+              </w:tc>
+              <w:tc>
+                <w:tcPr>
+                  <w:tcW w:type="dxa" w:w="2506"/>
+                  <w:tcBorders>
+                    <w:top w:val="single" w:color="B7C2D1" w:sz="4"/>
+                    <w:left w:val="single" w:color="B7C2D1" w:sz="4"/>
+                    <w:bottom w:val="single" w:color="B7C2D1" w:sz="4"/>
+                    <w:right w:val="single" w:color="B7C2D1" w:sz="4"/>
+                  </w:tcBorders>
+                  <w:shd w:fill="FFFFFF" w:color="auto" w:val="clear"/>
+                  <w:tcMar>
+                    <w:top w:type="dxa" w:w="80"/>
+                    <w:left w:type="dxa" w:w="120"/>
+                    <w:bottom w:type="dxa" w:w="80"/>
+                    <w:right w:type="dxa" w:w="120"/>
+                  </w:tcMar>
+                  <w:vAlign w:val="center"/>
+                </w:tcPr>
+                <w:p>
+                  <w:pPr>
+                    <w:spacing w:after="0" w:before="0"/>
+                  </w:pPr>
+                  <w:r>
+                    <w:rPr>
+                      <w:rFonts w:ascii="Arial" w:cs="Arial" w:eastAsia="Arial" w:hAnsi="Arial"/>
+                      <w:b w:val="false"/>
+                      <w:bCs w:val="false"/>
+                      <w:sz w:val="21"/>
+                      <w:szCs w:val="21"/>
+                    </w:rPr>
+                    <w:t xml:space="preserve"/>
+                  </w:r>
+                </w:p>
+              </w:tc>
+            </w:tr>
+            <w:tr>
+              <w:trPr>
+                <w:cantSplit/>
+                <w:trHeight w:val="360" w:hRule="atLeast"/>
+              </w:trPr>
+              <w:tc>
+                <w:tcPr>
+                  <w:tcW w:type="dxa" w:w="2506"/>
+                  <w:tcBorders>
+                    <w:top w:val="single" w:color="B7C2D1" w:sz="4"/>
+                    <w:left w:val="single" w:color="B7C2D1" w:sz="4"/>
+                    <w:bottom w:val="single" w:color="B7C2D1" w:sz="4"/>
+                    <w:right w:val="single" w:color="B7C2D1" w:sz="4"/>
+                  </w:tcBorders>
+                  <w:shd w:fill="FFFFFF" w:color="auto" w:val="clear"/>
+                  <w:tcMar>
+                    <w:top w:type="dxa" w:w="80"/>
+                    <w:left w:type="dxa" w:w="120"/>
+                    <w:bottom w:type="dxa" w:w="80"/>
+                    <w:right w:type="dxa" w:w="120"/>
+                  </w:tcMar>
+                  <w:vAlign w:val="center"/>
+                </w:tcPr>
+                <w:p>
+                  <w:pPr>
+                    <w:spacing w:after="0" w:before="0"/>
+                  </w:pPr>
+                  <w:r>
+                    <w:rPr>
+                      <w:rFonts w:ascii="Arial" w:cs="Arial" w:eastAsia="Arial" w:hAnsi="Arial"/>
+                      <w:sz w:val="21"/>
+                      <w:szCs w:val="21"/>
+                    </w:rPr>
+                    <w:t xml:space="preserve">This program should display the word that was typed, then the word Hooray on the next line. Find the mistake and put it right.</w:t>
+                  </w:r>
+                </w:p>
+              </w:tc>
+              <w:tc>
+                <w:tcPr>
+                  <w:tcW w:type="dxa" w:w="2506"/>
+                  <w:tcBorders>
+                    <w:top w:val="single" w:color="B7C2D1" w:sz="4"/>
+                    <w:left w:val="single" w:color="B7C2D1" w:sz="4"/>
+                    <w:bottom w:val="single" w:color="B7C2D1" w:sz="4"/>
+                    <w:right w:val="single" w:color="B7C2D1" w:sz="4"/>
+                  </w:tcBorders>
+                  <w:shd w:fill="FFFFFF" w:color="auto" w:val="clear"/>
+                  <w:tcMar>
+                    <w:top w:type="dxa" w:w="80"/>
+                    <w:left w:type="dxa" w:w="120"/>
+                    <w:bottom w:type="dxa" w:w="80"/>
+                    <w:right w:type="dxa" w:w="120"/>
+                  </w:tcMar>
+                  <w:vAlign w:val="center"/>
+                </w:tcPr>
+                <w:p>
+                  <w:pPr>
+                    <w:spacing w:after="0" w:before="0"/>
+                  </w:pPr>
+                  <w:r>
+                    <w:rPr>
+                      <w:rFonts w:ascii="Arial" w:cs="Arial" w:eastAsia="Arial" w:hAnsi="Arial"/>
+                      <w:b w:val="false"/>
+                      <w:bCs w:val="false"/>
+                      <w:sz w:val="21"/>
+                      <w:szCs w:val="21"/>
+                    </w:rPr>
+                    <w:t xml:space="preserve">Fix it</w:t>
+                  </w:r>
+                </w:p>
+              </w:tc>
+              <w:tc>
+                <w:tcPr>
+                  <w:tcW w:type="dxa" w:w="2506"/>
+                  <w:tcBorders>
+                    <w:top w:val="single" w:color="B7C2D1" w:sz="4"/>
+                    <w:left w:val="single" w:color="B7C2D1" w:sz="4"/>
+                    <w:bottom w:val="single" w:color="B7C2D1" w:sz="4"/>
+                    <w:right w:val="single" w:color="B7C2D1" w:sz="4"/>
+                  </w:tcBorders>
+                  <w:shd w:fill="FFFFFF" w:color="auto" w:val="clear"/>
+                  <w:tcMar>
+                    <w:top w:type="dxa" w:w="80"/>
+                    <w:left w:type="dxa" w:w="120"/>
+                    <w:bottom w:type="dxa" w:w="80"/>
+                    <w:right w:type="dxa" w:w="120"/>
+                  </w:tcMar>
+                  <w:vAlign w:val="center"/>
+                </w:tcPr>
+                <w:p>
+                  <w:pPr>
+                    <w:spacing w:after="0" w:before="0"/>
+                  </w:pPr>
+                  <w:r>
+                    <w:rPr>
+                      <w:rFonts w:ascii="Arial" w:cs="Arial" w:eastAsia="Arial" w:hAnsi="Arial"/>
+                      <w:b w:val="false"/>
+                      <w:bCs w:val="false"/>
+                      <w:sz w:val="21"/>
+                      <w:szCs w:val="21"/>
+                    </w:rPr>
+                    <w:t xml:space="preserve">2</w:t>
+                  </w:r>
+                </w:p>
+              </w:tc>
+              <w:tc>
+                <w:tcPr>
+                  <w:tcW w:type="dxa" w:w="2506"/>
+                  <w:tcBorders>
+                    <w:top w:val="single" w:color="B7C2D1" w:sz="4"/>
+                    <w:left w:val="single" w:color="B7C2D1" w:sz="4"/>
+                    <w:bottom w:val="single" w:color="B7C2D1" w:sz="4"/>
+                    <w:right w:val="single" w:color="B7C2D1" w:sz="4"/>
+                  </w:tcBorders>
+                  <w:shd w:fill="FFFFFF" w:color="auto" w:val="clear"/>
+                  <w:tcMar>
+                    <w:top w:type="dxa" w:w="80"/>
+                    <w:left w:type="dxa" w:w="120"/>
+                    <w:bottom w:type="dxa" w:w="80"/>
+                    <w:right w:type="dxa" w:w="120"/>
+                  </w:tcMar>
+                  <w:vAlign w:val="center"/>
+                </w:tcPr>
+                <w:p>
+                  <w:pPr>
+                    <w:spacing w:after="0" w:before="0"/>
+                  </w:pPr>
+                  <w:r>
+                    <w:rPr>
+                      <w:rFonts w:ascii="Arial" w:cs="Arial" w:eastAsia="Arial" w:hAnsi="Arial"/>
+                      <w:b w:val="false"/>
+                      <w:bCs w:val="false"/>
+                      <w:sz w:val="21"/>
+                      <w:szCs w:val="21"/>
+                    </w:rPr>
+                    <w:t xml:space="preserve"/>
+                  </w:r>
+                </w:p>
+              </w:tc>
+            </w:tr>
+            <w:tr>
+              <w:trPr>
+                <w:cantSplit/>
+                <w:trHeight w:val="360" w:hRule="atLeast"/>
+              </w:trPr>
+              <w:tc>
+                <w:tcPr>
+                  <w:tcW w:type="dxa" w:w="2506"/>
+                  <w:tcBorders>
+                    <w:top w:val="single" w:color="B7C2D1" w:sz="4"/>
+                    <w:left w:val="single" w:color="B7C2D1" w:sz="4"/>
+                    <w:bottom w:val="single" w:color="B7C2D1" w:sz="4"/>
+                    <w:right w:val="single" w:color="B7C2D1" w:sz="4"/>
+                  </w:tcBorders>
+                  <w:shd w:fill="FFFFFF" w:color="auto" w:val="clear"/>
+                  <w:tcMar>
+                    <w:top w:type="dxa" w:w="80"/>
+                    <w:left w:type="dxa" w:w="120"/>
+                    <w:bottom w:type="dxa" w:w="80"/>
+                    <w:right w:type="dxa" w:w="120"/>
+                  </w:tcMar>
+                  <w:vAlign w:val="center"/>
+                </w:tcPr>
+                <w:p>
+                  <w:pPr>
+                    <w:spacing w:after="0" w:before="0"/>
+                  </w:pPr>
+                  <w:r>
+                    <w:rPr>
+                      <w:rFonts w:ascii="Arial" w:cs="Arial" w:eastAsia="Arial" w:hAnsi="Arial"/>
+                      <w:sz w:val="21"/>
+                      <w:szCs w:val="21"/>
+                    </w:rPr>
+                    <w:t xml:space="preserve">Ask the user for two words, one on each line. Write a procedure called bar that displays four equals signs. Use bar to put a line of equals signs above each word and one more below the second word.</w:t>
+                  </w:r>
+                </w:p>
+              </w:tc>
+              <w:tc>
+                <w:tcPr>
+                  <w:tcW w:type="dxa" w:w="2506"/>
+                  <w:tcBorders>
+                    <w:top w:val="single" w:color="B7C2D1" w:sz="4"/>
+                    <w:left w:val="single" w:color="B7C2D1" w:sz="4"/>
+                    <w:bottom w:val="single" w:color="B7C2D1" w:sz="4"/>
+                    <w:right w:val="single" w:color="B7C2D1" w:sz="4"/>
+                  </w:tcBorders>
+                  <w:shd w:fill="FFFFFF" w:color="auto" w:val="clear"/>
+                  <w:tcMar>
+                    <w:top w:type="dxa" w:w="80"/>
+                    <w:left w:type="dxa" w:w="120"/>
+                    <w:bottom w:type="dxa" w:w="80"/>
+                    <w:right w:type="dxa" w:w="120"/>
+                  </w:tcMar>
+                  <w:vAlign w:val="center"/>
+                </w:tcPr>
+                <w:p>
+                  <w:pPr>
+                    <w:spacing w:after="0" w:before="0"/>
+                  </w:pPr>
+                  <w:r>
+                    <w:rPr>
+                      <w:rFonts w:ascii="Arial" w:cs="Arial" w:eastAsia="Arial" w:hAnsi="Arial"/>
+                      <w:b w:val="false"/>
+                      <w:bCs w:val="false"/>
+                      <w:sz w:val="21"/>
+                      <w:szCs w:val="21"/>
+                    </w:rPr>
+                    <w:t xml:space="preserve">Challenge (optional)</w:t>
+                  </w:r>
+                </w:p>
+              </w:tc>
+              <w:tc>
+                <w:tcPr>
+                  <w:tcW w:type="dxa" w:w="2506"/>
                   <w:tcBorders>
                     <w:top w:val="single" w:color="B7C2D1" w:sz="4"/>
                     <w:left w:val="single" w:color="B7C2D1" w:sz="4"/>
@@ -1810,7 +2659,7 @@
               </w:tc>
               <w:tc>
                 <w:tcPr>
-                  <w:tcW w:type="dxa" w:w="3342"/>
+                  <w:tcW w:type="dxa" w:w="2506"/>
                   <w:tcBorders>
                     <w:top w:val="single" w:color="B7C2D1" w:sz="4"/>
                     <w:left w:val="single" w:color="B7C2D1" w:sz="4"/>
@@ -1857,7 +2706,7 @@
                 <w:sz w:val="21"/>
                 <w:szCs w:val="21"/>
               </w:rPr>
-              <w:t xml:space="preserve">Plan the one you found hardest: inputs, what happens to them, what is printed.</w:t>
+              <w:t xml:space="preserve">Plan the one you found hardest: what is typed in, what happens to it, what is displayed.</w:t>
             </w:r>
           </w:p>
           <w:tbl>
@@ -2283,12 +3132,12 @@
                 <w:sz w:val="21"/>
                 <w:szCs w:val="21"/>
               </w:rPr>
-              <w:t xml:space="preserve">Tick each one off as its tests pass in the editor</w:t>
+              <w:t xml:space="preserve">Tick each one off as you finish it in the editor</w:t>
             </w:r>
           </w:p>
           <w:tbl>
             <w:tblPr>
-              <w:tblW w:type="dxa" w:w="10026"/>
+              <w:tblW w:type="dxa" w:w="10024"/>
               <w:tblBorders>
                 <w:top w:val="single" w:color="auto" w:sz="4"/>
                 <w:left w:val="single" w:color="auto" w:sz="4"/>
@@ -2299,9 +3148,10 @@
               </w:tblBorders>
             </w:tblPr>
             <w:tblGrid>
-              <w:gridCol w:w="3342"/>
-              <w:gridCol w:w="3342"/>
-              <w:gridCol w:w="3342"/>
+              <w:gridCol w:w="2506"/>
+              <w:gridCol w:w="2506"/>
+              <w:gridCol w:w="2506"/>
+              <w:gridCol w:w="2506"/>
             </w:tblGrid>
             <w:tr>
               <w:trPr>
@@ -2310,7 +3160,7 @@
               </w:trPr>
               <w:tc>
                 <w:tcPr>
-                  <w:tcW w:type="dxa" w:w="3342"/>
+                  <w:tcW w:type="dxa" w:w="2506"/>
                   <w:tcBorders>
                     <w:top w:val="single" w:color="B7C2D1" w:sz="4"/>
                     <w:left w:val="single" w:color="B7C2D1" w:sz="4"/>
@@ -2338,13 +3188,13 @@
                       <w:sz w:val="20"/>
                       <w:szCs w:val="20"/>
                     </w:rPr>
-                    <w:t xml:space="preserve">Program</w:t>
-                  </w:r>
-                </w:p>
-              </w:tc>
-              <w:tc>
-                <w:tcPr>
-                  <w:tcW w:type="dxa" w:w="3342"/>
+                    <w:t xml:space="preserve">Activity</w:t>
+                  </w:r>
+                </w:p>
+              </w:tc>
+              <w:tc>
+                <w:tcPr>
+                  <w:tcW w:type="dxa" w:w="2506"/>
                   <w:tcBorders>
                     <w:top w:val="single" w:color="B7C2D1" w:sz="4"/>
                     <w:left w:val="single" w:color="B7C2D1" w:sz="4"/>
@@ -2372,13 +3222,47 @@
                       <w:sz w:val="20"/>
                       <w:szCs w:val="20"/>
                     </w:rPr>
+                    <w:t xml:space="preserve">What to do</w:t>
+                  </w:r>
+                </w:p>
+              </w:tc>
+              <w:tc>
+                <w:tcPr>
+                  <w:tcW w:type="dxa" w:w="2506"/>
+                  <w:tcBorders>
+                    <w:top w:val="single" w:color="B7C2D1" w:sz="4"/>
+                    <w:left w:val="single" w:color="B7C2D1" w:sz="4"/>
+                    <w:bottom w:val="single" w:color="B7C2D1" w:sz="4"/>
+                    <w:right w:val="single" w:color="B7C2D1" w:sz="4"/>
+                  </w:tcBorders>
+                  <w:shd w:fill="E6ECF5" w:color="auto" w:val="clear"/>
+                  <w:tcMar>
+                    <w:top w:type="dxa" w:w="80"/>
+                    <w:left w:type="dxa" w:w="120"/>
+                    <w:bottom w:type="dxa" w:w="80"/>
+                    <w:right w:type="dxa" w:w="120"/>
+                  </w:tcMar>
+                  <w:vAlign w:val="center"/>
+                </w:tcPr>
+                <w:p>
+                  <w:pPr>
+                    <w:spacing w:after="0" w:before="0"/>
+                  </w:pPr>
+                  <w:r>
+                    <w:rPr>
+                      <w:rFonts w:ascii="Arial" w:cs="Arial" w:eastAsia="Arial" w:hAnsi="Arial"/>
+                      <w:b/>
+                      <w:bCs/>
+                      <w:sz w:val="20"/>
+                      <w:szCs w:val="20"/>
+                    </w:rPr>
                     <w:t xml:space="preserve">Marks</w:t>
                   </w:r>
                 </w:p>
               </w:tc>
               <w:tc>
                 <w:tcPr>
-                  <w:tcW w:type="dxa" w:w="3342"/>
+                  <w:tcW w:type="dxa" w:w="2506"/>
                   <w:tcBorders>
                     <w:top w:val="single" w:color="B7C2D1" w:sz="4"/>
                     <w:left w:val="single" w:color="B7C2D1" w:sz="4"/>
@@ -2418,73 +3302,107 @@
               </w:trPr>
               <w:tc>
                 <w:tcPr>
-                  <w:tcW w:type="dxa" w:w="3342"/>
-                  <w:tcBorders>
-                    <w:top w:val="single" w:color="B7C2D1" w:sz="4"/>
-                    <w:left w:val="single" w:color="B7C2D1" w:sz="4"/>
-                    <w:bottom w:val="single" w:color="B7C2D1" w:sz="4"/>
-                    <w:right w:val="single" w:color="B7C2D1" w:sz="4"/>
-                  </w:tcBorders>
-                  <w:shd w:fill="FFFFFF" w:color="auto" w:val="clear"/>
-                  <w:tcMar>
-                    <w:top w:type="dxa" w:w="80"/>
-                    <w:left w:type="dxa" w:w="120"/>
-                    <w:bottom w:type="dxa" w:w="80"/>
-                    <w:right w:type="dxa" w:w="120"/>
-                  </w:tcMar>
-                  <w:vAlign w:val="center"/>
-                </w:tcPr>
-                <w:p>
-                  <w:pPr>
-                    <w:spacing w:after="0" w:before="0"/>
-                  </w:pPr>
-                  <w:r>
-                    <w:rPr>
-                      <w:rFonts w:ascii="Arial" w:cs="Arial" w:eastAsia="Arial" w:hAnsi="Arial"/>
-                      <w:sz w:val="21"/>
-                      <w:szCs w:val="21"/>
-                    </w:rPr>
-                    <w:t xml:space="preserve">Ask the user for two words, one on each line. Write a procedure called show that takes one word and prints value [that word]. Call show once for each word, in the order they were typed.</w:t>
-                  </w:r>
-                </w:p>
-              </w:tc>
-              <w:tc>
-                <w:tcPr>
-                  <w:tcW w:type="dxa" w:w="3342"/>
-                  <w:tcBorders>
-                    <w:top w:val="single" w:color="B7C2D1" w:sz="4"/>
-                    <w:left w:val="single" w:color="B7C2D1" w:sz="4"/>
-                    <w:bottom w:val="single" w:color="B7C2D1" w:sz="4"/>
-                    <w:right w:val="single" w:color="B7C2D1" w:sz="4"/>
-                  </w:tcBorders>
-                  <w:shd w:fill="FFFFFF" w:color="auto" w:val="clear"/>
-                  <w:tcMar>
-                    <w:top w:type="dxa" w:w="80"/>
-                    <w:left w:type="dxa" w:w="120"/>
-                    <w:bottom w:type="dxa" w:w="80"/>
-                    <w:right w:type="dxa" w:w="120"/>
-                  </w:tcMar>
-                  <w:vAlign w:val="center"/>
-                </w:tcPr>
-                <w:p>
-                  <w:pPr>
-                    <w:spacing w:after="0" w:before="0"/>
-                  </w:pPr>
-                  <w:r>
-                    <w:rPr>
-                      <w:rFonts w:ascii="Arial" w:cs="Arial" w:eastAsia="Arial" w:hAnsi="Arial"/>
-                      <w:b w:val="false"/>
-                      <w:bCs w:val="false"/>
-                      <w:sz w:val="21"/>
-                      <w:szCs w:val="21"/>
-                    </w:rPr>
-                    <w:t xml:space="preserve">3</w:t>
-                  </w:r>
-                </w:p>
-              </w:tc>
-              <w:tc>
-                <w:tcPr>
-                  <w:tcW w:type="dxa" w:w="3342"/>
+                  <w:tcW w:type="dxa" w:w="2506"/>
+                  <w:tcBorders>
+                    <w:top w:val="single" w:color="B7C2D1" w:sz="4"/>
+                    <w:left w:val="single" w:color="B7C2D1" w:sz="4"/>
+                    <w:bottom w:val="single" w:color="B7C2D1" w:sz="4"/>
+                    <w:right w:val="single" w:color="B7C2D1" w:sz="4"/>
+                  </w:tcBorders>
+                  <w:shd w:fill="FFFFFF" w:color="auto" w:val="clear"/>
+                  <w:tcMar>
+                    <w:top w:type="dxa" w:w="80"/>
+                    <w:left w:type="dxa" w:w="120"/>
+                    <w:bottom w:type="dxa" w:w="80"/>
+                    <w:right w:type="dxa" w:w="120"/>
+                  </w:tcMar>
+                  <w:vAlign w:val="center"/>
+                </w:tcPr>
+                <w:p>
+                  <w:pPr>
+                    <w:spacing w:after="0" w:before="0"/>
+                  </w:pPr>
+                  <w:r>
+                    <w:rPr>
+                      <w:rFonts w:ascii="Arial" w:cs="Arial" w:eastAsia="Arial" w:hAnsi="Arial"/>
+                      <w:sz w:val="21"/>
+                      <w:szCs w:val="21"/>
+                    </w:rPr>
+                    <w:t xml:space="preserve">Press Run. One procedure displays two different colours.</w:t>
+                  </w:r>
+                </w:p>
+              </w:tc>
+              <w:tc>
+                <w:tcPr>
+                  <w:tcW w:type="dxa" w:w="2506"/>
+                  <w:tcBorders>
+                    <w:top w:val="single" w:color="B7C2D1" w:sz="4"/>
+                    <w:left w:val="single" w:color="B7C2D1" w:sz="4"/>
+                    <w:bottom w:val="single" w:color="B7C2D1" w:sz="4"/>
+                    <w:right w:val="single" w:color="B7C2D1" w:sz="4"/>
+                  </w:tcBorders>
+                  <w:shd w:fill="FFFFFF" w:color="auto" w:val="clear"/>
+                  <w:tcMar>
+                    <w:top w:type="dxa" w:w="80"/>
+                    <w:left w:type="dxa" w:w="120"/>
+                    <w:bottom w:type="dxa" w:w="80"/>
+                    <w:right w:type="dxa" w:w="120"/>
+                  </w:tcMar>
+                  <w:vAlign w:val="center"/>
+                </w:tcPr>
+                <w:p>
+                  <w:pPr>
+                    <w:spacing w:after="0" w:before="0"/>
+                  </w:pPr>
+                  <w:r>
+                    <w:rPr>
+                      <w:rFonts w:ascii="Arial" w:cs="Arial" w:eastAsia="Arial" w:hAnsi="Arial"/>
+                      <w:b w:val="false"/>
+                      <w:bCs w:val="false"/>
+                      <w:sz w:val="21"/>
+                      <w:szCs w:val="21"/>
+                    </w:rPr>
+                    <w:t xml:space="preserve">Run it</w:t>
+                  </w:r>
+                </w:p>
+              </w:tc>
+              <w:tc>
+                <w:tcPr>
+                  <w:tcW w:type="dxa" w:w="2506"/>
+                  <w:tcBorders>
+                    <w:top w:val="single" w:color="B7C2D1" w:sz="4"/>
+                    <w:left w:val="single" w:color="B7C2D1" w:sz="4"/>
+                    <w:bottom w:val="single" w:color="B7C2D1" w:sz="4"/>
+                    <w:right w:val="single" w:color="B7C2D1" w:sz="4"/>
+                  </w:tcBorders>
+                  <w:shd w:fill="FFFFFF" w:color="auto" w:val="clear"/>
+                  <w:tcMar>
+                    <w:top w:type="dxa" w:w="80"/>
+                    <w:left w:type="dxa" w:w="120"/>
+                    <w:bottom w:type="dxa" w:w="80"/>
+                    <w:right w:type="dxa" w:w="120"/>
+                  </w:tcMar>
+                  <w:vAlign w:val="center"/>
+                </w:tcPr>
+                <w:p>
+                  <w:pPr>
+                    <w:spacing w:after="0" w:before="0"/>
+                  </w:pPr>
+                  <w:r>
+                    <w:rPr>
+                      <w:rFonts w:ascii="Arial" w:cs="Arial" w:eastAsia="Arial" w:hAnsi="Arial"/>
+                      <w:b w:val="false"/>
+                      <w:bCs w:val="false"/>
+                      <w:sz w:val="21"/>
+                      <w:szCs w:val="21"/>
+                    </w:rPr>
+                    <w:t xml:space="preserve">1</w:t>
+                  </w:r>
+                </w:p>
+              </w:tc>
+              <w:tc>
+                <w:tcPr>
+                  <w:tcW w:type="dxa" w:w="2506"/>
                   <w:tcBorders>
                     <w:top w:val="single" w:color="B7C2D1" w:sz="4"/>
                     <w:left w:val="single" w:color="B7C2D1" w:sz="4"/>
@@ -2524,39 +3442,773 @@
               </w:trPr>
               <w:tc>
                 <w:tcPr>
-                  <w:tcW w:type="dxa" w:w="3342"/>
-                  <w:tcBorders>
-                    <w:top w:val="single" w:color="B7C2D1" w:sz="4"/>
-                    <w:left w:val="single" w:color="B7C2D1" w:sz="4"/>
-                    <w:bottom w:val="single" w:color="B7C2D1" w:sz="4"/>
-                    <w:right w:val="single" w:color="B7C2D1" w:sz="4"/>
-                  </w:tcBorders>
-                  <w:shd w:fill="FFFFFF" w:color="auto" w:val="clear"/>
-                  <w:tcMar>
-                    <w:top w:type="dxa" w:w="80"/>
-                    <w:left w:type="dxa" w:w="120"/>
-                    <w:bottom w:type="dxa" w:w="80"/>
-                    <w:right w:type="dxa" w:w="120"/>
-                  </w:tcMar>
-                  <w:vAlign w:val="center"/>
-                </w:tcPr>
-                <w:p>
-                  <w:pPr>
-                    <w:spacing w:after="0" w:before="0"/>
-                  </w:pPr>
-                  <w:r>
-                    <w:rPr>
-                      <w:rFonts w:ascii="Arial" w:cs="Arial" w:eastAsia="Arial" w:hAnsi="Arial"/>
-                      <w:sz w:val="21"/>
-                      <w:szCs w:val="21"/>
-                    </w:rPr>
-                    <w:t xml:space="preserve">Ask the user for two whole numbers, one on each line. Write a procedure called product that takes both numbers and prints total [the first times the second]. Call product once.</w:t>
-                  </w:r>
-                </w:p>
-              </w:tc>
-              <w:tc>
-                <w:tcPr>
-                  <w:tcW w:type="dxa" w:w="3342"/>
+                  <w:tcW w:type="dxa" w:w="2506"/>
+                  <w:tcBorders>
+                    <w:top w:val="single" w:color="B7C2D1" w:sz="4"/>
+                    <w:left w:val="single" w:color="B7C2D1" w:sz="4"/>
+                    <w:bottom w:val="single" w:color="B7C2D1" w:sz="4"/>
+                    <w:right w:val="single" w:color="B7C2D1" w:sz="4"/>
+                  </w:tcBorders>
+                  <w:shd w:fill="FFFFFF" w:color="auto" w:val="clear"/>
+                  <w:tcMar>
+                    <w:top w:type="dxa" w:w="80"/>
+                    <w:left w:type="dxa" w:w="120"/>
+                    <w:bottom w:type="dxa" w:w="80"/>
+                    <w:right w:type="dxa" w:w="120"/>
+                  </w:tcMar>
+                  <w:vAlign w:val="center"/>
+                </w:tcPr>
+                <w:p>
+                  <w:pPr>
+                    <w:spacing w:after="0" w:before="0"/>
+                  </w:pPr>
+                  <w:r>
+                    <w:rPr>
+                      <w:rFonts w:ascii="Arial" w:cs="Arial" w:eastAsia="Arial" w:hAnsi="Arial"/>
+                      <w:sz w:val="21"/>
+                      <w:szCs w:val="21"/>
+                    </w:rPr>
+                    <w:t xml:space="preserve">What will this program display?</w:t>
+                  </w:r>
+                </w:p>
+              </w:tc>
+              <w:tc>
+                <w:tcPr>
+                  <w:tcW w:type="dxa" w:w="2506"/>
+                  <w:tcBorders>
+                    <w:top w:val="single" w:color="B7C2D1" w:sz="4"/>
+                    <w:left w:val="single" w:color="B7C2D1" w:sz="4"/>
+                    <w:bottom w:val="single" w:color="B7C2D1" w:sz="4"/>
+                    <w:right w:val="single" w:color="B7C2D1" w:sz="4"/>
+                  </w:tcBorders>
+                  <w:shd w:fill="FFFFFF" w:color="auto" w:val="clear"/>
+                  <w:tcMar>
+                    <w:top w:type="dxa" w:w="80"/>
+                    <w:left w:type="dxa" w:w="120"/>
+                    <w:bottom w:type="dxa" w:w="80"/>
+                    <w:right w:type="dxa" w:w="120"/>
+                  </w:tcMar>
+                  <w:vAlign w:val="center"/>
+                </w:tcPr>
+                <w:p>
+                  <w:pPr>
+                    <w:spacing w:after="0" w:before="0"/>
+                  </w:pPr>
+                  <w:r>
+                    <w:rPr>
+                      <w:rFonts w:ascii="Arial" w:cs="Arial" w:eastAsia="Arial" w:hAnsi="Arial"/>
+                      <w:b w:val="false"/>
+                      <w:bCs w:val="false"/>
+                      <w:sz w:val="21"/>
+                      <w:szCs w:val="21"/>
+                    </w:rPr>
+                    <w:t xml:space="preserve">Predict</w:t>
+                  </w:r>
+                </w:p>
+              </w:tc>
+              <w:tc>
+                <w:tcPr>
+                  <w:tcW w:type="dxa" w:w="2506"/>
+                  <w:tcBorders>
+                    <w:top w:val="single" w:color="B7C2D1" w:sz="4"/>
+                    <w:left w:val="single" w:color="B7C2D1" w:sz="4"/>
+                    <w:bottom w:val="single" w:color="B7C2D1" w:sz="4"/>
+                    <w:right w:val="single" w:color="B7C2D1" w:sz="4"/>
+                  </w:tcBorders>
+                  <w:shd w:fill="FFFFFF" w:color="auto" w:val="clear"/>
+                  <w:tcMar>
+                    <w:top w:type="dxa" w:w="80"/>
+                    <w:left w:type="dxa" w:w="120"/>
+                    <w:bottom w:type="dxa" w:w="80"/>
+                    <w:right w:type="dxa" w:w="120"/>
+                  </w:tcMar>
+                  <w:vAlign w:val="center"/>
+                </w:tcPr>
+                <w:p>
+                  <w:pPr>
+                    <w:spacing w:after="0" w:before="0"/>
+                  </w:pPr>
+                  <w:r>
+                    <w:rPr>
+                      <w:rFonts w:ascii="Arial" w:cs="Arial" w:eastAsia="Arial" w:hAnsi="Arial"/>
+                      <w:b w:val="false"/>
+                      <w:bCs w:val="false"/>
+                      <w:sz w:val="21"/>
+                      <w:szCs w:val="21"/>
+                    </w:rPr>
+                    <w:t xml:space="preserve">1</w:t>
+                  </w:r>
+                </w:p>
+              </w:tc>
+              <w:tc>
+                <w:tcPr>
+                  <w:tcW w:type="dxa" w:w="2506"/>
+                  <w:tcBorders>
+                    <w:top w:val="single" w:color="B7C2D1" w:sz="4"/>
+                    <w:left w:val="single" w:color="B7C2D1" w:sz="4"/>
+                    <w:bottom w:val="single" w:color="B7C2D1" w:sz="4"/>
+                    <w:right w:val="single" w:color="B7C2D1" w:sz="4"/>
+                  </w:tcBorders>
+                  <w:shd w:fill="FFFFFF" w:color="auto" w:val="clear"/>
+                  <w:tcMar>
+                    <w:top w:type="dxa" w:w="80"/>
+                    <w:left w:type="dxa" w:w="120"/>
+                    <w:bottom w:type="dxa" w:w="80"/>
+                    <w:right w:type="dxa" w:w="120"/>
+                  </w:tcMar>
+                  <w:vAlign w:val="center"/>
+                </w:tcPr>
+                <w:p>
+                  <w:pPr>
+                    <w:spacing w:after="0" w:before="0"/>
+                  </w:pPr>
+                  <w:r>
+                    <w:rPr>
+                      <w:rFonts w:ascii="Arial" w:cs="Arial" w:eastAsia="Arial" w:hAnsi="Arial"/>
+                      <w:b w:val="false"/>
+                      <w:bCs w:val="false"/>
+                      <w:sz w:val="21"/>
+                      <w:szCs w:val="21"/>
+                    </w:rPr>
+                    <w:t xml:space="preserve"/>
+                  </w:r>
+                </w:p>
+              </w:tc>
+            </w:tr>
+            <w:tr>
+              <w:trPr>
+                <w:cantSplit/>
+                <w:trHeight w:val="360" w:hRule="atLeast"/>
+              </w:trPr>
+              <w:tc>
+                <w:tcPr>
+                  <w:tcW w:type="dxa" w:w="2506"/>
+                  <w:tcBorders>
+                    <w:top w:val="single" w:color="B7C2D1" w:sz="4"/>
+                    <w:left w:val="single" w:color="B7C2D1" w:sz="4"/>
+                    <w:bottom w:val="single" w:color="B7C2D1" w:sz="4"/>
+                    <w:right w:val="single" w:color="B7C2D1" w:sz="4"/>
+                  </w:tcBorders>
+                  <w:shd w:fill="FFFFFF" w:color="auto" w:val="clear"/>
+                  <w:tcMar>
+                    <w:top w:type="dxa" w:w="80"/>
+                    <w:left w:type="dxa" w:w="120"/>
+                    <w:bottom w:type="dxa" w:w="80"/>
+                    <w:right w:type="dxa" w:w="120"/>
+                  </w:tcMar>
+                  <w:vAlign w:val="center"/>
+                </w:tcPr>
+                <w:p>
+                  <w:pPr>
+                    <w:spacing w:after="0" w:before="0"/>
+                  </w:pPr>
+                  <w:r>
+                    <w:rPr>
+                      <w:rFonts w:ascii="Arial" w:cs="Arial" w:eastAsia="Arial" w:hAnsi="Arial"/>
+                      <w:sz w:val="21"/>
+                      <w:szCs w:val="21"/>
+                    </w:rPr>
+                    <w:t xml:space="preserve">Change the program so the procedure is handed 7 instead of 4.</w:t>
+                  </w:r>
+                </w:p>
+              </w:tc>
+              <w:tc>
+                <w:tcPr>
+                  <w:tcW w:type="dxa" w:w="2506"/>
+                  <w:tcBorders>
+                    <w:top w:val="single" w:color="B7C2D1" w:sz="4"/>
+                    <w:left w:val="single" w:color="B7C2D1" w:sz="4"/>
+                    <w:bottom w:val="single" w:color="B7C2D1" w:sz="4"/>
+                    <w:right w:val="single" w:color="B7C2D1" w:sz="4"/>
+                  </w:tcBorders>
+                  <w:shd w:fill="FFFFFF" w:color="auto" w:val="clear"/>
+                  <w:tcMar>
+                    <w:top w:type="dxa" w:w="80"/>
+                    <w:left w:type="dxa" w:w="120"/>
+                    <w:bottom w:type="dxa" w:w="80"/>
+                    <w:right w:type="dxa" w:w="120"/>
+                  </w:tcMar>
+                  <w:vAlign w:val="center"/>
+                </w:tcPr>
+                <w:p>
+                  <w:pPr>
+                    <w:spacing w:after="0" w:before="0"/>
+                  </w:pPr>
+                  <w:r>
+                    <w:rPr>
+                      <w:rFonts w:ascii="Arial" w:cs="Arial" w:eastAsia="Arial" w:hAnsi="Arial"/>
+                      <w:b w:val="false"/>
+                      <w:bCs w:val="false"/>
+                      <w:sz w:val="21"/>
+                      <w:szCs w:val="21"/>
+                    </w:rPr>
+                    <w:t xml:space="preserve">Change it</w:t>
+                  </w:r>
+                </w:p>
+              </w:tc>
+              <w:tc>
+                <w:tcPr>
+                  <w:tcW w:type="dxa" w:w="2506"/>
+                  <w:tcBorders>
+                    <w:top w:val="single" w:color="B7C2D1" w:sz="4"/>
+                    <w:left w:val="single" w:color="B7C2D1" w:sz="4"/>
+                    <w:bottom w:val="single" w:color="B7C2D1" w:sz="4"/>
+                    <w:right w:val="single" w:color="B7C2D1" w:sz="4"/>
+                  </w:tcBorders>
+                  <w:shd w:fill="FFFFFF" w:color="auto" w:val="clear"/>
+                  <w:tcMar>
+                    <w:top w:type="dxa" w:w="80"/>
+                    <w:left w:type="dxa" w:w="120"/>
+                    <w:bottom w:type="dxa" w:w="80"/>
+                    <w:right w:type="dxa" w:w="120"/>
+                  </w:tcMar>
+                  <w:vAlign w:val="center"/>
+                </w:tcPr>
+                <w:p>
+                  <w:pPr>
+                    <w:spacing w:after="0" w:before="0"/>
+                  </w:pPr>
+                  <w:r>
+                    <w:rPr>
+                      <w:rFonts w:ascii="Arial" w:cs="Arial" w:eastAsia="Arial" w:hAnsi="Arial"/>
+                      <w:b w:val="false"/>
+                      <w:bCs w:val="false"/>
+                      <w:sz w:val="21"/>
+                      <w:szCs w:val="21"/>
+                    </w:rPr>
+                    <w:t xml:space="preserve">1</w:t>
+                  </w:r>
+                </w:p>
+              </w:tc>
+              <w:tc>
+                <w:tcPr>
+                  <w:tcW w:type="dxa" w:w="2506"/>
+                  <w:tcBorders>
+                    <w:top w:val="single" w:color="B7C2D1" w:sz="4"/>
+                    <w:left w:val="single" w:color="B7C2D1" w:sz="4"/>
+                    <w:bottom w:val="single" w:color="B7C2D1" w:sz="4"/>
+                    <w:right w:val="single" w:color="B7C2D1" w:sz="4"/>
+                  </w:tcBorders>
+                  <w:shd w:fill="FFFFFF" w:color="auto" w:val="clear"/>
+                  <w:tcMar>
+                    <w:top w:type="dxa" w:w="80"/>
+                    <w:left w:type="dxa" w:w="120"/>
+                    <w:bottom w:type="dxa" w:w="80"/>
+                    <w:right w:type="dxa" w:w="120"/>
+                  </w:tcMar>
+                  <w:vAlign w:val="center"/>
+                </w:tcPr>
+                <w:p>
+                  <w:pPr>
+                    <w:spacing w:after="0" w:before="0"/>
+                  </w:pPr>
+                  <w:r>
+                    <w:rPr>
+                      <w:rFonts w:ascii="Arial" w:cs="Arial" w:eastAsia="Arial" w:hAnsi="Arial"/>
+                      <w:b w:val="false"/>
+                      <w:bCs w:val="false"/>
+                      <w:sz w:val="21"/>
+                      <w:szCs w:val="21"/>
+                    </w:rPr>
+                    <w:t xml:space="preserve"/>
+                  </w:r>
+                </w:p>
+              </w:tc>
+            </w:tr>
+            <w:tr>
+              <w:trPr>
+                <w:cantSplit/>
+                <w:trHeight w:val="360" w:hRule="atLeast"/>
+              </w:trPr>
+              <w:tc>
+                <w:tcPr>
+                  <w:tcW w:type="dxa" w:w="2506"/>
+                  <w:tcBorders>
+                    <w:top w:val="single" w:color="B7C2D1" w:sz="4"/>
+                    <w:left w:val="single" w:color="B7C2D1" w:sz="4"/>
+                    <w:bottom w:val="single" w:color="B7C2D1" w:sz="4"/>
+                    <w:right w:val="single" w:color="B7C2D1" w:sz="4"/>
+                  </w:tcBorders>
+                  <w:shd w:fill="FFFFFF" w:color="auto" w:val="clear"/>
+                  <w:tcMar>
+                    <w:top w:type="dxa" w:w="80"/>
+                    <w:left w:type="dxa" w:w="120"/>
+                    <w:bottom w:type="dxa" w:w="80"/>
+                    <w:right w:type="dxa" w:w="120"/>
+                  </w:tcMar>
+                  <w:vAlign w:val="center"/>
+                </w:tcPr>
+                <w:p>
+                  <w:pPr>
+                    <w:spacing w:after="0" w:before="0"/>
+                  </w:pPr>
+                  <w:r>
+                    <w:rPr>
+                      <w:rFonts w:ascii="Arial" w:cs="Arial" w:eastAsia="Arial" w:hAnsi="Arial"/>
+                      <w:sz w:val="21"/>
+                      <w:szCs w:val="21"/>
+                    </w:rPr>
+                    <w:t xml:space="preserve">Finish the program so the two numbers the user typed are handed to the procedure.</w:t>
+                  </w:r>
+                </w:p>
+              </w:tc>
+              <w:tc>
+                <w:tcPr>
+                  <w:tcW w:type="dxa" w:w="2506"/>
+                  <w:tcBorders>
+                    <w:top w:val="single" w:color="B7C2D1" w:sz="4"/>
+                    <w:left w:val="single" w:color="B7C2D1" w:sz="4"/>
+                    <w:bottom w:val="single" w:color="B7C2D1" w:sz="4"/>
+                    <w:right w:val="single" w:color="B7C2D1" w:sz="4"/>
+                  </w:tcBorders>
+                  <w:shd w:fill="FFFFFF" w:color="auto" w:val="clear"/>
+                  <w:tcMar>
+                    <w:top w:type="dxa" w:w="80"/>
+                    <w:left w:type="dxa" w:w="120"/>
+                    <w:bottom w:type="dxa" w:w="80"/>
+                    <w:right w:type="dxa" w:w="120"/>
+                  </w:tcMar>
+                  <w:vAlign w:val="center"/>
+                </w:tcPr>
+                <w:p>
+                  <w:pPr>
+                    <w:spacing w:after="0" w:before="0"/>
+                  </w:pPr>
+                  <w:r>
+                    <w:rPr>
+                      <w:rFonts w:ascii="Arial" w:cs="Arial" w:eastAsia="Arial" w:hAnsi="Arial"/>
+                      <w:b w:val="false"/>
+                      <w:bCs w:val="false"/>
+                      <w:sz w:val="21"/>
+                      <w:szCs w:val="21"/>
+                    </w:rPr>
+                    <w:t xml:space="preserve">Complete it</w:t>
+                  </w:r>
+                </w:p>
+              </w:tc>
+              <w:tc>
+                <w:tcPr>
+                  <w:tcW w:type="dxa" w:w="2506"/>
+                  <w:tcBorders>
+                    <w:top w:val="single" w:color="B7C2D1" w:sz="4"/>
+                    <w:left w:val="single" w:color="B7C2D1" w:sz="4"/>
+                    <w:bottom w:val="single" w:color="B7C2D1" w:sz="4"/>
+                    <w:right w:val="single" w:color="B7C2D1" w:sz="4"/>
+                  </w:tcBorders>
+                  <w:shd w:fill="FFFFFF" w:color="auto" w:val="clear"/>
+                  <w:tcMar>
+                    <w:top w:type="dxa" w:w="80"/>
+                    <w:left w:type="dxa" w:w="120"/>
+                    <w:bottom w:type="dxa" w:w="80"/>
+                    <w:right w:type="dxa" w:w="120"/>
+                  </w:tcMar>
+                  <w:vAlign w:val="center"/>
+                </w:tcPr>
+                <w:p>
+                  <w:pPr>
+                    <w:spacing w:after="0" w:before="0"/>
+                  </w:pPr>
+                  <w:r>
+                    <w:rPr>
+                      <w:rFonts w:ascii="Arial" w:cs="Arial" w:eastAsia="Arial" w:hAnsi="Arial"/>
+                      <w:b w:val="false"/>
+                      <w:bCs w:val="false"/>
+                      <w:sz w:val="21"/>
+                      <w:szCs w:val="21"/>
+                    </w:rPr>
+                    <w:t xml:space="preserve">2</w:t>
+                  </w:r>
+                </w:p>
+              </w:tc>
+              <w:tc>
+                <w:tcPr>
+                  <w:tcW w:type="dxa" w:w="2506"/>
+                  <w:tcBorders>
+                    <w:top w:val="single" w:color="B7C2D1" w:sz="4"/>
+                    <w:left w:val="single" w:color="B7C2D1" w:sz="4"/>
+                    <w:bottom w:val="single" w:color="B7C2D1" w:sz="4"/>
+                    <w:right w:val="single" w:color="B7C2D1" w:sz="4"/>
+                  </w:tcBorders>
+                  <w:shd w:fill="FFFFFF" w:color="auto" w:val="clear"/>
+                  <w:tcMar>
+                    <w:top w:type="dxa" w:w="80"/>
+                    <w:left w:type="dxa" w:w="120"/>
+                    <w:bottom w:type="dxa" w:w="80"/>
+                    <w:right w:type="dxa" w:w="120"/>
+                  </w:tcMar>
+                  <w:vAlign w:val="center"/>
+                </w:tcPr>
+                <w:p>
+                  <w:pPr>
+                    <w:spacing w:after="0" w:before="0"/>
+                  </w:pPr>
+                  <w:r>
+                    <w:rPr>
+                      <w:rFonts w:ascii="Arial" w:cs="Arial" w:eastAsia="Arial" w:hAnsi="Arial"/>
+                      <w:b w:val="false"/>
+                      <w:bCs w:val="false"/>
+                      <w:sz w:val="21"/>
+                      <w:szCs w:val="21"/>
+                    </w:rPr>
+                    <w:t xml:space="preserve"/>
+                  </w:r>
+                </w:p>
+              </w:tc>
+            </w:tr>
+            <w:tr>
+              <w:trPr>
+                <w:cantSplit/>
+                <w:trHeight w:val="360" w:hRule="atLeast"/>
+              </w:trPr>
+              <w:tc>
+                <w:tcPr>
+                  <w:tcW w:type="dxa" w:w="2506"/>
+                  <w:tcBorders>
+                    <w:top w:val="single" w:color="B7C2D1" w:sz="4"/>
+                    <w:left w:val="single" w:color="B7C2D1" w:sz="4"/>
+                    <w:bottom w:val="single" w:color="B7C2D1" w:sz="4"/>
+                    <w:right w:val="single" w:color="B7C2D1" w:sz="4"/>
+                  </w:tcBorders>
+                  <w:shd w:fill="FFFFFF" w:color="auto" w:val="clear"/>
+                  <w:tcMar>
+                    <w:top w:type="dxa" w:w="80"/>
+                    <w:left w:type="dxa" w:w="120"/>
+                    <w:bottom w:type="dxa" w:w="80"/>
+                    <w:right w:type="dxa" w:w="120"/>
+                  </w:tcMar>
+                  <w:vAlign w:val="center"/>
+                </w:tcPr>
+                <w:p>
+                  <w:pPr>
+                    <w:spacing w:after="0" w:before="0"/>
+                  </w:pPr>
+                  <w:r>
+                    <w:rPr>
+                      <w:rFonts w:ascii="Arial" w:cs="Arial" w:eastAsia="Arial" w:hAnsi="Arial"/>
+                      <w:sz w:val="21"/>
+                      <w:szCs w:val="21"/>
+                    </w:rPr>
+                    <w:t xml:space="preserve">Ask the user for two words, one on each line. Write a procedure called show that takes one word and displays value [that word]. Call show once for each word, in the order they were typed.</w:t>
+                  </w:r>
+                </w:p>
+              </w:tc>
+              <w:tc>
+                <w:tcPr>
+                  <w:tcW w:type="dxa" w:w="2506"/>
+                  <w:tcBorders>
+                    <w:top w:val="single" w:color="B7C2D1" w:sz="4"/>
+                    <w:left w:val="single" w:color="B7C2D1" w:sz="4"/>
+                    <w:bottom w:val="single" w:color="B7C2D1" w:sz="4"/>
+                    <w:right w:val="single" w:color="B7C2D1" w:sz="4"/>
+                  </w:tcBorders>
+                  <w:shd w:fill="FFFFFF" w:color="auto" w:val="clear"/>
+                  <w:tcMar>
+                    <w:top w:type="dxa" w:w="80"/>
+                    <w:left w:type="dxa" w:w="120"/>
+                    <w:bottom w:type="dxa" w:w="80"/>
+                    <w:right w:type="dxa" w:w="120"/>
+                  </w:tcMar>
+                  <w:vAlign w:val="center"/>
+                </w:tcPr>
+                <w:p>
+                  <w:pPr>
+                    <w:spacing w:after="0" w:before="0"/>
+                  </w:pPr>
+                  <w:r>
+                    <w:rPr>
+                      <w:rFonts w:ascii="Arial" w:cs="Arial" w:eastAsia="Arial" w:hAnsi="Arial"/>
+                      <w:b w:val="false"/>
+                      <w:bCs w:val="false"/>
+                      <w:sz w:val="21"/>
+                      <w:szCs w:val="21"/>
+                    </w:rPr>
+                    <w:t xml:space="preserve">Write it</w:t>
+                  </w:r>
+                </w:p>
+              </w:tc>
+              <w:tc>
+                <w:tcPr>
+                  <w:tcW w:type="dxa" w:w="2506"/>
+                  <w:tcBorders>
+                    <w:top w:val="single" w:color="B7C2D1" w:sz="4"/>
+                    <w:left w:val="single" w:color="B7C2D1" w:sz="4"/>
+                    <w:bottom w:val="single" w:color="B7C2D1" w:sz="4"/>
+                    <w:right w:val="single" w:color="B7C2D1" w:sz="4"/>
+                  </w:tcBorders>
+                  <w:shd w:fill="FFFFFF" w:color="auto" w:val="clear"/>
+                  <w:tcMar>
+                    <w:top w:type="dxa" w:w="80"/>
+                    <w:left w:type="dxa" w:w="120"/>
+                    <w:bottom w:type="dxa" w:w="80"/>
+                    <w:right w:type="dxa" w:w="120"/>
+                  </w:tcMar>
+                  <w:vAlign w:val="center"/>
+                </w:tcPr>
+                <w:p>
+                  <w:pPr>
+                    <w:spacing w:after="0" w:before="0"/>
+                  </w:pPr>
+                  <w:r>
+                    <w:rPr>
+                      <w:rFonts w:ascii="Arial" w:cs="Arial" w:eastAsia="Arial" w:hAnsi="Arial"/>
+                      <w:b w:val="false"/>
+                      <w:bCs w:val="false"/>
+                      <w:sz w:val="21"/>
+                      <w:szCs w:val="21"/>
+                    </w:rPr>
+                    <w:t xml:space="preserve">2</w:t>
+                  </w:r>
+                </w:p>
+              </w:tc>
+              <w:tc>
+                <w:tcPr>
+                  <w:tcW w:type="dxa" w:w="2506"/>
+                  <w:tcBorders>
+                    <w:top w:val="single" w:color="B7C2D1" w:sz="4"/>
+                    <w:left w:val="single" w:color="B7C2D1" w:sz="4"/>
+                    <w:bottom w:val="single" w:color="B7C2D1" w:sz="4"/>
+                    <w:right w:val="single" w:color="B7C2D1" w:sz="4"/>
+                  </w:tcBorders>
+                  <w:shd w:fill="FFFFFF" w:color="auto" w:val="clear"/>
+                  <w:tcMar>
+                    <w:top w:type="dxa" w:w="80"/>
+                    <w:left w:type="dxa" w:w="120"/>
+                    <w:bottom w:type="dxa" w:w="80"/>
+                    <w:right w:type="dxa" w:w="120"/>
+                  </w:tcMar>
+                  <w:vAlign w:val="center"/>
+                </w:tcPr>
+                <w:p>
+                  <w:pPr>
+                    <w:spacing w:after="0" w:before="0"/>
+                  </w:pPr>
+                  <w:r>
+                    <w:rPr>
+                      <w:rFonts w:ascii="Arial" w:cs="Arial" w:eastAsia="Arial" w:hAnsi="Arial"/>
+                      <w:b w:val="false"/>
+                      <w:bCs w:val="false"/>
+                      <w:sz w:val="21"/>
+                      <w:szCs w:val="21"/>
+                    </w:rPr>
+                    <w:t xml:space="preserve"/>
+                  </w:r>
+                </w:p>
+              </w:tc>
+            </w:tr>
+            <w:tr>
+              <w:trPr>
+                <w:cantSplit/>
+                <w:trHeight w:val="360" w:hRule="atLeast"/>
+              </w:trPr>
+              <w:tc>
+                <w:tcPr>
+                  <w:tcW w:type="dxa" w:w="2506"/>
+                  <w:tcBorders>
+                    <w:top w:val="single" w:color="B7C2D1" w:sz="4"/>
+                    <w:left w:val="single" w:color="B7C2D1" w:sz="4"/>
+                    <w:bottom w:val="single" w:color="B7C2D1" w:sz="4"/>
+                    <w:right w:val="single" w:color="B7C2D1" w:sz="4"/>
+                  </w:tcBorders>
+                  <w:shd w:fill="FFFFFF" w:color="auto" w:val="clear"/>
+                  <w:tcMar>
+                    <w:top w:type="dxa" w:w="80"/>
+                    <w:left w:type="dxa" w:w="120"/>
+                    <w:bottom w:type="dxa" w:w="80"/>
+                    <w:right w:type="dxa" w:w="120"/>
+                  </w:tcMar>
+                  <w:vAlign w:val="center"/>
+                </w:tcPr>
+                <w:p>
+                  <w:pPr>
+                    <w:spacing w:after="0" w:before="0"/>
+                  </w:pPr>
+                  <w:r>
+                    <w:rPr>
+                      <w:rFonts w:ascii="Arial" w:cs="Arial" w:eastAsia="Arial" w:hAnsi="Arial"/>
+                      <w:sz w:val="21"/>
+                      <w:szCs w:val="21"/>
+                    </w:rPr>
+                    <w:t xml:space="preserve">This program should display Colour: and then the word that was typed. Find the mistake and put it right.</w:t>
+                  </w:r>
+                </w:p>
+              </w:tc>
+              <w:tc>
+                <w:tcPr>
+                  <w:tcW w:type="dxa" w:w="2506"/>
+                  <w:tcBorders>
+                    <w:top w:val="single" w:color="B7C2D1" w:sz="4"/>
+                    <w:left w:val="single" w:color="B7C2D1" w:sz="4"/>
+                    <w:bottom w:val="single" w:color="B7C2D1" w:sz="4"/>
+                    <w:right w:val="single" w:color="B7C2D1" w:sz="4"/>
+                  </w:tcBorders>
+                  <w:shd w:fill="FFFFFF" w:color="auto" w:val="clear"/>
+                  <w:tcMar>
+                    <w:top w:type="dxa" w:w="80"/>
+                    <w:left w:type="dxa" w:w="120"/>
+                    <w:bottom w:type="dxa" w:w="80"/>
+                    <w:right w:type="dxa" w:w="120"/>
+                  </w:tcMar>
+                  <w:vAlign w:val="center"/>
+                </w:tcPr>
+                <w:p>
+                  <w:pPr>
+                    <w:spacing w:after="0" w:before="0"/>
+                  </w:pPr>
+                  <w:r>
+                    <w:rPr>
+                      <w:rFonts w:ascii="Arial" w:cs="Arial" w:eastAsia="Arial" w:hAnsi="Arial"/>
+                      <w:b w:val="false"/>
+                      <w:bCs w:val="false"/>
+                      <w:sz w:val="21"/>
+                      <w:szCs w:val="21"/>
+                    </w:rPr>
+                    <w:t xml:space="preserve">Fix it</w:t>
+                  </w:r>
+                </w:p>
+              </w:tc>
+              <w:tc>
+                <w:tcPr>
+                  <w:tcW w:type="dxa" w:w="2506"/>
+                  <w:tcBorders>
+                    <w:top w:val="single" w:color="B7C2D1" w:sz="4"/>
+                    <w:left w:val="single" w:color="B7C2D1" w:sz="4"/>
+                    <w:bottom w:val="single" w:color="B7C2D1" w:sz="4"/>
+                    <w:right w:val="single" w:color="B7C2D1" w:sz="4"/>
+                  </w:tcBorders>
+                  <w:shd w:fill="FFFFFF" w:color="auto" w:val="clear"/>
+                  <w:tcMar>
+                    <w:top w:type="dxa" w:w="80"/>
+                    <w:left w:type="dxa" w:w="120"/>
+                    <w:bottom w:type="dxa" w:w="80"/>
+                    <w:right w:type="dxa" w:w="120"/>
+                  </w:tcMar>
+                  <w:vAlign w:val="center"/>
+                </w:tcPr>
+                <w:p>
+                  <w:pPr>
+                    <w:spacing w:after="0" w:before="0"/>
+                  </w:pPr>
+                  <w:r>
+                    <w:rPr>
+                      <w:rFonts w:ascii="Arial" w:cs="Arial" w:eastAsia="Arial" w:hAnsi="Arial"/>
+                      <w:b w:val="false"/>
+                      <w:bCs w:val="false"/>
+                      <w:sz w:val="21"/>
+                      <w:szCs w:val="21"/>
+                    </w:rPr>
+                    <w:t xml:space="preserve">2</w:t>
+                  </w:r>
+                </w:p>
+              </w:tc>
+              <w:tc>
+                <w:tcPr>
+                  <w:tcW w:type="dxa" w:w="2506"/>
+                  <w:tcBorders>
+                    <w:top w:val="single" w:color="B7C2D1" w:sz="4"/>
+                    <w:left w:val="single" w:color="B7C2D1" w:sz="4"/>
+                    <w:bottom w:val="single" w:color="B7C2D1" w:sz="4"/>
+                    <w:right w:val="single" w:color="B7C2D1" w:sz="4"/>
+                  </w:tcBorders>
+                  <w:shd w:fill="FFFFFF" w:color="auto" w:val="clear"/>
+                  <w:tcMar>
+                    <w:top w:type="dxa" w:w="80"/>
+                    <w:left w:type="dxa" w:w="120"/>
+                    <w:bottom w:type="dxa" w:w="80"/>
+                    <w:right w:type="dxa" w:w="120"/>
+                  </w:tcMar>
+                  <w:vAlign w:val="center"/>
+                </w:tcPr>
+                <w:p>
+                  <w:pPr>
+                    <w:spacing w:after="0" w:before="0"/>
+                  </w:pPr>
+                  <w:r>
+                    <w:rPr>
+                      <w:rFonts w:ascii="Arial" w:cs="Arial" w:eastAsia="Arial" w:hAnsi="Arial"/>
+                      <w:b w:val="false"/>
+                      <w:bCs w:val="false"/>
+                      <w:sz w:val="21"/>
+                      <w:szCs w:val="21"/>
+                    </w:rPr>
+                    <w:t xml:space="preserve"/>
+                  </w:r>
+                </w:p>
+              </w:tc>
+            </w:tr>
+            <w:tr>
+              <w:trPr>
+                <w:cantSplit/>
+                <w:trHeight w:val="360" w:hRule="atLeast"/>
+              </w:trPr>
+              <w:tc>
+                <w:tcPr>
+                  <w:tcW w:type="dxa" w:w="2506"/>
+                  <w:tcBorders>
+                    <w:top w:val="single" w:color="B7C2D1" w:sz="4"/>
+                    <w:left w:val="single" w:color="B7C2D1" w:sz="4"/>
+                    <w:bottom w:val="single" w:color="B7C2D1" w:sz="4"/>
+                    <w:right w:val="single" w:color="B7C2D1" w:sz="4"/>
+                  </w:tcBorders>
+                  <w:shd w:fill="FFFFFF" w:color="auto" w:val="clear"/>
+                  <w:tcMar>
+                    <w:top w:type="dxa" w:w="80"/>
+                    <w:left w:type="dxa" w:w="120"/>
+                    <w:bottom w:type="dxa" w:w="80"/>
+                    <w:right w:type="dxa" w:w="120"/>
+                  </w:tcMar>
+                  <w:vAlign w:val="center"/>
+                </w:tcPr>
+                <w:p>
+                  <w:pPr>
+                    <w:spacing w:after="0" w:before="0"/>
+                  </w:pPr>
+                  <w:r>
+                    <w:rPr>
+                      <w:rFonts w:ascii="Arial" w:cs="Arial" w:eastAsia="Arial" w:hAnsi="Arial"/>
+                      <w:sz w:val="21"/>
+                      <w:szCs w:val="21"/>
+                    </w:rPr>
+                    <w:t xml:space="preserve">Ask the user for two words, one on each line. Write a procedure called pair that takes two words and displays [first word] and [second word]. Call pair with the words in the order typed, then call it again with them the other way round.</w:t>
+                  </w:r>
+                </w:p>
+              </w:tc>
+              <w:tc>
+                <w:tcPr>
+                  <w:tcW w:type="dxa" w:w="2506"/>
+                  <w:tcBorders>
+                    <w:top w:val="single" w:color="B7C2D1" w:sz="4"/>
+                    <w:left w:val="single" w:color="B7C2D1" w:sz="4"/>
+                    <w:bottom w:val="single" w:color="B7C2D1" w:sz="4"/>
+                    <w:right w:val="single" w:color="B7C2D1" w:sz="4"/>
+                  </w:tcBorders>
+                  <w:shd w:fill="FFFFFF" w:color="auto" w:val="clear"/>
+                  <w:tcMar>
+                    <w:top w:type="dxa" w:w="80"/>
+                    <w:left w:type="dxa" w:w="120"/>
+                    <w:bottom w:type="dxa" w:w="80"/>
+                    <w:right w:type="dxa" w:w="120"/>
+                  </w:tcMar>
+                  <w:vAlign w:val="center"/>
+                </w:tcPr>
+                <w:p>
+                  <w:pPr>
+                    <w:spacing w:after="0" w:before="0"/>
+                  </w:pPr>
+                  <w:r>
+                    <w:rPr>
+                      <w:rFonts w:ascii="Arial" w:cs="Arial" w:eastAsia="Arial" w:hAnsi="Arial"/>
+                      <w:b w:val="false"/>
+                      <w:bCs w:val="false"/>
+                      <w:sz w:val="21"/>
+                      <w:szCs w:val="21"/>
+                    </w:rPr>
+                    <w:t xml:space="preserve">Challenge (optional)</w:t>
+                  </w:r>
+                </w:p>
+              </w:tc>
+              <w:tc>
+                <w:tcPr>
+                  <w:tcW w:type="dxa" w:w="2506"/>
                   <w:tcBorders>
                     <w:top w:val="single" w:color="B7C2D1" w:sz="4"/>
                     <w:left w:val="single" w:color="B7C2D1" w:sz="4"/>
@@ -2590,7 +4242,7 @@
               </w:tc>
               <w:tc>
                 <w:tcPr>
-                  <w:tcW w:type="dxa" w:w="3342"/>
+                  <w:tcW w:type="dxa" w:w="2506"/>
                   <w:tcBorders>
                     <w:top w:val="single" w:color="B7C2D1" w:sz="4"/>
                     <w:left w:val="single" w:color="B7C2D1" w:sz="4"/>
@@ -2637,7 +4289,7 @@
                 <w:sz w:val="21"/>
                 <w:szCs w:val="21"/>
               </w:rPr>
-              <w:t xml:space="preserve">Plan the one you found hardest: inputs, what happens to them, what is printed.</w:t>
+              <w:t xml:space="preserve">Plan the one you found hardest: what is typed in, what happens to it, what is displayed.</w:t>
             </w:r>
           </w:p>
           <w:tbl>
@@ -3063,12 +4715,12 @@
                 <w:sz w:val="21"/>
                 <w:szCs w:val="21"/>
               </w:rPr>
-              <w:t xml:space="preserve">Tick each one off as its tests pass in the editor</w:t>
+              <w:t xml:space="preserve">Tick each one off as you finish it in the editor</w:t>
             </w:r>
           </w:p>
           <w:tbl>
             <w:tblPr>
-              <w:tblW w:type="dxa" w:w="10026"/>
+              <w:tblW w:type="dxa" w:w="10024"/>
               <w:tblBorders>
                 <w:top w:val="single" w:color="auto" w:sz="4"/>
                 <w:left w:val="single" w:color="auto" w:sz="4"/>
@@ -3079,9 +4731,10 @@
               </w:tblBorders>
             </w:tblPr>
             <w:tblGrid>
-              <w:gridCol w:w="3342"/>
-              <w:gridCol w:w="3342"/>
-              <w:gridCol w:w="3342"/>
+              <w:gridCol w:w="2506"/>
+              <w:gridCol w:w="2506"/>
+              <w:gridCol w:w="2506"/>
+              <w:gridCol w:w="2506"/>
             </w:tblGrid>
             <w:tr>
               <w:trPr>
@@ -3090,7 +4743,7 @@
               </w:trPr>
               <w:tc>
                 <w:tcPr>
-                  <w:tcW w:type="dxa" w:w="3342"/>
+                  <w:tcW w:type="dxa" w:w="2506"/>
                   <w:tcBorders>
                     <w:top w:val="single" w:color="B7C2D1" w:sz="4"/>
                     <w:left w:val="single" w:color="B7C2D1" w:sz="4"/>
@@ -3118,13 +4771,13 @@
                       <w:sz w:val="20"/>
                       <w:szCs w:val="20"/>
                     </w:rPr>
-                    <w:t xml:space="preserve">Program</w:t>
-                  </w:r>
-                </w:p>
-              </w:tc>
-              <w:tc>
-                <w:tcPr>
-                  <w:tcW w:type="dxa" w:w="3342"/>
+                    <w:t xml:space="preserve">Activity</w:t>
+                  </w:r>
+                </w:p>
+              </w:tc>
+              <w:tc>
+                <w:tcPr>
+                  <w:tcW w:type="dxa" w:w="2506"/>
                   <w:tcBorders>
                     <w:top w:val="single" w:color="B7C2D1" w:sz="4"/>
                     <w:left w:val="single" w:color="B7C2D1" w:sz="4"/>
@@ -3152,13 +4805,47 @@
                       <w:sz w:val="20"/>
                       <w:szCs w:val="20"/>
                     </w:rPr>
+                    <w:t xml:space="preserve">What to do</w:t>
+                  </w:r>
+                </w:p>
+              </w:tc>
+              <w:tc>
+                <w:tcPr>
+                  <w:tcW w:type="dxa" w:w="2506"/>
+                  <w:tcBorders>
+                    <w:top w:val="single" w:color="B7C2D1" w:sz="4"/>
+                    <w:left w:val="single" w:color="B7C2D1" w:sz="4"/>
+                    <w:bottom w:val="single" w:color="B7C2D1" w:sz="4"/>
+                    <w:right w:val="single" w:color="B7C2D1" w:sz="4"/>
+                  </w:tcBorders>
+                  <w:shd w:fill="E6ECF5" w:color="auto" w:val="clear"/>
+                  <w:tcMar>
+                    <w:top w:type="dxa" w:w="80"/>
+                    <w:left w:type="dxa" w:w="120"/>
+                    <w:bottom w:type="dxa" w:w="80"/>
+                    <w:right w:type="dxa" w:w="120"/>
+                  </w:tcMar>
+                  <w:vAlign w:val="center"/>
+                </w:tcPr>
+                <w:p>
+                  <w:pPr>
+                    <w:spacing w:after="0" w:before="0"/>
+                  </w:pPr>
+                  <w:r>
+                    <w:rPr>
+                      <w:rFonts w:ascii="Arial" w:cs="Arial" w:eastAsia="Arial" w:hAnsi="Arial"/>
+                      <w:b/>
+                      <w:bCs/>
+                      <w:sz w:val="20"/>
+                      <w:szCs w:val="20"/>
+                    </w:rPr>
                     <w:t xml:space="preserve">Marks</w:t>
                   </w:r>
                 </w:p>
               </w:tc>
               <w:tc>
                 <w:tcPr>
-                  <w:tcW w:type="dxa" w:w="3342"/>
+                  <w:tcW w:type="dxa" w:w="2506"/>
                   <w:tcBorders>
                     <w:top w:val="single" w:color="B7C2D1" w:sz="4"/>
                     <w:left w:val="single" w:color="B7C2D1" w:sz="4"/>
@@ -3198,73 +4885,107 @@
               </w:trPr>
               <w:tc>
                 <w:tcPr>
-                  <w:tcW w:type="dxa" w:w="3342"/>
-                  <w:tcBorders>
-                    <w:top w:val="single" w:color="B7C2D1" w:sz="4"/>
-                    <w:left w:val="single" w:color="B7C2D1" w:sz="4"/>
-                    <w:bottom w:val="single" w:color="B7C2D1" w:sz="4"/>
-                    <w:right w:val="single" w:color="B7C2D1" w:sz="4"/>
-                  </w:tcBorders>
-                  <w:shd w:fill="FFFFFF" w:color="auto" w:val="clear"/>
-                  <w:tcMar>
-                    <w:top w:type="dxa" w:w="80"/>
-                    <w:left w:type="dxa" w:w="120"/>
-                    <w:bottom w:type="dxa" w:w="80"/>
-                    <w:right w:type="dxa" w:w="120"/>
-                  </w:tcMar>
-                  <w:vAlign w:val="center"/>
-                </w:tcPr>
-                <w:p>
-                  <w:pPr>
-                    <w:spacing w:after="0" w:before="0"/>
-                  </w:pPr>
-                  <w:r>
-                    <w:rPr>
-                      <w:rFonts w:ascii="Arial" w:cs="Arial" w:eastAsia="Arial" w:hAnsi="Arial"/>
-                      <w:sz w:val="21"/>
-                      <w:szCs w:val="21"/>
-                    </w:rPr>
-                    <w:t xml:space="preserve">Ask the user for a whole number. Write a function called double that returns twice its parameter. Display [what double hands back] and nothing else.</w:t>
-                  </w:r>
-                </w:p>
-              </w:tc>
-              <w:tc>
-                <w:tcPr>
-                  <w:tcW w:type="dxa" w:w="3342"/>
-                  <w:tcBorders>
-                    <w:top w:val="single" w:color="B7C2D1" w:sz="4"/>
-                    <w:left w:val="single" w:color="B7C2D1" w:sz="4"/>
-                    <w:bottom w:val="single" w:color="B7C2D1" w:sz="4"/>
-                    <w:right w:val="single" w:color="B7C2D1" w:sz="4"/>
-                  </w:tcBorders>
-                  <w:shd w:fill="FFFFFF" w:color="auto" w:val="clear"/>
-                  <w:tcMar>
-                    <w:top w:type="dxa" w:w="80"/>
-                    <w:left w:type="dxa" w:w="120"/>
-                    <w:bottom w:type="dxa" w:w="80"/>
-                    <w:right w:type="dxa" w:w="120"/>
-                  </w:tcMar>
-                  <w:vAlign w:val="center"/>
-                </w:tcPr>
-                <w:p>
-                  <w:pPr>
-                    <w:spacing w:after="0" w:before="0"/>
-                  </w:pPr>
-                  <w:r>
-                    <w:rPr>
-                      <w:rFonts w:ascii="Arial" w:cs="Arial" w:eastAsia="Arial" w:hAnsi="Arial"/>
-                      <w:b w:val="false"/>
-                      <w:bCs w:val="false"/>
-                      <w:sz w:val="21"/>
-                      <w:szCs w:val="21"/>
-                    </w:rPr>
-                    <w:t xml:space="preserve">3</w:t>
-                  </w:r>
-                </w:p>
-              </w:tc>
-              <w:tc>
-                <w:tcPr>
-                  <w:tcW w:type="dxa" w:w="3342"/>
+                  <w:tcW w:type="dxa" w:w="2506"/>
+                  <w:tcBorders>
+                    <w:top w:val="single" w:color="B7C2D1" w:sz="4"/>
+                    <w:left w:val="single" w:color="B7C2D1" w:sz="4"/>
+                    <w:bottom w:val="single" w:color="B7C2D1" w:sz="4"/>
+                    <w:right w:val="single" w:color="B7C2D1" w:sz="4"/>
+                  </w:tcBorders>
+                  <w:shd w:fill="FFFFFF" w:color="auto" w:val="clear"/>
+                  <w:tcMar>
+                    <w:top w:type="dxa" w:w="80"/>
+                    <w:left w:type="dxa" w:w="120"/>
+                    <w:bottom w:type="dxa" w:w="80"/>
+                    <w:right w:type="dxa" w:w="120"/>
+                  </w:tcMar>
+                  <w:vAlign w:val="center"/>
+                </w:tcPr>
+                <w:p>
+                  <w:pPr>
+                    <w:spacing w:after="0" w:before="0"/>
+                  </w:pPr>
+                  <w:r>
+                    <w:rPr>
+                      <w:rFonts w:ascii="Arial" w:cs="Arial" w:eastAsia="Arial" w:hAnsi="Arial"/>
+                      <w:sz w:val="21"/>
+                      <w:szCs w:val="21"/>
+                    </w:rPr>
+                    <w:t xml:space="preserve">Press Run. This subprogram works something out and hands the answer back.</w:t>
+                  </w:r>
+                </w:p>
+              </w:tc>
+              <w:tc>
+                <w:tcPr>
+                  <w:tcW w:type="dxa" w:w="2506"/>
+                  <w:tcBorders>
+                    <w:top w:val="single" w:color="B7C2D1" w:sz="4"/>
+                    <w:left w:val="single" w:color="B7C2D1" w:sz="4"/>
+                    <w:bottom w:val="single" w:color="B7C2D1" w:sz="4"/>
+                    <w:right w:val="single" w:color="B7C2D1" w:sz="4"/>
+                  </w:tcBorders>
+                  <w:shd w:fill="FFFFFF" w:color="auto" w:val="clear"/>
+                  <w:tcMar>
+                    <w:top w:type="dxa" w:w="80"/>
+                    <w:left w:type="dxa" w:w="120"/>
+                    <w:bottom w:type="dxa" w:w="80"/>
+                    <w:right w:type="dxa" w:w="120"/>
+                  </w:tcMar>
+                  <w:vAlign w:val="center"/>
+                </w:tcPr>
+                <w:p>
+                  <w:pPr>
+                    <w:spacing w:after="0" w:before="0"/>
+                  </w:pPr>
+                  <w:r>
+                    <w:rPr>
+                      <w:rFonts w:ascii="Arial" w:cs="Arial" w:eastAsia="Arial" w:hAnsi="Arial"/>
+                      <w:b w:val="false"/>
+                      <w:bCs w:val="false"/>
+                      <w:sz w:val="21"/>
+                      <w:szCs w:val="21"/>
+                    </w:rPr>
+                    <w:t xml:space="preserve">Run it</w:t>
+                  </w:r>
+                </w:p>
+              </w:tc>
+              <w:tc>
+                <w:tcPr>
+                  <w:tcW w:type="dxa" w:w="2506"/>
+                  <w:tcBorders>
+                    <w:top w:val="single" w:color="B7C2D1" w:sz="4"/>
+                    <w:left w:val="single" w:color="B7C2D1" w:sz="4"/>
+                    <w:bottom w:val="single" w:color="B7C2D1" w:sz="4"/>
+                    <w:right w:val="single" w:color="B7C2D1" w:sz="4"/>
+                  </w:tcBorders>
+                  <w:shd w:fill="FFFFFF" w:color="auto" w:val="clear"/>
+                  <w:tcMar>
+                    <w:top w:type="dxa" w:w="80"/>
+                    <w:left w:type="dxa" w:w="120"/>
+                    <w:bottom w:type="dxa" w:w="80"/>
+                    <w:right w:type="dxa" w:w="120"/>
+                  </w:tcMar>
+                  <w:vAlign w:val="center"/>
+                </w:tcPr>
+                <w:p>
+                  <w:pPr>
+                    <w:spacing w:after="0" w:before="0"/>
+                  </w:pPr>
+                  <w:r>
+                    <w:rPr>
+                      <w:rFonts w:ascii="Arial" w:cs="Arial" w:eastAsia="Arial" w:hAnsi="Arial"/>
+                      <w:b w:val="false"/>
+                      <w:bCs w:val="false"/>
+                      <w:sz w:val="21"/>
+                      <w:szCs w:val="21"/>
+                    </w:rPr>
+                    <w:t xml:space="preserve">1</w:t>
+                  </w:r>
+                </w:p>
+              </w:tc>
+              <w:tc>
+                <w:tcPr>
+                  <w:tcW w:type="dxa" w:w="2506"/>
                   <w:tcBorders>
                     <w:top w:val="single" w:color="B7C2D1" w:sz="4"/>
                     <w:left w:val="single" w:color="B7C2D1" w:sz="4"/>
@@ -3304,73 +5025,107 @@
               </w:trPr>
               <w:tc>
                 <w:tcPr>
-                  <w:tcW w:type="dxa" w:w="3342"/>
-                  <w:tcBorders>
-                    <w:top w:val="single" w:color="B7C2D1" w:sz="4"/>
-                    <w:left w:val="single" w:color="B7C2D1" w:sz="4"/>
-                    <w:bottom w:val="single" w:color="B7C2D1" w:sz="4"/>
-                    <w:right w:val="single" w:color="B7C2D1" w:sz="4"/>
-                  </w:tcBorders>
-                  <w:shd w:fill="FFFFFF" w:color="auto" w:val="clear"/>
-                  <w:tcMar>
-                    <w:top w:type="dxa" w:w="80"/>
-                    <w:left w:type="dxa" w:w="120"/>
-                    <w:bottom w:type="dxa" w:w="80"/>
-                    <w:right w:type="dxa" w:w="120"/>
-                  </w:tcMar>
-                  <w:vAlign w:val="center"/>
-                </w:tcPr>
-                <w:p>
-                  <w:pPr>
-                    <w:spacing w:after="0" w:before="0"/>
-                  </w:pPr>
-                  <w:r>
-                    <w:rPr>
-                      <w:rFonts w:ascii="Arial" w:cs="Arial" w:eastAsia="Arial" w:hAnsi="Arial"/>
-                      <w:sz w:val="21"/>
-                      <w:szCs w:val="21"/>
-                    </w:rPr>
-                    <w:t xml:space="preserve">Ask the user for a whole number. Write a function called sign that returns the word up for a number above 0. Make sign return down for a number below 0. Make sign return flat for 0. Display [what sign hands back] and nothing else.</w:t>
-                  </w:r>
-                </w:p>
-              </w:tc>
-              <w:tc>
-                <w:tcPr>
-                  <w:tcW w:type="dxa" w:w="3342"/>
-                  <w:tcBorders>
-                    <w:top w:val="single" w:color="B7C2D1" w:sz="4"/>
-                    <w:left w:val="single" w:color="B7C2D1" w:sz="4"/>
-                    <w:bottom w:val="single" w:color="B7C2D1" w:sz="4"/>
-                    <w:right w:val="single" w:color="B7C2D1" w:sz="4"/>
-                  </w:tcBorders>
-                  <w:shd w:fill="FFFFFF" w:color="auto" w:val="clear"/>
-                  <w:tcMar>
-                    <w:top w:type="dxa" w:w="80"/>
-                    <w:left w:type="dxa" w:w="120"/>
-                    <w:bottom w:type="dxa" w:w="80"/>
-                    <w:right w:type="dxa" w:w="120"/>
-                  </w:tcMar>
-                  <w:vAlign w:val="center"/>
-                </w:tcPr>
-                <w:p>
-                  <w:pPr>
-                    <w:spacing w:after="0" w:before="0"/>
-                  </w:pPr>
-                  <w:r>
-                    <w:rPr>
-                      <w:rFonts w:ascii="Arial" w:cs="Arial" w:eastAsia="Arial" w:hAnsi="Arial"/>
-                      <w:b w:val="false"/>
-                      <w:bCs w:val="false"/>
-                      <w:sz w:val="21"/>
-                      <w:szCs w:val="21"/>
-                    </w:rPr>
-                    <w:t xml:space="preserve">3</w:t>
-                  </w:r>
-                </w:p>
-              </w:tc>
-              <w:tc>
-                <w:tcPr>
-                  <w:tcW w:type="dxa" w:w="3342"/>
+                  <w:tcW w:type="dxa" w:w="2506"/>
+                  <w:tcBorders>
+                    <w:top w:val="single" w:color="B7C2D1" w:sz="4"/>
+                    <w:left w:val="single" w:color="B7C2D1" w:sz="4"/>
+                    <w:bottom w:val="single" w:color="B7C2D1" w:sz="4"/>
+                    <w:right w:val="single" w:color="B7C2D1" w:sz="4"/>
+                  </w:tcBorders>
+                  <w:shd w:fill="FFFFFF" w:color="auto" w:val="clear"/>
+                  <w:tcMar>
+                    <w:top w:type="dxa" w:w="80"/>
+                    <w:left w:type="dxa" w:w="120"/>
+                    <w:bottom w:type="dxa" w:w="80"/>
+                    <w:right w:type="dxa" w:w="120"/>
+                  </w:tcMar>
+                  <w:vAlign w:val="center"/>
+                </w:tcPr>
+                <w:p>
+                  <w:pPr>
+                    <w:spacing w:after="0" w:before="0"/>
+                  </w:pPr>
+                  <w:r>
+                    <w:rPr>
+                      <w:rFonts w:ascii="Arial" w:cs="Arial" w:eastAsia="Arial" w:hAnsi="Arial"/>
+                      <w:sz w:val="21"/>
+                      <w:szCs w:val="21"/>
+                    </w:rPr>
+                    <w:t xml:space="preserve">What will this program display?</w:t>
+                  </w:r>
+                </w:p>
+              </w:tc>
+              <w:tc>
+                <w:tcPr>
+                  <w:tcW w:type="dxa" w:w="2506"/>
+                  <w:tcBorders>
+                    <w:top w:val="single" w:color="B7C2D1" w:sz="4"/>
+                    <w:left w:val="single" w:color="B7C2D1" w:sz="4"/>
+                    <w:bottom w:val="single" w:color="B7C2D1" w:sz="4"/>
+                    <w:right w:val="single" w:color="B7C2D1" w:sz="4"/>
+                  </w:tcBorders>
+                  <w:shd w:fill="FFFFFF" w:color="auto" w:val="clear"/>
+                  <w:tcMar>
+                    <w:top w:type="dxa" w:w="80"/>
+                    <w:left w:type="dxa" w:w="120"/>
+                    <w:bottom w:type="dxa" w:w="80"/>
+                    <w:right w:type="dxa" w:w="120"/>
+                  </w:tcMar>
+                  <w:vAlign w:val="center"/>
+                </w:tcPr>
+                <w:p>
+                  <w:pPr>
+                    <w:spacing w:after="0" w:before="0"/>
+                  </w:pPr>
+                  <w:r>
+                    <w:rPr>
+                      <w:rFonts w:ascii="Arial" w:cs="Arial" w:eastAsia="Arial" w:hAnsi="Arial"/>
+                      <w:b w:val="false"/>
+                      <w:bCs w:val="false"/>
+                      <w:sz w:val="21"/>
+                      <w:szCs w:val="21"/>
+                    </w:rPr>
+                    <w:t xml:space="preserve">Predict</w:t>
+                  </w:r>
+                </w:p>
+              </w:tc>
+              <w:tc>
+                <w:tcPr>
+                  <w:tcW w:type="dxa" w:w="2506"/>
+                  <w:tcBorders>
+                    <w:top w:val="single" w:color="B7C2D1" w:sz="4"/>
+                    <w:left w:val="single" w:color="B7C2D1" w:sz="4"/>
+                    <w:bottom w:val="single" w:color="B7C2D1" w:sz="4"/>
+                    <w:right w:val="single" w:color="B7C2D1" w:sz="4"/>
+                  </w:tcBorders>
+                  <w:shd w:fill="FFFFFF" w:color="auto" w:val="clear"/>
+                  <w:tcMar>
+                    <w:top w:type="dxa" w:w="80"/>
+                    <w:left w:type="dxa" w:w="120"/>
+                    <w:bottom w:type="dxa" w:w="80"/>
+                    <w:right w:type="dxa" w:w="120"/>
+                  </w:tcMar>
+                  <w:vAlign w:val="center"/>
+                </w:tcPr>
+                <w:p>
+                  <w:pPr>
+                    <w:spacing w:after="0" w:before="0"/>
+                  </w:pPr>
+                  <w:r>
+                    <w:rPr>
+                      <w:rFonts w:ascii="Arial" w:cs="Arial" w:eastAsia="Arial" w:hAnsi="Arial"/>
+                      <w:b w:val="false"/>
+                      <w:bCs w:val="false"/>
+                      <w:sz w:val="21"/>
+                      <w:szCs w:val="21"/>
+                    </w:rPr>
+                    <w:t xml:space="preserve">1</w:t>
+                  </w:r>
+                </w:p>
+              </w:tc>
+              <w:tc>
+                <w:tcPr>
+                  <w:tcW w:type="dxa" w:w="2506"/>
                   <w:tcBorders>
                     <w:top w:val="single" w:color="B7C2D1" w:sz="4"/>
                     <w:left w:val="single" w:color="B7C2D1" w:sz="4"/>
@@ -3410,73 +5165,667 @@
               </w:trPr>
               <w:tc>
                 <w:tcPr>
-                  <w:tcW w:type="dxa" w:w="3342"/>
-                  <w:tcBorders>
-                    <w:top w:val="single" w:color="B7C2D1" w:sz="4"/>
-                    <w:left w:val="single" w:color="B7C2D1" w:sz="4"/>
-                    <w:bottom w:val="single" w:color="B7C2D1" w:sz="4"/>
-                    <w:right w:val="single" w:color="B7C2D1" w:sz="4"/>
-                  </w:tcBorders>
-                  <w:shd w:fill="FFFFFF" w:color="auto" w:val="clear"/>
-                  <w:tcMar>
-                    <w:top w:type="dxa" w:w="80"/>
-                    <w:left w:type="dxa" w:w="120"/>
-                    <w:bottom w:type="dxa" w:w="80"/>
-                    <w:right w:type="dxa" w:w="120"/>
-                  </w:tcMar>
-                  <w:vAlign w:val="center"/>
-                </w:tcPr>
-                <w:p>
-                  <w:pPr>
-                    <w:spacing w:after="0" w:before="0"/>
-                  </w:pPr>
-                  <w:r>
-                    <w:rPr>
-                      <w:rFonts w:ascii="Arial" w:cs="Arial" w:eastAsia="Arial" w:hAnsi="Arial"/>
-                      <w:sz w:val="21"/>
-                      <w:szCs w:val="21"/>
-                    </w:rPr>
-                    <w:t xml:space="preserve">Ask the user for two whole numbers, one on each line. Write a function called area that returns the first times the second. Store what area returns in a variable. Display one line in the form area [that value].</w:t>
-                  </w:r>
-                </w:p>
-              </w:tc>
-              <w:tc>
-                <w:tcPr>
-                  <w:tcW w:type="dxa" w:w="3342"/>
-                  <w:tcBorders>
-                    <w:top w:val="single" w:color="B7C2D1" w:sz="4"/>
-                    <w:left w:val="single" w:color="B7C2D1" w:sz="4"/>
-                    <w:bottom w:val="single" w:color="B7C2D1" w:sz="4"/>
-                    <w:right w:val="single" w:color="B7C2D1" w:sz="4"/>
-                  </w:tcBorders>
-                  <w:shd w:fill="FFFFFF" w:color="auto" w:val="clear"/>
-                  <w:tcMar>
-                    <w:top w:type="dxa" w:w="80"/>
-                    <w:left w:type="dxa" w:w="120"/>
-                    <w:bottom w:type="dxa" w:w="80"/>
-                    <w:right w:type="dxa" w:w="120"/>
-                  </w:tcMar>
-                  <w:vAlign w:val="center"/>
-                </w:tcPr>
-                <w:p>
-                  <w:pPr>
-                    <w:spacing w:after="0" w:before="0"/>
-                  </w:pPr>
-                  <w:r>
-                    <w:rPr>
-                      <w:rFonts w:ascii="Arial" w:cs="Arial" w:eastAsia="Arial" w:hAnsi="Arial"/>
-                      <w:b w:val="false"/>
-                      <w:bCs w:val="false"/>
-                      <w:sz w:val="21"/>
-                      <w:szCs w:val="21"/>
-                    </w:rPr>
-                    <w:t xml:space="preserve">4</w:t>
-                  </w:r>
-                </w:p>
-              </w:tc>
-              <w:tc>
-                <w:tcPr>
-                  <w:tcW w:type="dxa" w:w="3342"/>
+                  <w:tcW w:type="dxa" w:w="2506"/>
+                  <w:tcBorders>
+                    <w:top w:val="single" w:color="B7C2D1" w:sz="4"/>
+                    <w:left w:val="single" w:color="B7C2D1" w:sz="4"/>
+                    <w:bottom w:val="single" w:color="B7C2D1" w:sz="4"/>
+                    <w:right w:val="single" w:color="B7C2D1" w:sz="4"/>
+                  </w:tcBorders>
+                  <w:shd w:fill="FFFFFF" w:color="auto" w:val="clear"/>
+                  <w:tcMar>
+                    <w:top w:type="dxa" w:w="80"/>
+                    <w:left w:type="dxa" w:w="120"/>
+                    <w:bottom w:type="dxa" w:w="80"/>
+                    <w:right w:type="dxa" w:w="120"/>
+                  </w:tcMar>
+                  <w:vAlign w:val="center"/>
+                </w:tcPr>
+                <w:p>
+                  <w:pPr>
+                    <w:spacing w:after="0" w:before="0"/>
+                  </w:pPr>
+                  <w:r>
+                    <w:rPr>
+                      <w:rFonts w:ascii="Arial" w:cs="Arial" w:eastAsia="Arial" w:hAnsi="Arial"/>
+                      <w:sz w:val="21"/>
+                      <w:szCs w:val="21"/>
+                    </w:rPr>
+                    <w:t xml:space="preserve">Change the last line so the value double hands back is displayed.</w:t>
+                  </w:r>
+                </w:p>
+              </w:tc>
+              <w:tc>
+                <w:tcPr>
+                  <w:tcW w:type="dxa" w:w="2506"/>
+                  <w:tcBorders>
+                    <w:top w:val="single" w:color="B7C2D1" w:sz="4"/>
+                    <w:left w:val="single" w:color="B7C2D1" w:sz="4"/>
+                    <w:bottom w:val="single" w:color="B7C2D1" w:sz="4"/>
+                    <w:right w:val="single" w:color="B7C2D1" w:sz="4"/>
+                  </w:tcBorders>
+                  <w:shd w:fill="FFFFFF" w:color="auto" w:val="clear"/>
+                  <w:tcMar>
+                    <w:top w:type="dxa" w:w="80"/>
+                    <w:left w:type="dxa" w:w="120"/>
+                    <w:bottom w:type="dxa" w:w="80"/>
+                    <w:right w:type="dxa" w:w="120"/>
+                  </w:tcMar>
+                  <w:vAlign w:val="center"/>
+                </w:tcPr>
+                <w:p>
+                  <w:pPr>
+                    <w:spacing w:after="0" w:before="0"/>
+                  </w:pPr>
+                  <w:r>
+                    <w:rPr>
+                      <w:rFonts w:ascii="Arial" w:cs="Arial" w:eastAsia="Arial" w:hAnsi="Arial"/>
+                      <w:b w:val="false"/>
+                      <w:bCs w:val="false"/>
+                      <w:sz w:val="21"/>
+                      <w:szCs w:val="21"/>
+                    </w:rPr>
+                    <w:t xml:space="preserve">Change it</w:t>
+                  </w:r>
+                </w:p>
+              </w:tc>
+              <w:tc>
+                <w:tcPr>
+                  <w:tcW w:type="dxa" w:w="2506"/>
+                  <w:tcBorders>
+                    <w:top w:val="single" w:color="B7C2D1" w:sz="4"/>
+                    <w:left w:val="single" w:color="B7C2D1" w:sz="4"/>
+                    <w:bottom w:val="single" w:color="B7C2D1" w:sz="4"/>
+                    <w:right w:val="single" w:color="B7C2D1" w:sz="4"/>
+                  </w:tcBorders>
+                  <w:shd w:fill="FFFFFF" w:color="auto" w:val="clear"/>
+                  <w:tcMar>
+                    <w:top w:type="dxa" w:w="80"/>
+                    <w:left w:type="dxa" w:w="120"/>
+                    <w:bottom w:type="dxa" w:w="80"/>
+                    <w:right w:type="dxa" w:w="120"/>
+                  </w:tcMar>
+                  <w:vAlign w:val="center"/>
+                </w:tcPr>
+                <w:p>
+                  <w:pPr>
+                    <w:spacing w:after="0" w:before="0"/>
+                  </w:pPr>
+                  <w:r>
+                    <w:rPr>
+                      <w:rFonts w:ascii="Arial" w:cs="Arial" w:eastAsia="Arial" w:hAnsi="Arial"/>
+                      <w:b w:val="false"/>
+                      <w:bCs w:val="false"/>
+                      <w:sz w:val="21"/>
+                      <w:szCs w:val="21"/>
+                    </w:rPr>
+                    <w:t xml:space="preserve">1</w:t>
+                  </w:r>
+                </w:p>
+              </w:tc>
+              <w:tc>
+                <w:tcPr>
+                  <w:tcW w:type="dxa" w:w="2506"/>
+                  <w:tcBorders>
+                    <w:top w:val="single" w:color="B7C2D1" w:sz="4"/>
+                    <w:left w:val="single" w:color="B7C2D1" w:sz="4"/>
+                    <w:bottom w:val="single" w:color="B7C2D1" w:sz="4"/>
+                    <w:right w:val="single" w:color="B7C2D1" w:sz="4"/>
+                  </w:tcBorders>
+                  <w:shd w:fill="FFFFFF" w:color="auto" w:val="clear"/>
+                  <w:tcMar>
+                    <w:top w:type="dxa" w:w="80"/>
+                    <w:left w:type="dxa" w:w="120"/>
+                    <w:bottom w:type="dxa" w:w="80"/>
+                    <w:right w:type="dxa" w:w="120"/>
+                  </w:tcMar>
+                  <w:vAlign w:val="center"/>
+                </w:tcPr>
+                <w:p>
+                  <w:pPr>
+                    <w:spacing w:after="0" w:before="0"/>
+                  </w:pPr>
+                  <w:r>
+                    <w:rPr>
+                      <w:rFonts w:ascii="Arial" w:cs="Arial" w:eastAsia="Arial" w:hAnsi="Arial"/>
+                      <w:b w:val="false"/>
+                      <w:bCs w:val="false"/>
+                      <w:sz w:val="21"/>
+                      <w:szCs w:val="21"/>
+                    </w:rPr>
+                    <w:t xml:space="preserve"/>
+                  </w:r>
+                </w:p>
+              </w:tc>
+            </w:tr>
+            <w:tr>
+              <w:trPr>
+                <w:cantSplit/>
+                <w:trHeight w:val="360" w:hRule="atLeast"/>
+              </w:trPr>
+              <w:tc>
+                <w:tcPr>
+                  <w:tcW w:type="dxa" w:w="2506"/>
+                  <w:tcBorders>
+                    <w:top w:val="single" w:color="B7C2D1" w:sz="4"/>
+                    <w:left w:val="single" w:color="B7C2D1" w:sz="4"/>
+                    <w:bottom w:val="single" w:color="B7C2D1" w:sz="4"/>
+                    <w:right w:val="single" w:color="B7C2D1" w:sz="4"/>
+                  </w:tcBorders>
+                  <w:shd w:fill="FFFFFF" w:color="auto" w:val="clear"/>
+                  <w:tcMar>
+                    <w:top w:type="dxa" w:w="80"/>
+                    <w:left w:type="dxa" w:w="120"/>
+                    <w:bottom w:type="dxa" w:w="80"/>
+                    <w:right w:type="dxa" w:w="120"/>
+                  </w:tcMar>
+                  <w:vAlign w:val="center"/>
+                </w:tcPr>
+                <w:p>
+                  <w:pPr>
+                    <w:spacing w:after="0" w:before="0"/>
+                  </w:pPr>
+                  <w:r>
+                    <w:rPr>
+                      <w:rFonts w:ascii="Arial" w:cs="Arial" w:eastAsia="Arial" w:hAnsi="Arial"/>
+                      <w:sz w:val="21"/>
+                      <w:szCs w:val="21"/>
+                    </w:rPr>
+                    <w:t xml:space="preserve">Finish the function so it hands its answer back to the line that called it.</w:t>
+                  </w:r>
+                </w:p>
+              </w:tc>
+              <w:tc>
+                <w:tcPr>
+                  <w:tcW w:type="dxa" w:w="2506"/>
+                  <w:tcBorders>
+                    <w:top w:val="single" w:color="B7C2D1" w:sz="4"/>
+                    <w:left w:val="single" w:color="B7C2D1" w:sz="4"/>
+                    <w:bottom w:val="single" w:color="B7C2D1" w:sz="4"/>
+                    <w:right w:val="single" w:color="B7C2D1" w:sz="4"/>
+                  </w:tcBorders>
+                  <w:shd w:fill="FFFFFF" w:color="auto" w:val="clear"/>
+                  <w:tcMar>
+                    <w:top w:type="dxa" w:w="80"/>
+                    <w:left w:type="dxa" w:w="120"/>
+                    <w:bottom w:type="dxa" w:w="80"/>
+                    <w:right w:type="dxa" w:w="120"/>
+                  </w:tcMar>
+                  <w:vAlign w:val="center"/>
+                </w:tcPr>
+                <w:p>
+                  <w:pPr>
+                    <w:spacing w:after="0" w:before="0"/>
+                  </w:pPr>
+                  <w:r>
+                    <w:rPr>
+                      <w:rFonts w:ascii="Arial" w:cs="Arial" w:eastAsia="Arial" w:hAnsi="Arial"/>
+                      <w:b w:val="false"/>
+                      <w:bCs w:val="false"/>
+                      <w:sz w:val="21"/>
+                      <w:szCs w:val="21"/>
+                    </w:rPr>
+                    <w:t xml:space="preserve">Complete it</w:t>
+                  </w:r>
+                </w:p>
+              </w:tc>
+              <w:tc>
+                <w:tcPr>
+                  <w:tcW w:type="dxa" w:w="2506"/>
+                  <w:tcBorders>
+                    <w:top w:val="single" w:color="B7C2D1" w:sz="4"/>
+                    <w:left w:val="single" w:color="B7C2D1" w:sz="4"/>
+                    <w:bottom w:val="single" w:color="B7C2D1" w:sz="4"/>
+                    <w:right w:val="single" w:color="B7C2D1" w:sz="4"/>
+                  </w:tcBorders>
+                  <w:shd w:fill="FFFFFF" w:color="auto" w:val="clear"/>
+                  <w:tcMar>
+                    <w:top w:type="dxa" w:w="80"/>
+                    <w:left w:type="dxa" w:w="120"/>
+                    <w:bottom w:type="dxa" w:w="80"/>
+                    <w:right w:type="dxa" w:w="120"/>
+                  </w:tcMar>
+                  <w:vAlign w:val="center"/>
+                </w:tcPr>
+                <w:p>
+                  <w:pPr>
+                    <w:spacing w:after="0" w:before="0"/>
+                  </w:pPr>
+                  <w:r>
+                    <w:rPr>
+                      <w:rFonts w:ascii="Arial" w:cs="Arial" w:eastAsia="Arial" w:hAnsi="Arial"/>
+                      <w:b w:val="false"/>
+                      <w:bCs w:val="false"/>
+                      <w:sz w:val="21"/>
+                      <w:szCs w:val="21"/>
+                    </w:rPr>
+                    <w:t xml:space="preserve">2</w:t>
+                  </w:r>
+                </w:p>
+              </w:tc>
+              <w:tc>
+                <w:tcPr>
+                  <w:tcW w:type="dxa" w:w="2506"/>
+                  <w:tcBorders>
+                    <w:top w:val="single" w:color="B7C2D1" w:sz="4"/>
+                    <w:left w:val="single" w:color="B7C2D1" w:sz="4"/>
+                    <w:bottom w:val="single" w:color="B7C2D1" w:sz="4"/>
+                    <w:right w:val="single" w:color="B7C2D1" w:sz="4"/>
+                  </w:tcBorders>
+                  <w:shd w:fill="FFFFFF" w:color="auto" w:val="clear"/>
+                  <w:tcMar>
+                    <w:top w:type="dxa" w:w="80"/>
+                    <w:left w:type="dxa" w:w="120"/>
+                    <w:bottom w:type="dxa" w:w="80"/>
+                    <w:right w:type="dxa" w:w="120"/>
+                  </w:tcMar>
+                  <w:vAlign w:val="center"/>
+                </w:tcPr>
+                <w:p>
+                  <w:pPr>
+                    <w:spacing w:after="0" w:before="0"/>
+                  </w:pPr>
+                  <w:r>
+                    <w:rPr>
+                      <w:rFonts w:ascii="Arial" w:cs="Arial" w:eastAsia="Arial" w:hAnsi="Arial"/>
+                      <w:b w:val="false"/>
+                      <w:bCs w:val="false"/>
+                      <w:sz w:val="21"/>
+                      <w:szCs w:val="21"/>
+                    </w:rPr>
+                    <w:t xml:space="preserve"/>
+                  </w:r>
+                </w:p>
+              </w:tc>
+            </w:tr>
+            <w:tr>
+              <w:trPr>
+                <w:cantSplit/>
+                <w:trHeight w:val="360" w:hRule="atLeast"/>
+              </w:trPr>
+              <w:tc>
+                <w:tcPr>
+                  <w:tcW w:type="dxa" w:w="2506"/>
+                  <w:tcBorders>
+                    <w:top w:val="single" w:color="B7C2D1" w:sz="4"/>
+                    <w:left w:val="single" w:color="B7C2D1" w:sz="4"/>
+                    <w:bottom w:val="single" w:color="B7C2D1" w:sz="4"/>
+                    <w:right w:val="single" w:color="B7C2D1" w:sz="4"/>
+                  </w:tcBorders>
+                  <w:shd w:fill="FFFFFF" w:color="auto" w:val="clear"/>
+                  <w:tcMar>
+                    <w:top w:type="dxa" w:w="80"/>
+                    <w:left w:type="dxa" w:w="120"/>
+                    <w:bottom w:type="dxa" w:w="80"/>
+                    <w:right w:type="dxa" w:w="120"/>
+                  </w:tcMar>
+                  <w:vAlign w:val="center"/>
+                </w:tcPr>
+                <w:p>
+                  <w:pPr>
+                    <w:spacing w:after="0" w:before="0"/>
+                  </w:pPr>
+                  <w:r>
+                    <w:rPr>
+                      <w:rFonts w:ascii="Arial" w:cs="Arial" w:eastAsia="Arial" w:hAnsi="Arial"/>
+                      <w:sz w:val="21"/>
+                      <w:szCs w:val="21"/>
+                    </w:rPr>
+                    <w:t xml:space="preserve">Ask the user for a whole number. Write a function called double that returns twice the number it is handed. Display what double hands back.</w:t>
+                  </w:r>
+                </w:p>
+              </w:tc>
+              <w:tc>
+                <w:tcPr>
+                  <w:tcW w:type="dxa" w:w="2506"/>
+                  <w:tcBorders>
+                    <w:top w:val="single" w:color="B7C2D1" w:sz="4"/>
+                    <w:left w:val="single" w:color="B7C2D1" w:sz="4"/>
+                    <w:bottom w:val="single" w:color="B7C2D1" w:sz="4"/>
+                    <w:right w:val="single" w:color="B7C2D1" w:sz="4"/>
+                  </w:tcBorders>
+                  <w:shd w:fill="FFFFFF" w:color="auto" w:val="clear"/>
+                  <w:tcMar>
+                    <w:top w:type="dxa" w:w="80"/>
+                    <w:left w:type="dxa" w:w="120"/>
+                    <w:bottom w:type="dxa" w:w="80"/>
+                    <w:right w:type="dxa" w:w="120"/>
+                  </w:tcMar>
+                  <w:vAlign w:val="center"/>
+                </w:tcPr>
+                <w:p>
+                  <w:pPr>
+                    <w:spacing w:after="0" w:before="0"/>
+                  </w:pPr>
+                  <w:r>
+                    <w:rPr>
+                      <w:rFonts w:ascii="Arial" w:cs="Arial" w:eastAsia="Arial" w:hAnsi="Arial"/>
+                      <w:b w:val="false"/>
+                      <w:bCs w:val="false"/>
+                      <w:sz w:val="21"/>
+                      <w:szCs w:val="21"/>
+                    </w:rPr>
+                    <w:t xml:space="preserve">Write it</w:t>
+                  </w:r>
+                </w:p>
+              </w:tc>
+              <w:tc>
+                <w:tcPr>
+                  <w:tcW w:type="dxa" w:w="2506"/>
+                  <w:tcBorders>
+                    <w:top w:val="single" w:color="B7C2D1" w:sz="4"/>
+                    <w:left w:val="single" w:color="B7C2D1" w:sz="4"/>
+                    <w:bottom w:val="single" w:color="B7C2D1" w:sz="4"/>
+                    <w:right w:val="single" w:color="B7C2D1" w:sz="4"/>
+                  </w:tcBorders>
+                  <w:shd w:fill="FFFFFF" w:color="auto" w:val="clear"/>
+                  <w:tcMar>
+                    <w:top w:type="dxa" w:w="80"/>
+                    <w:left w:type="dxa" w:w="120"/>
+                    <w:bottom w:type="dxa" w:w="80"/>
+                    <w:right w:type="dxa" w:w="120"/>
+                  </w:tcMar>
+                  <w:vAlign w:val="center"/>
+                </w:tcPr>
+                <w:p>
+                  <w:pPr>
+                    <w:spacing w:after="0" w:before="0"/>
+                  </w:pPr>
+                  <w:r>
+                    <w:rPr>
+                      <w:rFonts w:ascii="Arial" w:cs="Arial" w:eastAsia="Arial" w:hAnsi="Arial"/>
+                      <w:b w:val="false"/>
+                      <w:bCs w:val="false"/>
+                      <w:sz w:val="21"/>
+                      <w:szCs w:val="21"/>
+                    </w:rPr>
+                    <w:t xml:space="preserve">2</w:t>
+                  </w:r>
+                </w:p>
+              </w:tc>
+              <w:tc>
+                <w:tcPr>
+                  <w:tcW w:type="dxa" w:w="2506"/>
+                  <w:tcBorders>
+                    <w:top w:val="single" w:color="B7C2D1" w:sz="4"/>
+                    <w:left w:val="single" w:color="B7C2D1" w:sz="4"/>
+                    <w:bottom w:val="single" w:color="B7C2D1" w:sz="4"/>
+                    <w:right w:val="single" w:color="B7C2D1" w:sz="4"/>
+                  </w:tcBorders>
+                  <w:shd w:fill="FFFFFF" w:color="auto" w:val="clear"/>
+                  <w:tcMar>
+                    <w:top w:type="dxa" w:w="80"/>
+                    <w:left w:type="dxa" w:w="120"/>
+                    <w:bottom w:type="dxa" w:w="80"/>
+                    <w:right w:type="dxa" w:w="120"/>
+                  </w:tcMar>
+                  <w:vAlign w:val="center"/>
+                </w:tcPr>
+                <w:p>
+                  <w:pPr>
+                    <w:spacing w:after="0" w:before="0"/>
+                  </w:pPr>
+                  <w:r>
+                    <w:rPr>
+                      <w:rFonts w:ascii="Arial" w:cs="Arial" w:eastAsia="Arial" w:hAnsi="Arial"/>
+                      <w:b w:val="false"/>
+                      <w:bCs w:val="false"/>
+                      <w:sz w:val="21"/>
+                      <w:szCs w:val="21"/>
+                    </w:rPr>
+                    <w:t xml:space="preserve"/>
+                  </w:r>
+                </w:p>
+              </w:tc>
+            </w:tr>
+            <w:tr>
+              <w:trPr>
+                <w:cantSplit/>
+                <w:trHeight w:val="360" w:hRule="atLeast"/>
+              </w:trPr>
+              <w:tc>
+                <w:tcPr>
+                  <w:tcW w:type="dxa" w:w="2506"/>
+                  <w:tcBorders>
+                    <w:top w:val="single" w:color="B7C2D1" w:sz="4"/>
+                    <w:left w:val="single" w:color="B7C2D1" w:sz="4"/>
+                    <w:bottom w:val="single" w:color="B7C2D1" w:sz="4"/>
+                    <w:right w:val="single" w:color="B7C2D1" w:sz="4"/>
+                  </w:tcBorders>
+                  <w:shd w:fill="FFFFFF" w:color="auto" w:val="clear"/>
+                  <w:tcMar>
+                    <w:top w:type="dxa" w:w="80"/>
+                    <w:left w:type="dxa" w:w="120"/>
+                    <w:bottom w:type="dxa" w:w="80"/>
+                    <w:right w:type="dxa" w:w="120"/>
+                  </w:tcMar>
+                  <w:vAlign w:val="center"/>
+                </w:tcPr>
+                <w:p>
+                  <w:pPr>
+                    <w:spacing w:after="0" w:before="0"/>
+                  </w:pPr>
+                  <w:r>
+                    <w:rPr>
+                      <w:rFonts w:ascii="Arial" w:cs="Arial" w:eastAsia="Arial" w:hAnsi="Arial"/>
+                      <w:sz w:val="21"/>
+                      <w:szCs w:val="21"/>
+                    </w:rPr>
+                    <w:t xml:space="preserve">This program should display the number typed, doubled. Find the mistake and put it right.</w:t>
+                  </w:r>
+                </w:p>
+              </w:tc>
+              <w:tc>
+                <w:tcPr>
+                  <w:tcW w:type="dxa" w:w="2506"/>
+                  <w:tcBorders>
+                    <w:top w:val="single" w:color="B7C2D1" w:sz="4"/>
+                    <w:left w:val="single" w:color="B7C2D1" w:sz="4"/>
+                    <w:bottom w:val="single" w:color="B7C2D1" w:sz="4"/>
+                    <w:right w:val="single" w:color="B7C2D1" w:sz="4"/>
+                  </w:tcBorders>
+                  <w:shd w:fill="FFFFFF" w:color="auto" w:val="clear"/>
+                  <w:tcMar>
+                    <w:top w:type="dxa" w:w="80"/>
+                    <w:left w:type="dxa" w:w="120"/>
+                    <w:bottom w:type="dxa" w:w="80"/>
+                    <w:right w:type="dxa" w:w="120"/>
+                  </w:tcMar>
+                  <w:vAlign w:val="center"/>
+                </w:tcPr>
+                <w:p>
+                  <w:pPr>
+                    <w:spacing w:after="0" w:before="0"/>
+                  </w:pPr>
+                  <w:r>
+                    <w:rPr>
+                      <w:rFonts w:ascii="Arial" w:cs="Arial" w:eastAsia="Arial" w:hAnsi="Arial"/>
+                      <w:b w:val="false"/>
+                      <w:bCs w:val="false"/>
+                      <w:sz w:val="21"/>
+                      <w:szCs w:val="21"/>
+                    </w:rPr>
+                    <w:t xml:space="preserve">Fix it</w:t>
+                  </w:r>
+                </w:p>
+              </w:tc>
+              <w:tc>
+                <w:tcPr>
+                  <w:tcW w:type="dxa" w:w="2506"/>
+                  <w:tcBorders>
+                    <w:top w:val="single" w:color="B7C2D1" w:sz="4"/>
+                    <w:left w:val="single" w:color="B7C2D1" w:sz="4"/>
+                    <w:bottom w:val="single" w:color="B7C2D1" w:sz="4"/>
+                    <w:right w:val="single" w:color="B7C2D1" w:sz="4"/>
+                  </w:tcBorders>
+                  <w:shd w:fill="FFFFFF" w:color="auto" w:val="clear"/>
+                  <w:tcMar>
+                    <w:top w:type="dxa" w:w="80"/>
+                    <w:left w:type="dxa" w:w="120"/>
+                    <w:bottom w:type="dxa" w:w="80"/>
+                    <w:right w:type="dxa" w:w="120"/>
+                  </w:tcMar>
+                  <w:vAlign w:val="center"/>
+                </w:tcPr>
+                <w:p>
+                  <w:pPr>
+                    <w:spacing w:after="0" w:before="0"/>
+                  </w:pPr>
+                  <w:r>
+                    <w:rPr>
+                      <w:rFonts w:ascii="Arial" w:cs="Arial" w:eastAsia="Arial" w:hAnsi="Arial"/>
+                      <w:b w:val="false"/>
+                      <w:bCs w:val="false"/>
+                      <w:sz w:val="21"/>
+                      <w:szCs w:val="21"/>
+                    </w:rPr>
+                    <w:t xml:space="preserve">2</w:t>
+                  </w:r>
+                </w:p>
+              </w:tc>
+              <w:tc>
+                <w:tcPr>
+                  <w:tcW w:type="dxa" w:w="2506"/>
+                  <w:tcBorders>
+                    <w:top w:val="single" w:color="B7C2D1" w:sz="4"/>
+                    <w:left w:val="single" w:color="B7C2D1" w:sz="4"/>
+                    <w:bottom w:val="single" w:color="B7C2D1" w:sz="4"/>
+                    <w:right w:val="single" w:color="B7C2D1" w:sz="4"/>
+                  </w:tcBorders>
+                  <w:shd w:fill="FFFFFF" w:color="auto" w:val="clear"/>
+                  <w:tcMar>
+                    <w:top w:type="dxa" w:w="80"/>
+                    <w:left w:type="dxa" w:w="120"/>
+                    <w:bottom w:type="dxa" w:w="80"/>
+                    <w:right w:type="dxa" w:w="120"/>
+                  </w:tcMar>
+                  <w:vAlign w:val="center"/>
+                </w:tcPr>
+                <w:p>
+                  <w:pPr>
+                    <w:spacing w:after="0" w:before="0"/>
+                  </w:pPr>
+                  <w:r>
+                    <w:rPr>
+                      <w:rFonts w:ascii="Arial" w:cs="Arial" w:eastAsia="Arial" w:hAnsi="Arial"/>
+                      <w:b w:val="false"/>
+                      <w:bCs w:val="false"/>
+                      <w:sz w:val="21"/>
+                      <w:szCs w:val="21"/>
+                    </w:rPr>
+                    <w:t xml:space="preserve"/>
+                  </w:r>
+                </w:p>
+              </w:tc>
+            </w:tr>
+            <w:tr>
+              <w:trPr>
+                <w:cantSplit/>
+                <w:trHeight w:val="360" w:hRule="atLeast"/>
+              </w:trPr>
+              <w:tc>
+                <w:tcPr>
+                  <w:tcW w:type="dxa" w:w="2506"/>
+                  <w:tcBorders>
+                    <w:top w:val="single" w:color="B7C2D1" w:sz="4"/>
+                    <w:left w:val="single" w:color="B7C2D1" w:sz="4"/>
+                    <w:bottom w:val="single" w:color="B7C2D1" w:sz="4"/>
+                    <w:right w:val="single" w:color="B7C2D1" w:sz="4"/>
+                  </w:tcBorders>
+                  <w:shd w:fill="FFFFFF" w:color="auto" w:val="clear"/>
+                  <w:tcMar>
+                    <w:top w:type="dxa" w:w="80"/>
+                    <w:left w:type="dxa" w:w="120"/>
+                    <w:bottom w:type="dxa" w:w="80"/>
+                    <w:right w:type="dxa" w:w="120"/>
+                  </w:tcMar>
+                  <w:vAlign w:val="center"/>
+                </w:tcPr>
+                <w:p>
+                  <w:pPr>
+                    <w:spacing w:after="0" w:before="0"/>
+                  </w:pPr>
+                  <w:r>
+                    <w:rPr>
+                      <w:rFonts w:ascii="Arial" w:cs="Arial" w:eastAsia="Arial" w:hAnsi="Arial"/>
+                      <w:sz w:val="21"/>
+                      <w:szCs w:val="21"/>
+                    </w:rPr>
+                    <w:t xml:space="preserve">Ask the user for a whole number. Write a function called double that returns twice the number it is handed. Keep what double hands back in a variable and display it. Then hand that variable to double and display what comes back on the next line.</w:t>
+                  </w:r>
+                </w:p>
+              </w:tc>
+              <w:tc>
+                <w:tcPr>
+                  <w:tcW w:type="dxa" w:w="2506"/>
+                  <w:tcBorders>
+                    <w:top w:val="single" w:color="B7C2D1" w:sz="4"/>
+                    <w:left w:val="single" w:color="B7C2D1" w:sz="4"/>
+                    <w:bottom w:val="single" w:color="B7C2D1" w:sz="4"/>
+                    <w:right w:val="single" w:color="B7C2D1" w:sz="4"/>
+                  </w:tcBorders>
+                  <w:shd w:fill="FFFFFF" w:color="auto" w:val="clear"/>
+                  <w:tcMar>
+                    <w:top w:type="dxa" w:w="80"/>
+                    <w:left w:type="dxa" w:w="120"/>
+                    <w:bottom w:type="dxa" w:w="80"/>
+                    <w:right w:type="dxa" w:w="120"/>
+                  </w:tcMar>
+                  <w:vAlign w:val="center"/>
+                </w:tcPr>
+                <w:p>
+                  <w:pPr>
+                    <w:spacing w:after="0" w:before="0"/>
+                  </w:pPr>
+                  <w:r>
+                    <w:rPr>
+                      <w:rFonts w:ascii="Arial" w:cs="Arial" w:eastAsia="Arial" w:hAnsi="Arial"/>
+                      <w:b w:val="false"/>
+                      <w:bCs w:val="false"/>
+                      <w:sz w:val="21"/>
+                      <w:szCs w:val="21"/>
+                    </w:rPr>
+                    <w:t xml:space="preserve">Challenge (optional)</w:t>
+                  </w:r>
+                </w:p>
+              </w:tc>
+              <w:tc>
+                <w:tcPr>
+                  <w:tcW w:type="dxa" w:w="2506"/>
+                  <w:tcBorders>
+                    <w:top w:val="single" w:color="B7C2D1" w:sz="4"/>
+                    <w:left w:val="single" w:color="B7C2D1" w:sz="4"/>
+                    <w:bottom w:val="single" w:color="B7C2D1" w:sz="4"/>
+                    <w:right w:val="single" w:color="B7C2D1" w:sz="4"/>
+                  </w:tcBorders>
+                  <w:shd w:fill="FFFFFF" w:color="auto" w:val="clear"/>
+                  <w:tcMar>
+                    <w:top w:type="dxa" w:w="80"/>
+                    <w:left w:type="dxa" w:w="120"/>
+                    <w:bottom w:type="dxa" w:w="80"/>
+                    <w:right w:type="dxa" w:w="120"/>
+                  </w:tcMar>
+                  <w:vAlign w:val="center"/>
+                </w:tcPr>
+                <w:p>
+                  <w:pPr>
+                    <w:spacing w:after="0" w:before="0"/>
+                  </w:pPr>
+                  <w:r>
+                    <w:rPr>
+                      <w:rFonts w:ascii="Arial" w:cs="Arial" w:eastAsia="Arial" w:hAnsi="Arial"/>
+                      <w:b w:val="false"/>
+                      <w:bCs w:val="false"/>
+                      <w:sz w:val="21"/>
+                      <w:szCs w:val="21"/>
+                    </w:rPr>
+                    <w:t xml:space="preserve">3</w:t>
+                  </w:r>
+                </w:p>
+              </w:tc>
+              <w:tc>
+                <w:tcPr>
+                  <w:tcW w:type="dxa" w:w="2506"/>
                   <w:tcBorders>
                     <w:top w:val="single" w:color="B7C2D1" w:sz="4"/>
                     <w:left w:val="single" w:color="B7C2D1" w:sz="4"/>
@@ -3523,7 +5872,7 @@
                 <w:sz w:val="21"/>
                 <w:szCs w:val="21"/>
               </w:rPr>
-              <w:t xml:space="preserve">Plan the one you found hardest: inputs, what happens to them, what is printed.</w:t>
+              <w:t xml:space="preserve">Plan the one you found hardest: what is typed in, what happens to it, what is displayed.</w:t>
             </w:r>
           </w:p>
           <w:tbl>
@@ -3949,12 +6298,12 @@
                 <w:sz w:val="21"/>
                 <w:szCs w:val="21"/>
               </w:rPr>
-              <w:t xml:space="preserve">Tick each one off as its tests pass in the editor</w:t>
+              <w:t xml:space="preserve">Tick each one off as you finish it in the editor</w:t>
             </w:r>
           </w:p>
           <w:tbl>
             <w:tblPr>
-              <w:tblW w:type="dxa" w:w="10026"/>
+              <w:tblW w:type="dxa" w:w="10024"/>
               <w:tblBorders>
                 <w:top w:val="single" w:color="auto" w:sz="4"/>
                 <w:left w:val="single" w:color="auto" w:sz="4"/>
@@ -3965,9 +6314,10 @@
               </w:tblBorders>
             </w:tblPr>
             <w:tblGrid>
-              <w:gridCol w:w="3342"/>
-              <w:gridCol w:w="3342"/>
-              <w:gridCol w:w="3342"/>
+              <w:gridCol w:w="2506"/>
+              <w:gridCol w:w="2506"/>
+              <w:gridCol w:w="2506"/>
+              <w:gridCol w:w="2506"/>
             </w:tblGrid>
             <w:tr>
               <w:trPr>
@@ -3976,7 +6326,7 @@
               </w:trPr>
               <w:tc>
                 <w:tcPr>
-                  <w:tcW w:type="dxa" w:w="3342"/>
+                  <w:tcW w:type="dxa" w:w="2506"/>
                   <w:tcBorders>
                     <w:top w:val="single" w:color="B7C2D1" w:sz="4"/>
                     <w:left w:val="single" w:color="B7C2D1" w:sz="4"/>
@@ -4004,13 +6354,13 @@
                       <w:sz w:val="20"/>
                       <w:szCs w:val="20"/>
                     </w:rPr>
-                    <w:t xml:space="preserve">Program</w:t>
-                  </w:r>
-                </w:p>
-              </w:tc>
-              <w:tc>
-                <w:tcPr>
-                  <w:tcW w:type="dxa" w:w="3342"/>
+                    <w:t xml:space="preserve">Activity</w:t>
+                  </w:r>
+                </w:p>
+              </w:tc>
+              <w:tc>
+                <w:tcPr>
+                  <w:tcW w:type="dxa" w:w="2506"/>
                   <w:tcBorders>
                     <w:top w:val="single" w:color="B7C2D1" w:sz="4"/>
                     <w:left w:val="single" w:color="B7C2D1" w:sz="4"/>
@@ -4038,13 +6388,47 @@
                       <w:sz w:val="20"/>
                       <w:szCs w:val="20"/>
                     </w:rPr>
+                    <w:t xml:space="preserve">What to do</w:t>
+                  </w:r>
+                </w:p>
+              </w:tc>
+              <w:tc>
+                <w:tcPr>
+                  <w:tcW w:type="dxa" w:w="2506"/>
+                  <w:tcBorders>
+                    <w:top w:val="single" w:color="B7C2D1" w:sz="4"/>
+                    <w:left w:val="single" w:color="B7C2D1" w:sz="4"/>
+                    <w:bottom w:val="single" w:color="B7C2D1" w:sz="4"/>
+                    <w:right w:val="single" w:color="B7C2D1" w:sz="4"/>
+                  </w:tcBorders>
+                  <w:shd w:fill="E6ECF5" w:color="auto" w:val="clear"/>
+                  <w:tcMar>
+                    <w:top w:type="dxa" w:w="80"/>
+                    <w:left w:type="dxa" w:w="120"/>
+                    <w:bottom w:type="dxa" w:w="80"/>
+                    <w:right w:type="dxa" w:w="120"/>
+                  </w:tcMar>
+                  <w:vAlign w:val="center"/>
+                </w:tcPr>
+                <w:p>
+                  <w:pPr>
+                    <w:spacing w:after="0" w:before="0"/>
+                  </w:pPr>
+                  <w:r>
+                    <w:rPr>
+                      <w:rFonts w:ascii="Arial" w:cs="Arial" w:eastAsia="Arial" w:hAnsi="Arial"/>
+                      <w:b/>
+                      <w:bCs/>
+                      <w:sz w:val="20"/>
+                      <w:szCs w:val="20"/>
+                    </w:rPr>
                     <w:t xml:space="preserve">Marks</w:t>
                   </w:r>
                 </w:p>
               </w:tc>
               <w:tc>
                 <w:tcPr>
-                  <w:tcW w:type="dxa" w:w="3342"/>
+                  <w:tcW w:type="dxa" w:w="2506"/>
                   <w:tcBorders>
                     <w:top w:val="single" w:color="B7C2D1" w:sz="4"/>
                     <w:left w:val="single" w:color="B7C2D1" w:sz="4"/>
@@ -4084,73 +6468,107 @@
               </w:trPr>
               <w:tc>
                 <w:tcPr>
-                  <w:tcW w:type="dxa" w:w="3342"/>
-                  <w:tcBorders>
-                    <w:top w:val="single" w:color="B7C2D1" w:sz="4"/>
-                    <w:left w:val="single" w:color="B7C2D1" w:sz="4"/>
-                    <w:bottom w:val="single" w:color="B7C2D1" w:sz="4"/>
-                    <w:right w:val="single" w:color="B7C2D1" w:sz="4"/>
-                  </w:tcBorders>
-                  <w:shd w:fill="FFFFFF" w:color="auto" w:val="clear"/>
-                  <w:tcMar>
-                    <w:top w:type="dxa" w:w="80"/>
-                    <w:left w:type="dxa" w:w="120"/>
-                    <w:bottom w:type="dxa" w:w="80"/>
-                    <w:right w:type="dxa" w:w="120"/>
-                  </w:tcMar>
-                  <w:vAlign w:val="center"/>
-                </w:tcPr>
-                <w:p>
-                  <w:pPr>
-                    <w:spacing w:after="0" w:before="0"/>
-                  </w:pPr>
-                  <w:r>
-                    <w:rPr>
-                      <w:rFonts w:ascii="Arial" w:cs="Arial" w:eastAsia="Arial" w:hAnsi="Arial"/>
-                      <w:sz w:val="21"/>
-                      <w:szCs w:val="21"/>
-                    </w:rPr>
-                    <w:t xml:space="preserve">Ask the user for a word. Then ask for a whole number. Write a function called tag that returns high for a number of 40 or more. Make tag return low for a number below 40. Write a procedure called show that displays [word]: [the word tag handed back]. Use both subprograms to print that one line.</w:t>
-                  </w:r>
-                </w:p>
-              </w:tc>
-              <w:tc>
-                <w:tcPr>
-                  <w:tcW w:type="dxa" w:w="3342"/>
-                  <w:tcBorders>
-                    <w:top w:val="single" w:color="B7C2D1" w:sz="4"/>
-                    <w:left w:val="single" w:color="B7C2D1" w:sz="4"/>
-                    <w:bottom w:val="single" w:color="B7C2D1" w:sz="4"/>
-                    <w:right w:val="single" w:color="B7C2D1" w:sz="4"/>
-                  </w:tcBorders>
-                  <w:shd w:fill="FFFFFF" w:color="auto" w:val="clear"/>
-                  <w:tcMar>
-                    <w:top w:type="dxa" w:w="80"/>
-                    <w:left w:type="dxa" w:w="120"/>
-                    <w:bottom w:type="dxa" w:w="80"/>
-                    <w:right w:type="dxa" w:w="120"/>
-                  </w:tcMar>
-                  <w:vAlign w:val="center"/>
-                </w:tcPr>
-                <w:p>
-                  <w:pPr>
-                    <w:spacing w:after="0" w:before="0"/>
-                  </w:pPr>
-                  <w:r>
-                    <w:rPr>
-                      <w:rFonts w:ascii="Arial" w:cs="Arial" w:eastAsia="Arial" w:hAnsi="Arial"/>
-                      <w:b w:val="false"/>
-                      <w:bCs w:val="false"/>
-                      <w:sz w:val="21"/>
-                      <w:szCs w:val="21"/>
-                    </w:rPr>
-                    <w:t xml:space="preserve">4</w:t>
-                  </w:r>
-                </w:p>
-              </w:tc>
-              <w:tc>
-                <w:tcPr>
-                  <w:tcW w:type="dxa" w:w="3342"/>
+                  <w:tcW w:type="dxa" w:w="2506"/>
+                  <w:tcBorders>
+                    <w:top w:val="single" w:color="B7C2D1" w:sz="4"/>
+                    <w:left w:val="single" w:color="B7C2D1" w:sz="4"/>
+                    <w:bottom w:val="single" w:color="B7C2D1" w:sz="4"/>
+                    <w:right w:val="single" w:color="B7C2D1" w:sz="4"/>
+                  </w:tcBorders>
+                  <w:shd w:fill="FFFFFF" w:color="auto" w:val="clear"/>
+                  <w:tcMar>
+                    <w:top w:type="dxa" w:w="80"/>
+                    <w:left w:type="dxa" w:w="120"/>
+                    <w:bottom w:type="dxa" w:w="80"/>
+                    <w:right w:type="dxa" w:w="120"/>
+                  </w:tcMar>
+                  <w:vAlign w:val="center"/>
+                </w:tcPr>
+                <w:p>
+                  <w:pPr>
+                    <w:spacing w:after="0" w:before="0"/>
+                  </w:pPr>
+                  <w:r>
+                    <w:rPr>
+                      <w:rFonts w:ascii="Arial" w:cs="Arial" w:eastAsia="Arial" w:hAnsi="Arial"/>
+                      <w:sz w:val="21"/>
+                      <w:szCs w:val="21"/>
+                    </w:rPr>
+                    <w:t xml:space="preserve">Press Run. Two subprograms work out the same answer in two different ways.</w:t>
+                  </w:r>
+                </w:p>
+              </w:tc>
+              <w:tc>
+                <w:tcPr>
+                  <w:tcW w:type="dxa" w:w="2506"/>
+                  <w:tcBorders>
+                    <w:top w:val="single" w:color="B7C2D1" w:sz="4"/>
+                    <w:left w:val="single" w:color="B7C2D1" w:sz="4"/>
+                    <w:bottom w:val="single" w:color="B7C2D1" w:sz="4"/>
+                    <w:right w:val="single" w:color="B7C2D1" w:sz="4"/>
+                  </w:tcBorders>
+                  <w:shd w:fill="FFFFFF" w:color="auto" w:val="clear"/>
+                  <w:tcMar>
+                    <w:top w:type="dxa" w:w="80"/>
+                    <w:left w:type="dxa" w:w="120"/>
+                    <w:bottom w:type="dxa" w:w="80"/>
+                    <w:right w:type="dxa" w:w="120"/>
+                  </w:tcMar>
+                  <w:vAlign w:val="center"/>
+                </w:tcPr>
+                <w:p>
+                  <w:pPr>
+                    <w:spacing w:after="0" w:before="0"/>
+                  </w:pPr>
+                  <w:r>
+                    <w:rPr>
+                      <w:rFonts w:ascii="Arial" w:cs="Arial" w:eastAsia="Arial" w:hAnsi="Arial"/>
+                      <w:b w:val="false"/>
+                      <w:bCs w:val="false"/>
+                      <w:sz w:val="21"/>
+                      <w:szCs w:val="21"/>
+                    </w:rPr>
+                    <w:t xml:space="preserve">Run it</w:t>
+                  </w:r>
+                </w:p>
+              </w:tc>
+              <w:tc>
+                <w:tcPr>
+                  <w:tcW w:type="dxa" w:w="2506"/>
+                  <w:tcBorders>
+                    <w:top w:val="single" w:color="B7C2D1" w:sz="4"/>
+                    <w:left w:val="single" w:color="B7C2D1" w:sz="4"/>
+                    <w:bottom w:val="single" w:color="B7C2D1" w:sz="4"/>
+                    <w:right w:val="single" w:color="B7C2D1" w:sz="4"/>
+                  </w:tcBorders>
+                  <w:shd w:fill="FFFFFF" w:color="auto" w:val="clear"/>
+                  <w:tcMar>
+                    <w:top w:type="dxa" w:w="80"/>
+                    <w:left w:type="dxa" w:w="120"/>
+                    <w:bottom w:type="dxa" w:w="80"/>
+                    <w:right w:type="dxa" w:w="120"/>
+                  </w:tcMar>
+                  <w:vAlign w:val="center"/>
+                </w:tcPr>
+                <w:p>
+                  <w:pPr>
+                    <w:spacing w:after="0" w:before="0"/>
+                  </w:pPr>
+                  <w:r>
+                    <w:rPr>
+                      <w:rFonts w:ascii="Arial" w:cs="Arial" w:eastAsia="Arial" w:hAnsi="Arial"/>
+                      <w:b w:val="false"/>
+                      <w:bCs w:val="false"/>
+                      <w:sz w:val="21"/>
+                      <w:szCs w:val="21"/>
+                    </w:rPr>
+                    <w:t xml:space="preserve">1</w:t>
+                  </w:r>
+                </w:p>
+              </w:tc>
+              <w:tc>
+                <w:tcPr>
+                  <w:tcW w:type="dxa" w:w="2506"/>
                   <w:tcBorders>
                     <w:top w:val="single" w:color="B7C2D1" w:sz="4"/>
                     <w:left w:val="single" w:color="B7C2D1" w:sz="4"/>
@@ -4190,73 +6608,807 @@
               </w:trPr>
               <w:tc>
                 <w:tcPr>
-                  <w:tcW w:type="dxa" w:w="3342"/>
-                  <w:tcBorders>
-                    <w:top w:val="single" w:color="B7C2D1" w:sz="4"/>
-                    <w:left w:val="single" w:color="B7C2D1" w:sz="4"/>
-                    <w:bottom w:val="single" w:color="B7C2D1" w:sz="4"/>
-                    <w:right w:val="single" w:color="B7C2D1" w:sz="4"/>
-                  </w:tcBorders>
-                  <w:shd w:fill="FFFFFF" w:color="auto" w:val="clear"/>
-                  <w:tcMar>
-                    <w:top w:type="dxa" w:w="80"/>
-                    <w:left w:type="dxa" w:w="120"/>
-                    <w:bottom w:type="dxa" w:w="80"/>
-                    <w:right w:type="dxa" w:w="120"/>
-                  </w:tcMar>
-                  <w:vAlign w:val="center"/>
-                </w:tcPr>
-                <w:p>
-                  <w:pPr>
-                    <w:spacing w:after="0" w:before="0"/>
-                  </w:pPr>
-                  <w:r>
-                    <w:rPr>
-                      <w:rFonts w:ascii="Arial" w:cs="Arial" w:eastAsia="Arial" w:hAnsi="Arial"/>
-                      <w:sz w:val="21"/>
-                      <w:szCs w:val="21"/>
-                    </w:rPr>
-                    <w:t xml:space="preserve">Ask the user for two whole numbers, one on each line. Write a function called larger that returns the bigger of its two parameters. Write a procedure called announce that displays largest [that value]. Use both subprograms to print that one line.</w:t>
-                  </w:r>
-                </w:p>
-              </w:tc>
-              <w:tc>
-                <w:tcPr>
-                  <w:tcW w:type="dxa" w:w="3342"/>
-                  <w:tcBorders>
-                    <w:top w:val="single" w:color="B7C2D1" w:sz="4"/>
-                    <w:left w:val="single" w:color="B7C2D1" w:sz="4"/>
-                    <w:bottom w:val="single" w:color="B7C2D1" w:sz="4"/>
-                    <w:right w:val="single" w:color="B7C2D1" w:sz="4"/>
-                  </w:tcBorders>
-                  <w:shd w:fill="FFFFFF" w:color="auto" w:val="clear"/>
-                  <w:tcMar>
-                    <w:top w:type="dxa" w:w="80"/>
-                    <w:left w:type="dxa" w:w="120"/>
-                    <w:bottom w:type="dxa" w:w="80"/>
-                    <w:right w:type="dxa" w:w="120"/>
-                  </w:tcMar>
-                  <w:vAlign w:val="center"/>
-                </w:tcPr>
-                <w:p>
-                  <w:pPr>
-                    <w:spacing w:after="0" w:before="0"/>
-                  </w:pPr>
-                  <w:r>
-                    <w:rPr>
-                      <w:rFonts w:ascii="Arial" w:cs="Arial" w:eastAsia="Arial" w:hAnsi="Arial"/>
-                      <w:b w:val="false"/>
-                      <w:bCs w:val="false"/>
-                      <w:sz w:val="21"/>
-                      <w:szCs w:val="21"/>
-                    </w:rPr>
-                    <w:t xml:space="preserve">4</w:t>
-                  </w:r>
-                </w:p>
-              </w:tc>
-              <w:tc>
-                <w:tcPr>
-                  <w:tcW w:type="dxa" w:w="3342"/>
+                  <w:tcW w:type="dxa" w:w="2506"/>
+                  <w:tcBorders>
+                    <w:top w:val="single" w:color="B7C2D1" w:sz="4"/>
+                    <w:left w:val="single" w:color="B7C2D1" w:sz="4"/>
+                    <w:bottom w:val="single" w:color="B7C2D1" w:sz="4"/>
+                    <w:right w:val="single" w:color="B7C2D1" w:sz="4"/>
+                  </w:tcBorders>
+                  <w:shd w:fill="FFFFFF" w:color="auto" w:val="clear"/>
+                  <w:tcMar>
+                    <w:top w:type="dxa" w:w="80"/>
+                    <w:left w:type="dxa" w:w="120"/>
+                    <w:bottom w:type="dxa" w:w="80"/>
+                    <w:right w:type="dxa" w:w="120"/>
+                  </w:tcMar>
+                  <w:vAlign w:val="center"/>
+                </w:tcPr>
+                <w:p>
+                  <w:pPr>
+                    <w:spacing w:after="0" w:before="0"/>
+                  </w:pPr>
+                  <w:r>
+                    <w:rPr>
+                      <w:rFonts w:ascii="Arial" w:cs="Arial" w:eastAsia="Arial" w:hAnsi="Arial"/>
+                      <w:sz w:val="21"/>
+                      <w:szCs w:val="21"/>
+                    </w:rPr>
+                    <w:t xml:space="preserve">What will this program display?</w:t>
+                  </w:r>
+                </w:p>
+              </w:tc>
+              <w:tc>
+                <w:tcPr>
+                  <w:tcW w:type="dxa" w:w="2506"/>
+                  <w:tcBorders>
+                    <w:top w:val="single" w:color="B7C2D1" w:sz="4"/>
+                    <w:left w:val="single" w:color="B7C2D1" w:sz="4"/>
+                    <w:bottom w:val="single" w:color="B7C2D1" w:sz="4"/>
+                    <w:right w:val="single" w:color="B7C2D1" w:sz="4"/>
+                  </w:tcBorders>
+                  <w:shd w:fill="FFFFFF" w:color="auto" w:val="clear"/>
+                  <w:tcMar>
+                    <w:top w:type="dxa" w:w="80"/>
+                    <w:left w:type="dxa" w:w="120"/>
+                    <w:bottom w:type="dxa" w:w="80"/>
+                    <w:right w:type="dxa" w:w="120"/>
+                  </w:tcMar>
+                  <w:vAlign w:val="center"/>
+                </w:tcPr>
+                <w:p>
+                  <w:pPr>
+                    <w:spacing w:after="0" w:before="0"/>
+                  </w:pPr>
+                  <w:r>
+                    <w:rPr>
+                      <w:rFonts w:ascii="Arial" w:cs="Arial" w:eastAsia="Arial" w:hAnsi="Arial"/>
+                      <w:b w:val="false"/>
+                      <w:bCs w:val="false"/>
+                      <w:sz w:val="21"/>
+                      <w:szCs w:val="21"/>
+                    </w:rPr>
+                    <w:t xml:space="preserve">Predict</w:t>
+                  </w:r>
+                </w:p>
+              </w:tc>
+              <w:tc>
+                <w:tcPr>
+                  <w:tcW w:type="dxa" w:w="2506"/>
+                  <w:tcBorders>
+                    <w:top w:val="single" w:color="B7C2D1" w:sz="4"/>
+                    <w:left w:val="single" w:color="B7C2D1" w:sz="4"/>
+                    <w:bottom w:val="single" w:color="B7C2D1" w:sz="4"/>
+                    <w:right w:val="single" w:color="B7C2D1" w:sz="4"/>
+                  </w:tcBorders>
+                  <w:shd w:fill="FFFFFF" w:color="auto" w:val="clear"/>
+                  <w:tcMar>
+                    <w:top w:type="dxa" w:w="80"/>
+                    <w:left w:type="dxa" w:w="120"/>
+                    <w:bottom w:type="dxa" w:w="80"/>
+                    <w:right w:type="dxa" w:w="120"/>
+                  </w:tcMar>
+                  <w:vAlign w:val="center"/>
+                </w:tcPr>
+                <w:p>
+                  <w:pPr>
+                    <w:spacing w:after="0" w:before="0"/>
+                  </w:pPr>
+                  <w:r>
+                    <w:rPr>
+                      <w:rFonts w:ascii="Arial" w:cs="Arial" w:eastAsia="Arial" w:hAnsi="Arial"/>
+                      <w:b w:val="false"/>
+                      <w:bCs w:val="false"/>
+                      <w:sz w:val="21"/>
+                      <w:szCs w:val="21"/>
+                    </w:rPr>
+                    <w:t xml:space="preserve">1</w:t>
+                  </w:r>
+                </w:p>
+              </w:tc>
+              <w:tc>
+                <w:tcPr>
+                  <w:tcW w:type="dxa" w:w="2506"/>
+                  <w:tcBorders>
+                    <w:top w:val="single" w:color="B7C2D1" w:sz="4"/>
+                    <w:left w:val="single" w:color="B7C2D1" w:sz="4"/>
+                    <w:bottom w:val="single" w:color="B7C2D1" w:sz="4"/>
+                    <w:right w:val="single" w:color="B7C2D1" w:sz="4"/>
+                  </w:tcBorders>
+                  <w:shd w:fill="FFFFFF" w:color="auto" w:val="clear"/>
+                  <w:tcMar>
+                    <w:top w:type="dxa" w:w="80"/>
+                    <w:left w:type="dxa" w:w="120"/>
+                    <w:bottom w:type="dxa" w:w="80"/>
+                    <w:right w:type="dxa" w:w="120"/>
+                  </w:tcMar>
+                  <w:vAlign w:val="center"/>
+                </w:tcPr>
+                <w:p>
+                  <w:pPr>
+                    <w:spacing w:after="0" w:before="0"/>
+                  </w:pPr>
+                  <w:r>
+                    <w:rPr>
+                      <w:rFonts w:ascii="Arial" w:cs="Arial" w:eastAsia="Arial" w:hAnsi="Arial"/>
+                      <w:b w:val="false"/>
+                      <w:bCs w:val="false"/>
+                      <w:sz w:val="21"/>
+                      <w:szCs w:val="21"/>
+                    </w:rPr>
+                    <w:t xml:space="preserve"/>
+                  </w:r>
+                </w:p>
+              </w:tc>
+            </w:tr>
+            <w:tr>
+              <w:trPr>
+                <w:cantSplit/>
+                <w:trHeight w:val="360" w:hRule="atLeast"/>
+              </w:trPr>
+              <w:tc>
+                <w:tcPr>
+                  <w:tcW w:type="dxa" w:w="2506"/>
+                  <w:tcBorders>
+                    <w:top w:val="single" w:color="B7C2D1" w:sz="4"/>
+                    <w:left w:val="single" w:color="B7C2D1" w:sz="4"/>
+                    <w:bottom w:val="single" w:color="B7C2D1" w:sz="4"/>
+                    <w:right w:val="single" w:color="B7C2D1" w:sz="4"/>
+                  </w:tcBorders>
+                  <w:shd w:fill="FFFFFF" w:color="auto" w:val="clear"/>
+                  <w:tcMar>
+                    <w:top w:type="dxa" w:w="80"/>
+                    <w:left w:type="dxa" w:w="120"/>
+                    <w:bottom w:type="dxa" w:w="80"/>
+                    <w:right w:type="dxa" w:w="120"/>
+                  </w:tcMar>
+                  <w:vAlign w:val="center"/>
+                </w:tcPr>
+                <w:p>
+                  <w:pPr>
+                    <w:spacing w:after="0" w:before="0"/>
+                  </w:pPr>
+                  <w:r>
+                    <w:rPr>
+                      <w:rFonts w:ascii="Arial" w:cs="Arial" w:eastAsia="Arial" w:hAnsi="Arial"/>
+                      <w:sz w:val="21"/>
+                      <w:szCs w:val="21"/>
+                    </w:rPr>
+                    <w:t xml:space="preserve">Change one word inside the subprogram so the program displays only the line area 20.</w:t>
+                  </w:r>
+                </w:p>
+              </w:tc>
+              <w:tc>
+                <w:tcPr>
+                  <w:tcW w:type="dxa" w:w="2506"/>
+                  <w:tcBorders>
+                    <w:top w:val="single" w:color="B7C2D1" w:sz="4"/>
+                    <w:left w:val="single" w:color="B7C2D1" w:sz="4"/>
+                    <w:bottom w:val="single" w:color="B7C2D1" w:sz="4"/>
+                    <w:right w:val="single" w:color="B7C2D1" w:sz="4"/>
+                  </w:tcBorders>
+                  <w:shd w:fill="FFFFFF" w:color="auto" w:val="clear"/>
+                  <w:tcMar>
+                    <w:top w:type="dxa" w:w="80"/>
+                    <w:left w:type="dxa" w:w="120"/>
+                    <w:bottom w:type="dxa" w:w="80"/>
+                    <w:right w:type="dxa" w:w="120"/>
+                  </w:tcMar>
+                  <w:vAlign w:val="center"/>
+                </w:tcPr>
+                <w:p>
+                  <w:pPr>
+                    <w:spacing w:after="0" w:before="0"/>
+                  </w:pPr>
+                  <w:r>
+                    <w:rPr>
+                      <w:rFonts w:ascii="Arial" w:cs="Arial" w:eastAsia="Arial" w:hAnsi="Arial"/>
+                      <w:b w:val="false"/>
+                      <w:bCs w:val="false"/>
+                      <w:sz w:val="21"/>
+                      <w:szCs w:val="21"/>
+                    </w:rPr>
+                    <w:t xml:space="preserve">Change it</w:t>
+                  </w:r>
+                </w:p>
+              </w:tc>
+              <w:tc>
+                <w:tcPr>
+                  <w:tcW w:type="dxa" w:w="2506"/>
+                  <w:tcBorders>
+                    <w:top w:val="single" w:color="B7C2D1" w:sz="4"/>
+                    <w:left w:val="single" w:color="B7C2D1" w:sz="4"/>
+                    <w:bottom w:val="single" w:color="B7C2D1" w:sz="4"/>
+                    <w:right w:val="single" w:color="B7C2D1" w:sz="4"/>
+                  </w:tcBorders>
+                  <w:shd w:fill="FFFFFF" w:color="auto" w:val="clear"/>
+                  <w:tcMar>
+                    <w:top w:type="dxa" w:w="80"/>
+                    <w:left w:type="dxa" w:w="120"/>
+                    <w:bottom w:type="dxa" w:w="80"/>
+                    <w:right w:type="dxa" w:w="120"/>
+                  </w:tcMar>
+                  <w:vAlign w:val="center"/>
+                </w:tcPr>
+                <w:p>
+                  <w:pPr>
+                    <w:spacing w:after="0" w:before="0"/>
+                  </w:pPr>
+                  <w:r>
+                    <w:rPr>
+                      <w:rFonts w:ascii="Arial" w:cs="Arial" w:eastAsia="Arial" w:hAnsi="Arial"/>
+                      <w:b w:val="false"/>
+                      <w:bCs w:val="false"/>
+                      <w:sz w:val="21"/>
+                      <w:szCs w:val="21"/>
+                    </w:rPr>
+                    <w:t xml:space="preserve">1</w:t>
+                  </w:r>
+                </w:p>
+              </w:tc>
+              <w:tc>
+                <w:tcPr>
+                  <w:tcW w:type="dxa" w:w="2506"/>
+                  <w:tcBorders>
+                    <w:top w:val="single" w:color="B7C2D1" w:sz="4"/>
+                    <w:left w:val="single" w:color="B7C2D1" w:sz="4"/>
+                    <w:bottom w:val="single" w:color="B7C2D1" w:sz="4"/>
+                    <w:right w:val="single" w:color="B7C2D1" w:sz="4"/>
+                  </w:tcBorders>
+                  <w:shd w:fill="FFFFFF" w:color="auto" w:val="clear"/>
+                  <w:tcMar>
+                    <w:top w:type="dxa" w:w="80"/>
+                    <w:left w:type="dxa" w:w="120"/>
+                    <w:bottom w:type="dxa" w:w="80"/>
+                    <w:right w:type="dxa" w:w="120"/>
+                  </w:tcMar>
+                  <w:vAlign w:val="center"/>
+                </w:tcPr>
+                <w:p>
+                  <w:pPr>
+                    <w:spacing w:after="0" w:before="0"/>
+                  </w:pPr>
+                  <w:r>
+                    <w:rPr>
+                      <w:rFonts w:ascii="Arial" w:cs="Arial" w:eastAsia="Arial" w:hAnsi="Arial"/>
+                      <w:b w:val="false"/>
+                      <w:bCs w:val="false"/>
+                      <w:sz w:val="21"/>
+                      <w:szCs w:val="21"/>
+                    </w:rPr>
+                    <w:t xml:space="preserve"/>
+                  </w:r>
+                </w:p>
+              </w:tc>
+            </w:tr>
+            <w:tr>
+              <w:trPr>
+                <w:cantSplit/>
+                <w:trHeight w:val="360" w:hRule="atLeast"/>
+              </w:trPr>
+              <w:tc>
+                <w:tcPr>
+                  <w:tcW w:type="dxa" w:w="2506"/>
+                  <w:tcBorders>
+                    <w:top w:val="single" w:color="B7C2D1" w:sz="4"/>
+                    <w:left w:val="single" w:color="B7C2D1" w:sz="4"/>
+                    <w:bottom w:val="single" w:color="B7C2D1" w:sz="4"/>
+                    <w:right w:val="single" w:color="B7C2D1" w:sz="4"/>
+                  </w:tcBorders>
+                  <w:shd w:fill="FFFFFF" w:color="auto" w:val="clear"/>
+                  <w:tcMar>
+                    <w:top w:type="dxa" w:w="80"/>
+                    <w:left w:type="dxa" w:w="120"/>
+                    <w:bottom w:type="dxa" w:w="80"/>
+                    <w:right w:type="dxa" w:w="120"/>
+                  </w:tcMar>
+                  <w:vAlign w:val="center"/>
+                </w:tcPr>
+                <w:p>
+                  <w:pPr>
+                    <w:spacing w:after="0" w:before="0"/>
+                  </w:pPr>
+                  <w:r>
+                    <w:rPr>
+                      <w:rFonts w:ascii="Arial" w:cs="Arial" w:eastAsia="Arial" w:hAnsi="Arial"/>
+                      <w:sz w:val="21"/>
+                      <w:szCs w:val="21"/>
+                    </w:rPr>
+                    <w:t xml:space="preserve">Finish the program so the value the function hands back is kept in cost.</w:t>
+                  </w:r>
+                </w:p>
+              </w:tc>
+              <w:tc>
+                <w:tcPr>
+                  <w:tcW w:type="dxa" w:w="2506"/>
+                  <w:tcBorders>
+                    <w:top w:val="single" w:color="B7C2D1" w:sz="4"/>
+                    <w:left w:val="single" w:color="B7C2D1" w:sz="4"/>
+                    <w:bottom w:val="single" w:color="B7C2D1" w:sz="4"/>
+                    <w:right w:val="single" w:color="B7C2D1" w:sz="4"/>
+                  </w:tcBorders>
+                  <w:shd w:fill="FFFFFF" w:color="auto" w:val="clear"/>
+                  <w:tcMar>
+                    <w:top w:type="dxa" w:w="80"/>
+                    <w:left w:type="dxa" w:w="120"/>
+                    <w:bottom w:type="dxa" w:w="80"/>
+                    <w:right w:type="dxa" w:w="120"/>
+                  </w:tcMar>
+                  <w:vAlign w:val="center"/>
+                </w:tcPr>
+                <w:p>
+                  <w:pPr>
+                    <w:spacing w:after="0" w:before="0"/>
+                  </w:pPr>
+                  <w:r>
+                    <w:rPr>
+                      <w:rFonts w:ascii="Arial" w:cs="Arial" w:eastAsia="Arial" w:hAnsi="Arial"/>
+                      <w:b w:val="false"/>
+                      <w:bCs w:val="false"/>
+                      <w:sz w:val="21"/>
+                      <w:szCs w:val="21"/>
+                    </w:rPr>
+                    <w:t xml:space="preserve">Complete it</w:t>
+                  </w:r>
+                </w:p>
+              </w:tc>
+              <w:tc>
+                <w:tcPr>
+                  <w:tcW w:type="dxa" w:w="2506"/>
+                  <w:tcBorders>
+                    <w:top w:val="single" w:color="B7C2D1" w:sz="4"/>
+                    <w:left w:val="single" w:color="B7C2D1" w:sz="4"/>
+                    <w:bottom w:val="single" w:color="B7C2D1" w:sz="4"/>
+                    <w:right w:val="single" w:color="B7C2D1" w:sz="4"/>
+                  </w:tcBorders>
+                  <w:shd w:fill="FFFFFF" w:color="auto" w:val="clear"/>
+                  <w:tcMar>
+                    <w:top w:type="dxa" w:w="80"/>
+                    <w:left w:type="dxa" w:w="120"/>
+                    <w:bottom w:type="dxa" w:w="80"/>
+                    <w:right w:type="dxa" w:w="120"/>
+                  </w:tcMar>
+                  <w:vAlign w:val="center"/>
+                </w:tcPr>
+                <w:p>
+                  <w:pPr>
+                    <w:spacing w:after="0" w:before="0"/>
+                  </w:pPr>
+                  <w:r>
+                    <w:rPr>
+                      <w:rFonts w:ascii="Arial" w:cs="Arial" w:eastAsia="Arial" w:hAnsi="Arial"/>
+                      <w:b w:val="false"/>
+                      <w:bCs w:val="false"/>
+                      <w:sz w:val="21"/>
+                      <w:szCs w:val="21"/>
+                    </w:rPr>
+                    <w:t xml:space="preserve">2</w:t>
+                  </w:r>
+                </w:p>
+              </w:tc>
+              <w:tc>
+                <w:tcPr>
+                  <w:tcW w:type="dxa" w:w="2506"/>
+                  <w:tcBorders>
+                    <w:top w:val="single" w:color="B7C2D1" w:sz="4"/>
+                    <w:left w:val="single" w:color="B7C2D1" w:sz="4"/>
+                    <w:bottom w:val="single" w:color="B7C2D1" w:sz="4"/>
+                    <w:right w:val="single" w:color="B7C2D1" w:sz="4"/>
+                  </w:tcBorders>
+                  <w:shd w:fill="FFFFFF" w:color="auto" w:val="clear"/>
+                  <w:tcMar>
+                    <w:top w:type="dxa" w:w="80"/>
+                    <w:left w:type="dxa" w:w="120"/>
+                    <w:bottom w:type="dxa" w:w="80"/>
+                    <w:right w:type="dxa" w:w="120"/>
+                  </w:tcMar>
+                  <w:vAlign w:val="center"/>
+                </w:tcPr>
+                <w:p>
+                  <w:pPr>
+                    <w:spacing w:after="0" w:before="0"/>
+                  </w:pPr>
+                  <w:r>
+                    <w:rPr>
+                      <w:rFonts w:ascii="Arial" w:cs="Arial" w:eastAsia="Arial" w:hAnsi="Arial"/>
+                      <w:b w:val="false"/>
+                      <w:bCs w:val="false"/>
+                      <w:sz w:val="21"/>
+                      <w:szCs w:val="21"/>
+                    </w:rPr>
+                    <w:t xml:space="preserve"/>
+                  </w:r>
+                </w:p>
+              </w:tc>
+            </w:tr>
+            <w:tr>
+              <w:trPr>
+                <w:cantSplit/>
+                <w:trHeight w:val="360" w:hRule="atLeast"/>
+              </w:trPr>
+              <w:tc>
+                <w:tcPr>
+                  <w:tcW w:type="dxa" w:w="2506"/>
+                  <w:tcBorders>
+                    <w:top w:val="single" w:color="B7C2D1" w:sz="4"/>
+                    <w:left w:val="single" w:color="B7C2D1" w:sz="4"/>
+                    <w:bottom w:val="single" w:color="B7C2D1" w:sz="4"/>
+                    <w:right w:val="single" w:color="B7C2D1" w:sz="4"/>
+                  </w:tcBorders>
+                  <w:shd w:fill="FFFFFF" w:color="auto" w:val="clear"/>
+                  <w:tcMar>
+                    <w:top w:type="dxa" w:w="80"/>
+                    <w:left w:type="dxa" w:w="120"/>
+                    <w:bottom w:type="dxa" w:w="80"/>
+                    <w:right w:type="dxa" w:w="120"/>
+                  </w:tcMar>
+                  <w:vAlign w:val="center"/>
+                </w:tcPr>
+                <w:p>
+                  <w:pPr>
+                    <w:spacing w:after="0" w:before="0"/>
+                  </w:pPr>
+                  <w:r>
+                    <w:rPr>
+                      <w:rFonts w:ascii="Arial" w:cs="Arial" w:eastAsia="Arial" w:hAnsi="Arial"/>
+                      <w:sz w:val="21"/>
+                      <w:szCs w:val="21"/>
+                    </w:rPr>
+                    <w:t xml:space="preserve">Ask the user for a whole number. Write a function called band that returns the word high for a number of 40 or more and the word low for anything less. Display the line band [the word band hands back].</w:t>
+                  </w:r>
+                </w:p>
+              </w:tc>
+              <w:tc>
+                <w:tcPr>
+                  <w:tcW w:type="dxa" w:w="2506"/>
+                  <w:tcBorders>
+                    <w:top w:val="single" w:color="B7C2D1" w:sz="4"/>
+                    <w:left w:val="single" w:color="B7C2D1" w:sz="4"/>
+                    <w:bottom w:val="single" w:color="B7C2D1" w:sz="4"/>
+                    <w:right w:val="single" w:color="B7C2D1" w:sz="4"/>
+                  </w:tcBorders>
+                  <w:shd w:fill="FFFFFF" w:color="auto" w:val="clear"/>
+                  <w:tcMar>
+                    <w:top w:type="dxa" w:w="80"/>
+                    <w:left w:type="dxa" w:w="120"/>
+                    <w:bottom w:type="dxa" w:w="80"/>
+                    <w:right w:type="dxa" w:w="120"/>
+                  </w:tcMar>
+                  <w:vAlign w:val="center"/>
+                </w:tcPr>
+                <w:p>
+                  <w:pPr>
+                    <w:spacing w:after="0" w:before="0"/>
+                  </w:pPr>
+                  <w:r>
+                    <w:rPr>
+                      <w:rFonts w:ascii="Arial" w:cs="Arial" w:eastAsia="Arial" w:hAnsi="Arial"/>
+                      <w:b w:val="false"/>
+                      <w:bCs w:val="false"/>
+                      <w:sz w:val="21"/>
+                      <w:szCs w:val="21"/>
+                    </w:rPr>
+                    <w:t xml:space="preserve">Write it</w:t>
+                  </w:r>
+                </w:p>
+              </w:tc>
+              <w:tc>
+                <w:tcPr>
+                  <w:tcW w:type="dxa" w:w="2506"/>
+                  <w:tcBorders>
+                    <w:top w:val="single" w:color="B7C2D1" w:sz="4"/>
+                    <w:left w:val="single" w:color="B7C2D1" w:sz="4"/>
+                    <w:bottom w:val="single" w:color="B7C2D1" w:sz="4"/>
+                    <w:right w:val="single" w:color="B7C2D1" w:sz="4"/>
+                  </w:tcBorders>
+                  <w:shd w:fill="FFFFFF" w:color="auto" w:val="clear"/>
+                  <w:tcMar>
+                    <w:top w:type="dxa" w:w="80"/>
+                    <w:left w:type="dxa" w:w="120"/>
+                    <w:bottom w:type="dxa" w:w="80"/>
+                    <w:right w:type="dxa" w:w="120"/>
+                  </w:tcMar>
+                  <w:vAlign w:val="center"/>
+                </w:tcPr>
+                <w:p>
+                  <w:pPr>
+                    <w:spacing w:after="0" w:before="0"/>
+                  </w:pPr>
+                  <w:r>
+                    <w:rPr>
+                      <w:rFonts w:ascii="Arial" w:cs="Arial" w:eastAsia="Arial" w:hAnsi="Arial"/>
+                      <w:b w:val="false"/>
+                      <w:bCs w:val="false"/>
+                      <w:sz w:val="21"/>
+                      <w:szCs w:val="21"/>
+                    </w:rPr>
+                    <w:t xml:space="preserve">3</w:t>
+                  </w:r>
+                </w:p>
+              </w:tc>
+              <w:tc>
+                <w:tcPr>
+                  <w:tcW w:type="dxa" w:w="2506"/>
+                  <w:tcBorders>
+                    <w:top w:val="single" w:color="B7C2D1" w:sz="4"/>
+                    <w:left w:val="single" w:color="B7C2D1" w:sz="4"/>
+                    <w:bottom w:val="single" w:color="B7C2D1" w:sz="4"/>
+                    <w:right w:val="single" w:color="B7C2D1" w:sz="4"/>
+                  </w:tcBorders>
+                  <w:shd w:fill="FFFFFF" w:color="auto" w:val="clear"/>
+                  <w:tcMar>
+                    <w:top w:type="dxa" w:w="80"/>
+                    <w:left w:type="dxa" w:w="120"/>
+                    <w:bottom w:type="dxa" w:w="80"/>
+                    <w:right w:type="dxa" w:w="120"/>
+                  </w:tcMar>
+                  <w:vAlign w:val="center"/>
+                </w:tcPr>
+                <w:p>
+                  <w:pPr>
+                    <w:spacing w:after="0" w:before="0"/>
+                  </w:pPr>
+                  <w:r>
+                    <w:rPr>
+                      <w:rFonts w:ascii="Arial" w:cs="Arial" w:eastAsia="Arial" w:hAnsi="Arial"/>
+                      <w:b w:val="false"/>
+                      <w:bCs w:val="false"/>
+                      <w:sz w:val="21"/>
+                      <w:szCs w:val="21"/>
+                    </w:rPr>
+                    <w:t xml:space="preserve"/>
+                  </w:r>
+                </w:p>
+              </w:tc>
+            </w:tr>
+            <w:tr>
+              <w:trPr>
+                <w:cantSplit/>
+                <w:trHeight w:val="360" w:hRule="atLeast"/>
+              </w:trPr>
+              <w:tc>
+                <w:tcPr>
+                  <w:tcW w:type="dxa" w:w="2506"/>
+                  <w:tcBorders>
+                    <w:top w:val="single" w:color="B7C2D1" w:sz="4"/>
+                    <w:left w:val="single" w:color="B7C2D1" w:sz="4"/>
+                    <w:bottom w:val="single" w:color="B7C2D1" w:sz="4"/>
+                    <w:right w:val="single" w:color="B7C2D1" w:sz="4"/>
+                  </w:tcBorders>
+                  <w:shd w:fill="FFFFFF" w:color="auto" w:val="clear"/>
+                  <w:tcMar>
+                    <w:top w:type="dxa" w:w="80"/>
+                    <w:left w:type="dxa" w:w="120"/>
+                    <w:bottom w:type="dxa" w:w="80"/>
+                    <w:right w:type="dxa" w:w="120"/>
+                  </w:tcMar>
+                  <w:vAlign w:val="center"/>
+                </w:tcPr>
+                <w:p>
+                  <w:pPr>
+                    <w:spacing w:after="0" w:before="0"/>
+                  </w:pPr>
+                  <w:r>
+                    <w:rPr>
+                      <w:rFonts w:ascii="Arial" w:cs="Arial" w:eastAsia="Arial" w:hAnsi="Arial"/>
+                      <w:sz w:val="21"/>
+                      <w:szCs w:val="21"/>
+                    </w:rPr>
+                    <w:t xml:space="preserve">This program should display one word, either high or low. Find the mistake and put it right.</w:t>
+                  </w:r>
+                </w:p>
+              </w:tc>
+              <w:tc>
+                <w:tcPr>
+                  <w:tcW w:type="dxa" w:w="2506"/>
+                  <w:tcBorders>
+                    <w:top w:val="single" w:color="B7C2D1" w:sz="4"/>
+                    <w:left w:val="single" w:color="B7C2D1" w:sz="4"/>
+                    <w:bottom w:val="single" w:color="B7C2D1" w:sz="4"/>
+                    <w:right w:val="single" w:color="B7C2D1" w:sz="4"/>
+                  </w:tcBorders>
+                  <w:shd w:fill="FFFFFF" w:color="auto" w:val="clear"/>
+                  <w:tcMar>
+                    <w:top w:type="dxa" w:w="80"/>
+                    <w:left w:type="dxa" w:w="120"/>
+                    <w:bottom w:type="dxa" w:w="80"/>
+                    <w:right w:type="dxa" w:w="120"/>
+                  </w:tcMar>
+                  <w:vAlign w:val="center"/>
+                </w:tcPr>
+                <w:p>
+                  <w:pPr>
+                    <w:spacing w:after="0" w:before="0"/>
+                  </w:pPr>
+                  <w:r>
+                    <w:rPr>
+                      <w:rFonts w:ascii="Arial" w:cs="Arial" w:eastAsia="Arial" w:hAnsi="Arial"/>
+                      <w:b w:val="false"/>
+                      <w:bCs w:val="false"/>
+                      <w:sz w:val="21"/>
+                      <w:szCs w:val="21"/>
+                    </w:rPr>
+                    <w:t xml:space="preserve">Fix it</w:t>
+                  </w:r>
+                </w:p>
+              </w:tc>
+              <w:tc>
+                <w:tcPr>
+                  <w:tcW w:type="dxa" w:w="2506"/>
+                  <w:tcBorders>
+                    <w:top w:val="single" w:color="B7C2D1" w:sz="4"/>
+                    <w:left w:val="single" w:color="B7C2D1" w:sz="4"/>
+                    <w:bottom w:val="single" w:color="B7C2D1" w:sz="4"/>
+                    <w:right w:val="single" w:color="B7C2D1" w:sz="4"/>
+                  </w:tcBorders>
+                  <w:shd w:fill="FFFFFF" w:color="auto" w:val="clear"/>
+                  <w:tcMar>
+                    <w:top w:type="dxa" w:w="80"/>
+                    <w:left w:type="dxa" w:w="120"/>
+                    <w:bottom w:type="dxa" w:w="80"/>
+                    <w:right w:type="dxa" w:w="120"/>
+                  </w:tcMar>
+                  <w:vAlign w:val="center"/>
+                </w:tcPr>
+                <w:p>
+                  <w:pPr>
+                    <w:spacing w:after="0" w:before="0"/>
+                  </w:pPr>
+                  <w:r>
+                    <w:rPr>
+                      <w:rFonts w:ascii="Arial" w:cs="Arial" w:eastAsia="Arial" w:hAnsi="Arial"/>
+                      <w:b w:val="false"/>
+                      <w:bCs w:val="false"/>
+                      <w:sz w:val="21"/>
+                      <w:szCs w:val="21"/>
+                    </w:rPr>
+                    <w:t xml:space="preserve">2</w:t>
+                  </w:r>
+                </w:p>
+              </w:tc>
+              <w:tc>
+                <w:tcPr>
+                  <w:tcW w:type="dxa" w:w="2506"/>
+                  <w:tcBorders>
+                    <w:top w:val="single" w:color="B7C2D1" w:sz="4"/>
+                    <w:left w:val="single" w:color="B7C2D1" w:sz="4"/>
+                    <w:bottom w:val="single" w:color="B7C2D1" w:sz="4"/>
+                    <w:right w:val="single" w:color="B7C2D1" w:sz="4"/>
+                  </w:tcBorders>
+                  <w:shd w:fill="FFFFFF" w:color="auto" w:val="clear"/>
+                  <w:tcMar>
+                    <w:top w:type="dxa" w:w="80"/>
+                    <w:left w:type="dxa" w:w="120"/>
+                    <w:bottom w:type="dxa" w:w="80"/>
+                    <w:right w:type="dxa" w:w="120"/>
+                  </w:tcMar>
+                  <w:vAlign w:val="center"/>
+                </w:tcPr>
+                <w:p>
+                  <w:pPr>
+                    <w:spacing w:after="0" w:before="0"/>
+                  </w:pPr>
+                  <w:r>
+                    <w:rPr>
+                      <w:rFonts w:ascii="Arial" w:cs="Arial" w:eastAsia="Arial" w:hAnsi="Arial"/>
+                      <w:b w:val="false"/>
+                      <w:bCs w:val="false"/>
+                      <w:sz w:val="21"/>
+                      <w:szCs w:val="21"/>
+                    </w:rPr>
+                    <w:t xml:space="preserve"/>
+                  </w:r>
+                </w:p>
+              </w:tc>
+            </w:tr>
+            <w:tr>
+              <w:trPr>
+                <w:cantSplit/>
+                <w:trHeight w:val="360" w:hRule="atLeast"/>
+              </w:trPr>
+              <w:tc>
+                <w:tcPr>
+                  <w:tcW w:type="dxa" w:w="2506"/>
+                  <w:tcBorders>
+                    <w:top w:val="single" w:color="B7C2D1" w:sz="4"/>
+                    <w:left w:val="single" w:color="B7C2D1" w:sz="4"/>
+                    <w:bottom w:val="single" w:color="B7C2D1" w:sz="4"/>
+                    <w:right w:val="single" w:color="B7C2D1" w:sz="4"/>
+                  </w:tcBorders>
+                  <w:shd w:fill="FFFFFF" w:color="auto" w:val="clear"/>
+                  <w:tcMar>
+                    <w:top w:type="dxa" w:w="80"/>
+                    <w:left w:type="dxa" w:w="120"/>
+                    <w:bottom w:type="dxa" w:w="80"/>
+                    <w:right w:type="dxa" w:w="120"/>
+                  </w:tcMar>
+                  <w:vAlign w:val="center"/>
+                </w:tcPr>
+                <w:p>
+                  <w:pPr>
+                    <w:spacing w:after="0" w:before="0"/>
+                  </w:pPr>
+                  <w:r>
+                    <w:rPr>
+                      <w:rFonts w:ascii="Arial" w:cs="Arial" w:eastAsia="Arial" w:hAnsi="Arial"/>
+                      <w:sz w:val="21"/>
+                      <w:szCs w:val="21"/>
+                    </w:rPr>
+                    <w:t xml:space="preserve">Ask the user for a word. Then ask for a whole number. Write a function called tag that returns the word high for a number of 40 or more and the word low for anything less. Write a procedure called show that takes a word and a tag and displays [word]: [tag].</w:t>
+                  </w:r>
+                </w:p>
+              </w:tc>
+              <w:tc>
+                <w:tcPr>
+                  <w:tcW w:type="dxa" w:w="2506"/>
+                  <w:tcBorders>
+                    <w:top w:val="single" w:color="B7C2D1" w:sz="4"/>
+                    <w:left w:val="single" w:color="B7C2D1" w:sz="4"/>
+                    <w:bottom w:val="single" w:color="B7C2D1" w:sz="4"/>
+                    <w:right w:val="single" w:color="B7C2D1" w:sz="4"/>
+                  </w:tcBorders>
+                  <w:shd w:fill="FFFFFF" w:color="auto" w:val="clear"/>
+                  <w:tcMar>
+                    <w:top w:type="dxa" w:w="80"/>
+                    <w:left w:type="dxa" w:w="120"/>
+                    <w:bottom w:type="dxa" w:w="80"/>
+                    <w:right w:type="dxa" w:w="120"/>
+                  </w:tcMar>
+                  <w:vAlign w:val="center"/>
+                </w:tcPr>
+                <w:p>
+                  <w:pPr>
+                    <w:spacing w:after="0" w:before="0"/>
+                  </w:pPr>
+                  <w:r>
+                    <w:rPr>
+                      <w:rFonts w:ascii="Arial" w:cs="Arial" w:eastAsia="Arial" w:hAnsi="Arial"/>
+                      <w:b w:val="false"/>
+                      <w:bCs w:val="false"/>
+                      <w:sz w:val="21"/>
+                      <w:szCs w:val="21"/>
+                    </w:rPr>
+                    <w:t xml:space="preserve">Challenge (optional)</w:t>
+                  </w:r>
+                </w:p>
+              </w:tc>
+              <w:tc>
+                <w:tcPr>
+                  <w:tcW w:type="dxa" w:w="2506"/>
+                  <w:tcBorders>
+                    <w:top w:val="single" w:color="B7C2D1" w:sz="4"/>
+                    <w:left w:val="single" w:color="B7C2D1" w:sz="4"/>
+                    <w:bottom w:val="single" w:color="B7C2D1" w:sz="4"/>
+                    <w:right w:val="single" w:color="B7C2D1" w:sz="4"/>
+                  </w:tcBorders>
+                  <w:shd w:fill="FFFFFF" w:color="auto" w:val="clear"/>
+                  <w:tcMar>
+                    <w:top w:type="dxa" w:w="80"/>
+                    <w:left w:type="dxa" w:w="120"/>
+                    <w:bottom w:type="dxa" w:w="80"/>
+                    <w:right w:type="dxa" w:w="120"/>
+                  </w:tcMar>
+                  <w:vAlign w:val="center"/>
+                </w:tcPr>
+                <w:p>
+                  <w:pPr>
+                    <w:spacing w:after="0" w:before="0"/>
+                  </w:pPr>
+                  <w:r>
+                    <w:rPr>
+                      <w:rFonts w:ascii="Arial" w:cs="Arial" w:eastAsia="Arial" w:hAnsi="Arial"/>
+                      <w:b w:val="false"/>
+                      <w:bCs w:val="false"/>
+                      <w:sz w:val="21"/>
+                      <w:szCs w:val="21"/>
+                    </w:rPr>
+                    <w:t xml:space="preserve">3</w:t>
+                  </w:r>
+                </w:p>
+              </w:tc>
+              <w:tc>
+                <w:tcPr>
+                  <w:tcW w:type="dxa" w:w="2506"/>
                   <w:tcBorders>
                     <w:top w:val="single" w:color="B7C2D1" w:sz="4"/>
                     <w:left w:val="single" w:color="B7C2D1" w:sz="4"/>
@@ -4303,7 +7455,7 @@
                 <w:sz w:val="21"/>
                 <w:szCs w:val="21"/>
               </w:rPr>
-              <w:t xml:space="preserve">Plan the one you found hardest: inputs, what happens to them, what is printed.</w:t>
+              <w:t xml:space="preserve">Plan the one you found hardest: what is typed in, what happens to it, what is displayed.</w:t>
             </w:r>
           </w:p>
           <w:tbl>
@@ -4729,12 +7881,12 @@
                 <w:sz w:val="21"/>
                 <w:szCs w:val="21"/>
               </w:rPr>
-              <w:t xml:space="preserve">Tick each one off as its tests pass in the editor</w:t>
+              <w:t xml:space="preserve">Tick each one off as you finish it in the editor</w:t>
             </w:r>
           </w:p>
           <w:tbl>
             <w:tblPr>
-              <w:tblW w:type="dxa" w:w="10026"/>
+              <w:tblW w:type="dxa" w:w="10024"/>
               <w:tblBorders>
                 <w:top w:val="single" w:color="auto" w:sz="4"/>
                 <w:left w:val="single" w:color="auto" w:sz="4"/>
@@ -4745,9 +7897,10 @@
               </w:tblBorders>
             </w:tblPr>
             <w:tblGrid>
-              <w:gridCol w:w="3342"/>
-              <w:gridCol w:w="3342"/>
-              <w:gridCol w:w="3342"/>
+              <w:gridCol w:w="2506"/>
+              <w:gridCol w:w="2506"/>
+              <w:gridCol w:w="2506"/>
+              <w:gridCol w:w="2506"/>
             </w:tblGrid>
             <w:tr>
               <w:trPr>
@@ -4756,7 +7909,7 @@
               </w:trPr>
               <w:tc>
                 <w:tcPr>
-                  <w:tcW w:type="dxa" w:w="3342"/>
+                  <w:tcW w:type="dxa" w:w="2506"/>
                   <w:tcBorders>
                     <w:top w:val="single" w:color="B7C2D1" w:sz="4"/>
                     <w:left w:val="single" w:color="B7C2D1" w:sz="4"/>
@@ -4784,13 +7937,13 @@
                       <w:sz w:val="20"/>
                       <w:szCs w:val="20"/>
                     </w:rPr>
-                    <w:t xml:space="preserve">Program</w:t>
-                  </w:r>
-                </w:p>
-              </w:tc>
-              <w:tc>
-                <w:tcPr>
-                  <w:tcW w:type="dxa" w:w="3342"/>
+                    <w:t xml:space="preserve">Activity</w:t>
+                  </w:r>
+                </w:p>
+              </w:tc>
+              <w:tc>
+                <w:tcPr>
+                  <w:tcW w:type="dxa" w:w="2506"/>
                   <w:tcBorders>
                     <w:top w:val="single" w:color="B7C2D1" w:sz="4"/>
                     <w:left w:val="single" w:color="B7C2D1" w:sz="4"/>
@@ -4818,13 +7971,47 @@
                       <w:sz w:val="20"/>
                       <w:szCs w:val="20"/>
                     </w:rPr>
+                    <w:t xml:space="preserve">What to do</w:t>
+                  </w:r>
+                </w:p>
+              </w:tc>
+              <w:tc>
+                <w:tcPr>
+                  <w:tcW w:type="dxa" w:w="2506"/>
+                  <w:tcBorders>
+                    <w:top w:val="single" w:color="B7C2D1" w:sz="4"/>
+                    <w:left w:val="single" w:color="B7C2D1" w:sz="4"/>
+                    <w:bottom w:val="single" w:color="B7C2D1" w:sz="4"/>
+                    <w:right w:val="single" w:color="B7C2D1" w:sz="4"/>
+                  </w:tcBorders>
+                  <w:shd w:fill="E6ECF5" w:color="auto" w:val="clear"/>
+                  <w:tcMar>
+                    <w:top w:type="dxa" w:w="80"/>
+                    <w:left w:type="dxa" w:w="120"/>
+                    <w:bottom w:type="dxa" w:w="80"/>
+                    <w:right w:type="dxa" w:w="120"/>
+                  </w:tcMar>
+                  <w:vAlign w:val="center"/>
+                </w:tcPr>
+                <w:p>
+                  <w:pPr>
+                    <w:spacing w:after="0" w:before="0"/>
+                  </w:pPr>
+                  <w:r>
+                    <w:rPr>
+                      <w:rFonts w:ascii="Arial" w:cs="Arial" w:eastAsia="Arial" w:hAnsi="Arial"/>
+                      <w:b/>
+                      <w:bCs/>
+                      <w:sz w:val="20"/>
+                      <w:szCs w:val="20"/>
+                    </w:rPr>
                     <w:t xml:space="preserve">Marks</w:t>
                   </w:r>
                 </w:p>
               </w:tc>
               <w:tc>
                 <w:tcPr>
-                  <w:tcW w:type="dxa" w:w="3342"/>
+                  <w:tcW w:type="dxa" w:w="2506"/>
                   <w:tcBorders>
                     <w:top w:val="single" w:color="B7C2D1" w:sz="4"/>
                     <w:left w:val="single" w:color="B7C2D1" w:sz="4"/>
@@ -4864,73 +8051,107 @@
               </w:trPr>
               <w:tc>
                 <w:tcPr>
-                  <w:tcW w:type="dxa" w:w="3342"/>
-                  <w:tcBorders>
-                    <w:top w:val="single" w:color="B7C2D1" w:sz="4"/>
-                    <w:left w:val="single" w:color="B7C2D1" w:sz="4"/>
-                    <w:bottom w:val="single" w:color="B7C2D1" w:sz="4"/>
-                    <w:right w:val="single" w:color="B7C2D1" w:sz="4"/>
-                  </w:tcBorders>
-                  <w:shd w:fill="FFFFFF" w:color="auto" w:val="clear"/>
-                  <w:tcMar>
-                    <w:top w:type="dxa" w:w="80"/>
-                    <w:left w:type="dxa" w:w="120"/>
-                    <w:bottom w:type="dxa" w:w="80"/>
-                    <w:right w:type="dxa" w:w="120"/>
-                  </w:tcMar>
-                  <w:vAlign w:val="center"/>
-                </w:tcPr>
-                <w:p>
-                  <w:pPr>
-                    <w:spacing w:after="0" w:before="0"/>
-                  </w:pPr>
-                  <w:r>
-                    <w:rPr>
-                      <w:rFonts w:ascii="Arial" w:cs="Arial" w:eastAsia="Arial" w:hAnsi="Arial"/>
-                      <w:sz w:val="21"/>
-                      <w:szCs w:val="21"/>
-                    </w:rPr>
-                    <w:t xml:space="preserve">Ask the user for a whole number. Keep it in a variable called total. Write a procedure called boost with a local total of its own, set to 99. Make boost print its own total. Call boost. Then display [the main total] on the next line.</w:t>
-                  </w:r>
-                </w:p>
-              </w:tc>
-              <w:tc>
-                <w:tcPr>
-                  <w:tcW w:type="dxa" w:w="3342"/>
-                  <w:tcBorders>
-                    <w:top w:val="single" w:color="B7C2D1" w:sz="4"/>
-                    <w:left w:val="single" w:color="B7C2D1" w:sz="4"/>
-                    <w:bottom w:val="single" w:color="B7C2D1" w:sz="4"/>
-                    <w:right w:val="single" w:color="B7C2D1" w:sz="4"/>
-                  </w:tcBorders>
-                  <w:shd w:fill="FFFFFF" w:color="auto" w:val="clear"/>
-                  <w:tcMar>
-                    <w:top w:type="dxa" w:w="80"/>
-                    <w:left w:type="dxa" w:w="120"/>
-                    <w:bottom w:type="dxa" w:w="80"/>
-                    <w:right w:type="dxa" w:w="120"/>
-                  </w:tcMar>
-                  <w:vAlign w:val="center"/>
-                </w:tcPr>
-                <w:p>
-                  <w:pPr>
-                    <w:spacing w:after="0" w:before="0"/>
-                  </w:pPr>
-                  <w:r>
-                    <w:rPr>
-                      <w:rFonts w:ascii="Arial" w:cs="Arial" w:eastAsia="Arial" w:hAnsi="Arial"/>
-                      <w:b w:val="false"/>
-                      <w:bCs w:val="false"/>
-                      <w:sz w:val="21"/>
-                      <w:szCs w:val="21"/>
-                    </w:rPr>
-                    <w:t xml:space="preserve">4</w:t>
-                  </w:r>
-                </w:p>
-              </w:tc>
-              <w:tc>
-                <w:tcPr>
-                  <w:tcW w:type="dxa" w:w="3342"/>
+                  <w:tcW w:type="dxa" w:w="2506"/>
+                  <w:tcBorders>
+                    <w:top w:val="single" w:color="B7C2D1" w:sz="4"/>
+                    <w:left w:val="single" w:color="B7C2D1" w:sz="4"/>
+                    <w:bottom w:val="single" w:color="B7C2D1" w:sz="4"/>
+                    <w:right w:val="single" w:color="B7C2D1" w:sz="4"/>
+                  </w:tcBorders>
+                  <w:shd w:fill="FFFFFF" w:color="auto" w:val="clear"/>
+                  <w:tcMar>
+                    <w:top w:type="dxa" w:w="80"/>
+                    <w:left w:type="dxa" w:w="120"/>
+                    <w:bottom w:type="dxa" w:w="80"/>
+                    <w:right w:type="dxa" w:w="120"/>
+                  </w:tcMar>
+                  <w:vAlign w:val="center"/>
+                </w:tcPr>
+                <w:p>
+                  <w:pPr>
+                    <w:spacing w:after="0" w:before="0"/>
+                  </w:pPr>
+                  <w:r>
+                    <w:rPr>
+                      <w:rFonts w:ascii="Arial" w:cs="Arial" w:eastAsia="Arial" w:hAnsi="Arial"/>
+                      <w:sz w:val="21"/>
+                      <w:szCs w:val="21"/>
+                    </w:rPr>
+                    <w:t xml:space="preserve">Press Run. Two variables share a name and hold different values.</w:t>
+                  </w:r>
+                </w:p>
+              </w:tc>
+              <w:tc>
+                <w:tcPr>
+                  <w:tcW w:type="dxa" w:w="2506"/>
+                  <w:tcBorders>
+                    <w:top w:val="single" w:color="B7C2D1" w:sz="4"/>
+                    <w:left w:val="single" w:color="B7C2D1" w:sz="4"/>
+                    <w:bottom w:val="single" w:color="B7C2D1" w:sz="4"/>
+                    <w:right w:val="single" w:color="B7C2D1" w:sz="4"/>
+                  </w:tcBorders>
+                  <w:shd w:fill="FFFFFF" w:color="auto" w:val="clear"/>
+                  <w:tcMar>
+                    <w:top w:type="dxa" w:w="80"/>
+                    <w:left w:type="dxa" w:w="120"/>
+                    <w:bottom w:type="dxa" w:w="80"/>
+                    <w:right w:type="dxa" w:w="120"/>
+                  </w:tcMar>
+                  <w:vAlign w:val="center"/>
+                </w:tcPr>
+                <w:p>
+                  <w:pPr>
+                    <w:spacing w:after="0" w:before="0"/>
+                  </w:pPr>
+                  <w:r>
+                    <w:rPr>
+                      <w:rFonts w:ascii="Arial" w:cs="Arial" w:eastAsia="Arial" w:hAnsi="Arial"/>
+                      <w:b w:val="false"/>
+                      <w:bCs w:val="false"/>
+                      <w:sz w:val="21"/>
+                      <w:szCs w:val="21"/>
+                    </w:rPr>
+                    <w:t xml:space="preserve">Run it</w:t>
+                  </w:r>
+                </w:p>
+              </w:tc>
+              <w:tc>
+                <w:tcPr>
+                  <w:tcW w:type="dxa" w:w="2506"/>
+                  <w:tcBorders>
+                    <w:top w:val="single" w:color="B7C2D1" w:sz="4"/>
+                    <w:left w:val="single" w:color="B7C2D1" w:sz="4"/>
+                    <w:bottom w:val="single" w:color="B7C2D1" w:sz="4"/>
+                    <w:right w:val="single" w:color="B7C2D1" w:sz="4"/>
+                  </w:tcBorders>
+                  <w:shd w:fill="FFFFFF" w:color="auto" w:val="clear"/>
+                  <w:tcMar>
+                    <w:top w:type="dxa" w:w="80"/>
+                    <w:left w:type="dxa" w:w="120"/>
+                    <w:bottom w:type="dxa" w:w="80"/>
+                    <w:right w:type="dxa" w:w="120"/>
+                  </w:tcMar>
+                  <w:vAlign w:val="center"/>
+                </w:tcPr>
+                <w:p>
+                  <w:pPr>
+                    <w:spacing w:after="0" w:before="0"/>
+                  </w:pPr>
+                  <w:r>
+                    <w:rPr>
+                      <w:rFonts w:ascii="Arial" w:cs="Arial" w:eastAsia="Arial" w:hAnsi="Arial"/>
+                      <w:b w:val="false"/>
+                      <w:bCs w:val="false"/>
+                      <w:sz w:val="21"/>
+                      <w:szCs w:val="21"/>
+                    </w:rPr>
+                    <w:t xml:space="preserve">1</w:t>
+                  </w:r>
+                </w:p>
+              </w:tc>
+              <w:tc>
+                <w:tcPr>
+                  <w:tcW w:type="dxa" w:w="2506"/>
                   <w:tcBorders>
                     <w:top w:val="single" w:color="B7C2D1" w:sz="4"/>
                     <w:left w:val="single" w:color="B7C2D1" w:sz="4"/>
@@ -4970,73 +8191,107 @@
               </w:trPr>
               <w:tc>
                 <w:tcPr>
-                  <w:tcW w:type="dxa" w:w="3342"/>
-                  <w:tcBorders>
-                    <w:top w:val="single" w:color="B7C2D1" w:sz="4"/>
-                    <w:left w:val="single" w:color="B7C2D1" w:sz="4"/>
-                    <w:bottom w:val="single" w:color="B7C2D1" w:sz="4"/>
-                    <w:right w:val="single" w:color="B7C2D1" w:sz="4"/>
-                  </w:tcBorders>
-                  <w:shd w:fill="FFFFFF" w:color="auto" w:val="clear"/>
-                  <w:tcMar>
-                    <w:top w:type="dxa" w:w="80"/>
-                    <w:left w:type="dxa" w:w="120"/>
-                    <w:bottom w:type="dxa" w:w="80"/>
-                    <w:right w:type="dxa" w:w="120"/>
-                  </w:tcMar>
-                  <w:vAlign w:val="center"/>
-                </w:tcPr>
-                <w:p>
-                  <w:pPr>
-                    <w:spacing w:after="0" w:before="0"/>
-                  </w:pPr>
-                  <w:r>
-                    <w:rPr>
-                      <w:rFonts w:ascii="Arial" w:cs="Arial" w:eastAsia="Arial" w:hAnsi="Arial"/>
-                      <w:sz w:val="21"/>
-                      <w:szCs w:val="21"/>
-                    </w:rPr>
-                    <w:t xml:space="preserve">Ask the user for a whole number. Keep it in a variable called count. Write a procedure called bump that takes one whole number. Make bump add 1 to its parameter. Make bump print the result. Call bump with count. Then display [count] on the next line.</w:t>
-                  </w:r>
-                </w:p>
-              </w:tc>
-              <w:tc>
-                <w:tcPr>
-                  <w:tcW w:type="dxa" w:w="3342"/>
-                  <w:tcBorders>
-                    <w:top w:val="single" w:color="B7C2D1" w:sz="4"/>
-                    <w:left w:val="single" w:color="B7C2D1" w:sz="4"/>
-                    <w:bottom w:val="single" w:color="B7C2D1" w:sz="4"/>
-                    <w:right w:val="single" w:color="B7C2D1" w:sz="4"/>
-                  </w:tcBorders>
-                  <w:shd w:fill="FFFFFF" w:color="auto" w:val="clear"/>
-                  <w:tcMar>
-                    <w:top w:type="dxa" w:w="80"/>
-                    <w:left w:type="dxa" w:w="120"/>
-                    <w:bottom w:type="dxa" w:w="80"/>
-                    <w:right w:type="dxa" w:w="120"/>
-                  </w:tcMar>
-                  <w:vAlign w:val="center"/>
-                </w:tcPr>
-                <w:p>
-                  <w:pPr>
-                    <w:spacing w:after="0" w:before="0"/>
-                  </w:pPr>
-                  <w:r>
-                    <w:rPr>
-                      <w:rFonts w:ascii="Arial" w:cs="Arial" w:eastAsia="Arial" w:hAnsi="Arial"/>
-                      <w:b w:val="false"/>
-                      <w:bCs w:val="false"/>
-                      <w:sz w:val="21"/>
-                      <w:szCs w:val="21"/>
-                    </w:rPr>
-                    <w:t xml:space="preserve">4</w:t>
-                  </w:r>
-                </w:p>
-              </w:tc>
-              <w:tc>
-                <w:tcPr>
-                  <w:tcW w:type="dxa" w:w="3342"/>
+                  <w:tcW w:type="dxa" w:w="2506"/>
+                  <w:tcBorders>
+                    <w:top w:val="single" w:color="B7C2D1" w:sz="4"/>
+                    <w:left w:val="single" w:color="B7C2D1" w:sz="4"/>
+                    <w:bottom w:val="single" w:color="B7C2D1" w:sz="4"/>
+                    <w:right w:val="single" w:color="B7C2D1" w:sz="4"/>
+                  </w:tcBorders>
+                  <w:shd w:fill="FFFFFF" w:color="auto" w:val="clear"/>
+                  <w:tcMar>
+                    <w:top w:type="dxa" w:w="80"/>
+                    <w:left w:type="dxa" w:w="120"/>
+                    <w:bottom w:type="dxa" w:w="80"/>
+                    <w:right w:type="dxa" w:w="120"/>
+                  </w:tcMar>
+                  <w:vAlign w:val="center"/>
+                </w:tcPr>
+                <w:p>
+                  <w:pPr>
+                    <w:spacing w:after="0" w:before="0"/>
+                  </w:pPr>
+                  <w:r>
+                    <w:rPr>
+                      <w:rFonts w:ascii="Arial" w:cs="Arial" w:eastAsia="Arial" w:hAnsi="Arial"/>
+                      <w:sz w:val="21"/>
+                      <w:szCs w:val="21"/>
+                    </w:rPr>
+                    <w:t xml:space="preserve">What will this program display?</w:t>
+                  </w:r>
+                </w:p>
+              </w:tc>
+              <w:tc>
+                <w:tcPr>
+                  <w:tcW w:type="dxa" w:w="2506"/>
+                  <w:tcBorders>
+                    <w:top w:val="single" w:color="B7C2D1" w:sz="4"/>
+                    <w:left w:val="single" w:color="B7C2D1" w:sz="4"/>
+                    <w:bottom w:val="single" w:color="B7C2D1" w:sz="4"/>
+                    <w:right w:val="single" w:color="B7C2D1" w:sz="4"/>
+                  </w:tcBorders>
+                  <w:shd w:fill="FFFFFF" w:color="auto" w:val="clear"/>
+                  <w:tcMar>
+                    <w:top w:type="dxa" w:w="80"/>
+                    <w:left w:type="dxa" w:w="120"/>
+                    <w:bottom w:type="dxa" w:w="80"/>
+                    <w:right w:type="dxa" w:w="120"/>
+                  </w:tcMar>
+                  <w:vAlign w:val="center"/>
+                </w:tcPr>
+                <w:p>
+                  <w:pPr>
+                    <w:spacing w:after="0" w:before="0"/>
+                  </w:pPr>
+                  <w:r>
+                    <w:rPr>
+                      <w:rFonts w:ascii="Arial" w:cs="Arial" w:eastAsia="Arial" w:hAnsi="Arial"/>
+                      <w:b w:val="false"/>
+                      <w:bCs w:val="false"/>
+                      <w:sz w:val="21"/>
+                      <w:szCs w:val="21"/>
+                    </w:rPr>
+                    <w:t xml:space="preserve">Predict</w:t>
+                  </w:r>
+                </w:p>
+              </w:tc>
+              <w:tc>
+                <w:tcPr>
+                  <w:tcW w:type="dxa" w:w="2506"/>
+                  <w:tcBorders>
+                    <w:top w:val="single" w:color="B7C2D1" w:sz="4"/>
+                    <w:left w:val="single" w:color="B7C2D1" w:sz="4"/>
+                    <w:bottom w:val="single" w:color="B7C2D1" w:sz="4"/>
+                    <w:right w:val="single" w:color="B7C2D1" w:sz="4"/>
+                  </w:tcBorders>
+                  <w:shd w:fill="FFFFFF" w:color="auto" w:val="clear"/>
+                  <w:tcMar>
+                    <w:top w:type="dxa" w:w="80"/>
+                    <w:left w:type="dxa" w:w="120"/>
+                    <w:bottom w:type="dxa" w:w="80"/>
+                    <w:right w:type="dxa" w:w="120"/>
+                  </w:tcMar>
+                  <w:vAlign w:val="center"/>
+                </w:tcPr>
+                <w:p>
+                  <w:pPr>
+                    <w:spacing w:after="0" w:before="0"/>
+                  </w:pPr>
+                  <w:r>
+                    <w:rPr>
+                      <w:rFonts w:ascii="Arial" w:cs="Arial" w:eastAsia="Arial" w:hAnsi="Arial"/>
+                      <w:b w:val="false"/>
+                      <w:bCs w:val="false"/>
+                      <w:sz w:val="21"/>
+                      <w:szCs w:val="21"/>
+                    </w:rPr>
+                    <w:t xml:space="preserve">1</w:t>
+                  </w:r>
+                </w:p>
+              </w:tc>
+              <w:tc>
+                <w:tcPr>
+                  <w:tcW w:type="dxa" w:w="2506"/>
                   <w:tcBorders>
                     <w:top w:val="single" w:color="B7C2D1" w:sz="4"/>
                     <w:left w:val="single" w:color="B7C2D1" w:sz="4"/>
@@ -5076,73 +8331,667 @@
               </w:trPr>
               <w:tc>
                 <w:tcPr>
-                  <w:tcW w:type="dxa" w:w="3342"/>
-                  <w:tcBorders>
-                    <w:top w:val="single" w:color="B7C2D1" w:sz="4"/>
-                    <w:left w:val="single" w:color="B7C2D1" w:sz="4"/>
-                    <w:bottom w:val="single" w:color="B7C2D1" w:sz="4"/>
-                    <w:right w:val="single" w:color="B7C2D1" w:sz="4"/>
-                  </w:tcBorders>
-                  <w:shd w:fill="FFFFFF" w:color="auto" w:val="clear"/>
-                  <w:tcMar>
-                    <w:top w:type="dxa" w:w="80"/>
-                    <w:left w:type="dxa" w:w="120"/>
-                    <w:bottom w:type="dxa" w:w="80"/>
-                    <w:right w:type="dxa" w:w="120"/>
-                  </w:tcMar>
-                  <w:vAlign w:val="center"/>
-                </w:tcPr>
-                <w:p>
-                  <w:pPr>
-                    <w:spacing w:after="0" w:before="0"/>
-                  </w:pPr>
-                  <w:r>
-                    <w:rPr>
-                      <w:rFonts w:ascii="Arial" w:cs="Arial" w:eastAsia="Arial" w:hAnsi="Arial"/>
-                      <w:sz w:val="21"/>
-                      <w:szCs w:val="21"/>
-                    </w:rPr>
-                    <w:t xml:space="preserve">Write a procedure called up that adds 3 to a shared total. Write a procedure called down that adds 1 to the same total. Ask the user for a whole number of turns. Call up and then down once per turn. Display [the final total] and nothing else.</w:t>
-                  </w:r>
-                </w:p>
-              </w:tc>
-              <w:tc>
-                <w:tcPr>
-                  <w:tcW w:type="dxa" w:w="3342"/>
-                  <w:tcBorders>
-                    <w:top w:val="single" w:color="B7C2D1" w:sz="4"/>
-                    <w:left w:val="single" w:color="B7C2D1" w:sz="4"/>
-                    <w:bottom w:val="single" w:color="B7C2D1" w:sz="4"/>
-                    <w:right w:val="single" w:color="B7C2D1" w:sz="4"/>
-                  </w:tcBorders>
-                  <w:shd w:fill="FFFFFF" w:color="auto" w:val="clear"/>
-                  <w:tcMar>
-                    <w:top w:type="dxa" w:w="80"/>
-                    <w:left w:type="dxa" w:w="120"/>
-                    <w:bottom w:type="dxa" w:w="80"/>
-                    <w:right w:type="dxa" w:w="120"/>
-                  </w:tcMar>
-                  <w:vAlign w:val="center"/>
-                </w:tcPr>
-                <w:p>
-                  <w:pPr>
-                    <w:spacing w:after="0" w:before="0"/>
-                  </w:pPr>
-                  <w:r>
-                    <w:rPr>
-                      <w:rFonts w:ascii="Arial" w:cs="Arial" w:eastAsia="Arial" w:hAnsi="Arial"/>
-                      <w:b w:val="false"/>
-                      <w:bCs w:val="false"/>
-                      <w:sz w:val="21"/>
-                      <w:szCs w:val="21"/>
-                    </w:rPr>
-                    <w:t xml:space="preserve">4</w:t>
-                  </w:r>
-                </w:p>
-              </w:tc>
-              <w:tc>
-                <w:tcPr>
-                  <w:tcW w:type="dxa" w:w="3342"/>
+                  <w:tcW w:type="dxa" w:w="2506"/>
+                  <w:tcBorders>
+                    <w:top w:val="single" w:color="B7C2D1" w:sz="4"/>
+                    <w:left w:val="single" w:color="B7C2D1" w:sz="4"/>
+                    <w:bottom w:val="single" w:color="B7C2D1" w:sz="4"/>
+                    <w:right w:val="single" w:color="B7C2D1" w:sz="4"/>
+                  </w:tcBorders>
+                  <w:shd w:fill="FFFFFF" w:color="auto" w:val="clear"/>
+                  <w:tcMar>
+                    <w:top w:type="dxa" w:w="80"/>
+                    <w:left w:type="dxa" w:w="120"/>
+                    <w:bottom w:type="dxa" w:w="80"/>
+                    <w:right w:type="dxa" w:w="120"/>
+                  </w:tcMar>
+                  <w:vAlign w:val="center"/>
+                </w:tcPr>
+                <w:p>
+                  <w:pPr>
+                    <w:spacing w:after="0" w:before="0"/>
+                  </w:pPr>
+                  <w:r>
+                    <w:rPr>
+                      <w:rFonts w:ascii="Arial" w:cs="Arial" w:eastAsia="Arial" w:hAnsi="Arial"/>
+                      <w:sz w:val="21"/>
+                      <w:szCs w:val="21"/>
+                    </w:rPr>
+                    <w:t xml:space="preserve">What will this program display?</w:t>
+                  </w:r>
+                </w:p>
+              </w:tc>
+              <w:tc>
+                <w:tcPr>
+                  <w:tcW w:type="dxa" w:w="2506"/>
+                  <w:tcBorders>
+                    <w:top w:val="single" w:color="B7C2D1" w:sz="4"/>
+                    <w:left w:val="single" w:color="B7C2D1" w:sz="4"/>
+                    <w:bottom w:val="single" w:color="B7C2D1" w:sz="4"/>
+                    <w:right w:val="single" w:color="B7C2D1" w:sz="4"/>
+                  </w:tcBorders>
+                  <w:shd w:fill="FFFFFF" w:color="auto" w:val="clear"/>
+                  <w:tcMar>
+                    <w:top w:type="dxa" w:w="80"/>
+                    <w:left w:type="dxa" w:w="120"/>
+                    <w:bottom w:type="dxa" w:w="80"/>
+                    <w:right w:type="dxa" w:w="120"/>
+                  </w:tcMar>
+                  <w:vAlign w:val="center"/>
+                </w:tcPr>
+                <w:p>
+                  <w:pPr>
+                    <w:spacing w:after="0" w:before="0"/>
+                  </w:pPr>
+                  <w:r>
+                    <w:rPr>
+                      <w:rFonts w:ascii="Arial" w:cs="Arial" w:eastAsia="Arial" w:hAnsi="Arial"/>
+                      <w:b w:val="false"/>
+                      <w:bCs w:val="false"/>
+                      <w:sz w:val="21"/>
+                      <w:szCs w:val="21"/>
+                    </w:rPr>
+                    <w:t xml:space="preserve">Predict</w:t>
+                  </w:r>
+                </w:p>
+              </w:tc>
+              <w:tc>
+                <w:tcPr>
+                  <w:tcW w:type="dxa" w:w="2506"/>
+                  <w:tcBorders>
+                    <w:top w:val="single" w:color="B7C2D1" w:sz="4"/>
+                    <w:left w:val="single" w:color="B7C2D1" w:sz="4"/>
+                    <w:bottom w:val="single" w:color="B7C2D1" w:sz="4"/>
+                    <w:right w:val="single" w:color="B7C2D1" w:sz="4"/>
+                  </w:tcBorders>
+                  <w:shd w:fill="FFFFFF" w:color="auto" w:val="clear"/>
+                  <w:tcMar>
+                    <w:top w:type="dxa" w:w="80"/>
+                    <w:left w:type="dxa" w:w="120"/>
+                    <w:bottom w:type="dxa" w:w="80"/>
+                    <w:right w:type="dxa" w:w="120"/>
+                  </w:tcMar>
+                  <w:vAlign w:val="center"/>
+                </w:tcPr>
+                <w:p>
+                  <w:pPr>
+                    <w:spacing w:after="0" w:before="0"/>
+                  </w:pPr>
+                  <w:r>
+                    <w:rPr>
+                      <w:rFonts w:ascii="Arial" w:cs="Arial" w:eastAsia="Arial" w:hAnsi="Arial"/>
+                      <w:b w:val="false"/>
+                      <w:bCs w:val="false"/>
+                      <w:sz w:val="21"/>
+                      <w:szCs w:val="21"/>
+                    </w:rPr>
+                    <w:t xml:space="preserve">1</w:t>
+                  </w:r>
+                </w:p>
+              </w:tc>
+              <w:tc>
+                <w:tcPr>
+                  <w:tcW w:type="dxa" w:w="2506"/>
+                  <w:tcBorders>
+                    <w:top w:val="single" w:color="B7C2D1" w:sz="4"/>
+                    <w:left w:val="single" w:color="B7C2D1" w:sz="4"/>
+                    <w:bottom w:val="single" w:color="B7C2D1" w:sz="4"/>
+                    <w:right w:val="single" w:color="B7C2D1" w:sz="4"/>
+                  </w:tcBorders>
+                  <w:shd w:fill="FFFFFF" w:color="auto" w:val="clear"/>
+                  <w:tcMar>
+                    <w:top w:type="dxa" w:w="80"/>
+                    <w:left w:type="dxa" w:w="120"/>
+                    <w:bottom w:type="dxa" w:w="80"/>
+                    <w:right w:type="dxa" w:w="120"/>
+                  </w:tcMar>
+                  <w:vAlign w:val="center"/>
+                </w:tcPr>
+                <w:p>
+                  <w:pPr>
+                    <w:spacing w:after="0" w:before="0"/>
+                  </w:pPr>
+                  <w:r>
+                    <w:rPr>
+                      <w:rFonts w:ascii="Arial" w:cs="Arial" w:eastAsia="Arial" w:hAnsi="Arial"/>
+                      <w:b w:val="false"/>
+                      <w:bCs w:val="false"/>
+                      <w:sz w:val="21"/>
+                      <w:szCs w:val="21"/>
+                    </w:rPr>
+                    <w:t xml:space="preserve"/>
+                  </w:r>
+                </w:p>
+              </w:tc>
+            </w:tr>
+            <w:tr>
+              <w:trPr>
+                <w:cantSplit/>
+                <w:trHeight w:val="360" w:hRule="atLeast"/>
+              </w:trPr>
+              <w:tc>
+                <w:tcPr>
+                  <w:tcW w:type="dxa" w:w="2506"/>
+                  <w:tcBorders>
+                    <w:top w:val="single" w:color="B7C2D1" w:sz="4"/>
+                    <w:left w:val="single" w:color="B7C2D1" w:sz="4"/>
+                    <w:bottom w:val="single" w:color="B7C2D1" w:sz="4"/>
+                    <w:right w:val="single" w:color="B7C2D1" w:sz="4"/>
+                  </w:tcBorders>
+                  <w:shd w:fill="FFFFFF" w:color="auto" w:val="clear"/>
+                  <w:tcMar>
+                    <w:top w:type="dxa" w:w="80"/>
+                    <w:left w:type="dxa" w:w="120"/>
+                    <w:bottom w:type="dxa" w:w="80"/>
+                    <w:right w:type="dxa" w:w="120"/>
+                  </w:tcMar>
+                  <w:vAlign w:val="center"/>
+                </w:tcPr>
+                <w:p>
+                  <w:pPr>
+                    <w:spacing w:after="0" w:before="0"/>
+                  </w:pPr>
+                  <w:r>
+                    <w:rPr>
+                      <w:rFonts w:ascii="Arial" w:cs="Arial" w:eastAsia="Arial" w:hAnsi="Arial"/>
+                      <w:sz w:val="21"/>
+                      <w:szCs w:val="21"/>
+                    </w:rPr>
+                    <w:t xml:space="preserve">Finish the program so the procedure changes the main program's score.</w:t>
+                  </w:r>
+                </w:p>
+              </w:tc>
+              <w:tc>
+                <w:tcPr>
+                  <w:tcW w:type="dxa" w:w="2506"/>
+                  <w:tcBorders>
+                    <w:top w:val="single" w:color="B7C2D1" w:sz="4"/>
+                    <w:left w:val="single" w:color="B7C2D1" w:sz="4"/>
+                    <w:bottom w:val="single" w:color="B7C2D1" w:sz="4"/>
+                    <w:right w:val="single" w:color="B7C2D1" w:sz="4"/>
+                  </w:tcBorders>
+                  <w:shd w:fill="FFFFFF" w:color="auto" w:val="clear"/>
+                  <w:tcMar>
+                    <w:top w:type="dxa" w:w="80"/>
+                    <w:left w:type="dxa" w:w="120"/>
+                    <w:bottom w:type="dxa" w:w="80"/>
+                    <w:right w:type="dxa" w:w="120"/>
+                  </w:tcMar>
+                  <w:vAlign w:val="center"/>
+                </w:tcPr>
+                <w:p>
+                  <w:pPr>
+                    <w:spacing w:after="0" w:before="0"/>
+                  </w:pPr>
+                  <w:r>
+                    <w:rPr>
+                      <w:rFonts w:ascii="Arial" w:cs="Arial" w:eastAsia="Arial" w:hAnsi="Arial"/>
+                      <w:b w:val="false"/>
+                      <w:bCs w:val="false"/>
+                      <w:sz w:val="21"/>
+                      <w:szCs w:val="21"/>
+                    </w:rPr>
+                    <w:t xml:space="preserve">Complete it</w:t>
+                  </w:r>
+                </w:p>
+              </w:tc>
+              <w:tc>
+                <w:tcPr>
+                  <w:tcW w:type="dxa" w:w="2506"/>
+                  <w:tcBorders>
+                    <w:top w:val="single" w:color="B7C2D1" w:sz="4"/>
+                    <w:left w:val="single" w:color="B7C2D1" w:sz="4"/>
+                    <w:bottom w:val="single" w:color="B7C2D1" w:sz="4"/>
+                    <w:right w:val="single" w:color="B7C2D1" w:sz="4"/>
+                  </w:tcBorders>
+                  <w:shd w:fill="FFFFFF" w:color="auto" w:val="clear"/>
+                  <w:tcMar>
+                    <w:top w:type="dxa" w:w="80"/>
+                    <w:left w:type="dxa" w:w="120"/>
+                    <w:bottom w:type="dxa" w:w="80"/>
+                    <w:right w:type="dxa" w:w="120"/>
+                  </w:tcMar>
+                  <w:vAlign w:val="center"/>
+                </w:tcPr>
+                <w:p>
+                  <w:pPr>
+                    <w:spacing w:after="0" w:before="0"/>
+                  </w:pPr>
+                  <w:r>
+                    <w:rPr>
+                      <w:rFonts w:ascii="Arial" w:cs="Arial" w:eastAsia="Arial" w:hAnsi="Arial"/>
+                      <w:b w:val="false"/>
+                      <w:bCs w:val="false"/>
+                      <w:sz w:val="21"/>
+                      <w:szCs w:val="21"/>
+                    </w:rPr>
+                    <w:t xml:space="preserve">2</w:t>
+                  </w:r>
+                </w:p>
+              </w:tc>
+              <w:tc>
+                <w:tcPr>
+                  <w:tcW w:type="dxa" w:w="2506"/>
+                  <w:tcBorders>
+                    <w:top w:val="single" w:color="B7C2D1" w:sz="4"/>
+                    <w:left w:val="single" w:color="B7C2D1" w:sz="4"/>
+                    <w:bottom w:val="single" w:color="B7C2D1" w:sz="4"/>
+                    <w:right w:val="single" w:color="B7C2D1" w:sz="4"/>
+                  </w:tcBorders>
+                  <w:shd w:fill="FFFFFF" w:color="auto" w:val="clear"/>
+                  <w:tcMar>
+                    <w:top w:type="dxa" w:w="80"/>
+                    <w:left w:type="dxa" w:w="120"/>
+                    <w:bottom w:type="dxa" w:w="80"/>
+                    <w:right w:type="dxa" w:w="120"/>
+                  </w:tcMar>
+                  <w:vAlign w:val="center"/>
+                </w:tcPr>
+                <w:p>
+                  <w:pPr>
+                    <w:spacing w:after="0" w:before="0"/>
+                  </w:pPr>
+                  <w:r>
+                    <w:rPr>
+                      <w:rFonts w:ascii="Arial" w:cs="Arial" w:eastAsia="Arial" w:hAnsi="Arial"/>
+                      <w:b w:val="false"/>
+                      <w:bCs w:val="false"/>
+                      <w:sz w:val="21"/>
+                      <w:szCs w:val="21"/>
+                    </w:rPr>
+                    <w:t xml:space="preserve"/>
+                  </w:r>
+                </w:p>
+              </w:tc>
+            </w:tr>
+            <w:tr>
+              <w:trPr>
+                <w:cantSplit/>
+                <w:trHeight w:val="360" w:hRule="atLeast"/>
+              </w:trPr>
+              <w:tc>
+                <w:tcPr>
+                  <w:tcW w:type="dxa" w:w="2506"/>
+                  <w:tcBorders>
+                    <w:top w:val="single" w:color="B7C2D1" w:sz="4"/>
+                    <w:left w:val="single" w:color="B7C2D1" w:sz="4"/>
+                    <w:bottom w:val="single" w:color="B7C2D1" w:sz="4"/>
+                    <w:right w:val="single" w:color="B7C2D1" w:sz="4"/>
+                  </w:tcBorders>
+                  <w:shd w:fill="FFFFFF" w:color="auto" w:val="clear"/>
+                  <w:tcMar>
+                    <w:top w:type="dxa" w:w="80"/>
+                    <w:left w:type="dxa" w:w="120"/>
+                    <w:bottom w:type="dxa" w:w="80"/>
+                    <w:right w:type="dxa" w:w="120"/>
+                  </w:tcMar>
+                  <w:vAlign w:val="center"/>
+                </w:tcPr>
+                <w:p>
+                  <w:pPr>
+                    <w:spacing w:after="0" w:before="0"/>
+                  </w:pPr>
+                  <w:r>
+                    <w:rPr>
+                      <w:rFonts w:ascii="Arial" w:cs="Arial" w:eastAsia="Arial" w:hAnsi="Arial"/>
+                      <w:sz w:val="21"/>
+                      <w:szCs w:val="21"/>
+                    </w:rPr>
+                    <w:t xml:space="preserve">Ask the user for a whole number and keep it in a variable called total. Write a procedure called boost that puts 99 in its own variable called total and displays it. Call boost, then display the main program's total on the next line.</w:t>
+                  </w:r>
+                </w:p>
+              </w:tc>
+              <w:tc>
+                <w:tcPr>
+                  <w:tcW w:type="dxa" w:w="2506"/>
+                  <w:tcBorders>
+                    <w:top w:val="single" w:color="B7C2D1" w:sz="4"/>
+                    <w:left w:val="single" w:color="B7C2D1" w:sz="4"/>
+                    <w:bottom w:val="single" w:color="B7C2D1" w:sz="4"/>
+                    <w:right w:val="single" w:color="B7C2D1" w:sz="4"/>
+                  </w:tcBorders>
+                  <w:shd w:fill="FFFFFF" w:color="auto" w:val="clear"/>
+                  <w:tcMar>
+                    <w:top w:type="dxa" w:w="80"/>
+                    <w:left w:type="dxa" w:w="120"/>
+                    <w:bottom w:type="dxa" w:w="80"/>
+                    <w:right w:type="dxa" w:w="120"/>
+                  </w:tcMar>
+                  <w:vAlign w:val="center"/>
+                </w:tcPr>
+                <w:p>
+                  <w:pPr>
+                    <w:spacing w:after="0" w:before="0"/>
+                  </w:pPr>
+                  <w:r>
+                    <w:rPr>
+                      <w:rFonts w:ascii="Arial" w:cs="Arial" w:eastAsia="Arial" w:hAnsi="Arial"/>
+                      <w:b w:val="false"/>
+                      <w:bCs w:val="false"/>
+                      <w:sz w:val="21"/>
+                      <w:szCs w:val="21"/>
+                    </w:rPr>
+                    <w:t xml:space="preserve">Write it</w:t>
+                  </w:r>
+                </w:p>
+              </w:tc>
+              <w:tc>
+                <w:tcPr>
+                  <w:tcW w:type="dxa" w:w="2506"/>
+                  <w:tcBorders>
+                    <w:top w:val="single" w:color="B7C2D1" w:sz="4"/>
+                    <w:left w:val="single" w:color="B7C2D1" w:sz="4"/>
+                    <w:bottom w:val="single" w:color="B7C2D1" w:sz="4"/>
+                    <w:right w:val="single" w:color="B7C2D1" w:sz="4"/>
+                  </w:tcBorders>
+                  <w:shd w:fill="FFFFFF" w:color="auto" w:val="clear"/>
+                  <w:tcMar>
+                    <w:top w:type="dxa" w:w="80"/>
+                    <w:left w:type="dxa" w:w="120"/>
+                    <w:bottom w:type="dxa" w:w="80"/>
+                    <w:right w:type="dxa" w:w="120"/>
+                  </w:tcMar>
+                  <w:vAlign w:val="center"/>
+                </w:tcPr>
+                <w:p>
+                  <w:pPr>
+                    <w:spacing w:after="0" w:before="0"/>
+                  </w:pPr>
+                  <w:r>
+                    <w:rPr>
+                      <w:rFonts w:ascii="Arial" w:cs="Arial" w:eastAsia="Arial" w:hAnsi="Arial"/>
+                      <w:b w:val="false"/>
+                      <w:bCs w:val="false"/>
+                      <w:sz w:val="21"/>
+                      <w:szCs w:val="21"/>
+                    </w:rPr>
+                    <w:t xml:space="preserve">3</w:t>
+                  </w:r>
+                </w:p>
+              </w:tc>
+              <w:tc>
+                <w:tcPr>
+                  <w:tcW w:type="dxa" w:w="2506"/>
+                  <w:tcBorders>
+                    <w:top w:val="single" w:color="B7C2D1" w:sz="4"/>
+                    <w:left w:val="single" w:color="B7C2D1" w:sz="4"/>
+                    <w:bottom w:val="single" w:color="B7C2D1" w:sz="4"/>
+                    <w:right w:val="single" w:color="B7C2D1" w:sz="4"/>
+                  </w:tcBorders>
+                  <w:shd w:fill="FFFFFF" w:color="auto" w:val="clear"/>
+                  <w:tcMar>
+                    <w:top w:type="dxa" w:w="80"/>
+                    <w:left w:type="dxa" w:w="120"/>
+                    <w:bottom w:type="dxa" w:w="80"/>
+                    <w:right w:type="dxa" w:w="120"/>
+                  </w:tcMar>
+                  <w:vAlign w:val="center"/>
+                </w:tcPr>
+                <w:p>
+                  <w:pPr>
+                    <w:spacing w:after="0" w:before="0"/>
+                  </w:pPr>
+                  <w:r>
+                    <w:rPr>
+                      <w:rFonts w:ascii="Arial" w:cs="Arial" w:eastAsia="Arial" w:hAnsi="Arial"/>
+                      <w:b w:val="false"/>
+                      <w:bCs w:val="false"/>
+                      <w:sz w:val="21"/>
+                      <w:szCs w:val="21"/>
+                    </w:rPr>
+                    <w:t xml:space="preserve"/>
+                  </w:r>
+                </w:p>
+              </w:tc>
+            </w:tr>
+            <w:tr>
+              <w:trPr>
+                <w:cantSplit/>
+                <w:trHeight w:val="360" w:hRule="atLeast"/>
+              </w:trPr>
+              <w:tc>
+                <w:tcPr>
+                  <w:tcW w:type="dxa" w:w="2506"/>
+                  <w:tcBorders>
+                    <w:top w:val="single" w:color="B7C2D1" w:sz="4"/>
+                    <w:left w:val="single" w:color="B7C2D1" w:sz="4"/>
+                    <w:bottom w:val="single" w:color="B7C2D1" w:sz="4"/>
+                    <w:right w:val="single" w:color="B7C2D1" w:sz="4"/>
+                  </w:tcBorders>
+                  <w:shd w:fill="FFFFFF" w:color="auto" w:val="clear"/>
+                  <w:tcMar>
+                    <w:top w:type="dxa" w:w="80"/>
+                    <w:left w:type="dxa" w:w="120"/>
+                    <w:bottom w:type="dxa" w:w="80"/>
+                    <w:right w:type="dxa" w:w="120"/>
+                  </w:tcMar>
+                  <w:vAlign w:val="center"/>
+                </w:tcPr>
+                <w:p>
+                  <w:pPr>
+                    <w:spacing w:after="0" w:before="0"/>
+                  </w:pPr>
+                  <w:r>
+                    <w:rPr>
+                      <w:rFonts w:ascii="Arial" w:cs="Arial" w:eastAsia="Arial" w:hAnsi="Arial"/>
+                      <w:sz w:val="21"/>
+                      <w:szCs w:val="21"/>
+                    </w:rPr>
+                    <w:t xml:space="preserve">This program should add 2 to the total once for every turn, then display the total. Find the mistake and put it right.</w:t>
+                  </w:r>
+                </w:p>
+              </w:tc>
+              <w:tc>
+                <w:tcPr>
+                  <w:tcW w:type="dxa" w:w="2506"/>
+                  <w:tcBorders>
+                    <w:top w:val="single" w:color="B7C2D1" w:sz="4"/>
+                    <w:left w:val="single" w:color="B7C2D1" w:sz="4"/>
+                    <w:bottom w:val="single" w:color="B7C2D1" w:sz="4"/>
+                    <w:right w:val="single" w:color="B7C2D1" w:sz="4"/>
+                  </w:tcBorders>
+                  <w:shd w:fill="FFFFFF" w:color="auto" w:val="clear"/>
+                  <w:tcMar>
+                    <w:top w:type="dxa" w:w="80"/>
+                    <w:left w:type="dxa" w:w="120"/>
+                    <w:bottom w:type="dxa" w:w="80"/>
+                    <w:right w:type="dxa" w:w="120"/>
+                  </w:tcMar>
+                  <w:vAlign w:val="center"/>
+                </w:tcPr>
+                <w:p>
+                  <w:pPr>
+                    <w:spacing w:after="0" w:before="0"/>
+                  </w:pPr>
+                  <w:r>
+                    <w:rPr>
+                      <w:rFonts w:ascii="Arial" w:cs="Arial" w:eastAsia="Arial" w:hAnsi="Arial"/>
+                      <w:b w:val="false"/>
+                      <w:bCs w:val="false"/>
+                      <w:sz w:val="21"/>
+                      <w:szCs w:val="21"/>
+                    </w:rPr>
+                    <w:t xml:space="preserve">Fix it</w:t>
+                  </w:r>
+                </w:p>
+              </w:tc>
+              <w:tc>
+                <w:tcPr>
+                  <w:tcW w:type="dxa" w:w="2506"/>
+                  <w:tcBorders>
+                    <w:top w:val="single" w:color="B7C2D1" w:sz="4"/>
+                    <w:left w:val="single" w:color="B7C2D1" w:sz="4"/>
+                    <w:bottom w:val="single" w:color="B7C2D1" w:sz="4"/>
+                    <w:right w:val="single" w:color="B7C2D1" w:sz="4"/>
+                  </w:tcBorders>
+                  <w:shd w:fill="FFFFFF" w:color="auto" w:val="clear"/>
+                  <w:tcMar>
+                    <w:top w:type="dxa" w:w="80"/>
+                    <w:left w:type="dxa" w:w="120"/>
+                    <w:bottom w:type="dxa" w:w="80"/>
+                    <w:right w:type="dxa" w:w="120"/>
+                  </w:tcMar>
+                  <w:vAlign w:val="center"/>
+                </w:tcPr>
+                <w:p>
+                  <w:pPr>
+                    <w:spacing w:after="0" w:before="0"/>
+                  </w:pPr>
+                  <w:r>
+                    <w:rPr>
+                      <w:rFonts w:ascii="Arial" w:cs="Arial" w:eastAsia="Arial" w:hAnsi="Arial"/>
+                      <w:b w:val="false"/>
+                      <w:bCs w:val="false"/>
+                      <w:sz w:val="21"/>
+                      <w:szCs w:val="21"/>
+                    </w:rPr>
+                    <w:t xml:space="preserve">2</w:t>
+                  </w:r>
+                </w:p>
+              </w:tc>
+              <w:tc>
+                <w:tcPr>
+                  <w:tcW w:type="dxa" w:w="2506"/>
+                  <w:tcBorders>
+                    <w:top w:val="single" w:color="B7C2D1" w:sz="4"/>
+                    <w:left w:val="single" w:color="B7C2D1" w:sz="4"/>
+                    <w:bottom w:val="single" w:color="B7C2D1" w:sz="4"/>
+                    <w:right w:val="single" w:color="B7C2D1" w:sz="4"/>
+                  </w:tcBorders>
+                  <w:shd w:fill="FFFFFF" w:color="auto" w:val="clear"/>
+                  <w:tcMar>
+                    <w:top w:type="dxa" w:w="80"/>
+                    <w:left w:type="dxa" w:w="120"/>
+                    <w:bottom w:type="dxa" w:w="80"/>
+                    <w:right w:type="dxa" w:w="120"/>
+                  </w:tcMar>
+                  <w:vAlign w:val="center"/>
+                </w:tcPr>
+                <w:p>
+                  <w:pPr>
+                    <w:spacing w:after="0" w:before="0"/>
+                  </w:pPr>
+                  <w:r>
+                    <w:rPr>
+                      <w:rFonts w:ascii="Arial" w:cs="Arial" w:eastAsia="Arial" w:hAnsi="Arial"/>
+                      <w:b w:val="false"/>
+                      <w:bCs w:val="false"/>
+                      <w:sz w:val="21"/>
+                      <w:szCs w:val="21"/>
+                    </w:rPr>
+                    <w:t xml:space="preserve"/>
+                  </w:r>
+                </w:p>
+              </w:tc>
+            </w:tr>
+            <w:tr>
+              <w:trPr>
+                <w:cantSplit/>
+                <w:trHeight w:val="360" w:hRule="atLeast"/>
+              </w:trPr>
+              <w:tc>
+                <w:tcPr>
+                  <w:tcW w:type="dxa" w:w="2506"/>
+                  <w:tcBorders>
+                    <w:top w:val="single" w:color="B7C2D1" w:sz="4"/>
+                    <w:left w:val="single" w:color="B7C2D1" w:sz="4"/>
+                    <w:bottom w:val="single" w:color="B7C2D1" w:sz="4"/>
+                    <w:right w:val="single" w:color="B7C2D1" w:sz="4"/>
+                  </w:tcBorders>
+                  <w:shd w:fill="FFFFFF" w:color="auto" w:val="clear"/>
+                  <w:tcMar>
+                    <w:top w:type="dxa" w:w="80"/>
+                    <w:left w:type="dxa" w:w="120"/>
+                    <w:bottom w:type="dxa" w:w="80"/>
+                    <w:right w:type="dxa" w:w="120"/>
+                  </w:tcMar>
+                  <w:vAlign w:val="center"/>
+                </w:tcPr>
+                <w:p>
+                  <w:pPr>
+                    <w:spacing w:after="0" w:before="0"/>
+                  </w:pPr>
+                  <w:r>
+                    <w:rPr>
+                      <w:rFonts w:ascii="Arial" w:cs="Arial" w:eastAsia="Arial" w:hAnsi="Arial"/>
+                      <w:sz w:val="21"/>
+                      <w:szCs w:val="21"/>
+                    </w:rPr>
+                    <w:t xml:space="preserve">Ask the user for a whole number of turns. Write a procedure called up that adds 3 to a total the whole program shares. Write a procedure called down that takes 1 away from that same total. Call up and then down once for every turn, then display the total.</w:t>
+                  </w:r>
+                </w:p>
+              </w:tc>
+              <w:tc>
+                <w:tcPr>
+                  <w:tcW w:type="dxa" w:w="2506"/>
+                  <w:tcBorders>
+                    <w:top w:val="single" w:color="B7C2D1" w:sz="4"/>
+                    <w:left w:val="single" w:color="B7C2D1" w:sz="4"/>
+                    <w:bottom w:val="single" w:color="B7C2D1" w:sz="4"/>
+                    <w:right w:val="single" w:color="B7C2D1" w:sz="4"/>
+                  </w:tcBorders>
+                  <w:shd w:fill="FFFFFF" w:color="auto" w:val="clear"/>
+                  <w:tcMar>
+                    <w:top w:type="dxa" w:w="80"/>
+                    <w:left w:type="dxa" w:w="120"/>
+                    <w:bottom w:type="dxa" w:w="80"/>
+                    <w:right w:type="dxa" w:w="120"/>
+                  </w:tcMar>
+                  <w:vAlign w:val="center"/>
+                </w:tcPr>
+                <w:p>
+                  <w:pPr>
+                    <w:spacing w:after="0" w:before="0"/>
+                  </w:pPr>
+                  <w:r>
+                    <w:rPr>
+                      <w:rFonts w:ascii="Arial" w:cs="Arial" w:eastAsia="Arial" w:hAnsi="Arial"/>
+                      <w:b w:val="false"/>
+                      <w:bCs w:val="false"/>
+                      <w:sz w:val="21"/>
+                      <w:szCs w:val="21"/>
+                    </w:rPr>
+                    <w:t xml:space="preserve">Challenge (optional)</w:t>
+                  </w:r>
+                </w:p>
+              </w:tc>
+              <w:tc>
+                <w:tcPr>
+                  <w:tcW w:type="dxa" w:w="2506"/>
+                  <w:tcBorders>
+                    <w:top w:val="single" w:color="B7C2D1" w:sz="4"/>
+                    <w:left w:val="single" w:color="B7C2D1" w:sz="4"/>
+                    <w:bottom w:val="single" w:color="B7C2D1" w:sz="4"/>
+                    <w:right w:val="single" w:color="B7C2D1" w:sz="4"/>
+                  </w:tcBorders>
+                  <w:shd w:fill="FFFFFF" w:color="auto" w:val="clear"/>
+                  <w:tcMar>
+                    <w:top w:type="dxa" w:w="80"/>
+                    <w:left w:type="dxa" w:w="120"/>
+                    <w:bottom w:type="dxa" w:w="80"/>
+                    <w:right w:type="dxa" w:w="120"/>
+                  </w:tcMar>
+                  <w:vAlign w:val="center"/>
+                </w:tcPr>
+                <w:p>
+                  <w:pPr>
+                    <w:spacing w:after="0" w:before="0"/>
+                  </w:pPr>
+                  <w:r>
+                    <w:rPr>
+                      <w:rFonts w:ascii="Arial" w:cs="Arial" w:eastAsia="Arial" w:hAnsi="Arial"/>
+                      <w:b w:val="false"/>
+                      <w:bCs w:val="false"/>
+                      <w:sz w:val="21"/>
+                      <w:szCs w:val="21"/>
+                    </w:rPr>
+                    <w:t xml:space="preserve">3</w:t>
+                  </w:r>
+                </w:p>
+              </w:tc>
+              <w:tc>
+                <w:tcPr>
+                  <w:tcW w:type="dxa" w:w="2506"/>
                   <w:tcBorders>
                     <w:top w:val="single" w:color="B7C2D1" w:sz="4"/>
                     <w:left w:val="single" w:color="B7C2D1" w:sz="4"/>
@@ -5189,7 +9038,7 @@
                 <w:sz w:val="21"/>
                 <w:szCs w:val="21"/>
               </w:rPr>
-              <w:t xml:space="preserve">Plan the one you found hardest: inputs, what happens to them, what is printed.</w:t>
+              <w:t xml:space="preserve">Plan the one you found hardest: what is typed in, what happens to it, what is displayed.</w:t>
             </w:r>
           </w:p>
           <w:tbl>
@@ -5615,12 +9464,12 @@
                 <w:sz w:val="21"/>
                 <w:szCs w:val="21"/>
               </w:rPr>
-              <w:t xml:space="preserve">Tick each one off as its tests pass in the editor</w:t>
+              <w:t xml:space="preserve">Tick each one off as you finish it in the editor</w:t>
             </w:r>
           </w:p>
           <w:tbl>
             <w:tblPr>
-              <w:tblW w:type="dxa" w:w="10026"/>
+              <w:tblW w:type="dxa" w:w="10024"/>
               <w:tblBorders>
                 <w:top w:val="single" w:color="auto" w:sz="4"/>
                 <w:left w:val="single" w:color="auto" w:sz="4"/>
@@ -5631,9 +9480,10 @@
               </w:tblBorders>
             </w:tblPr>
             <w:tblGrid>
-              <w:gridCol w:w="3342"/>
-              <w:gridCol w:w="3342"/>
-              <w:gridCol w:w="3342"/>
+              <w:gridCol w:w="2506"/>
+              <w:gridCol w:w="2506"/>
+              <w:gridCol w:w="2506"/>
+              <w:gridCol w:w="2506"/>
             </w:tblGrid>
             <w:tr>
               <w:trPr>
@@ -5642,7 +9492,7 @@
               </w:trPr>
               <w:tc>
                 <w:tcPr>
-                  <w:tcW w:type="dxa" w:w="3342"/>
+                  <w:tcW w:type="dxa" w:w="2506"/>
                   <w:tcBorders>
                     <w:top w:val="single" w:color="B7C2D1" w:sz="4"/>
                     <w:left w:val="single" w:color="B7C2D1" w:sz="4"/>
@@ -5670,13 +9520,13 @@
                       <w:sz w:val="20"/>
                       <w:szCs w:val="20"/>
                     </w:rPr>
-                    <w:t xml:space="preserve">Program</w:t>
-                  </w:r>
-                </w:p>
-              </w:tc>
-              <w:tc>
-                <w:tcPr>
-                  <w:tcW w:type="dxa" w:w="3342"/>
+                    <w:t xml:space="preserve">Activity</w:t>
+                  </w:r>
+                </w:p>
+              </w:tc>
+              <w:tc>
+                <w:tcPr>
+                  <w:tcW w:type="dxa" w:w="2506"/>
                   <w:tcBorders>
                     <w:top w:val="single" w:color="B7C2D1" w:sz="4"/>
                     <w:left w:val="single" w:color="B7C2D1" w:sz="4"/>
@@ -5704,13 +9554,47 @@
                       <w:sz w:val="20"/>
                       <w:szCs w:val="20"/>
                     </w:rPr>
+                    <w:t xml:space="preserve">What to do</w:t>
+                  </w:r>
+                </w:p>
+              </w:tc>
+              <w:tc>
+                <w:tcPr>
+                  <w:tcW w:type="dxa" w:w="2506"/>
+                  <w:tcBorders>
+                    <w:top w:val="single" w:color="B7C2D1" w:sz="4"/>
+                    <w:left w:val="single" w:color="B7C2D1" w:sz="4"/>
+                    <w:bottom w:val="single" w:color="B7C2D1" w:sz="4"/>
+                    <w:right w:val="single" w:color="B7C2D1" w:sz="4"/>
+                  </w:tcBorders>
+                  <w:shd w:fill="E6ECF5" w:color="auto" w:val="clear"/>
+                  <w:tcMar>
+                    <w:top w:type="dxa" w:w="80"/>
+                    <w:left w:type="dxa" w:w="120"/>
+                    <w:bottom w:type="dxa" w:w="80"/>
+                    <w:right w:type="dxa" w:w="120"/>
+                  </w:tcMar>
+                  <w:vAlign w:val="center"/>
+                </w:tcPr>
+                <w:p>
+                  <w:pPr>
+                    <w:spacing w:after="0" w:before="0"/>
+                  </w:pPr>
+                  <w:r>
+                    <w:rPr>
+                      <w:rFonts w:ascii="Arial" w:cs="Arial" w:eastAsia="Arial" w:hAnsi="Arial"/>
+                      <w:b/>
+                      <w:bCs/>
+                      <w:sz w:val="20"/>
+                      <w:szCs w:val="20"/>
+                    </w:rPr>
                     <w:t xml:space="preserve">Marks</w:t>
                   </w:r>
                 </w:p>
               </w:tc>
               <w:tc>
                 <w:tcPr>
-                  <w:tcW w:type="dxa" w:w="3342"/>
+                  <w:tcW w:type="dxa" w:w="2506"/>
                   <w:tcBorders>
                     <w:top w:val="single" w:color="B7C2D1" w:sz="4"/>
                     <w:left w:val="single" w:color="B7C2D1" w:sz="4"/>
@@ -5750,73 +9634,107 @@
               </w:trPr>
               <w:tc>
                 <w:tcPr>
-                  <w:tcW w:type="dxa" w:w="3342"/>
-                  <w:tcBorders>
-                    <w:top w:val="single" w:color="B7C2D1" w:sz="4"/>
-                    <w:left w:val="single" w:color="B7C2D1" w:sz="4"/>
-                    <w:bottom w:val="single" w:color="B7C2D1" w:sz="4"/>
-                    <w:right w:val="single" w:color="B7C2D1" w:sz="4"/>
-                  </w:tcBorders>
-                  <w:shd w:fill="FFFFFF" w:color="auto" w:val="clear"/>
-                  <w:tcMar>
-                    <w:top w:type="dxa" w:w="80"/>
-                    <w:left w:type="dxa" w:w="120"/>
-                    <w:bottom w:type="dxa" w:w="80"/>
-                    <w:right w:type="dxa" w:w="120"/>
-                  </w:tcMar>
-                  <w:vAlign w:val="center"/>
-                </w:tcPr>
-                <w:p>
-                  <w:pPr>
-                    <w:spacing w:after="0" w:before="0"/>
-                  </w:pPr>
-                  <w:r>
-                    <w:rPr>
-                      <w:rFonts w:ascii="Arial" w:cs="Arial" w:eastAsia="Arial" w:hAnsi="Arial"/>
-                      <w:sz w:val="21"/>
-                      <w:szCs w:val="21"/>
-                    </w:rPr>
-                    <w:t xml:space="preserve">Write a function called score that returns 3 for a number of 2 or more. Make score return 1 for a number of 1. Make score return 0 for 0. Ask the user for how many numbers there are. Then ask for that many whole numbers, one on each line. Add up everything score hands back. Display [that total] and nothing else.</w:t>
-                  </w:r>
-                </w:p>
-              </w:tc>
-              <w:tc>
-                <w:tcPr>
-                  <w:tcW w:type="dxa" w:w="3342"/>
-                  <w:tcBorders>
-                    <w:top w:val="single" w:color="B7C2D1" w:sz="4"/>
-                    <w:left w:val="single" w:color="B7C2D1" w:sz="4"/>
-                    <w:bottom w:val="single" w:color="B7C2D1" w:sz="4"/>
-                    <w:right w:val="single" w:color="B7C2D1" w:sz="4"/>
-                  </w:tcBorders>
-                  <w:shd w:fill="FFFFFF" w:color="auto" w:val="clear"/>
-                  <w:tcMar>
-                    <w:top w:type="dxa" w:w="80"/>
-                    <w:left w:type="dxa" w:w="120"/>
-                    <w:bottom w:type="dxa" w:w="80"/>
-                    <w:right w:type="dxa" w:w="120"/>
-                  </w:tcMar>
-                  <w:vAlign w:val="center"/>
-                </w:tcPr>
-                <w:p>
-                  <w:pPr>
-                    <w:spacing w:after="0" w:before="0"/>
-                  </w:pPr>
-                  <w:r>
-                    <w:rPr>
-                      <w:rFonts w:ascii="Arial" w:cs="Arial" w:eastAsia="Arial" w:hAnsi="Arial"/>
-                      <w:b w:val="false"/>
-                      <w:bCs w:val="false"/>
-                      <w:sz w:val="21"/>
-                      <w:szCs w:val="21"/>
-                    </w:rPr>
-                    <w:t xml:space="preserve">5</w:t>
-                  </w:r>
-                </w:p>
-              </w:tc>
-              <w:tc>
-                <w:tcPr>
-                  <w:tcW w:type="dxa" w:w="3342"/>
+                  <w:tcW w:type="dxa" w:w="2506"/>
+                  <w:tcBorders>
+                    <w:top w:val="single" w:color="B7C2D1" w:sz="4"/>
+                    <w:left w:val="single" w:color="B7C2D1" w:sz="4"/>
+                    <w:bottom w:val="single" w:color="B7C2D1" w:sz="4"/>
+                    <w:right w:val="single" w:color="B7C2D1" w:sz="4"/>
+                  </w:tcBorders>
+                  <w:shd w:fill="FFFFFF" w:color="auto" w:val="clear"/>
+                  <w:tcMar>
+                    <w:top w:type="dxa" w:w="80"/>
+                    <w:left w:type="dxa" w:w="120"/>
+                    <w:bottom w:type="dxa" w:w="80"/>
+                    <w:right w:type="dxa" w:w="120"/>
+                  </w:tcMar>
+                  <w:vAlign w:val="center"/>
+                </w:tcPr>
+                <w:p>
+                  <w:pPr>
+                    <w:spacing w:after="0" w:before="0"/>
+                  </w:pPr>
+                  <w:r>
+                    <w:rPr>
+                      <w:rFonts w:ascii="Arial" w:cs="Arial" w:eastAsia="Arial" w:hAnsi="Arial"/>
+                      <w:sz w:val="21"/>
+                      <w:szCs w:val="21"/>
+                    </w:rPr>
+                    <w:t xml:space="preserve">What will this program display?</w:t>
+                  </w:r>
+                </w:p>
+              </w:tc>
+              <w:tc>
+                <w:tcPr>
+                  <w:tcW w:type="dxa" w:w="2506"/>
+                  <w:tcBorders>
+                    <w:top w:val="single" w:color="B7C2D1" w:sz="4"/>
+                    <w:left w:val="single" w:color="B7C2D1" w:sz="4"/>
+                    <w:bottom w:val="single" w:color="B7C2D1" w:sz="4"/>
+                    <w:right w:val="single" w:color="B7C2D1" w:sz="4"/>
+                  </w:tcBorders>
+                  <w:shd w:fill="FFFFFF" w:color="auto" w:val="clear"/>
+                  <w:tcMar>
+                    <w:top w:type="dxa" w:w="80"/>
+                    <w:left w:type="dxa" w:w="120"/>
+                    <w:bottom w:type="dxa" w:w="80"/>
+                    <w:right w:type="dxa" w:w="120"/>
+                  </w:tcMar>
+                  <w:vAlign w:val="center"/>
+                </w:tcPr>
+                <w:p>
+                  <w:pPr>
+                    <w:spacing w:after="0" w:before="0"/>
+                  </w:pPr>
+                  <w:r>
+                    <w:rPr>
+                      <w:rFonts w:ascii="Arial" w:cs="Arial" w:eastAsia="Arial" w:hAnsi="Arial"/>
+                      <w:b w:val="false"/>
+                      <w:bCs w:val="false"/>
+                      <w:sz w:val="21"/>
+                      <w:szCs w:val="21"/>
+                    </w:rPr>
+                    <w:t xml:space="preserve">Predict</w:t>
+                  </w:r>
+                </w:p>
+              </w:tc>
+              <w:tc>
+                <w:tcPr>
+                  <w:tcW w:type="dxa" w:w="2506"/>
+                  <w:tcBorders>
+                    <w:top w:val="single" w:color="B7C2D1" w:sz="4"/>
+                    <w:left w:val="single" w:color="B7C2D1" w:sz="4"/>
+                    <w:bottom w:val="single" w:color="B7C2D1" w:sz="4"/>
+                    <w:right w:val="single" w:color="B7C2D1" w:sz="4"/>
+                  </w:tcBorders>
+                  <w:shd w:fill="FFFFFF" w:color="auto" w:val="clear"/>
+                  <w:tcMar>
+                    <w:top w:type="dxa" w:w="80"/>
+                    <w:left w:type="dxa" w:w="120"/>
+                    <w:bottom w:type="dxa" w:w="80"/>
+                    <w:right w:type="dxa" w:w="120"/>
+                  </w:tcMar>
+                  <w:vAlign w:val="center"/>
+                </w:tcPr>
+                <w:p>
+                  <w:pPr>
+                    <w:spacing w:after="0" w:before="0"/>
+                  </w:pPr>
+                  <w:r>
+                    <w:rPr>
+                      <w:rFonts w:ascii="Arial" w:cs="Arial" w:eastAsia="Arial" w:hAnsi="Arial"/>
+                      <w:b w:val="false"/>
+                      <w:bCs w:val="false"/>
+                      <w:sz w:val="21"/>
+                      <w:szCs w:val="21"/>
+                    </w:rPr>
+                    <w:t xml:space="preserve">1</w:t>
+                  </w:r>
+                </w:p>
+              </w:tc>
+              <w:tc>
+                <w:tcPr>
+                  <w:tcW w:type="dxa" w:w="2506"/>
                   <w:tcBorders>
                     <w:top w:val="single" w:color="B7C2D1" w:sz="4"/>
                     <w:left w:val="single" w:color="B7C2D1" w:sz="4"/>
@@ -5856,73 +9774,807 @@
               </w:trPr>
               <w:tc>
                 <w:tcPr>
-                  <w:tcW w:type="dxa" w:w="3342"/>
-                  <w:tcBorders>
-                    <w:top w:val="single" w:color="B7C2D1" w:sz="4"/>
-                    <w:left w:val="single" w:color="B7C2D1" w:sz="4"/>
-                    <w:bottom w:val="single" w:color="B7C2D1" w:sz="4"/>
-                    <w:right w:val="single" w:color="B7C2D1" w:sz="4"/>
-                  </w:tcBorders>
-                  <w:shd w:fill="FFFFFF" w:color="auto" w:val="clear"/>
-                  <w:tcMar>
-                    <w:top w:type="dxa" w:w="80"/>
-                    <w:left w:type="dxa" w:w="120"/>
-                    <w:bottom w:type="dxa" w:w="80"/>
-                    <w:right w:type="dxa" w:w="120"/>
-                  </w:tcMar>
-                  <w:vAlign w:val="center"/>
-                </w:tcPr>
-                <w:p>
-                  <w:pPr>
-                    <w:spacing w:after="0" w:before="0"/>
-                  </w:pPr>
-                  <w:r>
-                    <w:rPr>
-                      <w:rFonts w:ascii="Arial" w:cs="Arial" w:eastAsia="Arial" w:hAnsi="Arial"/>
-                      <w:sz w:val="21"/>
-                      <w:szCs w:val="21"/>
-                    </w:rPr>
-                    <w:t xml:space="preserve">Ask the user for two whole numbers, one on each line. Write a function called base that returns the first number times 25. Write a function called whole that calls base. Make whole return what base gave times the second number, plus 10. Write a procedure called report that calls whole. Make report display first [the first number]. Then make report display whole [that value] on the next line.</w:t>
-                  </w:r>
-                </w:p>
-              </w:tc>
-              <w:tc>
-                <w:tcPr>
-                  <w:tcW w:type="dxa" w:w="3342"/>
-                  <w:tcBorders>
-                    <w:top w:val="single" w:color="B7C2D1" w:sz="4"/>
-                    <w:left w:val="single" w:color="B7C2D1" w:sz="4"/>
-                    <w:bottom w:val="single" w:color="B7C2D1" w:sz="4"/>
-                    <w:right w:val="single" w:color="B7C2D1" w:sz="4"/>
-                  </w:tcBorders>
-                  <w:shd w:fill="FFFFFF" w:color="auto" w:val="clear"/>
-                  <w:tcMar>
-                    <w:top w:type="dxa" w:w="80"/>
-                    <w:left w:type="dxa" w:w="120"/>
-                    <w:bottom w:type="dxa" w:w="80"/>
-                    <w:right w:type="dxa" w:w="120"/>
-                  </w:tcMar>
-                  <w:vAlign w:val="center"/>
-                </w:tcPr>
-                <w:p>
-                  <w:pPr>
-                    <w:spacing w:after="0" w:before="0"/>
-                  </w:pPr>
-                  <w:r>
-                    <w:rPr>
-                      <w:rFonts w:ascii="Arial" w:cs="Arial" w:eastAsia="Arial" w:hAnsi="Arial"/>
-                      <w:b w:val="false"/>
-                      <w:bCs w:val="false"/>
-                      <w:sz w:val="21"/>
-                      <w:szCs w:val="21"/>
-                    </w:rPr>
-                    <w:t xml:space="preserve">6</w:t>
-                  </w:r>
-                </w:p>
-              </w:tc>
-              <w:tc>
-                <w:tcPr>
-                  <w:tcW w:type="dxa" w:w="3342"/>
+                  <w:tcW w:type="dxa" w:w="2506"/>
+                  <w:tcBorders>
+                    <w:top w:val="single" w:color="B7C2D1" w:sz="4"/>
+                    <w:left w:val="single" w:color="B7C2D1" w:sz="4"/>
+                    <w:bottom w:val="single" w:color="B7C2D1" w:sz="4"/>
+                    <w:right w:val="single" w:color="B7C2D1" w:sz="4"/>
+                  </w:tcBorders>
+                  <w:shd w:fill="FFFFFF" w:color="auto" w:val="clear"/>
+                  <w:tcMar>
+                    <w:top w:type="dxa" w:w="80"/>
+                    <w:left w:type="dxa" w:w="120"/>
+                    <w:bottom w:type="dxa" w:w="80"/>
+                    <w:right w:type="dxa" w:w="120"/>
+                  </w:tcMar>
+                  <w:vAlign w:val="center"/>
+                </w:tcPr>
+                <w:p>
+                  <w:pPr>
+                    <w:spacing w:after="0" w:before="0"/>
+                  </w:pPr>
+                  <w:r>
+                    <w:rPr>
+                      <w:rFonts w:ascii="Arial" w:cs="Arial" w:eastAsia="Arial" w:hAnsi="Arial"/>
+                      <w:sz w:val="21"/>
+                      <w:szCs w:val="21"/>
+                    </w:rPr>
+                    <w:t xml:space="preserve">Finish the program so each number typed is worth twice its value in the total.</w:t>
+                  </w:r>
+                </w:p>
+              </w:tc>
+              <w:tc>
+                <w:tcPr>
+                  <w:tcW w:type="dxa" w:w="2506"/>
+                  <w:tcBorders>
+                    <w:top w:val="single" w:color="B7C2D1" w:sz="4"/>
+                    <w:left w:val="single" w:color="B7C2D1" w:sz="4"/>
+                    <w:bottom w:val="single" w:color="B7C2D1" w:sz="4"/>
+                    <w:right w:val="single" w:color="B7C2D1" w:sz="4"/>
+                  </w:tcBorders>
+                  <w:shd w:fill="FFFFFF" w:color="auto" w:val="clear"/>
+                  <w:tcMar>
+                    <w:top w:type="dxa" w:w="80"/>
+                    <w:left w:type="dxa" w:w="120"/>
+                    <w:bottom w:type="dxa" w:w="80"/>
+                    <w:right w:type="dxa" w:w="120"/>
+                  </w:tcMar>
+                  <w:vAlign w:val="center"/>
+                </w:tcPr>
+                <w:p>
+                  <w:pPr>
+                    <w:spacing w:after="0" w:before="0"/>
+                  </w:pPr>
+                  <w:r>
+                    <w:rPr>
+                      <w:rFonts w:ascii="Arial" w:cs="Arial" w:eastAsia="Arial" w:hAnsi="Arial"/>
+                      <w:b w:val="false"/>
+                      <w:bCs w:val="false"/>
+                      <w:sz w:val="21"/>
+                      <w:szCs w:val="21"/>
+                    </w:rPr>
+                    <w:t xml:space="preserve">Complete it</w:t>
+                  </w:r>
+                </w:p>
+              </w:tc>
+              <w:tc>
+                <w:tcPr>
+                  <w:tcW w:type="dxa" w:w="2506"/>
+                  <w:tcBorders>
+                    <w:top w:val="single" w:color="B7C2D1" w:sz="4"/>
+                    <w:left w:val="single" w:color="B7C2D1" w:sz="4"/>
+                    <w:bottom w:val="single" w:color="B7C2D1" w:sz="4"/>
+                    <w:right w:val="single" w:color="B7C2D1" w:sz="4"/>
+                  </w:tcBorders>
+                  <w:shd w:fill="FFFFFF" w:color="auto" w:val="clear"/>
+                  <w:tcMar>
+                    <w:top w:type="dxa" w:w="80"/>
+                    <w:left w:type="dxa" w:w="120"/>
+                    <w:bottom w:type="dxa" w:w="80"/>
+                    <w:right w:type="dxa" w:w="120"/>
+                  </w:tcMar>
+                  <w:vAlign w:val="center"/>
+                </w:tcPr>
+                <w:p>
+                  <w:pPr>
+                    <w:spacing w:after="0" w:before="0"/>
+                  </w:pPr>
+                  <w:r>
+                    <w:rPr>
+                      <w:rFonts w:ascii="Arial" w:cs="Arial" w:eastAsia="Arial" w:hAnsi="Arial"/>
+                      <w:b w:val="false"/>
+                      <w:bCs w:val="false"/>
+                      <w:sz w:val="21"/>
+                      <w:szCs w:val="21"/>
+                    </w:rPr>
+                    <w:t xml:space="preserve">2</w:t>
+                  </w:r>
+                </w:p>
+              </w:tc>
+              <w:tc>
+                <w:tcPr>
+                  <w:tcW w:type="dxa" w:w="2506"/>
+                  <w:tcBorders>
+                    <w:top w:val="single" w:color="B7C2D1" w:sz="4"/>
+                    <w:left w:val="single" w:color="B7C2D1" w:sz="4"/>
+                    <w:bottom w:val="single" w:color="B7C2D1" w:sz="4"/>
+                    <w:right w:val="single" w:color="B7C2D1" w:sz="4"/>
+                  </w:tcBorders>
+                  <w:shd w:fill="FFFFFF" w:color="auto" w:val="clear"/>
+                  <w:tcMar>
+                    <w:top w:type="dxa" w:w="80"/>
+                    <w:left w:type="dxa" w:w="120"/>
+                    <w:bottom w:type="dxa" w:w="80"/>
+                    <w:right w:type="dxa" w:w="120"/>
+                  </w:tcMar>
+                  <w:vAlign w:val="center"/>
+                </w:tcPr>
+                <w:p>
+                  <w:pPr>
+                    <w:spacing w:after="0" w:before="0"/>
+                  </w:pPr>
+                  <w:r>
+                    <w:rPr>
+                      <w:rFonts w:ascii="Arial" w:cs="Arial" w:eastAsia="Arial" w:hAnsi="Arial"/>
+                      <w:b w:val="false"/>
+                      <w:bCs w:val="false"/>
+                      <w:sz w:val="21"/>
+                      <w:szCs w:val="21"/>
+                    </w:rPr>
+                    <w:t xml:space="preserve"/>
+                  </w:r>
+                </w:p>
+              </w:tc>
+            </w:tr>
+            <w:tr>
+              <w:trPr>
+                <w:cantSplit/>
+                <w:trHeight w:val="360" w:hRule="atLeast"/>
+              </w:trPr>
+              <w:tc>
+                <w:tcPr>
+                  <w:tcW w:type="dxa" w:w="2506"/>
+                  <w:tcBorders>
+                    <w:top w:val="single" w:color="B7C2D1" w:sz="4"/>
+                    <w:left w:val="single" w:color="B7C2D1" w:sz="4"/>
+                    <w:bottom w:val="single" w:color="B7C2D1" w:sz="4"/>
+                    <w:right w:val="single" w:color="B7C2D1" w:sz="4"/>
+                  </w:tcBorders>
+                  <w:shd w:fill="FFFFFF" w:color="auto" w:val="clear"/>
+                  <w:tcMar>
+                    <w:top w:type="dxa" w:w="80"/>
+                    <w:left w:type="dxa" w:w="120"/>
+                    <w:bottom w:type="dxa" w:w="80"/>
+                    <w:right w:type="dxa" w:w="120"/>
+                  </w:tcMar>
+                  <w:vAlign w:val="center"/>
+                </w:tcPr>
+                <w:p>
+                  <w:pPr>
+                    <w:spacing w:after="0" w:before="0"/>
+                  </w:pPr>
+                  <w:r>
+                    <w:rPr>
+                      <w:rFonts w:ascii="Arial" w:cs="Arial" w:eastAsia="Arial" w:hAnsi="Arial"/>
+                      <w:sz w:val="21"/>
+                      <w:szCs w:val="21"/>
+                    </w:rPr>
+                    <w:t xml:space="preserve">This program should display the number typed, doubled. Find the mistake and put it right.</w:t>
+                  </w:r>
+                </w:p>
+              </w:tc>
+              <w:tc>
+                <w:tcPr>
+                  <w:tcW w:type="dxa" w:w="2506"/>
+                  <w:tcBorders>
+                    <w:top w:val="single" w:color="B7C2D1" w:sz="4"/>
+                    <w:left w:val="single" w:color="B7C2D1" w:sz="4"/>
+                    <w:bottom w:val="single" w:color="B7C2D1" w:sz="4"/>
+                    <w:right w:val="single" w:color="B7C2D1" w:sz="4"/>
+                  </w:tcBorders>
+                  <w:shd w:fill="FFFFFF" w:color="auto" w:val="clear"/>
+                  <w:tcMar>
+                    <w:top w:type="dxa" w:w="80"/>
+                    <w:left w:type="dxa" w:w="120"/>
+                    <w:bottom w:type="dxa" w:w="80"/>
+                    <w:right w:type="dxa" w:w="120"/>
+                  </w:tcMar>
+                  <w:vAlign w:val="center"/>
+                </w:tcPr>
+                <w:p>
+                  <w:pPr>
+                    <w:spacing w:after="0" w:before="0"/>
+                  </w:pPr>
+                  <w:r>
+                    <w:rPr>
+                      <w:rFonts w:ascii="Arial" w:cs="Arial" w:eastAsia="Arial" w:hAnsi="Arial"/>
+                      <w:b w:val="false"/>
+                      <w:bCs w:val="false"/>
+                      <w:sz w:val="21"/>
+                      <w:szCs w:val="21"/>
+                    </w:rPr>
+                    <w:t xml:space="preserve">Fix it</w:t>
+                  </w:r>
+                </w:p>
+              </w:tc>
+              <w:tc>
+                <w:tcPr>
+                  <w:tcW w:type="dxa" w:w="2506"/>
+                  <w:tcBorders>
+                    <w:top w:val="single" w:color="B7C2D1" w:sz="4"/>
+                    <w:left w:val="single" w:color="B7C2D1" w:sz="4"/>
+                    <w:bottom w:val="single" w:color="B7C2D1" w:sz="4"/>
+                    <w:right w:val="single" w:color="B7C2D1" w:sz="4"/>
+                  </w:tcBorders>
+                  <w:shd w:fill="FFFFFF" w:color="auto" w:val="clear"/>
+                  <w:tcMar>
+                    <w:top w:type="dxa" w:w="80"/>
+                    <w:left w:type="dxa" w:w="120"/>
+                    <w:bottom w:type="dxa" w:w="80"/>
+                    <w:right w:type="dxa" w:w="120"/>
+                  </w:tcMar>
+                  <w:vAlign w:val="center"/>
+                </w:tcPr>
+                <w:p>
+                  <w:pPr>
+                    <w:spacing w:after="0" w:before="0"/>
+                  </w:pPr>
+                  <w:r>
+                    <w:rPr>
+                      <w:rFonts w:ascii="Arial" w:cs="Arial" w:eastAsia="Arial" w:hAnsi="Arial"/>
+                      <w:b w:val="false"/>
+                      <w:bCs w:val="false"/>
+                      <w:sz w:val="21"/>
+                      <w:szCs w:val="21"/>
+                    </w:rPr>
+                    <w:t xml:space="preserve">2</w:t>
+                  </w:r>
+                </w:p>
+              </w:tc>
+              <w:tc>
+                <w:tcPr>
+                  <w:tcW w:type="dxa" w:w="2506"/>
+                  <w:tcBorders>
+                    <w:top w:val="single" w:color="B7C2D1" w:sz="4"/>
+                    <w:left w:val="single" w:color="B7C2D1" w:sz="4"/>
+                    <w:bottom w:val="single" w:color="B7C2D1" w:sz="4"/>
+                    <w:right w:val="single" w:color="B7C2D1" w:sz="4"/>
+                  </w:tcBorders>
+                  <w:shd w:fill="FFFFFF" w:color="auto" w:val="clear"/>
+                  <w:tcMar>
+                    <w:top w:type="dxa" w:w="80"/>
+                    <w:left w:type="dxa" w:w="120"/>
+                    <w:bottom w:type="dxa" w:w="80"/>
+                    <w:right w:type="dxa" w:w="120"/>
+                  </w:tcMar>
+                  <w:vAlign w:val="center"/>
+                </w:tcPr>
+                <w:p>
+                  <w:pPr>
+                    <w:spacing w:after="0" w:before="0"/>
+                  </w:pPr>
+                  <w:r>
+                    <w:rPr>
+                      <w:rFonts w:ascii="Arial" w:cs="Arial" w:eastAsia="Arial" w:hAnsi="Arial"/>
+                      <w:b w:val="false"/>
+                      <w:bCs w:val="false"/>
+                      <w:sz w:val="21"/>
+                      <w:szCs w:val="21"/>
+                    </w:rPr>
+                    <w:t xml:space="preserve"/>
+                  </w:r>
+                </w:p>
+              </w:tc>
+            </w:tr>
+            <w:tr>
+              <w:trPr>
+                <w:cantSplit/>
+                <w:trHeight w:val="360" w:hRule="atLeast"/>
+              </w:trPr>
+              <w:tc>
+                <w:tcPr>
+                  <w:tcW w:type="dxa" w:w="2506"/>
+                  <w:tcBorders>
+                    <w:top w:val="single" w:color="B7C2D1" w:sz="4"/>
+                    <w:left w:val="single" w:color="B7C2D1" w:sz="4"/>
+                    <w:bottom w:val="single" w:color="B7C2D1" w:sz="4"/>
+                    <w:right w:val="single" w:color="B7C2D1" w:sz="4"/>
+                  </w:tcBorders>
+                  <w:shd w:fill="FFFFFF" w:color="auto" w:val="clear"/>
+                  <w:tcMar>
+                    <w:top w:type="dxa" w:w="80"/>
+                    <w:left w:type="dxa" w:w="120"/>
+                    <w:bottom w:type="dxa" w:w="80"/>
+                    <w:right w:type="dxa" w:w="120"/>
+                  </w:tcMar>
+                  <w:vAlign w:val="center"/>
+                </w:tcPr>
+                <w:p>
+                  <w:pPr>
+                    <w:spacing w:after="0" w:before="0"/>
+                  </w:pPr>
+                  <w:r>
+                    <w:rPr>
+                      <w:rFonts w:ascii="Arial" w:cs="Arial" w:eastAsia="Arial" w:hAnsi="Arial"/>
+                      <w:sz w:val="21"/>
+                      <w:szCs w:val="21"/>
+                    </w:rPr>
+                    <w:t xml:space="preserve">Ask the user for how many numbers there are. Write a function called points that returns 5 for a number of 10 or more and 1 for anything less. Then ask for that many whole numbers, one on each line. Display the total of everything points hands back.</w:t>
+                  </w:r>
+                </w:p>
+              </w:tc>
+              <w:tc>
+                <w:tcPr>
+                  <w:tcW w:type="dxa" w:w="2506"/>
+                  <w:tcBorders>
+                    <w:top w:val="single" w:color="B7C2D1" w:sz="4"/>
+                    <w:left w:val="single" w:color="B7C2D1" w:sz="4"/>
+                    <w:bottom w:val="single" w:color="B7C2D1" w:sz="4"/>
+                    <w:right w:val="single" w:color="B7C2D1" w:sz="4"/>
+                  </w:tcBorders>
+                  <w:shd w:fill="FFFFFF" w:color="auto" w:val="clear"/>
+                  <w:tcMar>
+                    <w:top w:type="dxa" w:w="80"/>
+                    <w:left w:type="dxa" w:w="120"/>
+                    <w:bottom w:type="dxa" w:w="80"/>
+                    <w:right w:type="dxa" w:w="120"/>
+                  </w:tcMar>
+                  <w:vAlign w:val="center"/>
+                </w:tcPr>
+                <w:p>
+                  <w:pPr>
+                    <w:spacing w:after="0" w:before="0"/>
+                  </w:pPr>
+                  <w:r>
+                    <w:rPr>
+                      <w:rFonts w:ascii="Arial" w:cs="Arial" w:eastAsia="Arial" w:hAnsi="Arial"/>
+                      <w:b w:val="false"/>
+                      <w:bCs w:val="false"/>
+                      <w:sz w:val="21"/>
+                      <w:szCs w:val="21"/>
+                    </w:rPr>
+                    <w:t xml:space="preserve">Write it</w:t>
+                  </w:r>
+                </w:p>
+              </w:tc>
+              <w:tc>
+                <w:tcPr>
+                  <w:tcW w:type="dxa" w:w="2506"/>
+                  <w:tcBorders>
+                    <w:top w:val="single" w:color="B7C2D1" w:sz="4"/>
+                    <w:left w:val="single" w:color="B7C2D1" w:sz="4"/>
+                    <w:bottom w:val="single" w:color="B7C2D1" w:sz="4"/>
+                    <w:right w:val="single" w:color="B7C2D1" w:sz="4"/>
+                  </w:tcBorders>
+                  <w:shd w:fill="FFFFFF" w:color="auto" w:val="clear"/>
+                  <w:tcMar>
+                    <w:top w:type="dxa" w:w="80"/>
+                    <w:left w:type="dxa" w:w="120"/>
+                    <w:bottom w:type="dxa" w:w="80"/>
+                    <w:right w:type="dxa" w:w="120"/>
+                  </w:tcMar>
+                  <w:vAlign w:val="center"/>
+                </w:tcPr>
+                <w:p>
+                  <w:pPr>
+                    <w:spacing w:after="0" w:before="0"/>
+                  </w:pPr>
+                  <w:r>
+                    <w:rPr>
+                      <w:rFonts w:ascii="Arial" w:cs="Arial" w:eastAsia="Arial" w:hAnsi="Arial"/>
+                      <w:b w:val="false"/>
+                      <w:bCs w:val="false"/>
+                      <w:sz w:val="21"/>
+                      <w:szCs w:val="21"/>
+                    </w:rPr>
+                    <w:t xml:space="preserve">3</w:t>
+                  </w:r>
+                </w:p>
+              </w:tc>
+              <w:tc>
+                <w:tcPr>
+                  <w:tcW w:type="dxa" w:w="2506"/>
+                  <w:tcBorders>
+                    <w:top w:val="single" w:color="B7C2D1" w:sz="4"/>
+                    <w:left w:val="single" w:color="B7C2D1" w:sz="4"/>
+                    <w:bottom w:val="single" w:color="B7C2D1" w:sz="4"/>
+                    <w:right w:val="single" w:color="B7C2D1" w:sz="4"/>
+                  </w:tcBorders>
+                  <w:shd w:fill="FFFFFF" w:color="auto" w:val="clear"/>
+                  <w:tcMar>
+                    <w:top w:type="dxa" w:w="80"/>
+                    <w:left w:type="dxa" w:w="120"/>
+                    <w:bottom w:type="dxa" w:w="80"/>
+                    <w:right w:type="dxa" w:w="120"/>
+                  </w:tcMar>
+                  <w:vAlign w:val="center"/>
+                </w:tcPr>
+                <w:p>
+                  <w:pPr>
+                    <w:spacing w:after="0" w:before="0"/>
+                  </w:pPr>
+                  <w:r>
+                    <w:rPr>
+                      <w:rFonts w:ascii="Arial" w:cs="Arial" w:eastAsia="Arial" w:hAnsi="Arial"/>
+                      <w:b w:val="false"/>
+                      <w:bCs w:val="false"/>
+                      <w:sz w:val="21"/>
+                      <w:szCs w:val="21"/>
+                    </w:rPr>
+                    <w:t xml:space="preserve"/>
+                  </w:r>
+                </w:p>
+              </w:tc>
+            </w:tr>
+            <w:tr>
+              <w:trPr>
+                <w:cantSplit/>
+                <w:trHeight w:val="360" w:hRule="atLeast"/>
+              </w:trPr>
+              <w:tc>
+                <w:tcPr>
+                  <w:tcW w:type="dxa" w:w="2506"/>
+                  <w:tcBorders>
+                    <w:top w:val="single" w:color="B7C2D1" w:sz="4"/>
+                    <w:left w:val="single" w:color="B7C2D1" w:sz="4"/>
+                    <w:bottom w:val="single" w:color="B7C2D1" w:sz="4"/>
+                    <w:right w:val="single" w:color="B7C2D1" w:sz="4"/>
+                  </w:tcBorders>
+                  <w:shd w:fill="FFFFFF" w:color="auto" w:val="clear"/>
+                  <w:tcMar>
+                    <w:top w:type="dxa" w:w="80"/>
+                    <w:left w:type="dxa" w:w="120"/>
+                    <w:bottom w:type="dxa" w:w="80"/>
+                    <w:right w:type="dxa" w:w="120"/>
+                  </w:tcMar>
+                  <w:vAlign w:val="center"/>
+                </w:tcPr>
+                <w:p>
+                  <w:pPr>
+                    <w:spacing w:after="0" w:before="0"/>
+                  </w:pPr>
+                  <w:r>
+                    <w:rPr>
+                      <w:rFonts w:ascii="Arial" w:cs="Arial" w:eastAsia="Arial" w:hAnsi="Arial"/>
+                      <w:sz w:val="21"/>
+                      <w:szCs w:val="21"/>
+                    </w:rPr>
+                    <w:t xml:space="preserve">Ask the user for two whole numbers, one on each line. Write a function called larger that returns the bigger of the two numbers it is handed. Write a procedure called announce that displays largest [that number]. Call announce with what larger hands back.</w:t>
+                  </w:r>
+                </w:p>
+              </w:tc>
+              <w:tc>
+                <w:tcPr>
+                  <w:tcW w:type="dxa" w:w="2506"/>
+                  <w:tcBorders>
+                    <w:top w:val="single" w:color="B7C2D1" w:sz="4"/>
+                    <w:left w:val="single" w:color="B7C2D1" w:sz="4"/>
+                    <w:bottom w:val="single" w:color="B7C2D1" w:sz="4"/>
+                    <w:right w:val="single" w:color="B7C2D1" w:sz="4"/>
+                  </w:tcBorders>
+                  <w:shd w:fill="FFFFFF" w:color="auto" w:val="clear"/>
+                  <w:tcMar>
+                    <w:top w:type="dxa" w:w="80"/>
+                    <w:left w:type="dxa" w:w="120"/>
+                    <w:bottom w:type="dxa" w:w="80"/>
+                    <w:right w:type="dxa" w:w="120"/>
+                  </w:tcMar>
+                  <w:vAlign w:val="center"/>
+                </w:tcPr>
+                <w:p>
+                  <w:pPr>
+                    <w:spacing w:after="0" w:before="0"/>
+                  </w:pPr>
+                  <w:r>
+                    <w:rPr>
+                      <w:rFonts w:ascii="Arial" w:cs="Arial" w:eastAsia="Arial" w:hAnsi="Arial"/>
+                      <w:b w:val="false"/>
+                      <w:bCs w:val="false"/>
+                      <w:sz w:val="21"/>
+                      <w:szCs w:val="21"/>
+                    </w:rPr>
+                    <w:t xml:space="preserve">Write it</w:t>
+                  </w:r>
+                </w:p>
+              </w:tc>
+              <w:tc>
+                <w:tcPr>
+                  <w:tcW w:type="dxa" w:w="2506"/>
+                  <w:tcBorders>
+                    <w:top w:val="single" w:color="B7C2D1" w:sz="4"/>
+                    <w:left w:val="single" w:color="B7C2D1" w:sz="4"/>
+                    <w:bottom w:val="single" w:color="B7C2D1" w:sz="4"/>
+                    <w:right w:val="single" w:color="B7C2D1" w:sz="4"/>
+                  </w:tcBorders>
+                  <w:shd w:fill="FFFFFF" w:color="auto" w:val="clear"/>
+                  <w:tcMar>
+                    <w:top w:type="dxa" w:w="80"/>
+                    <w:left w:type="dxa" w:w="120"/>
+                    <w:bottom w:type="dxa" w:w="80"/>
+                    <w:right w:type="dxa" w:w="120"/>
+                  </w:tcMar>
+                  <w:vAlign w:val="center"/>
+                </w:tcPr>
+                <w:p>
+                  <w:pPr>
+                    <w:spacing w:after="0" w:before="0"/>
+                  </w:pPr>
+                  <w:r>
+                    <w:rPr>
+                      <w:rFonts w:ascii="Arial" w:cs="Arial" w:eastAsia="Arial" w:hAnsi="Arial"/>
+                      <w:b w:val="false"/>
+                      <w:bCs w:val="false"/>
+                      <w:sz w:val="21"/>
+                      <w:szCs w:val="21"/>
+                    </w:rPr>
+                    <w:t xml:space="preserve">3</w:t>
+                  </w:r>
+                </w:p>
+              </w:tc>
+              <w:tc>
+                <w:tcPr>
+                  <w:tcW w:type="dxa" w:w="2506"/>
+                  <w:tcBorders>
+                    <w:top w:val="single" w:color="B7C2D1" w:sz="4"/>
+                    <w:left w:val="single" w:color="B7C2D1" w:sz="4"/>
+                    <w:bottom w:val="single" w:color="B7C2D1" w:sz="4"/>
+                    <w:right w:val="single" w:color="B7C2D1" w:sz="4"/>
+                  </w:tcBorders>
+                  <w:shd w:fill="FFFFFF" w:color="auto" w:val="clear"/>
+                  <w:tcMar>
+                    <w:top w:type="dxa" w:w="80"/>
+                    <w:left w:type="dxa" w:w="120"/>
+                    <w:bottom w:type="dxa" w:w="80"/>
+                    <w:right w:type="dxa" w:w="120"/>
+                  </w:tcMar>
+                  <w:vAlign w:val="center"/>
+                </w:tcPr>
+                <w:p>
+                  <w:pPr>
+                    <w:spacing w:after="0" w:before="0"/>
+                  </w:pPr>
+                  <w:r>
+                    <w:rPr>
+                      <w:rFonts w:ascii="Arial" w:cs="Arial" w:eastAsia="Arial" w:hAnsi="Arial"/>
+                      <w:b w:val="false"/>
+                      <w:bCs w:val="false"/>
+                      <w:sz w:val="21"/>
+                      <w:szCs w:val="21"/>
+                    </w:rPr>
+                    <w:t xml:space="preserve"/>
+                  </w:r>
+                </w:p>
+              </w:tc>
+            </w:tr>
+            <w:tr>
+              <w:trPr>
+                <w:cantSplit/>
+                <w:trHeight w:val="360" w:hRule="atLeast"/>
+              </w:trPr>
+              <w:tc>
+                <w:tcPr>
+                  <w:tcW w:type="dxa" w:w="2506"/>
+                  <w:tcBorders>
+                    <w:top w:val="single" w:color="B7C2D1" w:sz="4"/>
+                    <w:left w:val="single" w:color="B7C2D1" w:sz="4"/>
+                    <w:bottom w:val="single" w:color="B7C2D1" w:sz="4"/>
+                    <w:right w:val="single" w:color="B7C2D1" w:sz="4"/>
+                  </w:tcBorders>
+                  <w:shd w:fill="FFFFFF" w:color="auto" w:val="clear"/>
+                  <w:tcMar>
+                    <w:top w:type="dxa" w:w="80"/>
+                    <w:left w:type="dxa" w:w="120"/>
+                    <w:bottom w:type="dxa" w:w="80"/>
+                    <w:right w:type="dxa" w:w="120"/>
+                  </w:tcMar>
+                  <w:vAlign w:val="center"/>
+                </w:tcPr>
+                <w:p>
+                  <w:pPr>
+                    <w:spacing w:after="0" w:before="0"/>
+                  </w:pPr>
+                  <w:r>
+                    <w:rPr>
+                      <w:rFonts w:ascii="Arial" w:cs="Arial" w:eastAsia="Arial" w:hAnsi="Arial"/>
+                      <w:sz w:val="21"/>
+                      <w:szCs w:val="21"/>
+                    </w:rPr>
+                    <w:t xml:space="preserve">Ask the user for three words, one on each line. Write a function called shorten that returns the first three characters of the word it is handed. Display what shorten hands back for each word, one on each line.</w:t>
+                  </w:r>
+                </w:p>
+              </w:tc>
+              <w:tc>
+                <w:tcPr>
+                  <w:tcW w:type="dxa" w:w="2506"/>
+                  <w:tcBorders>
+                    <w:top w:val="single" w:color="B7C2D1" w:sz="4"/>
+                    <w:left w:val="single" w:color="B7C2D1" w:sz="4"/>
+                    <w:bottom w:val="single" w:color="B7C2D1" w:sz="4"/>
+                    <w:right w:val="single" w:color="B7C2D1" w:sz="4"/>
+                  </w:tcBorders>
+                  <w:shd w:fill="FFFFFF" w:color="auto" w:val="clear"/>
+                  <w:tcMar>
+                    <w:top w:type="dxa" w:w="80"/>
+                    <w:left w:type="dxa" w:w="120"/>
+                    <w:bottom w:type="dxa" w:w="80"/>
+                    <w:right w:type="dxa" w:w="120"/>
+                  </w:tcMar>
+                  <w:vAlign w:val="center"/>
+                </w:tcPr>
+                <w:p>
+                  <w:pPr>
+                    <w:spacing w:after="0" w:before="0"/>
+                  </w:pPr>
+                  <w:r>
+                    <w:rPr>
+                      <w:rFonts w:ascii="Arial" w:cs="Arial" w:eastAsia="Arial" w:hAnsi="Arial"/>
+                      <w:b w:val="false"/>
+                      <w:bCs w:val="false"/>
+                      <w:sz w:val="21"/>
+                      <w:szCs w:val="21"/>
+                    </w:rPr>
+                    <w:t xml:space="preserve">Write it</w:t>
+                  </w:r>
+                </w:p>
+              </w:tc>
+              <w:tc>
+                <w:tcPr>
+                  <w:tcW w:type="dxa" w:w="2506"/>
+                  <w:tcBorders>
+                    <w:top w:val="single" w:color="B7C2D1" w:sz="4"/>
+                    <w:left w:val="single" w:color="B7C2D1" w:sz="4"/>
+                    <w:bottom w:val="single" w:color="B7C2D1" w:sz="4"/>
+                    <w:right w:val="single" w:color="B7C2D1" w:sz="4"/>
+                  </w:tcBorders>
+                  <w:shd w:fill="FFFFFF" w:color="auto" w:val="clear"/>
+                  <w:tcMar>
+                    <w:top w:type="dxa" w:w="80"/>
+                    <w:left w:type="dxa" w:w="120"/>
+                    <w:bottom w:type="dxa" w:w="80"/>
+                    <w:right w:type="dxa" w:w="120"/>
+                  </w:tcMar>
+                  <w:vAlign w:val="center"/>
+                </w:tcPr>
+                <w:p>
+                  <w:pPr>
+                    <w:spacing w:after="0" w:before="0"/>
+                  </w:pPr>
+                  <w:r>
+                    <w:rPr>
+                      <w:rFonts w:ascii="Arial" w:cs="Arial" w:eastAsia="Arial" w:hAnsi="Arial"/>
+                      <w:b w:val="false"/>
+                      <w:bCs w:val="false"/>
+                      <w:sz w:val="21"/>
+                      <w:szCs w:val="21"/>
+                    </w:rPr>
+                    <w:t xml:space="preserve">3</w:t>
+                  </w:r>
+                </w:p>
+              </w:tc>
+              <w:tc>
+                <w:tcPr>
+                  <w:tcW w:type="dxa" w:w="2506"/>
+                  <w:tcBorders>
+                    <w:top w:val="single" w:color="B7C2D1" w:sz="4"/>
+                    <w:left w:val="single" w:color="B7C2D1" w:sz="4"/>
+                    <w:bottom w:val="single" w:color="B7C2D1" w:sz="4"/>
+                    <w:right w:val="single" w:color="B7C2D1" w:sz="4"/>
+                  </w:tcBorders>
+                  <w:shd w:fill="FFFFFF" w:color="auto" w:val="clear"/>
+                  <w:tcMar>
+                    <w:top w:type="dxa" w:w="80"/>
+                    <w:left w:type="dxa" w:w="120"/>
+                    <w:bottom w:type="dxa" w:w="80"/>
+                    <w:right w:type="dxa" w:w="120"/>
+                  </w:tcMar>
+                  <w:vAlign w:val="center"/>
+                </w:tcPr>
+                <w:p>
+                  <w:pPr>
+                    <w:spacing w:after="0" w:before="0"/>
+                  </w:pPr>
+                  <w:r>
+                    <w:rPr>
+                      <w:rFonts w:ascii="Arial" w:cs="Arial" w:eastAsia="Arial" w:hAnsi="Arial"/>
+                      <w:b w:val="false"/>
+                      <w:bCs w:val="false"/>
+                      <w:sz w:val="21"/>
+                      <w:szCs w:val="21"/>
+                    </w:rPr>
+                    <w:t xml:space="preserve"/>
+                  </w:r>
+                </w:p>
+              </w:tc>
+            </w:tr>
+            <w:tr>
+              <w:trPr>
+                <w:cantSplit/>
+                <w:trHeight w:val="360" w:hRule="atLeast"/>
+              </w:trPr>
+              <w:tc>
+                <w:tcPr>
+                  <w:tcW w:type="dxa" w:w="2506"/>
+                  <w:tcBorders>
+                    <w:top w:val="single" w:color="B7C2D1" w:sz="4"/>
+                    <w:left w:val="single" w:color="B7C2D1" w:sz="4"/>
+                    <w:bottom w:val="single" w:color="B7C2D1" w:sz="4"/>
+                    <w:right w:val="single" w:color="B7C2D1" w:sz="4"/>
+                  </w:tcBorders>
+                  <w:shd w:fill="FFFFFF" w:color="auto" w:val="clear"/>
+                  <w:tcMar>
+                    <w:top w:type="dxa" w:w="80"/>
+                    <w:left w:type="dxa" w:w="120"/>
+                    <w:bottom w:type="dxa" w:w="80"/>
+                    <w:right w:type="dxa" w:w="120"/>
+                  </w:tcMar>
+                  <w:vAlign w:val="center"/>
+                </w:tcPr>
+                <w:p>
+                  <w:pPr>
+                    <w:spacing w:after="0" w:before="0"/>
+                  </w:pPr>
+                  <w:r>
+                    <w:rPr>
+                      <w:rFonts w:ascii="Arial" w:cs="Arial" w:eastAsia="Arial" w:hAnsi="Arial"/>
+                      <w:sz w:val="21"/>
+                      <w:szCs w:val="21"/>
+                    </w:rPr>
+                    <w:t xml:space="preserve">Ask the user for two whole numbers, one on each line. Write a function called base that returns the first number times 25. Write a function called whole that calls base and returns what base handed back times the second number. Display the line whole [that value].</w:t>
+                  </w:r>
+                </w:p>
+              </w:tc>
+              <w:tc>
+                <w:tcPr>
+                  <w:tcW w:type="dxa" w:w="2506"/>
+                  <w:tcBorders>
+                    <w:top w:val="single" w:color="B7C2D1" w:sz="4"/>
+                    <w:left w:val="single" w:color="B7C2D1" w:sz="4"/>
+                    <w:bottom w:val="single" w:color="B7C2D1" w:sz="4"/>
+                    <w:right w:val="single" w:color="B7C2D1" w:sz="4"/>
+                  </w:tcBorders>
+                  <w:shd w:fill="FFFFFF" w:color="auto" w:val="clear"/>
+                  <w:tcMar>
+                    <w:top w:type="dxa" w:w="80"/>
+                    <w:left w:type="dxa" w:w="120"/>
+                    <w:bottom w:type="dxa" w:w="80"/>
+                    <w:right w:type="dxa" w:w="120"/>
+                  </w:tcMar>
+                  <w:vAlign w:val="center"/>
+                </w:tcPr>
+                <w:p>
+                  <w:pPr>
+                    <w:spacing w:after="0" w:before="0"/>
+                  </w:pPr>
+                  <w:r>
+                    <w:rPr>
+                      <w:rFonts w:ascii="Arial" w:cs="Arial" w:eastAsia="Arial" w:hAnsi="Arial"/>
+                      <w:b w:val="false"/>
+                      <w:bCs w:val="false"/>
+                      <w:sz w:val="21"/>
+                      <w:szCs w:val="21"/>
+                    </w:rPr>
+                    <w:t xml:space="preserve">Challenge (optional)</w:t>
+                  </w:r>
+                </w:p>
+              </w:tc>
+              <w:tc>
+                <w:tcPr>
+                  <w:tcW w:type="dxa" w:w="2506"/>
+                  <w:tcBorders>
+                    <w:top w:val="single" w:color="B7C2D1" w:sz="4"/>
+                    <w:left w:val="single" w:color="B7C2D1" w:sz="4"/>
+                    <w:bottom w:val="single" w:color="B7C2D1" w:sz="4"/>
+                    <w:right w:val="single" w:color="B7C2D1" w:sz="4"/>
+                  </w:tcBorders>
+                  <w:shd w:fill="FFFFFF" w:color="auto" w:val="clear"/>
+                  <w:tcMar>
+                    <w:top w:type="dxa" w:w="80"/>
+                    <w:left w:type="dxa" w:w="120"/>
+                    <w:bottom w:type="dxa" w:w="80"/>
+                    <w:right w:type="dxa" w:w="120"/>
+                  </w:tcMar>
+                  <w:vAlign w:val="center"/>
+                </w:tcPr>
+                <w:p>
+                  <w:pPr>
+                    <w:spacing w:after="0" w:before="0"/>
+                  </w:pPr>
+                  <w:r>
+                    <w:rPr>
+                      <w:rFonts w:ascii="Arial" w:cs="Arial" w:eastAsia="Arial" w:hAnsi="Arial"/>
+                      <w:b w:val="false"/>
+                      <w:bCs w:val="false"/>
+                      <w:sz w:val="21"/>
+                      <w:szCs w:val="21"/>
+                    </w:rPr>
+                    <w:t xml:space="preserve">3</w:t>
+                  </w:r>
+                </w:p>
+              </w:tc>
+              <w:tc>
+                <w:tcPr>
+                  <w:tcW w:type="dxa" w:w="2506"/>
                   <w:tcBorders>
                     <w:top w:val="single" w:color="B7C2D1" w:sz="4"/>
                     <w:left w:val="single" w:color="B7C2D1" w:sz="4"/>
@@ -5969,7 +10621,7 @@
                 <w:sz w:val="21"/>
                 <w:szCs w:val="21"/>
               </w:rPr>
-              <w:t xml:space="preserve">Plan the one you found hardest: inputs, what happens to them, what is printed.</w:t>
+              <w:t xml:space="preserve">Plan the one you found hardest: what is typed in, what happens to it, what is displayed.</w:t>
             </w:r>
           </w:p>
           <w:tbl>
@@ -6961,7 +11613,7 @@
                 <w:sz w:val="32"/>
                 <w:szCs w:val="32"/>
               </w:rPr>
-              <w:t xml:space="preserve">______ / 60</w:t>
+              <w:t xml:space="preserve">______ / 87</w:t>
             </w:r>
           </w:p>
         </w:tc>

--- a/worksheets/PR_L09_Subprograms_Worksheet.docx
+++ b/worksheets/PR_L09_Subprograms_Worksheet.docx
@@ -455,7 +455,30 @@
                 <w:sz w:val="21"/>
                 <w:szCs w:val="21"/>
               </w:rPr>
-              <w:t xml:space="preserve">The activities marked Challenge are optional. Finish the rest of a station first, and come back to them if you have time.</w:t>
+              <w:t xml:space="preserve">Work through the activities in order and complete every one. The next activity opens when the one you are on is finished.</w:t>
+            </w:r>
+          </w:p>
+          <w:p>
+            <w:pPr>
+              <w:spacing w:after="60" w:before="60"/>
+            </w:pPr>
+            <w:r>
+              <w:rPr>
+                <w:rFonts w:ascii="Arial" w:cs="Arial" w:eastAsia="Arial" w:hAnsi="Arial"/>
+                <w:b/>
+                <w:bCs/>
+                <w:sz w:val="21"/>
+                <w:szCs w:val="21"/>
+              </w:rPr>
+              <w:t xml:space="preserve">8.  </w:t>
+            </w:r>
+            <w:r>
+              <w:rPr>
+                <w:rFonts w:ascii="Arial" w:cs="Arial" w:eastAsia="Arial" w:hAnsi="Arial"/>
+                <w:sz w:val="21"/>
+                <w:szCs w:val="21"/>
+              </w:rPr>
+              <w:t xml:space="preserve">If you get stuck, press I need help. Use a hint, or ask your teacher and show them the question and your code. Complete the question before moving on.</w:t>
             </w:r>
           </w:p>
         </w:tc>

--- a/worksheets/PR_L09_Subprograms_Worksheet.docx
+++ b/worksheets/PR_L09_Subprograms_Worksheet.docx
@@ -2328,7 +2328,43 @@
                       <w:sz w:val="21"/>
                       <w:szCs w:val="21"/>
                     </w:rPr>
-                    <w:t xml:space="preserve">Ask the user for a word. Write a procedure called rule that displays five dashes. Use rule to put a line of dashes above the word and another below it.</w:t>
+                    <w:t xml:space="preserve">Ask the user for a word. Write a procedure called </w:t>
+                  </w:r>
+                  <w:r>
+                    <w:rPr>
+                      <w:rFonts w:ascii="Consolas" w:cs="Consolas" w:eastAsia="Consolas" w:hAnsi="Consolas"/>
+                      <w:color w:val="18181B"/>
+                      <w:sz w:val="21"/>
+                      <w:szCs w:val="21"/>
+                      <w:shd w:fill="F4F4F5"/>
+                    </w:rPr>
+                    <w:t xml:space="preserve">rule</w:t>
+                  </w:r>
+                  <w:r>
+                    <w:rPr>
+                      <w:rFonts w:ascii="Arial" w:cs="Arial" w:eastAsia="Arial" w:hAnsi="Arial"/>
+                      <w:sz w:val="21"/>
+                      <w:szCs w:val="21"/>
+                    </w:rPr>
+                    <w:t xml:space="preserve"> that displays five dashes. Use </w:t>
+                  </w:r>
+                  <w:r>
+                    <w:rPr>
+                      <w:rFonts w:ascii="Consolas" w:cs="Consolas" w:eastAsia="Consolas" w:hAnsi="Consolas"/>
+                      <w:color w:val="18181B"/>
+                      <w:sz w:val="21"/>
+                      <w:szCs w:val="21"/>
+                      <w:shd w:fill="F4F4F5"/>
+                    </w:rPr>
+                    <w:t xml:space="preserve">rule</w:t>
+                  </w:r>
+                  <w:r>
+                    <w:rPr>
+                      <w:rFonts w:ascii="Arial" w:cs="Arial" w:eastAsia="Arial" w:hAnsi="Arial"/>
+                      <w:sz w:val="21"/>
+                      <w:szCs w:val="21"/>
+                    </w:rPr>
+                    <w:t xml:space="preserve"> to put a line of dashes above the word and another below it.</w:t>
                   </w:r>
                 </w:p>
               </w:tc>
@@ -2468,7 +2504,25 @@
                       <w:sz w:val="21"/>
                       <w:szCs w:val="21"/>
                     </w:rPr>
-                    <w:t xml:space="preserve">This program should display the word that was typed, then the word Hooray on the next line. Find the mistake and put it right.</w:t>
+                    <w:t xml:space="preserve">This program should display the word that was typed, then the word </w:t>
+                  </w:r>
+                  <w:r>
+                    <w:rPr>
+                      <w:rFonts w:ascii="Consolas" w:cs="Consolas" w:eastAsia="Consolas" w:hAnsi="Consolas"/>
+                      <w:color w:val="15803D"/>
+                      <w:sz w:val="21"/>
+                      <w:szCs w:val="21"/>
+                      <w:shd w:fill="F4F4F5"/>
+                    </w:rPr>
+                    <w:t xml:space="preserve">"Hooray"</w:t>
+                  </w:r>
+                  <w:r>
+                    <w:rPr>
+                      <w:rFonts w:ascii="Arial" w:cs="Arial" w:eastAsia="Arial" w:hAnsi="Arial"/>
+                      <w:sz w:val="21"/>
+                      <w:szCs w:val="21"/>
+                    </w:rPr>
+                    <w:t xml:space="preserve"> on the next line. Find the mistake and put it right.</w:t>
                   </w:r>
                 </w:p>
               </w:tc>
@@ -2608,7 +2662,43 @@
                       <w:sz w:val="21"/>
                       <w:szCs w:val="21"/>
                     </w:rPr>
-                    <w:t xml:space="preserve">Ask the user for two words, one on each line. Write a procedure called bar that displays four equals signs. Use bar to put a line of equals signs above each word and one more below the second word.</w:t>
+                    <w:t xml:space="preserve">Ask the user for two words, one on each line. Write a procedure called </w:t>
+                  </w:r>
+                  <w:r>
+                    <w:rPr>
+                      <w:rFonts w:ascii="Consolas" w:cs="Consolas" w:eastAsia="Consolas" w:hAnsi="Consolas"/>
+                      <w:color w:val="18181B"/>
+                      <w:sz w:val="21"/>
+                      <w:szCs w:val="21"/>
+                      <w:shd w:fill="F4F4F5"/>
+                    </w:rPr>
+                    <w:t xml:space="preserve">bar</w:t>
+                  </w:r>
+                  <w:r>
+                    <w:rPr>
+                      <w:rFonts w:ascii="Arial" w:cs="Arial" w:eastAsia="Arial" w:hAnsi="Arial"/>
+                      <w:sz w:val="21"/>
+                      <w:szCs w:val="21"/>
+                    </w:rPr>
+                    <w:t xml:space="preserve"> that displays four equals signs. Use </w:t>
+                  </w:r>
+                  <w:r>
+                    <w:rPr>
+                      <w:rFonts w:ascii="Consolas" w:cs="Consolas" w:eastAsia="Consolas" w:hAnsi="Consolas"/>
+                      <w:color w:val="18181B"/>
+                      <w:sz w:val="21"/>
+                      <w:szCs w:val="21"/>
+                      <w:shd w:fill="F4F4F5"/>
+                    </w:rPr>
+                    <w:t xml:space="preserve">bar</w:t>
+                  </w:r>
+                  <w:r>
+                    <w:rPr>
+                      <w:rFonts w:ascii="Arial" w:cs="Arial" w:eastAsia="Arial" w:hAnsi="Arial"/>
+                      <w:sz w:val="21"/>
+                      <w:szCs w:val="21"/>
+                    </w:rPr>
+                    <w:t xml:space="preserve"> to put a line of equals signs above each word and one more below the second word.</w:t>
                   </w:r>
                 </w:p>
               </w:tc>
@@ -3631,7 +3721,43 @@
                       <w:sz w:val="21"/>
                       <w:szCs w:val="21"/>
                     </w:rPr>
-                    <w:t xml:space="preserve">Change the program so the procedure is handed 7 instead of 4.</w:t>
+                    <w:t xml:space="preserve">Change the program so the procedure is handed </w:t>
+                  </w:r>
+                  <w:r>
+                    <w:rPr>
+                      <w:rFonts w:ascii="Consolas" w:cs="Consolas" w:eastAsia="Consolas" w:hAnsi="Consolas"/>
+                      <w:color w:val="9A3412"/>
+                      <w:sz w:val="21"/>
+                      <w:szCs w:val="21"/>
+                      <w:shd w:fill="F4F4F5"/>
+                    </w:rPr>
+                    <w:t xml:space="preserve">7</w:t>
+                  </w:r>
+                  <w:r>
+                    <w:rPr>
+                      <w:rFonts w:ascii="Arial" w:cs="Arial" w:eastAsia="Arial" w:hAnsi="Arial"/>
+                      <w:sz w:val="21"/>
+                      <w:szCs w:val="21"/>
+                    </w:rPr>
+                    <w:t xml:space="preserve"> instead of </w:t>
+                  </w:r>
+                  <w:r>
+                    <w:rPr>
+                      <w:rFonts w:ascii="Consolas" w:cs="Consolas" w:eastAsia="Consolas" w:hAnsi="Consolas"/>
+                      <w:color w:val="9A3412"/>
+                      <w:sz w:val="21"/>
+                      <w:szCs w:val="21"/>
+                      <w:shd w:fill="F4F4F5"/>
+                    </w:rPr>
+                    <w:t xml:space="preserve">4</w:t>
+                  </w:r>
+                  <w:r>
+                    <w:rPr>
+                      <w:rFonts w:ascii="Arial" w:cs="Arial" w:eastAsia="Arial" w:hAnsi="Arial"/>
+                      <w:sz w:val="21"/>
+                      <w:szCs w:val="21"/>
+                    </w:rPr>
+                    <w:t xml:space="preserve">.</w:t>
                   </w:r>
                 </w:p>
               </w:tc>
@@ -3911,7 +4037,61 @@
                       <w:sz w:val="21"/>
                       <w:szCs w:val="21"/>
                     </w:rPr>
-                    <w:t xml:space="preserve">Ask the user for two words, one on each line. Write a procedure called show that takes one word and displays value [that word]. Call show once for each word, in the order they were typed.</w:t>
+                    <w:t xml:space="preserve">Ask the user for two words, one on each line. Write a procedure called </w:t>
+                  </w:r>
+                  <w:r>
+                    <w:rPr>
+                      <w:rFonts w:ascii="Consolas" w:cs="Consolas" w:eastAsia="Consolas" w:hAnsi="Consolas"/>
+                      <w:color w:val="18181B"/>
+                      <w:sz w:val="21"/>
+                      <w:szCs w:val="21"/>
+                      <w:shd w:fill="F4F4F5"/>
+                    </w:rPr>
+                    <w:t xml:space="preserve">show</w:t>
+                  </w:r>
+                  <w:r>
+                    <w:rPr>
+                      <w:rFonts w:ascii="Arial" w:cs="Arial" w:eastAsia="Arial" w:hAnsi="Arial"/>
+                      <w:sz w:val="21"/>
+                      <w:szCs w:val="21"/>
+                    </w:rPr>
+                    <w:t xml:space="preserve"> that takes one word and displays </w:t>
+                  </w:r>
+                  <w:r>
+                    <w:rPr>
+                      <w:rFonts w:ascii="Consolas" w:cs="Consolas" w:eastAsia="Consolas" w:hAnsi="Consolas"/>
+                      <w:color w:val="15803D"/>
+                      <w:sz w:val="21"/>
+                      <w:szCs w:val="21"/>
+                      <w:shd w:fill="F4F4F5"/>
+                    </w:rPr>
+                    <w:t xml:space="preserve">"value "</w:t>
+                  </w:r>
+                  <w:r>
+                    <w:rPr>
+                      <w:rFonts w:ascii="Arial" w:cs="Arial" w:eastAsia="Arial" w:hAnsi="Arial"/>
+                      <w:sz w:val="21"/>
+                      <w:szCs w:val="21"/>
+                    </w:rPr>
+                    <w:t xml:space="preserve">[that word]. Call </w:t>
+                  </w:r>
+                  <w:r>
+                    <w:rPr>
+                      <w:rFonts w:ascii="Consolas" w:cs="Consolas" w:eastAsia="Consolas" w:hAnsi="Consolas"/>
+                      <w:color w:val="18181B"/>
+                      <w:sz w:val="21"/>
+                      <w:szCs w:val="21"/>
+                      <w:shd w:fill="F4F4F5"/>
+                    </w:rPr>
+                    <w:t xml:space="preserve">show</w:t>
+                  </w:r>
+                  <w:r>
+                    <w:rPr>
+                      <w:rFonts w:ascii="Arial" w:cs="Arial" w:eastAsia="Arial" w:hAnsi="Arial"/>
+                      <w:sz w:val="21"/>
+                      <w:szCs w:val="21"/>
+                    </w:rPr>
+                    <w:t xml:space="preserve"> once for each word, in the order they were typed.</w:t>
                   </w:r>
                 </w:p>
               </w:tc>
@@ -4191,7 +4371,43 @@
                       <w:sz w:val="21"/>
                       <w:szCs w:val="21"/>
                     </w:rPr>
-                    <w:t xml:space="preserve">Ask the user for two words, one on each line. Write a procedure called pair that takes two words and displays [first word] and [second word]. Call pair with the words in the order typed, then call it again with them the other way round.</w:t>
+                    <w:t xml:space="preserve">Ask the user for two words, one on each line. Write a procedure called </w:t>
+                  </w:r>
+                  <w:r>
+                    <w:rPr>
+                      <w:rFonts w:ascii="Consolas" w:cs="Consolas" w:eastAsia="Consolas" w:hAnsi="Consolas"/>
+                      <w:color w:val="18181B"/>
+                      <w:sz w:val="21"/>
+                      <w:szCs w:val="21"/>
+                      <w:shd w:fill="F4F4F5"/>
+                    </w:rPr>
+                    <w:t xml:space="preserve">pair</w:t>
+                  </w:r>
+                  <w:r>
+                    <w:rPr>
+                      <w:rFonts w:ascii="Arial" w:cs="Arial" w:eastAsia="Arial" w:hAnsi="Arial"/>
+                      <w:sz w:val="21"/>
+                      <w:szCs w:val="21"/>
+                    </w:rPr>
+                    <w:t xml:space="preserve"> that takes two words and displays [first word] and [second word]. Call </w:t>
+                  </w:r>
+                  <w:r>
+                    <w:rPr>
+                      <w:rFonts w:ascii="Consolas" w:cs="Consolas" w:eastAsia="Consolas" w:hAnsi="Consolas"/>
+                      <w:color w:val="18181B"/>
+                      <w:sz w:val="21"/>
+                      <w:szCs w:val="21"/>
+                      <w:shd w:fill="F4F4F5"/>
+                    </w:rPr>
+                    <w:t xml:space="preserve">pair</w:t>
+                  </w:r>
+                  <w:r>
+                    <w:rPr>
+                      <w:rFonts w:ascii="Arial" w:cs="Arial" w:eastAsia="Arial" w:hAnsi="Arial"/>
+                      <w:sz w:val="21"/>
+                      <w:szCs w:val="21"/>
+                    </w:rPr>
+                    <w:t xml:space="preserve"> with the words in the order typed, then call it again with them the other way round.</w:t>
                   </w:r>
                 </w:p>
               </w:tc>
@@ -5494,7 +5710,43 @@
                       <w:sz w:val="21"/>
                       <w:szCs w:val="21"/>
                     </w:rPr>
-                    <w:t xml:space="preserve">Ask the user for a whole number. Write a function called double that returns twice the number it is handed. Display what double hands back.</w:t>
+                    <w:t xml:space="preserve">Ask the user for a whole number. Write a function called </w:t>
+                  </w:r>
+                  <w:r>
+                    <w:rPr>
+                      <w:rFonts w:ascii="Consolas" w:cs="Consolas" w:eastAsia="Consolas" w:hAnsi="Consolas"/>
+                      <w:color w:val="18181B"/>
+                      <w:sz w:val="21"/>
+                      <w:szCs w:val="21"/>
+                      <w:shd w:fill="F4F4F5"/>
+                    </w:rPr>
+                    <w:t xml:space="preserve">double</w:t>
+                  </w:r>
+                  <w:r>
+                    <w:rPr>
+                      <w:rFonts w:ascii="Arial" w:cs="Arial" w:eastAsia="Arial" w:hAnsi="Arial"/>
+                      <w:sz w:val="21"/>
+                      <w:szCs w:val="21"/>
+                    </w:rPr>
+                    <w:t xml:space="preserve"> that returns twice the number it is handed. Display what </w:t>
+                  </w:r>
+                  <w:r>
+                    <w:rPr>
+                      <w:rFonts w:ascii="Consolas" w:cs="Consolas" w:eastAsia="Consolas" w:hAnsi="Consolas"/>
+                      <w:color w:val="18181B"/>
+                      <w:sz w:val="21"/>
+                      <w:szCs w:val="21"/>
+                      <w:shd w:fill="F4F4F5"/>
+                    </w:rPr>
+                    <w:t xml:space="preserve">double</w:t>
+                  </w:r>
+                  <w:r>
+                    <w:rPr>
+                      <w:rFonts w:ascii="Arial" w:cs="Arial" w:eastAsia="Arial" w:hAnsi="Arial"/>
+                      <w:sz w:val="21"/>
+                      <w:szCs w:val="21"/>
+                    </w:rPr>
+                    <w:t xml:space="preserve"> hands back.</w:t>
                   </w:r>
                 </w:p>
               </w:tc>
@@ -5774,7 +6026,61 @@
                       <w:sz w:val="21"/>
                       <w:szCs w:val="21"/>
                     </w:rPr>
-                    <w:t xml:space="preserve">Ask the user for a whole number. Write a function called double that returns twice the number it is handed. Keep what double hands back in a variable and display it. Then hand that variable to double and display what comes back on the next line.</w:t>
+                    <w:t xml:space="preserve">Ask the user for a whole number. Write a function called </w:t>
+                  </w:r>
+                  <w:r>
+                    <w:rPr>
+                      <w:rFonts w:ascii="Consolas" w:cs="Consolas" w:eastAsia="Consolas" w:hAnsi="Consolas"/>
+                      <w:color w:val="18181B"/>
+                      <w:sz w:val="21"/>
+                      <w:szCs w:val="21"/>
+                      <w:shd w:fill="F4F4F5"/>
+                    </w:rPr>
+                    <w:t xml:space="preserve">double</w:t>
+                  </w:r>
+                  <w:r>
+                    <w:rPr>
+                      <w:rFonts w:ascii="Arial" w:cs="Arial" w:eastAsia="Arial" w:hAnsi="Arial"/>
+                      <w:sz w:val="21"/>
+                      <w:szCs w:val="21"/>
+                    </w:rPr>
+                    <w:t xml:space="preserve"> that returns twice the number it is handed. Keep what </w:t>
+                  </w:r>
+                  <w:r>
+                    <w:rPr>
+                      <w:rFonts w:ascii="Consolas" w:cs="Consolas" w:eastAsia="Consolas" w:hAnsi="Consolas"/>
+                      <w:color w:val="18181B"/>
+                      <w:sz w:val="21"/>
+                      <w:szCs w:val="21"/>
+                      <w:shd w:fill="F4F4F5"/>
+                    </w:rPr>
+                    <w:t xml:space="preserve">double</w:t>
+                  </w:r>
+                  <w:r>
+                    <w:rPr>
+                      <w:rFonts w:ascii="Arial" w:cs="Arial" w:eastAsia="Arial" w:hAnsi="Arial"/>
+                      <w:sz w:val="21"/>
+                      <w:szCs w:val="21"/>
+                    </w:rPr>
+                    <w:t xml:space="preserve"> hands back in a variable and display it. Then hand that variable to </w:t>
+                  </w:r>
+                  <w:r>
+                    <w:rPr>
+                      <w:rFonts w:ascii="Consolas" w:cs="Consolas" w:eastAsia="Consolas" w:hAnsi="Consolas"/>
+                      <w:color w:val="18181B"/>
+                      <w:sz w:val="21"/>
+                      <w:szCs w:val="21"/>
+                      <w:shd w:fill="F4F4F5"/>
+                    </w:rPr>
+                    <w:t xml:space="preserve">double</w:t>
+                  </w:r>
+                  <w:r>
+                    <w:rPr>
+                      <w:rFonts w:ascii="Arial" w:cs="Arial" w:eastAsia="Arial" w:hAnsi="Arial"/>
+                      <w:sz w:val="21"/>
+                      <w:szCs w:val="21"/>
+                    </w:rPr>
+                    <w:t xml:space="preserve"> and display what comes back on the next line.</w:t>
                   </w:r>
                 </w:p>
               </w:tc>
@@ -7077,7 +7383,97 @@
                       <w:sz w:val="21"/>
                       <w:szCs w:val="21"/>
                     </w:rPr>
-                    <w:t xml:space="preserve">Ask the user for a whole number. Write a function called band that returns the word high for a number of 40 or more and the word low for anything less. Display the line band [the word band hands back].</w:t>
+                    <w:t xml:space="preserve">Ask the user for a whole number. Write a function called </w:t>
+                  </w:r>
+                  <w:r>
+                    <w:rPr>
+                      <w:rFonts w:ascii="Consolas" w:cs="Consolas" w:eastAsia="Consolas" w:hAnsi="Consolas"/>
+                      <w:color w:val="18181B"/>
+                      <w:sz w:val="21"/>
+                      <w:szCs w:val="21"/>
+                      <w:shd w:fill="F4F4F5"/>
+                    </w:rPr>
+                    <w:t xml:space="preserve">band</w:t>
+                  </w:r>
+                  <w:r>
+                    <w:rPr>
+                      <w:rFonts w:ascii="Arial" w:cs="Arial" w:eastAsia="Arial" w:hAnsi="Arial"/>
+                      <w:sz w:val="21"/>
+                      <w:szCs w:val="21"/>
+                    </w:rPr>
+                    <w:t xml:space="preserve"> that returns the word </w:t>
+                  </w:r>
+                  <w:r>
+                    <w:rPr>
+                      <w:rFonts w:ascii="Consolas" w:cs="Consolas" w:eastAsia="Consolas" w:hAnsi="Consolas"/>
+                      <w:color w:val="15803D"/>
+                      <w:sz w:val="21"/>
+                      <w:szCs w:val="21"/>
+                      <w:shd w:fill="F4F4F5"/>
+                    </w:rPr>
+                    <w:t xml:space="preserve">"high"</w:t>
+                  </w:r>
+                  <w:r>
+                    <w:rPr>
+                      <w:rFonts w:ascii="Arial" w:cs="Arial" w:eastAsia="Arial" w:hAnsi="Arial"/>
+                      <w:sz w:val="21"/>
+                      <w:szCs w:val="21"/>
+                    </w:rPr>
+                    <w:t xml:space="preserve"> for a number of </w:t>
+                  </w:r>
+                  <w:r>
+                    <w:rPr>
+                      <w:rFonts w:ascii="Consolas" w:cs="Consolas" w:eastAsia="Consolas" w:hAnsi="Consolas"/>
+                      <w:color w:val="9A3412"/>
+                      <w:sz w:val="21"/>
+                      <w:szCs w:val="21"/>
+                      <w:shd w:fill="F4F4F5"/>
+                    </w:rPr>
+                    <w:t xml:space="preserve">40</w:t>
+                  </w:r>
+                  <w:r>
+                    <w:rPr>
+                      <w:rFonts w:ascii="Arial" w:cs="Arial" w:eastAsia="Arial" w:hAnsi="Arial"/>
+                      <w:sz w:val="21"/>
+                      <w:szCs w:val="21"/>
+                    </w:rPr>
+                    <w:t xml:space="preserve"> or more and the word </w:t>
+                  </w:r>
+                  <w:r>
+                    <w:rPr>
+                      <w:rFonts w:ascii="Consolas" w:cs="Consolas" w:eastAsia="Consolas" w:hAnsi="Consolas"/>
+                      <w:color w:val="15803D"/>
+                      <w:sz w:val="21"/>
+                      <w:szCs w:val="21"/>
+                      <w:shd w:fill="F4F4F5"/>
+                    </w:rPr>
+                    <w:t xml:space="preserve">"low"</w:t>
+                  </w:r>
+                  <w:r>
+                    <w:rPr>
+                      <w:rFonts w:ascii="Arial" w:cs="Arial" w:eastAsia="Arial" w:hAnsi="Arial"/>
+                      <w:sz w:val="21"/>
+                      <w:szCs w:val="21"/>
+                    </w:rPr>
+                    <w:t xml:space="preserve"> for anything less. Display the line </w:t>
+                  </w:r>
+                  <w:r>
+                    <w:rPr>
+                      <w:rFonts w:ascii="Consolas" w:cs="Consolas" w:eastAsia="Consolas" w:hAnsi="Consolas"/>
+                      <w:color w:val="15803D"/>
+                      <w:sz w:val="21"/>
+                      <w:szCs w:val="21"/>
+                      <w:shd w:fill="F4F4F5"/>
+                    </w:rPr>
+                    <w:t xml:space="preserve">"band "</w:t>
+                  </w:r>
+                  <w:r>
+                    <w:rPr>
+                      <w:rFonts w:ascii="Arial" w:cs="Arial" w:eastAsia="Arial" w:hAnsi="Arial"/>
+                      <w:sz w:val="21"/>
+                      <w:szCs w:val="21"/>
+                    </w:rPr>
+                    <w:t xml:space="preserve">[the word band hands back].</w:t>
                   </w:r>
                 </w:p>
               </w:tc>
@@ -7217,7 +7613,25 @@
                       <w:sz w:val="21"/>
                       <w:szCs w:val="21"/>
                     </w:rPr>
-                    <w:t xml:space="preserve">This program should display one word, either high or low. Find the mistake and put it right.</w:t>
+                    <w:t xml:space="preserve">This program should display one word, either high or </w:t>
+                  </w:r>
+                  <w:r>
+                    <w:rPr>
+                      <w:rFonts w:ascii="Consolas" w:cs="Consolas" w:eastAsia="Consolas" w:hAnsi="Consolas"/>
+                      <w:color w:val="15803D"/>
+                      <w:sz w:val="21"/>
+                      <w:szCs w:val="21"/>
+                      <w:shd w:fill="F4F4F5"/>
+                    </w:rPr>
+                    <w:t xml:space="preserve">"low"</w:t>
+                  </w:r>
+                  <w:r>
+                    <w:rPr>
+                      <w:rFonts w:ascii="Arial" w:cs="Arial" w:eastAsia="Arial" w:hAnsi="Arial"/>
+                      <w:sz w:val="21"/>
+                      <w:szCs w:val="21"/>
+                    </w:rPr>
+                    <w:t xml:space="preserve">. Find the mistake and put it right.</w:t>
                   </w:r>
                 </w:p>
               </w:tc>
@@ -7357,7 +7771,97 @@
                       <w:sz w:val="21"/>
                       <w:szCs w:val="21"/>
                     </w:rPr>
-                    <w:t xml:space="preserve">Ask the user for a word. Then ask for a whole number. Write a function called tag that returns the word high for a number of 40 or more and the word low for anything less. Write a procedure called show that takes a word and a tag and displays [word]: [tag].</w:t>
+                    <w:t xml:space="preserve">Ask the user for a word. Then ask for a whole number. Write a function called </w:t>
+                  </w:r>
+                  <w:r>
+                    <w:rPr>
+                      <w:rFonts w:ascii="Consolas" w:cs="Consolas" w:eastAsia="Consolas" w:hAnsi="Consolas"/>
+                      <w:color w:val="18181B"/>
+                      <w:sz w:val="21"/>
+                      <w:szCs w:val="21"/>
+                      <w:shd w:fill="F4F4F5"/>
+                    </w:rPr>
+                    <w:t xml:space="preserve">tag</w:t>
+                  </w:r>
+                  <w:r>
+                    <w:rPr>
+                      <w:rFonts w:ascii="Arial" w:cs="Arial" w:eastAsia="Arial" w:hAnsi="Arial"/>
+                      <w:sz w:val="21"/>
+                      <w:szCs w:val="21"/>
+                    </w:rPr>
+                    <w:t xml:space="preserve"> that returns the word </w:t>
+                  </w:r>
+                  <w:r>
+                    <w:rPr>
+                      <w:rFonts w:ascii="Consolas" w:cs="Consolas" w:eastAsia="Consolas" w:hAnsi="Consolas"/>
+                      <w:color w:val="15803D"/>
+                      <w:sz w:val="21"/>
+                      <w:szCs w:val="21"/>
+                      <w:shd w:fill="F4F4F5"/>
+                    </w:rPr>
+                    <w:t xml:space="preserve">"high"</w:t>
+                  </w:r>
+                  <w:r>
+                    <w:rPr>
+                      <w:rFonts w:ascii="Arial" w:cs="Arial" w:eastAsia="Arial" w:hAnsi="Arial"/>
+                      <w:sz w:val="21"/>
+                      <w:szCs w:val="21"/>
+                    </w:rPr>
+                    <w:t xml:space="preserve"> for a number of </w:t>
+                  </w:r>
+                  <w:r>
+                    <w:rPr>
+                      <w:rFonts w:ascii="Consolas" w:cs="Consolas" w:eastAsia="Consolas" w:hAnsi="Consolas"/>
+                      <w:color w:val="9A3412"/>
+                      <w:sz w:val="21"/>
+                      <w:szCs w:val="21"/>
+                      <w:shd w:fill="F4F4F5"/>
+                    </w:rPr>
+                    <w:t xml:space="preserve">40</w:t>
+                  </w:r>
+                  <w:r>
+                    <w:rPr>
+                      <w:rFonts w:ascii="Arial" w:cs="Arial" w:eastAsia="Arial" w:hAnsi="Arial"/>
+                      <w:sz w:val="21"/>
+                      <w:szCs w:val="21"/>
+                    </w:rPr>
+                    <w:t xml:space="preserve"> or more and the word </w:t>
+                  </w:r>
+                  <w:r>
+                    <w:rPr>
+                      <w:rFonts w:ascii="Consolas" w:cs="Consolas" w:eastAsia="Consolas" w:hAnsi="Consolas"/>
+                      <w:color w:val="15803D"/>
+                      <w:sz w:val="21"/>
+                      <w:szCs w:val="21"/>
+                      <w:shd w:fill="F4F4F5"/>
+                    </w:rPr>
+                    <w:t xml:space="preserve">"low"</w:t>
+                  </w:r>
+                  <w:r>
+                    <w:rPr>
+                      <w:rFonts w:ascii="Arial" w:cs="Arial" w:eastAsia="Arial" w:hAnsi="Arial"/>
+                      <w:sz w:val="21"/>
+                      <w:szCs w:val="21"/>
+                    </w:rPr>
+                    <w:t xml:space="preserve"> for anything less. Write a procedure called </w:t>
+                  </w:r>
+                  <w:r>
+                    <w:rPr>
+                      <w:rFonts w:ascii="Consolas" w:cs="Consolas" w:eastAsia="Consolas" w:hAnsi="Consolas"/>
+                      <w:color w:val="18181B"/>
+                      <w:sz w:val="21"/>
+                      <w:szCs w:val="21"/>
+                      <w:shd w:fill="F4F4F5"/>
+                    </w:rPr>
+                    <w:t xml:space="preserve">show</w:t>
+                  </w:r>
+                  <w:r>
+                    <w:rPr>
+                      <w:rFonts w:ascii="Arial" w:cs="Arial" w:eastAsia="Arial" w:hAnsi="Arial"/>
+                      <w:sz w:val="21"/>
+                      <w:szCs w:val="21"/>
+                    </w:rPr>
+                    <w:t xml:space="preserve"> that takes a word and a tag and displays [word]: [tag].</w:t>
                   </w:r>
                 </w:p>
               </w:tc>
@@ -8660,7 +9164,115 @@
                       <w:sz w:val="21"/>
                       <w:szCs w:val="21"/>
                     </w:rPr>
-                    <w:t xml:space="preserve">Ask the user for a whole number and keep it in a variable called total. Write a procedure called boost that puts 99 in its own variable called total and displays it. Call boost, then display the main program's total on the next line.</w:t>
+                    <w:t xml:space="preserve">Ask the user for a whole number and keep it in a variable called </w:t>
+                  </w:r>
+                  <w:r>
+                    <w:rPr>
+                      <w:rFonts w:ascii="Consolas" w:cs="Consolas" w:eastAsia="Consolas" w:hAnsi="Consolas"/>
+                      <w:color w:val="18181B"/>
+                      <w:sz w:val="21"/>
+                      <w:szCs w:val="21"/>
+                      <w:shd w:fill="F4F4F5"/>
+                    </w:rPr>
+                    <w:t xml:space="preserve">total</w:t>
+                  </w:r>
+                  <w:r>
+                    <w:rPr>
+                      <w:rFonts w:ascii="Arial" w:cs="Arial" w:eastAsia="Arial" w:hAnsi="Arial"/>
+                      <w:sz w:val="21"/>
+                      <w:szCs w:val="21"/>
+                    </w:rPr>
+                    <w:t xml:space="preserve">. Write a procedure called </w:t>
+                  </w:r>
+                  <w:r>
+                    <w:rPr>
+                      <w:rFonts w:ascii="Consolas" w:cs="Consolas" w:eastAsia="Consolas" w:hAnsi="Consolas"/>
+                      <w:color w:val="18181B"/>
+                      <w:sz w:val="21"/>
+                      <w:szCs w:val="21"/>
+                      <w:shd w:fill="F4F4F5"/>
+                    </w:rPr>
+                    <w:t xml:space="preserve">boost</w:t>
+                  </w:r>
+                  <w:r>
+                    <w:rPr>
+                      <w:rFonts w:ascii="Arial" w:cs="Arial" w:eastAsia="Arial" w:hAnsi="Arial"/>
+                      <w:sz w:val="21"/>
+                      <w:szCs w:val="21"/>
+                    </w:rPr>
+                    <w:t xml:space="preserve"> that puts </w:t>
+                  </w:r>
+                  <w:r>
+                    <w:rPr>
+                      <w:rFonts w:ascii="Consolas" w:cs="Consolas" w:eastAsia="Consolas" w:hAnsi="Consolas"/>
+                      <w:color w:val="9A3412"/>
+                      <w:sz w:val="21"/>
+                      <w:szCs w:val="21"/>
+                      <w:shd w:fill="F4F4F5"/>
+                    </w:rPr>
+                    <w:t xml:space="preserve">99</w:t>
+                  </w:r>
+                  <w:r>
+                    <w:rPr>
+                      <w:rFonts w:ascii="Arial" w:cs="Arial" w:eastAsia="Arial" w:hAnsi="Arial"/>
+                      <w:sz w:val="21"/>
+                      <w:szCs w:val="21"/>
+                    </w:rPr>
+                    <w:t xml:space="preserve"> in its own variable called </w:t>
+                  </w:r>
+                  <w:r>
+                    <w:rPr>
+                      <w:rFonts w:ascii="Consolas" w:cs="Consolas" w:eastAsia="Consolas" w:hAnsi="Consolas"/>
+                      <w:color w:val="18181B"/>
+                      <w:sz w:val="21"/>
+                      <w:szCs w:val="21"/>
+                      <w:shd w:fill="F4F4F5"/>
+                    </w:rPr>
+                    <w:t xml:space="preserve">total</w:t>
+                  </w:r>
+                  <w:r>
+                    <w:rPr>
+                      <w:rFonts w:ascii="Arial" w:cs="Arial" w:eastAsia="Arial" w:hAnsi="Arial"/>
+                      <w:sz w:val="21"/>
+                      <w:szCs w:val="21"/>
+                    </w:rPr>
+                    <w:t xml:space="preserve"> and displays it. Call </w:t>
+                  </w:r>
+                  <w:r>
+                    <w:rPr>
+                      <w:rFonts w:ascii="Consolas" w:cs="Consolas" w:eastAsia="Consolas" w:hAnsi="Consolas"/>
+                      <w:color w:val="18181B"/>
+                      <w:sz w:val="21"/>
+                      <w:szCs w:val="21"/>
+                      <w:shd w:fill="F4F4F5"/>
+                    </w:rPr>
+                    <w:t xml:space="preserve">boost</w:t>
+                  </w:r>
+                  <w:r>
+                    <w:rPr>
+                      <w:rFonts w:ascii="Arial" w:cs="Arial" w:eastAsia="Arial" w:hAnsi="Arial"/>
+                      <w:sz w:val="21"/>
+                      <w:szCs w:val="21"/>
+                    </w:rPr>
+                    <w:t xml:space="preserve">, then display the main program's </w:t>
+                  </w:r>
+                  <w:r>
+                    <w:rPr>
+                      <w:rFonts w:ascii="Consolas" w:cs="Consolas" w:eastAsia="Consolas" w:hAnsi="Consolas"/>
+                      <w:color w:val="18181B"/>
+                      <w:sz w:val="21"/>
+                      <w:szCs w:val="21"/>
+                      <w:shd w:fill="F4F4F5"/>
+                    </w:rPr>
+                    <w:t xml:space="preserve">total</w:t>
+                  </w:r>
+                  <w:r>
+                    <w:rPr>
+                      <w:rFonts w:ascii="Arial" w:cs="Arial" w:eastAsia="Arial" w:hAnsi="Arial"/>
+                      <w:sz w:val="21"/>
+                      <w:szCs w:val="21"/>
+                    </w:rPr>
+                    <w:t xml:space="preserve"> on the next line.</w:t>
                   </w:r>
                 </w:p>
               </w:tc>
@@ -8800,7 +9412,25 @@
                       <w:sz w:val="21"/>
                       <w:szCs w:val="21"/>
                     </w:rPr>
-                    <w:t xml:space="preserve">This program should add 2 to the total once for every turn, then display the total. Find the mistake and put it right.</w:t>
+                    <w:t xml:space="preserve">This program should add </w:t>
+                  </w:r>
+                  <w:r>
+                    <w:rPr>
+                      <w:rFonts w:ascii="Consolas" w:cs="Consolas" w:eastAsia="Consolas" w:hAnsi="Consolas"/>
+                      <w:color w:val="9A3412"/>
+                      <w:sz w:val="21"/>
+                      <w:szCs w:val="21"/>
+                      <w:shd w:fill="F4F4F5"/>
+                    </w:rPr>
+                    <w:t xml:space="preserve">2</w:t>
+                  </w:r>
+                  <w:r>
+                    <w:rPr>
+                      <w:rFonts w:ascii="Arial" w:cs="Arial" w:eastAsia="Arial" w:hAnsi="Arial"/>
+                      <w:sz w:val="21"/>
+                      <w:szCs w:val="21"/>
+                    </w:rPr>
+                    <w:t xml:space="preserve"> to the total once for every turn, then display the total. Find the mistake and put it right.</w:t>
                   </w:r>
                 </w:p>
               </w:tc>
@@ -8940,7 +9570,97 @@
                       <w:sz w:val="21"/>
                       <w:szCs w:val="21"/>
                     </w:rPr>
-                    <w:t xml:space="preserve">Ask the user for a whole number of turns. Write a procedure called up that adds 3 to a total the whole program shares. Write a procedure called down that takes 1 away from that same total. Call up and then down once for every turn, then display the total.</w:t>
+                    <w:t xml:space="preserve">Ask the user for a whole number of turns. Write a procedure called </w:t>
+                  </w:r>
+                  <w:r>
+                    <w:rPr>
+                      <w:rFonts w:ascii="Consolas" w:cs="Consolas" w:eastAsia="Consolas" w:hAnsi="Consolas"/>
+                      <w:color w:val="18181B"/>
+                      <w:sz w:val="21"/>
+                      <w:szCs w:val="21"/>
+                      <w:shd w:fill="F4F4F5"/>
+                    </w:rPr>
+                    <w:t xml:space="preserve">up</w:t>
+                  </w:r>
+                  <w:r>
+                    <w:rPr>
+                      <w:rFonts w:ascii="Arial" w:cs="Arial" w:eastAsia="Arial" w:hAnsi="Arial"/>
+                      <w:sz w:val="21"/>
+                      <w:szCs w:val="21"/>
+                    </w:rPr>
+                    <w:t xml:space="preserve"> that adds </w:t>
+                  </w:r>
+                  <w:r>
+                    <w:rPr>
+                      <w:rFonts w:ascii="Consolas" w:cs="Consolas" w:eastAsia="Consolas" w:hAnsi="Consolas"/>
+                      <w:color w:val="9A3412"/>
+                      <w:sz w:val="21"/>
+                      <w:szCs w:val="21"/>
+                      <w:shd w:fill="F4F4F5"/>
+                    </w:rPr>
+                    <w:t xml:space="preserve">3</w:t>
+                  </w:r>
+                  <w:r>
+                    <w:rPr>
+                      <w:rFonts w:ascii="Arial" w:cs="Arial" w:eastAsia="Arial" w:hAnsi="Arial"/>
+                      <w:sz w:val="21"/>
+                      <w:szCs w:val="21"/>
+                    </w:rPr>
+                    <w:t xml:space="preserve"> to a total the whole program shares. Write a procedure called </w:t>
+                  </w:r>
+                  <w:r>
+                    <w:rPr>
+                      <w:rFonts w:ascii="Consolas" w:cs="Consolas" w:eastAsia="Consolas" w:hAnsi="Consolas"/>
+                      <w:color w:val="18181B"/>
+                      <w:sz w:val="21"/>
+                      <w:szCs w:val="21"/>
+                      <w:shd w:fill="F4F4F5"/>
+                    </w:rPr>
+                    <w:t xml:space="preserve">down</w:t>
+                  </w:r>
+                  <w:r>
+                    <w:rPr>
+                      <w:rFonts w:ascii="Arial" w:cs="Arial" w:eastAsia="Arial" w:hAnsi="Arial"/>
+                      <w:sz w:val="21"/>
+                      <w:szCs w:val="21"/>
+                    </w:rPr>
+                    <w:t xml:space="preserve"> that takes </w:t>
+                  </w:r>
+                  <w:r>
+                    <w:rPr>
+                      <w:rFonts w:ascii="Consolas" w:cs="Consolas" w:eastAsia="Consolas" w:hAnsi="Consolas"/>
+                      <w:color w:val="9A3412"/>
+                      <w:sz w:val="21"/>
+                      <w:szCs w:val="21"/>
+                      <w:shd w:fill="F4F4F5"/>
+                    </w:rPr>
+                    <w:t xml:space="preserve">1</w:t>
+                  </w:r>
+                  <w:r>
+                    <w:rPr>
+                      <w:rFonts w:ascii="Arial" w:cs="Arial" w:eastAsia="Arial" w:hAnsi="Arial"/>
+                      <w:sz w:val="21"/>
+                      <w:szCs w:val="21"/>
+                    </w:rPr>
+                    <w:t xml:space="preserve"> away from that same total. Call up and then </w:t>
+                  </w:r>
+                  <w:r>
+                    <w:rPr>
+                      <w:rFonts w:ascii="Consolas" w:cs="Consolas" w:eastAsia="Consolas" w:hAnsi="Consolas"/>
+                      <w:color w:val="18181B"/>
+                      <w:sz w:val="21"/>
+                      <w:szCs w:val="21"/>
+                      <w:shd w:fill="F4F4F5"/>
+                    </w:rPr>
+                    <w:t xml:space="preserve">down</w:t>
+                  </w:r>
+                  <w:r>
+                    <w:rPr>
+                      <w:rFonts w:ascii="Arial" w:cs="Arial" w:eastAsia="Arial" w:hAnsi="Arial"/>
+                      <w:sz w:val="21"/>
+                      <w:szCs w:val="21"/>
+                    </w:rPr>
+                    <w:t xml:space="preserve"> once for every turn, then display the total.</w:t>
                   </w:r>
                 </w:p>
               </w:tc>
@@ -10103,7 +10823,79 @@
                       <w:sz w:val="21"/>
                       <w:szCs w:val="21"/>
                     </w:rPr>
-                    <w:t xml:space="preserve">Ask the user for how many numbers there are. Write a function called points that returns 5 for a number of 10 or more and 1 for anything less. Then ask for that many whole numbers, one on each line. Display the total of everything points hands back.</w:t>
+                    <w:t xml:space="preserve">Ask the user for how many numbers there are. Write a function called </w:t>
+                  </w:r>
+                  <w:r>
+                    <w:rPr>
+                      <w:rFonts w:ascii="Consolas" w:cs="Consolas" w:eastAsia="Consolas" w:hAnsi="Consolas"/>
+                      <w:color w:val="18181B"/>
+                      <w:sz w:val="21"/>
+                      <w:szCs w:val="21"/>
+                      <w:shd w:fill="F4F4F5"/>
+                    </w:rPr>
+                    <w:t xml:space="preserve">points</w:t>
+                  </w:r>
+                  <w:r>
+                    <w:rPr>
+                      <w:rFonts w:ascii="Arial" w:cs="Arial" w:eastAsia="Arial" w:hAnsi="Arial"/>
+                      <w:sz w:val="21"/>
+                      <w:szCs w:val="21"/>
+                    </w:rPr>
+                    <w:t xml:space="preserve"> that returns </w:t>
+                  </w:r>
+                  <w:r>
+                    <w:rPr>
+                      <w:rFonts w:ascii="Consolas" w:cs="Consolas" w:eastAsia="Consolas" w:hAnsi="Consolas"/>
+                      <w:color w:val="9A3412"/>
+                      <w:sz w:val="21"/>
+                      <w:szCs w:val="21"/>
+                      <w:shd w:fill="F4F4F5"/>
+                    </w:rPr>
+                    <w:t xml:space="preserve">5</w:t>
+                  </w:r>
+                  <w:r>
+                    <w:rPr>
+                      <w:rFonts w:ascii="Arial" w:cs="Arial" w:eastAsia="Arial" w:hAnsi="Arial"/>
+                      <w:sz w:val="21"/>
+                      <w:szCs w:val="21"/>
+                    </w:rPr>
+                    <w:t xml:space="preserve"> for a number of </w:t>
+                  </w:r>
+                  <w:r>
+                    <w:rPr>
+                      <w:rFonts w:ascii="Consolas" w:cs="Consolas" w:eastAsia="Consolas" w:hAnsi="Consolas"/>
+                      <w:color w:val="9A3412"/>
+                      <w:sz w:val="21"/>
+                      <w:szCs w:val="21"/>
+                      <w:shd w:fill="F4F4F5"/>
+                    </w:rPr>
+                    <w:t xml:space="preserve">10</w:t>
+                  </w:r>
+                  <w:r>
+                    <w:rPr>
+                      <w:rFonts w:ascii="Arial" w:cs="Arial" w:eastAsia="Arial" w:hAnsi="Arial"/>
+                      <w:sz w:val="21"/>
+                      <w:szCs w:val="21"/>
+                    </w:rPr>
+                    <w:t xml:space="preserve"> or more and </w:t>
+                  </w:r>
+                  <w:r>
+                    <w:rPr>
+                      <w:rFonts w:ascii="Consolas" w:cs="Consolas" w:eastAsia="Consolas" w:hAnsi="Consolas"/>
+                      <w:color w:val="9A3412"/>
+                      <w:sz w:val="21"/>
+                      <w:szCs w:val="21"/>
+                      <w:shd w:fill="F4F4F5"/>
+                    </w:rPr>
+                    <w:t xml:space="preserve">1</w:t>
+                  </w:r>
+                  <w:r>
+                    <w:rPr>
+                      <w:rFonts w:ascii="Arial" w:cs="Arial" w:eastAsia="Arial" w:hAnsi="Arial"/>
+                      <w:sz w:val="21"/>
+                      <w:szCs w:val="21"/>
+                    </w:rPr>
+                    <w:t xml:space="preserve"> for anything less. Then ask for that many whole numbers, one on each line. Display the total of everything points hands back.</w:t>
                   </w:r>
                 </w:p>
               </w:tc>
@@ -10243,7 +11035,97 @@
                       <w:sz w:val="21"/>
                       <w:szCs w:val="21"/>
                     </w:rPr>
-                    <w:t xml:space="preserve">Ask the user for two whole numbers, one on each line. Write a function called larger that returns the bigger of the two numbers it is handed. Write a procedure called announce that displays largest [that number]. Call announce with what larger hands back.</w:t>
+                    <w:t xml:space="preserve">Ask the user for two whole numbers, one on each line. Write a function called </w:t>
+                  </w:r>
+                  <w:r>
+                    <w:rPr>
+                      <w:rFonts w:ascii="Consolas" w:cs="Consolas" w:eastAsia="Consolas" w:hAnsi="Consolas"/>
+                      <w:color w:val="18181B"/>
+                      <w:sz w:val="21"/>
+                      <w:szCs w:val="21"/>
+                      <w:shd w:fill="F4F4F5"/>
+                    </w:rPr>
+                    <w:t xml:space="preserve">larger</w:t>
+                  </w:r>
+                  <w:r>
+                    <w:rPr>
+                      <w:rFonts w:ascii="Arial" w:cs="Arial" w:eastAsia="Arial" w:hAnsi="Arial"/>
+                      <w:sz w:val="21"/>
+                      <w:szCs w:val="21"/>
+                    </w:rPr>
+                    <w:t xml:space="preserve"> that returns the bigger of the two numbers it is handed. Write a procedure called </w:t>
+                  </w:r>
+                  <w:r>
+                    <w:rPr>
+                      <w:rFonts w:ascii="Consolas" w:cs="Consolas" w:eastAsia="Consolas" w:hAnsi="Consolas"/>
+                      <w:color w:val="18181B"/>
+                      <w:sz w:val="21"/>
+                      <w:szCs w:val="21"/>
+                      <w:shd w:fill="F4F4F5"/>
+                    </w:rPr>
+                    <w:t xml:space="preserve">announce</w:t>
+                  </w:r>
+                  <w:r>
+                    <w:rPr>
+                      <w:rFonts w:ascii="Arial" w:cs="Arial" w:eastAsia="Arial" w:hAnsi="Arial"/>
+                      <w:sz w:val="21"/>
+                      <w:szCs w:val="21"/>
+                    </w:rPr>
+                    <w:t xml:space="preserve"> that displays </w:t>
+                  </w:r>
+                  <w:r>
+                    <w:rPr>
+                      <w:rFonts w:ascii="Consolas" w:cs="Consolas" w:eastAsia="Consolas" w:hAnsi="Consolas"/>
+                      <w:color w:val="15803D"/>
+                      <w:sz w:val="21"/>
+                      <w:szCs w:val="21"/>
+                      <w:shd w:fill="F4F4F5"/>
+                    </w:rPr>
+                    <w:t xml:space="preserve">"largest "</w:t>
+                  </w:r>
+                  <w:r>
+                    <w:rPr>
+                      <w:rFonts w:ascii="Arial" w:cs="Arial" w:eastAsia="Arial" w:hAnsi="Arial"/>
+                      <w:sz w:val="21"/>
+                      <w:szCs w:val="21"/>
+                    </w:rPr>
+                    <w:t xml:space="preserve">[that number]. Call </w:t>
+                  </w:r>
+                  <w:r>
+                    <w:rPr>
+                      <w:rFonts w:ascii="Consolas" w:cs="Consolas" w:eastAsia="Consolas" w:hAnsi="Consolas"/>
+                      <w:color w:val="18181B"/>
+                      <w:sz w:val="21"/>
+                      <w:szCs w:val="21"/>
+                      <w:shd w:fill="F4F4F5"/>
+                    </w:rPr>
+                    <w:t xml:space="preserve">announce</w:t>
+                  </w:r>
+                  <w:r>
+                    <w:rPr>
+                      <w:rFonts w:ascii="Arial" w:cs="Arial" w:eastAsia="Arial" w:hAnsi="Arial"/>
+                      <w:sz w:val="21"/>
+                      <w:szCs w:val="21"/>
+                    </w:rPr>
+                    <w:t xml:space="preserve"> with what </w:t>
+                  </w:r>
+                  <w:r>
+                    <w:rPr>
+                      <w:rFonts w:ascii="Consolas" w:cs="Consolas" w:eastAsia="Consolas" w:hAnsi="Consolas"/>
+                      <w:color w:val="18181B"/>
+                      <w:sz w:val="21"/>
+                      <w:szCs w:val="21"/>
+                      <w:shd w:fill="F4F4F5"/>
+                    </w:rPr>
+                    <w:t xml:space="preserve">larger</w:t>
+                  </w:r>
+                  <w:r>
+                    <w:rPr>
+                      <w:rFonts w:ascii="Arial" w:cs="Arial" w:eastAsia="Arial" w:hAnsi="Arial"/>
+                      <w:sz w:val="21"/>
+                      <w:szCs w:val="21"/>
+                    </w:rPr>
+                    <w:t xml:space="preserve"> hands back.</w:t>
                   </w:r>
                 </w:p>
               </w:tc>
@@ -10383,7 +11265,43 @@
                       <w:sz w:val="21"/>
                       <w:szCs w:val="21"/>
                     </w:rPr>
-                    <w:t xml:space="preserve">Ask the user for three words, one on each line. Write a function called shorten that returns the first three characters of the word it is handed. Display what shorten hands back for each word, one on each line.</w:t>
+                    <w:t xml:space="preserve">Ask the user for three words, one on each line. Write a function called </w:t>
+                  </w:r>
+                  <w:r>
+                    <w:rPr>
+                      <w:rFonts w:ascii="Consolas" w:cs="Consolas" w:eastAsia="Consolas" w:hAnsi="Consolas"/>
+                      <w:color w:val="18181B"/>
+                      <w:sz w:val="21"/>
+                      <w:szCs w:val="21"/>
+                      <w:shd w:fill="F4F4F5"/>
+                    </w:rPr>
+                    <w:t xml:space="preserve">shorten</w:t>
+                  </w:r>
+                  <w:r>
+                    <w:rPr>
+                      <w:rFonts w:ascii="Arial" w:cs="Arial" w:eastAsia="Arial" w:hAnsi="Arial"/>
+                      <w:sz w:val="21"/>
+                      <w:szCs w:val="21"/>
+                    </w:rPr>
+                    <w:t xml:space="preserve"> that returns the first three characters of the word it is handed. Display what </w:t>
+                  </w:r>
+                  <w:r>
+                    <w:rPr>
+                      <w:rFonts w:ascii="Consolas" w:cs="Consolas" w:eastAsia="Consolas" w:hAnsi="Consolas"/>
+                      <w:color w:val="18181B"/>
+                      <w:sz w:val="21"/>
+                      <w:szCs w:val="21"/>
+                      <w:shd w:fill="F4F4F5"/>
+                    </w:rPr>
+                    <w:t xml:space="preserve">shorten</w:t>
+                  </w:r>
+                  <w:r>
+                    <w:rPr>
+                      <w:rFonts w:ascii="Arial" w:cs="Arial" w:eastAsia="Arial" w:hAnsi="Arial"/>
+                      <w:sz w:val="21"/>
+                      <w:szCs w:val="21"/>
+                    </w:rPr>
+                    <w:t xml:space="preserve"> hands back for each word, one on each line.</w:t>
                   </w:r>
                 </w:p>
               </w:tc>
@@ -10523,7 +11441,115 @@
                       <w:sz w:val="21"/>
                       <w:szCs w:val="21"/>
                     </w:rPr>
-                    <w:t xml:space="preserve">Ask the user for two whole numbers, one on each line. Write a function called base that returns the first number times 25. Write a function called whole that calls base and returns what base handed back times the second number. Display the line whole [that value].</w:t>
+                    <w:t xml:space="preserve">Ask the user for two whole numbers, one on each line. Write a function called </w:t>
+                  </w:r>
+                  <w:r>
+                    <w:rPr>
+                      <w:rFonts w:ascii="Consolas" w:cs="Consolas" w:eastAsia="Consolas" w:hAnsi="Consolas"/>
+                      <w:color w:val="18181B"/>
+                      <w:sz w:val="21"/>
+                      <w:szCs w:val="21"/>
+                      <w:shd w:fill="F4F4F5"/>
+                    </w:rPr>
+                    <w:t xml:space="preserve">base</w:t>
+                  </w:r>
+                  <w:r>
+                    <w:rPr>
+                      <w:rFonts w:ascii="Arial" w:cs="Arial" w:eastAsia="Arial" w:hAnsi="Arial"/>
+                      <w:sz w:val="21"/>
+                      <w:szCs w:val="21"/>
+                    </w:rPr>
+                    <w:t xml:space="preserve"> that returns the first number times </w:t>
+                  </w:r>
+                  <w:r>
+                    <w:rPr>
+                      <w:rFonts w:ascii="Consolas" w:cs="Consolas" w:eastAsia="Consolas" w:hAnsi="Consolas"/>
+                      <w:color w:val="9A3412"/>
+                      <w:sz w:val="21"/>
+                      <w:szCs w:val="21"/>
+                      <w:shd w:fill="F4F4F5"/>
+                    </w:rPr>
+                    <w:t xml:space="preserve">25</w:t>
+                  </w:r>
+                  <w:r>
+                    <w:rPr>
+                      <w:rFonts w:ascii="Arial" w:cs="Arial" w:eastAsia="Arial" w:hAnsi="Arial"/>
+                      <w:sz w:val="21"/>
+                      <w:szCs w:val="21"/>
+                    </w:rPr>
+                    <w:t xml:space="preserve">. Write a function called </w:t>
+                  </w:r>
+                  <w:r>
+                    <w:rPr>
+                      <w:rFonts w:ascii="Consolas" w:cs="Consolas" w:eastAsia="Consolas" w:hAnsi="Consolas"/>
+                      <w:color w:val="18181B"/>
+                      <w:sz w:val="21"/>
+                      <w:szCs w:val="21"/>
+                      <w:shd w:fill="F4F4F5"/>
+                    </w:rPr>
+                    <w:t xml:space="preserve">whole</w:t>
+                  </w:r>
+                  <w:r>
+                    <w:rPr>
+                      <w:rFonts w:ascii="Arial" w:cs="Arial" w:eastAsia="Arial" w:hAnsi="Arial"/>
+                      <w:sz w:val="21"/>
+                      <w:szCs w:val="21"/>
+                    </w:rPr>
+                    <w:t xml:space="preserve"> that calls </w:t>
+                  </w:r>
+                  <w:r>
+                    <w:rPr>
+                      <w:rFonts w:ascii="Consolas" w:cs="Consolas" w:eastAsia="Consolas" w:hAnsi="Consolas"/>
+                      <w:color w:val="18181B"/>
+                      <w:sz w:val="21"/>
+                      <w:szCs w:val="21"/>
+                      <w:shd w:fill="F4F4F5"/>
+                    </w:rPr>
+                    <w:t xml:space="preserve">base</w:t>
+                  </w:r>
+                  <w:r>
+                    <w:rPr>
+                      <w:rFonts w:ascii="Arial" w:cs="Arial" w:eastAsia="Arial" w:hAnsi="Arial"/>
+                      <w:sz w:val="21"/>
+                      <w:szCs w:val="21"/>
+                    </w:rPr>
+                    <w:t xml:space="preserve"> and returns what </w:t>
+                  </w:r>
+                  <w:r>
+                    <w:rPr>
+                      <w:rFonts w:ascii="Consolas" w:cs="Consolas" w:eastAsia="Consolas" w:hAnsi="Consolas"/>
+                      <w:color w:val="18181B"/>
+                      <w:sz w:val="21"/>
+                      <w:szCs w:val="21"/>
+                      <w:shd w:fill="F4F4F5"/>
+                    </w:rPr>
+                    <w:t xml:space="preserve">base</w:t>
+                  </w:r>
+                  <w:r>
+                    <w:rPr>
+                      <w:rFonts w:ascii="Arial" w:cs="Arial" w:eastAsia="Arial" w:hAnsi="Arial"/>
+                      <w:sz w:val="21"/>
+                      <w:szCs w:val="21"/>
+                    </w:rPr>
+                    <w:t xml:space="preserve"> handed back times the second number. Display the line </w:t>
+                  </w:r>
+                  <w:r>
+                    <w:rPr>
+                      <w:rFonts w:ascii="Consolas" w:cs="Consolas" w:eastAsia="Consolas" w:hAnsi="Consolas"/>
+                      <w:color w:val="15803D"/>
+                      <w:sz w:val="21"/>
+                      <w:szCs w:val="21"/>
+                      <w:shd w:fill="F4F4F5"/>
+                    </w:rPr>
+                    <w:t xml:space="preserve">"whole "</w:t>
+                  </w:r>
+                  <w:r>
+                    <w:rPr>
+                      <w:rFonts w:ascii="Arial" w:cs="Arial" w:eastAsia="Arial" w:hAnsi="Arial"/>
+                      <w:sz w:val="21"/>
+                      <w:szCs w:val="21"/>
+                    </w:rPr>
+                    <w:t xml:space="preserve">[that value].</w:t>
                   </w:r>
                 </w:p>
               </w:tc>

--- a/worksheets/PR_L09_Subprograms_Worksheet.docx
+++ b/worksheets/PR_L09_Subprograms_Worksheet.docx
@@ -7613,7 +7613,25 @@
                       <w:sz w:val="21"/>
                       <w:szCs w:val="21"/>
                     </w:rPr>
-                    <w:t xml:space="preserve">This program should display one word, either high or </w:t>
+                    <w:t xml:space="preserve">This program should display one word, either </w:t>
+                  </w:r>
+                  <w:r>
+                    <w:rPr>
+                      <w:rFonts w:ascii="Consolas" w:cs="Consolas" w:eastAsia="Consolas" w:hAnsi="Consolas"/>
+                      <w:color w:val="15803D"/>
+                      <w:sz w:val="21"/>
+                      <w:szCs w:val="21"/>
+                      <w:shd w:fill="F4F4F5"/>
+                    </w:rPr>
+                    <w:t xml:space="preserve">"high"</w:t>
+                  </w:r>
+                  <w:r>
+                    <w:rPr>
+                      <w:rFonts w:ascii="Arial" w:cs="Arial" w:eastAsia="Arial" w:hAnsi="Arial"/>
+                      <w:sz w:val="21"/>
+                      <w:szCs w:val="21"/>
+                    </w:rPr>
+                    <w:t xml:space="preserve"> or </w:t>
                   </w:r>
                   <w:r>
                     <w:rPr>
@@ -12975,7 +12993,317 @@
                 <w:sz w:val="21"/>
                 <w:szCs w:val="21"/>
               </w:rPr>
-              <w:t xml:space="preserve">a)  A function called double holds one line, print(n * 2). The main program writes answer = double(7) and then prints answer, which shows None. Explain why None is printed, and write the line inside double corrected.  </w:t>
+              <w:t xml:space="preserve">a)  </w:t>
+            </w:r>
+            <w:r>
+              <w:rPr>
+                <w:rFonts w:ascii="Arial" w:cs="Arial" w:eastAsia="Arial" w:hAnsi="Arial"/>
+                <w:b/>
+                <w:bCs/>
+                <w:sz w:val="21"/>
+                <w:szCs w:val="21"/>
+              </w:rPr>
+              <w:t xml:space="preserve">A function called </w:t>
+            </w:r>
+            <w:r>
+              <w:rPr>
+                <w:rFonts w:ascii="Consolas" w:cs="Consolas" w:eastAsia="Consolas" w:hAnsi="Consolas"/>
+                <w:b/>
+                <w:bCs/>
+                <w:color w:val="18181B"/>
+                <w:sz w:val="21"/>
+                <w:szCs w:val="21"/>
+                <w:shd w:fill="F4F4F5"/>
+              </w:rPr>
+              <w:t xml:space="preserve">double</w:t>
+            </w:r>
+            <w:r>
+              <w:rPr>
+                <w:rFonts w:ascii="Arial" w:cs="Arial" w:eastAsia="Arial" w:hAnsi="Arial"/>
+                <w:b/>
+                <w:bCs/>
+                <w:sz w:val="21"/>
+                <w:szCs w:val="21"/>
+              </w:rPr>
+              <w:t xml:space="preserve"> holds one line, </w:t>
+            </w:r>
+            <w:r>
+              <w:rPr>
+                <w:rFonts w:ascii="Consolas" w:cs="Consolas" w:eastAsia="Consolas" w:hAnsi="Consolas"/>
+                <w:b/>
+                <w:bCs/>
+                <w:color w:val="1D4ED8"/>
+                <w:sz w:val="21"/>
+                <w:szCs w:val="21"/>
+                <w:shd w:fill="F4F4F5"/>
+              </w:rPr>
+              <w:t xml:space="preserve">print</w:t>
+            </w:r>
+            <w:r>
+              <w:rPr>
+                <w:rFonts w:ascii="Consolas" w:cs="Consolas" w:eastAsia="Consolas" w:hAnsi="Consolas"/>
+                <w:b/>
+                <w:bCs/>
+                <w:color w:val="3F3F46"/>
+                <w:sz w:val="21"/>
+                <w:szCs w:val="21"/>
+                <w:shd w:fill="F4F4F5"/>
+              </w:rPr>
+              <w:t xml:space="preserve">(</w:t>
+            </w:r>
+            <w:r>
+              <w:rPr>
+                <w:rFonts w:ascii="Consolas" w:cs="Consolas" w:eastAsia="Consolas" w:hAnsi="Consolas"/>
+                <w:b/>
+                <w:bCs/>
+                <w:color w:val="18181B"/>
+                <w:sz w:val="21"/>
+                <w:szCs w:val="21"/>
+                <w:shd w:fill="F4F4F5"/>
+              </w:rPr>
+              <w:t xml:space="preserve">n</w:t>
+            </w:r>
+            <w:r>
+              <w:rPr>
+                <w:rFonts w:ascii="Consolas" w:cs="Consolas" w:eastAsia="Consolas" w:hAnsi="Consolas"/>
+                <w:b/>
+                <w:bCs/>
+                <w:color w:val="18181B"/>
+                <w:sz w:val="21"/>
+                <w:szCs w:val="21"/>
+                <w:shd w:fill="F4F4F5"/>
+              </w:rPr>
+              <w:t xml:space="preserve"> </w:t>
+            </w:r>
+            <w:r>
+              <w:rPr>
+                <w:rFonts w:ascii="Consolas" w:cs="Consolas" w:eastAsia="Consolas" w:hAnsi="Consolas"/>
+                <w:b/>
+                <w:bCs/>
+                <w:color w:val="3F3F46"/>
+                <w:sz w:val="21"/>
+                <w:szCs w:val="21"/>
+                <w:shd w:fill="F4F4F5"/>
+              </w:rPr>
+              <w:t xml:space="preserve">*</w:t>
+            </w:r>
+            <w:r>
+              <w:rPr>
+                <w:rFonts w:ascii="Consolas" w:cs="Consolas" w:eastAsia="Consolas" w:hAnsi="Consolas"/>
+                <w:b/>
+                <w:bCs/>
+                <w:color w:val="18181B"/>
+                <w:sz w:val="21"/>
+                <w:szCs w:val="21"/>
+                <w:shd w:fill="F4F4F5"/>
+              </w:rPr>
+              <w:t xml:space="preserve"> </w:t>
+            </w:r>
+            <w:r>
+              <w:rPr>
+                <w:rFonts w:ascii="Consolas" w:cs="Consolas" w:eastAsia="Consolas" w:hAnsi="Consolas"/>
+                <w:b/>
+                <w:bCs/>
+                <w:color w:val="9A3412"/>
+                <w:sz w:val="21"/>
+                <w:szCs w:val="21"/>
+                <w:shd w:fill="F4F4F5"/>
+              </w:rPr>
+              <w:t xml:space="preserve">2</w:t>
+            </w:r>
+            <w:r>
+              <w:rPr>
+                <w:rFonts w:ascii="Consolas" w:cs="Consolas" w:eastAsia="Consolas" w:hAnsi="Consolas"/>
+                <w:b/>
+                <w:bCs/>
+                <w:color w:val="3F3F46"/>
+                <w:sz w:val="21"/>
+                <w:szCs w:val="21"/>
+                <w:shd w:fill="F4F4F5"/>
+              </w:rPr>
+              <w:t xml:space="preserve">)</w:t>
+            </w:r>
+            <w:r>
+              <w:rPr>
+                <w:rFonts w:ascii="Arial" w:cs="Arial" w:eastAsia="Arial" w:hAnsi="Arial"/>
+                <w:b/>
+                <w:bCs/>
+                <w:sz w:val="21"/>
+                <w:szCs w:val="21"/>
+              </w:rPr>
+              <w:t xml:space="preserve">. The main program writes </w:t>
+            </w:r>
+            <w:r>
+              <w:rPr>
+                <w:rFonts w:ascii="Consolas" w:cs="Consolas" w:eastAsia="Consolas" w:hAnsi="Consolas"/>
+                <w:b/>
+                <w:bCs/>
+                <w:color w:val="18181B"/>
+                <w:sz w:val="21"/>
+                <w:szCs w:val="21"/>
+                <w:shd w:fill="F4F4F5"/>
+              </w:rPr>
+              <w:t xml:space="preserve">answer</w:t>
+            </w:r>
+            <w:r>
+              <w:rPr>
+                <w:rFonts w:ascii="Consolas" w:cs="Consolas" w:eastAsia="Consolas" w:hAnsi="Consolas"/>
+                <w:b/>
+                <w:bCs/>
+                <w:color w:val="18181B"/>
+                <w:sz w:val="21"/>
+                <w:szCs w:val="21"/>
+                <w:shd w:fill="F4F4F5"/>
+              </w:rPr>
+              <w:t xml:space="preserve"> </w:t>
+            </w:r>
+            <w:r>
+              <w:rPr>
+                <w:rFonts w:ascii="Consolas" w:cs="Consolas" w:eastAsia="Consolas" w:hAnsi="Consolas"/>
+                <w:b/>
+                <w:bCs/>
+                <w:color w:val="3F3F46"/>
+                <w:sz w:val="21"/>
+                <w:szCs w:val="21"/>
+                <w:shd w:fill="F4F4F5"/>
+              </w:rPr>
+              <w:t xml:space="preserve">=</w:t>
+            </w:r>
+            <w:r>
+              <w:rPr>
+                <w:rFonts w:ascii="Consolas" w:cs="Consolas" w:eastAsia="Consolas" w:hAnsi="Consolas"/>
+                <w:b/>
+                <w:bCs/>
+                <w:color w:val="18181B"/>
+                <w:sz w:val="21"/>
+                <w:szCs w:val="21"/>
+                <w:shd w:fill="F4F4F5"/>
+              </w:rPr>
+              <w:t xml:space="preserve"> </w:t>
+            </w:r>
+            <w:r>
+              <w:rPr>
+                <w:rFonts w:ascii="Consolas" w:cs="Consolas" w:eastAsia="Consolas" w:hAnsi="Consolas"/>
+                <w:b/>
+                <w:bCs/>
+                <w:color w:val="18181B"/>
+                <w:sz w:val="21"/>
+                <w:szCs w:val="21"/>
+                <w:shd w:fill="F4F4F5"/>
+              </w:rPr>
+              <w:t xml:space="preserve">double</w:t>
+            </w:r>
+            <w:r>
+              <w:rPr>
+                <w:rFonts w:ascii="Consolas" w:cs="Consolas" w:eastAsia="Consolas" w:hAnsi="Consolas"/>
+                <w:b/>
+                <w:bCs/>
+                <w:color w:val="3F3F46"/>
+                <w:sz w:val="21"/>
+                <w:szCs w:val="21"/>
+                <w:shd w:fill="F4F4F5"/>
+              </w:rPr>
+              <w:t xml:space="preserve">(</w:t>
+            </w:r>
+            <w:r>
+              <w:rPr>
+                <w:rFonts w:ascii="Consolas" w:cs="Consolas" w:eastAsia="Consolas" w:hAnsi="Consolas"/>
+                <w:b/>
+                <w:bCs/>
+                <w:color w:val="9A3412"/>
+                <w:sz w:val="21"/>
+                <w:szCs w:val="21"/>
+                <w:shd w:fill="F4F4F5"/>
+              </w:rPr>
+              <w:t xml:space="preserve">7</w:t>
+            </w:r>
+            <w:r>
+              <w:rPr>
+                <w:rFonts w:ascii="Consolas" w:cs="Consolas" w:eastAsia="Consolas" w:hAnsi="Consolas"/>
+                <w:b/>
+                <w:bCs/>
+                <w:color w:val="3F3F46"/>
+                <w:sz w:val="21"/>
+                <w:szCs w:val="21"/>
+                <w:shd w:fill="F4F4F5"/>
+              </w:rPr>
+              <w:t xml:space="preserve">)</w:t>
+            </w:r>
+            <w:r>
+              <w:rPr>
+                <w:rFonts w:ascii="Arial" w:cs="Arial" w:eastAsia="Arial" w:hAnsi="Arial"/>
+                <w:b/>
+                <w:bCs/>
+                <w:sz w:val="21"/>
+                <w:szCs w:val="21"/>
+              </w:rPr>
+              <w:t xml:space="preserve"> and then prints </w:t>
+            </w:r>
+            <w:r>
+              <w:rPr>
+                <w:rFonts w:ascii="Consolas" w:cs="Consolas" w:eastAsia="Consolas" w:hAnsi="Consolas"/>
+                <w:b/>
+                <w:bCs/>
+                <w:color w:val="18181B"/>
+                <w:sz w:val="21"/>
+                <w:szCs w:val="21"/>
+                <w:shd w:fill="F4F4F5"/>
+              </w:rPr>
+              <w:t xml:space="preserve">answer</w:t>
+            </w:r>
+            <w:r>
+              <w:rPr>
+                <w:rFonts w:ascii="Arial" w:cs="Arial" w:eastAsia="Arial" w:hAnsi="Arial"/>
+                <w:b/>
+                <w:bCs/>
+                <w:sz w:val="21"/>
+                <w:szCs w:val="21"/>
+              </w:rPr>
+              <w:t xml:space="preserve">, which shows </w:t>
+            </w:r>
+            <w:r>
+              <w:rPr>
+                <w:rFonts w:ascii="Consolas" w:cs="Consolas" w:eastAsia="Consolas" w:hAnsi="Consolas"/>
+                <w:b/>
+                <w:bCs/>
+                <w:color w:val="6B21A8"/>
+                <w:sz w:val="21"/>
+                <w:szCs w:val="21"/>
+                <w:shd w:fill="F4F4F5"/>
+              </w:rPr>
+              <w:t xml:space="preserve">None</w:t>
+            </w:r>
+            <w:r>
+              <w:rPr>
+                <w:rFonts w:ascii="Arial" w:cs="Arial" w:eastAsia="Arial" w:hAnsi="Arial"/>
+                <w:b/>
+                <w:bCs/>
+                <w:sz w:val="21"/>
+                <w:szCs w:val="21"/>
+              </w:rPr>
+              <w:t xml:space="preserve">. Explain why </w:t>
+            </w:r>
+            <w:r>
+              <w:rPr>
+                <w:rFonts w:ascii="Consolas" w:cs="Consolas" w:eastAsia="Consolas" w:hAnsi="Consolas"/>
+                <w:b/>
+                <w:bCs/>
+                <w:color w:val="6B21A8"/>
+                <w:sz w:val="21"/>
+                <w:szCs w:val="21"/>
+                <w:shd w:fill="F4F4F5"/>
+              </w:rPr>
+              <w:t xml:space="preserve">None</w:t>
+            </w:r>
+            <w:r>
+              <w:rPr>
+                <w:rFonts w:ascii="Arial" w:cs="Arial" w:eastAsia="Arial" w:hAnsi="Arial"/>
+                <w:b/>
+                <w:bCs/>
+                <w:sz w:val="21"/>
+                <w:szCs w:val="21"/>
+              </w:rPr>
+              <w:t xml:space="preserve"> is printed, and write the line inside double corrected.  </w:t>
             </w:r>
             <w:r>
               <w:rPr>
@@ -13201,7 +13529,17 @@
                 <w:sz w:val="21"/>
                 <w:szCs w:val="21"/>
               </w:rPr>
-              <w:t xml:space="preserve">b)  Write a function that takes two whole numbers and returns the larger of them, and a main program that reads two numbers and prints the value the function hands back.  </w:t>
+              <w:t xml:space="preserve">b)  </w:t>
+            </w:r>
+            <w:r>
+              <w:rPr>
+                <w:rFonts w:ascii="Arial" w:cs="Arial" w:eastAsia="Arial" w:hAnsi="Arial"/>
+                <w:b/>
+                <w:bCs/>
+                <w:sz w:val="21"/>
+                <w:szCs w:val="21"/>
+              </w:rPr>
+              <w:t xml:space="preserve">Write a function that takes two whole numbers and returns the larger of them, and a main program that reads two numbers and prints the value the function hands back.  </w:t>
             </w:r>
             <w:r>
               <w:rPr>
@@ -13649,7 +13987,17 @@
                 <w:sz w:val="21"/>
                 <w:szCs w:val="21"/>
               </w:rPr>
-              <w:t xml:space="preserve">c)  Write a procedure that takes a word and a whole number and prints them on one line with a single space between them, then call it for three different pairs of values.  </w:t>
+              <w:t xml:space="preserve">c)  </w:t>
+            </w:r>
+            <w:r>
+              <w:rPr>
+                <w:rFonts w:ascii="Arial" w:cs="Arial" w:eastAsia="Arial" w:hAnsi="Arial"/>
+                <w:b/>
+                <w:bCs/>
+                <w:sz w:val="21"/>
+                <w:szCs w:val="21"/>
+              </w:rPr>
+              <w:t xml:space="preserve">Write a procedure that takes a word and a whole number and prints them on one line with a single space between them, then call it for three different pairs of values.  </w:t>
             </w:r>
             <w:r>
               <w:rPr>
